--- a/DERMO_SCAN_INDUSTRIAL_TRAINING_PROJECT_REPORT.docx
+++ b/DERMO_SCAN_INDUSTRIAL_TRAINING_PROJECT_REPORT.docx
@@ -2617,6 +2617,57 @@
           </w:p>
         </w:tc>
       </w:tr>
+      <w:tr>
+        <w:tc>
+          <w:tcPr>
+            <w:tcW w:type="dxa" w:w="4680"/>
+            <w:shd w:fill="F8FAFC"/>
+            <w:tcMar>
+              <w:top w:w="60" w:type="dxa"/>
+              <w:bottom w:w="60" w:type="dxa"/>
+              <w:left w:w="140" w:type="dxa"/>
+              <w:right w:w="140" w:type="dxa"/>
+            </w:tcMar>
+          </w:tcPr>
+          <w:p>
+            <w:pPr>
+              <w:spacing w:after="40"/>
+            </w:pPr>
+            <w:r>
+              <w:rPr>
+                <w:color w:val="334155"/>
+                <w:sz w:val="19"/>
+              </w:rPr>
+              <w:t xml:space="preserve">   Appendix M: Live Project Links for Interview Demonstration</w:t>
+            </w:r>
+          </w:p>
+        </w:tc>
+        <w:tc>
+          <w:tcPr>
+            <w:tcW w:type="dxa" w:w="4680"/>
+            <w:shd w:fill="F8FAFC"/>
+            <w:tcMar>
+              <w:top w:w="60" w:type="dxa"/>
+              <w:bottom w:w="60" w:type="dxa"/>
+              <w:left w:w="140" w:type="dxa"/>
+              <w:right w:w="140" w:type="dxa"/>
+            </w:tcMar>
+          </w:tcPr>
+          <w:p>
+            <w:pPr>
+              <w:spacing w:after="40"/>
+              <w:jc w:val="right"/>
+            </w:pPr>
+            <w:r>
+              <w:rPr>
+                <w:color w:val="475569"/>
+                <w:sz w:val="19"/>
+              </w:rPr>
+              <w:t>35</w:t>
+            </w:r>
+          </w:p>
+        </w:tc>
+      </w:tr>
     </w:tbl>
     <w:p>
       <w:r>
@@ -3952,6 +4003,82 @@
               <w:rPr>
                 <w:b/>
               </w:rPr>
+              <w:t>DermoScan Live Application</w:t>
+            </w:r>
+          </w:p>
+        </w:tc>
+        <w:tc>
+          <w:tcPr>
+            <w:tcW w:type="dxa" w:w="4680"/>
+            <w:tcMar>
+              <w:top w:w="60" w:type="dxa"/>
+              <w:bottom w:w="60" w:type="dxa"/>
+              <w:left w:w="120" w:type="dxa"/>
+              <w:right w:w="120" w:type="dxa"/>
+            </w:tcMar>
+          </w:tcPr>
+          <w:p>
+            <w:r>
+              <w:t>Public production deployment on Vercel: https://dermo-scan-nesn.vercel.app/</w:t>
+            </w:r>
+          </w:p>
+        </w:tc>
+      </w:tr>
+      <w:tr>
+        <w:tc>
+          <w:tcPr>
+            <w:tcW w:type="dxa" w:w="4680"/>
+            <w:shd w:fill="F8FAFC"/>
+            <w:tcMar>
+              <w:top w:w="60" w:type="dxa"/>
+              <w:bottom w:w="60" w:type="dxa"/>
+              <w:left w:w="120" w:type="dxa"/>
+              <w:right w:w="120" w:type="dxa"/>
+            </w:tcMar>
+          </w:tcPr>
+          <w:p>
+            <w:r>
+              <w:rPr>
+                <w:b/>
+              </w:rPr>
+              <w:t>DermoScan GitHub Repository</w:t>
+            </w:r>
+          </w:p>
+        </w:tc>
+        <w:tc>
+          <w:tcPr>
+            <w:tcW w:type="dxa" w:w="4680"/>
+            <w:shd w:fill="F8FAFC"/>
+            <w:tcMar>
+              <w:top w:w="60" w:type="dxa"/>
+              <w:bottom w:w="60" w:type="dxa"/>
+              <w:left w:w="120" w:type="dxa"/>
+              <w:right w:w="120" w:type="dxa"/>
+            </w:tcMar>
+          </w:tcPr>
+          <w:p>
+            <w:r>
+              <w:t>Complete project source code and architecture: https://github.com/vijayesh26/Dermo-Scan-</w:t>
+            </w:r>
+          </w:p>
+        </w:tc>
+      </w:tr>
+      <w:tr>
+        <w:tc>
+          <w:tcPr>
+            <w:tcW w:type="dxa" w:w="4680"/>
+            <w:tcMar>
+              <w:top w:w="60" w:type="dxa"/>
+              <w:bottom w:w="60" w:type="dxa"/>
+              <w:left w:w="120" w:type="dxa"/>
+              <w:right w:w="120" w:type="dxa"/>
+            </w:tcMar>
+          </w:tcPr>
+          <w:p>
+            <w:r>
+              <w:rPr>
+                <w:b/>
+              </w:rPr>
               <w:t>React Documentation</w:t>
             </w:r>
           </w:p>
@@ -4249,7 +4376,7 @@
         <w:rPr>
           <w:i/>
         </w:rPr>
-        <w:t>Project Documentation Note: Public repository links and external deployment addresses have been omitted from this report per submission requirements and can be referenced directly during project evaluation.</w:t>
+        <w:t>Project Repository &amp; Live Deployment Note: The complete source code is maintained on GitHub at https://github.com/vijayesh26/Dermo-Scan- and the production application is deployed live on Vercel at https://dermo-scan-nesn.vercel.app/ for demonstration and academic evaluation.</w:t>
       </w:r>
     </w:p>
     <w:p>
@@ -4373,6 +4500,82 @@
           <w:p>
             <w:r>
               <w:t>DERMO SCAN — Localized Skin Lesion &amp; Rash Classification System</w:t>
+            </w:r>
+          </w:p>
+        </w:tc>
+      </w:tr>
+      <w:tr>
+        <w:tc>
+          <w:tcPr>
+            <w:tcW w:type="dxa" w:w="4680"/>
+            <w:shd w:fill="F8FAFC"/>
+            <w:tcMar>
+              <w:top w:w="60" w:type="dxa"/>
+              <w:bottom w:w="60" w:type="dxa"/>
+              <w:left w:w="120" w:type="dxa"/>
+              <w:right w:w="120" w:type="dxa"/>
+            </w:tcMar>
+          </w:tcPr>
+          <w:p>
+            <w:r>
+              <w:rPr>
+                <w:b/>
+              </w:rPr>
+              <w:t>GitHub Repository</w:t>
+            </w:r>
+          </w:p>
+        </w:tc>
+        <w:tc>
+          <w:tcPr>
+            <w:tcW w:type="dxa" w:w="4680"/>
+            <w:shd w:fill="F8FAFC"/>
+            <w:tcMar>
+              <w:top w:w="60" w:type="dxa"/>
+              <w:bottom w:w="60" w:type="dxa"/>
+              <w:left w:w="120" w:type="dxa"/>
+              <w:right w:w="120" w:type="dxa"/>
+            </w:tcMar>
+          </w:tcPr>
+          <w:p>
+            <w:r>
+              <w:t>https://github.com/vijayesh26/Dermo-Scan-</w:t>
+            </w:r>
+          </w:p>
+        </w:tc>
+      </w:tr>
+      <w:tr>
+        <w:tc>
+          <w:tcPr>
+            <w:tcW w:type="dxa" w:w="4680"/>
+            <w:tcMar>
+              <w:top w:w="60" w:type="dxa"/>
+              <w:bottom w:w="60" w:type="dxa"/>
+              <w:left w:w="120" w:type="dxa"/>
+              <w:right w:w="120" w:type="dxa"/>
+            </w:tcMar>
+          </w:tcPr>
+          <w:p>
+            <w:r>
+              <w:rPr>
+                <w:b/>
+              </w:rPr>
+              <w:t>Live Web Application</w:t>
+            </w:r>
+          </w:p>
+        </w:tc>
+        <w:tc>
+          <w:tcPr>
+            <w:tcW w:type="dxa" w:w="4680"/>
+            <w:tcMar>
+              <w:top w:w="60" w:type="dxa"/>
+              <w:bottom w:w="60" w:type="dxa"/>
+              <w:left w:w="120" w:type="dxa"/>
+              <w:right w:w="120" w:type="dxa"/>
+            </w:tcMar>
+          </w:tcPr>
+          <w:p>
+            <w:r>
+              <w:t>https://dermo-scan-nesn.vercel.app/</w:t>
             </w:r>
           </w:p>
         </w:tc>
@@ -5894,6 +6097,49 @@
         </w:drawing>
       </w:r>
     </w:p>
+    <w:p>
+      <w:r>
+        <w:br w:type="page"/>
+      </w:r>
+    </w:p>
+    <w:p>
+      <w:pPr>
+        <w:keepNext/>
+        <w:spacing w:before="320" w:after="120"/>
+      </w:pPr>
+      <w:r>
+        <w:rPr>
+          <w:rFonts w:ascii="Georgia" w:hAnsi="Georgia"/>
+          <w:b/>
+          <w:color w:val="0F6FBF"/>
+          <w:sz w:val="28"/>
+        </w:rPr>
+        <w:t>Appendix M: Live Project Links for Interview Demonstration</w:t>
+      </w:r>
+    </w:p>
+    <w:p>
+      <w:r>
+        <w:t>The following deployed routes and repository resources are provided for project evaluation and technical interview demonstration:</w:t>
+        <w:br/>
+        <w:br/>
+        <w:t>• Live Web Application (Vercel): https://dermo-scan-nesn.vercel.app/</w:t>
+        <w:br/>
+        <w:t>• GitHub Source Code Repository: https://github.com/vijayesh26/Dermo-Scan-</w:t>
+        <w:br/>
+        <w:br/>
+        <w:t>Recommended Interview Demonstration Workflow:</w:t>
+        <w:br/>
+        <w:t>1. Ingestion: Open the live web application and demonstrate image drag-and-drop into the Cutaneous Specimen Intake Console on the right.</w:t>
+        <w:br/>
+        <w:t>2. Clinical Context: Configure anatomical zone, symptom duration, and patient sensation chips (Itchy, Burning, Painful).</w:t>
+        <w:br/>
+        <w:t>3. AI Classification: Click 'Run Diagnostic Scan' to trigger the client-side canvas downsampling and multimodal/heuristic inference.</w:t>
+        <w:br/>
+        <w:t>4. Diagnostic Dossier: Review the structured clinical dossier on the left, highlighting the #0F6FBF confidence meter, ICD-10 code, 4-quadrant morphology, and differential hierarchy.</w:t>
+        <w:br/>
+        <w:t>5. Audit Session History: Navigate to 'Scan History' to inspect previous session cases and demonstrate one-click dossier re-inspection.</w:t>
+      </w:r>
+    </w:p>
     <w:sectPr>
       <w:headerReference w:type="default" r:id="rId9"/>
       <w:footerReference w:type="default" r:id="rId10"/>

--- a/DERMO_SCAN_INDUSTRIAL_TRAINING_PROJECT_REPORT.docx
+++ b/DERMO_SCAN_INDUSTRIAL_TRAINING_PROJECT_REPORT.docx
@@ -4911,6 +4911,60 @@
     </w:p>
     <w:p>
       <w:pPr>
+        <w:spacing w:before="160" w:after="80"/>
+        <w:jc w:val="center"/>
+      </w:pPr>
+      <w:r>
+        <w:drawing>
+          <wp:inline xmlns:a="http://schemas.openxmlformats.org/drawingml/2006/main" xmlns:pic="http://schemas.openxmlformats.org/drawingml/2006/picture">
+            <wp:extent cx="5486400" cy="3086100"/>
+            <wp:docPr id="2" name="Picture 2"/>
+            <wp:cNvGraphicFramePr>
+              <a:graphicFrameLocks noChangeAspect="1"/>
+            </wp:cNvGraphicFramePr>
+            <a:graphic>
+              <a:graphicData uri="http://schemas.openxmlformats.org/drawingml/2006/picture">
+                <pic:pic>
+                  <pic:nvPicPr>
+                    <pic:cNvPr id="0" name="media_1793280759910_fa29019d.png"/>
+                    <pic:cNvPicPr/>
+                  </pic:nvPicPr>
+                  <pic:blipFill>
+                    <a:blip r:embed="rId12"/>
+                    <a:stretch>
+                      <a:fillRect/>
+                    </a:stretch>
+                  </pic:blipFill>
+                  <pic:spPr>
+                    <a:xfrm>
+                      <a:off x="0" y="0"/>
+                      <a:ext cx="5486400" cy="3086100"/>
+                    </a:xfrm>
+                    <a:prstGeom prst="rect"/>
+                  </pic:spPr>
+                </pic:pic>
+              </a:graphicData>
+            </a:graphic>
+          </wp:inline>
+        </w:drawing>
+      </w:r>
+    </w:p>
+    <w:p>
+      <w:pPr>
+        <w:spacing w:after="280"/>
+        <w:jc w:val="center"/>
+      </w:pPr>
+      <w:r>
+        <w:rPr>
+          <w:i/>
+          <w:color w:val="475569"/>
+          <w:sz w:val="19"/>
+        </w:rPr>
+        <w:t>Figure B.1: Live DermoScan Cutaneous Specimen Intake Console deployed at https://dermo-scan-nesn.vercel.app/ awaiting clinical specimen ingestion and contextual parameter selection.</w:t>
+      </w:r>
+    </w:p>
+    <w:p>
+      <w:pPr>
         <w:keepNext/>
         <w:spacing w:before="220" w:after="60"/>
       </w:pPr>
@@ -4969,6 +5023,60 @@
         <w:t>• Differential Diagnoses: Ranked alternatives with High, Moderate, and Low likelihood badges.</w:t>
         <w:br/>
         <w:t>• Clinical Guidance: Evidence-based self-care recommendations and explicit contraindications.</w:t>
+      </w:r>
+    </w:p>
+    <w:p>
+      <w:pPr>
+        <w:spacing w:before="160" w:after="80"/>
+        <w:jc w:val="center"/>
+      </w:pPr>
+      <w:r>
+        <w:drawing>
+          <wp:inline xmlns:a="http://schemas.openxmlformats.org/drawingml/2006/main" xmlns:pic="http://schemas.openxmlformats.org/drawingml/2006/picture">
+            <wp:extent cx="5486400" cy="3086100"/>
+            <wp:docPr id="3" name="Picture 3"/>
+            <wp:cNvGraphicFramePr>
+              <a:graphicFrameLocks noChangeAspect="1"/>
+            </wp:cNvGraphicFramePr>
+            <a:graphic>
+              <a:graphicData uri="http://schemas.openxmlformats.org/drawingml/2006/picture">
+                <pic:pic>
+                  <pic:nvPicPr>
+                    <pic:cNvPr id="0" name="media_1793280759965_157a41a0.png"/>
+                    <pic:cNvPicPr/>
+                  </pic:nvPicPr>
+                  <pic:blipFill>
+                    <a:blip r:embed="rId13"/>
+                    <a:stretch>
+                      <a:fillRect/>
+                    </a:stretch>
+                  </pic:blipFill>
+                  <pic:spPr>
+                    <a:xfrm>
+                      <a:off x="0" y="0"/>
+                      <a:ext cx="5486400" cy="3086100"/>
+                    </a:xfrm>
+                    <a:prstGeom prst="rect"/>
+                  </pic:spPr>
+                </pic:pic>
+              </a:graphicData>
+            </a:graphic>
+          </wp:inline>
+        </w:drawing>
+      </w:r>
+    </w:p>
+    <w:p>
+      <w:pPr>
+        <w:spacing w:after="280"/>
+        <w:jc w:val="center"/>
+      </w:pPr>
+      <w:r>
+        <w:rPr>
+          <w:i/>
+          <w:color w:val="475569"/>
+          <w:sz w:val="19"/>
+        </w:rPr>
+        <w:t>Figure D.1: Live Diagnostic Dossier &amp; Morphology Matrix deployed at https://dermo-scan-nesn.vercel.app/ displaying primary classification of Psoriasis Vulgaris (ICD-10 L40.0), 89% AI Pattern Confidence, 4-Quadrant Morphology metrics, and clinical protocol guidance.</w:t>
       </w:r>
     </w:p>
     <w:p>
@@ -5963,7 +6071,7 @@
         <w:drawing>
           <wp:inline xmlns:a="http://schemas.openxmlformats.org/drawingml/2006/main" xmlns:pic="http://schemas.openxmlformats.org/drawingml/2006/picture">
             <wp:extent cx="5120640" cy="7242363"/>
-            <wp:docPr id="2" name="Picture 2"/>
+            <wp:docPr id="4" name="Picture 4"/>
             <wp:cNvGraphicFramePr>
               <a:graphicFrameLocks noChangeAspect="1"/>
             </wp:cNvGraphicFramePr>
@@ -5975,7 +6083,7 @@
                     <pic:cNvPicPr/>
                   </pic:nvPicPr>
                   <pic:blipFill>
-                    <a:blip r:embed="rId12"/>
+                    <a:blip r:embed="rId14"/>
                     <a:stretch>
                       <a:fillRect/>
                     </a:stretch>
@@ -6066,7 +6174,7 @@
         <w:drawing>
           <wp:inline xmlns:a="http://schemas.openxmlformats.org/drawingml/2006/main" xmlns:pic="http://schemas.openxmlformats.org/drawingml/2006/picture">
             <wp:extent cx="5303520" cy="3977640"/>
-            <wp:docPr id="3" name="Picture 3"/>
+            <wp:docPr id="5" name="Picture 5"/>
             <wp:cNvGraphicFramePr>
               <a:graphicFrameLocks noChangeAspect="1"/>
             </wp:cNvGraphicFramePr>
@@ -6078,7 +6186,7 @@
                     <pic:cNvPicPr/>
                   </pic:nvPicPr>
                   <pic:blipFill>
-                    <a:blip r:embed="rId13"/>
+                    <a:blip r:embed="rId15"/>
                     <a:stretch>
                       <a:fillRect/>
                     </a:stretch>

--- a/DERMO_SCAN_INDUSTRIAL_TRAINING_PROJECT_REPORT.docx
+++ b/DERMO_SCAN_INDUSTRIAL_TRAINING_PROJECT_REPORT.docx
@@ -10,7 +10,7 @@
       <w:r>
         <w:drawing>
           <wp:inline xmlns:a="http://schemas.openxmlformats.org/drawingml/2006/main" xmlns:pic="http://schemas.openxmlformats.org/drawingml/2006/picture">
-            <wp:extent cx="3474720" cy="1845637"/>
+            <wp:extent cx="3291840" cy="1748499"/>
             <wp:docPr id="1" name="Picture 1"/>
             <wp:cNvGraphicFramePr>
               <a:graphicFrameLocks noChangeAspect="1"/>
@@ -31,7 +31,7 @@
                   <pic:spPr>
                     <a:xfrm>
                       <a:off x="0" y="0"/>
-                      <a:ext cx="3474720" cy="1845637"/>
+                      <a:ext cx="3291840" cy="1748499"/>
                     </a:xfrm>
                     <a:prstGeom prst="rect"/>
                   </pic:spPr>
@@ -44,7 +44,7 @@
     </w:p>
     <w:p>
       <w:pPr>
-        <w:spacing w:before="160" w:after="80"/>
+        <w:spacing w:before="120" w:after="80"/>
         <w:jc w:val="center"/>
       </w:pPr>
       <w:r>
@@ -64,7 +64,7 @@
           <w:rFonts w:ascii="Georgia" w:hAnsi="Georgia"/>
           <w:b/>
           <w:color w:val="0F172A"/>
-          <w:sz w:val="44"/>
+          <w:sz w:val="48"/>
         </w:rPr>
         <w:t>DERMO SCAN</w:t>
         <w:br/>
@@ -92,7 +92,7 @@
     </w:p>
     <w:p>
       <w:pPr>
-        <w:spacing w:before="280" w:after="400"/>
+        <w:spacing w:before="200" w:after="360"/>
         <w:jc w:val="center"/>
       </w:pPr>
       <w:r>
@@ -136,6 +136,7 @@
           <w:p>
             <w:pPr>
               <w:spacing w:line="276" w:lineRule="auto"/>
+              <w:jc w:val="left"/>
             </w:pPr>
             <w:r>
               <w:rPr>
@@ -180,6 +181,7 @@
           <w:p>
             <w:pPr>
               <w:spacing w:line="276" w:lineRule="auto"/>
+              <w:jc w:val="left"/>
             </w:pPr>
             <w:r>
               <w:rPr>
@@ -220,55 +222,112 @@
       <w:pPr>
         <w:keepNext/>
         <w:spacing w:before="320" w:after="120"/>
+        <w:jc w:val="left"/>
       </w:pPr>
       <w:r>
         <w:rPr>
           <w:rFonts w:ascii="Georgia" w:hAnsi="Georgia"/>
           <w:b/>
           <w:color w:val="0F6FBF"/>
-          <w:sz w:val="28"/>
+          <w:sz w:val="30"/>
         </w:rPr>
         <w:t>Acknowledgment</w:t>
       </w:r>
     </w:p>
     <w:p>
+      <w:pPr>
+        <w:spacing w:line="276" w:lineRule="auto" w:after="120"/>
+        <w:jc w:val="both"/>
+      </w:pPr>
       <w:r>
+        <w:rPr>
+          <w:rFonts w:ascii="Calibri" w:hAnsi="Calibri"/>
+          <w:color w:val="334155"/>
+          <w:sz w:val="22"/>
+        </w:rPr>
         <w:t>I would like to express my sincere gratitude to everyone who supported and guided me during my industrial training and the development of the DermoScan project.</w:t>
       </w:r>
     </w:p>
     <w:p>
+      <w:pPr>
+        <w:spacing w:line="276" w:lineRule="auto" w:after="120"/>
+        <w:jc w:val="both"/>
+      </w:pPr>
       <w:r>
+        <w:rPr>
+          <w:rFonts w:ascii="Calibri" w:hAnsi="Calibri"/>
+          <w:color w:val="334155"/>
+          <w:sz w:val="22"/>
+        </w:rPr>
         <w:t>I am thankful to Datavalley India Pvt. Ltd. (Data Valley) for providing an opportunity to gain practical exposure to software development, modern web technologies, AI automation, computer vision, medical informatics, and production-oriented project engineering. The training environment helped me connect academic concepts with hands-on implementation.</w:t>
       </w:r>
     </w:p>
     <w:p>
+      <w:pPr>
+        <w:spacing w:line="276" w:lineRule="auto" w:after="120"/>
+        <w:jc w:val="both"/>
+      </w:pPr>
       <w:r>
+        <w:rPr>
+          <w:rFonts w:ascii="Calibri" w:hAnsi="Calibri"/>
+          <w:color w:val="334155"/>
+          <w:sz w:val="22"/>
+        </w:rPr>
         <w:t>I am especially grateful to my industry mentor and project coordinator, Shaik. Arshad, Project Coordinator at Data Valley, for his continuous guidance, technical direction, code reviews, and encouragement throughout the training period. His support helped me understand the importance of structured development, defensive validation, clinical data harmonization, debugging, and professional engineering documentation.</w:t>
       </w:r>
     </w:p>
     <w:p>
+      <w:pPr>
+        <w:spacing w:line="276" w:lineRule="auto" w:after="120"/>
+        <w:jc w:val="both"/>
+      </w:pPr>
       <w:r>
+        <w:rPr>
+          <w:rFonts w:ascii="Calibri" w:hAnsi="Calibri"/>
+          <w:color w:val="334155"/>
+          <w:sz w:val="22"/>
+        </w:rPr>
         <w:t>I also express my gratitude to the Department of Computer Science and Engineering (AI &amp; DS), CT University, Ludhiana, Punjab, for providing the academic framework and continuous support required to complete the industrial training as an integral part of the B.Tech curriculum. I wish to thank my internal guide, Er. Rohit Kumar, for his valuable advice and periodic reviews.</w:t>
       </w:r>
     </w:p>
     <w:p>
+      <w:pPr>
+        <w:spacing w:line="276" w:lineRule="auto" w:after="120"/>
+        <w:jc w:val="both"/>
+      </w:pPr>
       <w:r>
+        <w:rPr>
+          <w:rFonts w:ascii="Calibri" w:hAnsi="Calibri"/>
+          <w:color w:val="334155"/>
+          <w:sz w:val="22"/>
+        </w:rPr>
         <w:t>The DermoScan project gave me practical exposure to React 18, TypeScript 5.7, Vite bundler tooling, Tailwind CSS, HTML5 Canvas optical preprocessing, multimodal vision AI orchestration, deterministic ICD-10-CM clinical crosswalks, and client-side session management.</w:t>
       </w:r>
     </w:p>
     <w:p>
+      <w:pPr>
+        <w:spacing w:line="276" w:lineRule="auto" w:after="120"/>
+        <w:jc w:val="both"/>
+      </w:pPr>
       <w:r>
+        <w:rPr>
+          <w:rFonts w:ascii="Calibri" w:hAnsi="Calibri"/>
+          <w:color w:val="334155"/>
+          <w:sz w:val="22"/>
+        </w:rPr>
         <w:t>Finally, I thank my family, friends, faculty members, and everyone who encouraged me throughout the training and report preparation.</w:t>
       </w:r>
     </w:p>
     <w:p>
       <w:pPr>
-        <w:spacing w:before="280"/>
+        <w:spacing w:before="320"/>
+        <w:jc w:val="right"/>
       </w:pPr>
       <w:r>
         <w:rPr>
           <w:b/>
           <w:color w:val="0F172A"/>
+          <w:sz w:val="20"/>
         </w:rPr>
         <w:t>Bhumireddy.Vijayesh Vardhan Reddy</w:t>
         <w:br/>
@@ -288,13 +347,14 @@
       <w:pPr>
         <w:keepNext/>
         <w:spacing w:before="320" w:after="120"/>
+        <w:jc w:val="left"/>
       </w:pPr>
       <w:r>
         <w:rPr>
           <w:rFonts w:ascii="Georgia" w:hAnsi="Georgia"/>
           <w:b/>
           <w:color w:val="0F6FBF"/>
-          <w:sz w:val="28"/>
+          <w:sz w:val="30"/>
         </w:rPr>
         <w:t>Table of Contents</w:t>
       </w:r>
@@ -323,13 +383,16 @@
             </w:tcMar>
           </w:tcPr>
           <w:p>
+            <w:pPr>
+              <w:jc w:val="left"/>
+            </w:pPr>
             <w:r>
               <w:rPr>
                 <w:b/>
                 <w:color w:val="0F172A"/>
                 <w:sz w:val="20"/>
               </w:rPr>
-              <w:t>INDEX</w:t>
+              <w:t>SECTION / TOPIC</w:t>
             </w:r>
           </w:p>
         </w:tc>
@@ -354,7 +417,7 @@
                 <w:color w:val="0F172A"/>
                 <w:sz w:val="20"/>
               </w:rPr>
-              <w:t>Pg. No.</w:t>
+              <w:t>PAGE NO.</w:t>
             </w:r>
           </w:p>
         </w:tc>
@@ -372,13 +435,14 @@
           </w:tcPr>
           <w:p>
             <w:pPr>
-              <w:spacing w:after="40"/>
+              <w:jc w:val="left"/>
             </w:pPr>
             <w:r>
               <w:rPr>
+                <w:rFonts w:ascii="Calibri" w:hAnsi="Calibri"/>
                 <w:b/>
                 <w:color w:val="0F172A"/>
-                <w:sz w:val="19"/>
+                <w:sz w:val="20"/>
               </w:rPr>
               <w:t>1. Introduction</w:t>
             </w:r>
@@ -396,13 +460,13 @@
           </w:tcPr>
           <w:p>
             <w:pPr>
-              <w:spacing w:after="40"/>
               <w:jc w:val="right"/>
             </w:pPr>
             <w:r>
               <w:rPr>
+                <w:rFonts w:ascii="Calibri" w:hAnsi="Calibri"/>
                 <w:color w:val="475569"/>
-                <w:sz w:val="19"/>
+                <w:sz w:val="20"/>
               </w:rPr>
               <w:t>4 – 6</w:t>
             </w:r>
@@ -423,12 +487,13 @@
           </w:tcPr>
           <w:p>
             <w:pPr>
-              <w:spacing w:after="40"/>
+              <w:jc w:val="left"/>
             </w:pPr>
             <w:r>
               <w:rPr>
+                <w:rFonts w:ascii="Calibri" w:hAnsi="Calibri"/>
                 <w:color w:val="334155"/>
-                <w:sz w:val="19"/>
+                <w:sz w:val="20"/>
               </w:rPr>
               <w:t xml:space="preserve">   1.1 Functional Scope of DermoScan</w:t>
             </w:r>
@@ -447,13 +512,13 @@
           </w:tcPr>
           <w:p>
             <w:pPr>
-              <w:spacing w:after="40"/>
               <w:jc w:val="right"/>
             </w:pPr>
             <w:r>
               <w:rPr>
+                <w:rFonts w:ascii="Calibri" w:hAnsi="Calibri"/>
                 <w:color w:val="475569"/>
-                <w:sz w:val="19"/>
+                <w:sz w:val="20"/>
               </w:rPr>
               <w:t>4</w:t>
             </w:r>
@@ -473,12 +538,13 @@
           </w:tcPr>
           <w:p>
             <w:pPr>
-              <w:spacing w:after="40"/>
+              <w:jc w:val="left"/>
             </w:pPr>
             <w:r>
               <w:rPr>
+                <w:rFonts w:ascii="Calibri" w:hAnsi="Calibri"/>
                 <w:color w:val="334155"/>
-                <w:sz w:val="19"/>
+                <w:sz w:val="20"/>
               </w:rPr>
               <w:t xml:space="preserve">   1.2 Clinical Triage &amp; Diagnostic Intelligence Context</w:t>
             </w:r>
@@ -496,13 +562,13 @@
           </w:tcPr>
           <w:p>
             <w:pPr>
-              <w:spacing w:after="40"/>
               <w:jc w:val="right"/>
             </w:pPr>
             <w:r>
               <w:rPr>
+                <w:rFonts w:ascii="Calibri" w:hAnsi="Calibri"/>
                 <w:color w:val="475569"/>
-                <w:sz w:val="19"/>
+                <w:sz w:val="20"/>
               </w:rPr>
               <w:t>5</w:t>
             </w:r>
@@ -523,12 +589,13 @@
           </w:tcPr>
           <w:p>
             <w:pPr>
-              <w:spacing w:after="40"/>
+              <w:jc w:val="left"/>
             </w:pPr>
             <w:r>
               <w:rPr>
+                <w:rFonts w:ascii="Calibri" w:hAnsi="Calibri"/>
                 <w:color w:val="334155"/>
-                <w:sz w:val="19"/>
+                <w:sz w:val="20"/>
               </w:rPr>
               <w:t xml:space="preserve">   1.3 Project Value and Expected Impact</w:t>
             </w:r>
@@ -547,13 +614,13 @@
           </w:tcPr>
           <w:p>
             <w:pPr>
-              <w:spacing w:after="40"/>
               <w:jc w:val="right"/>
             </w:pPr>
             <w:r>
               <w:rPr>
+                <w:rFonts w:ascii="Calibri" w:hAnsi="Calibri"/>
                 <w:color w:val="475569"/>
-                <w:sz w:val="19"/>
+                <w:sz w:val="20"/>
               </w:rPr>
               <w:t>5</w:t>
             </w:r>
@@ -573,12 +640,13 @@
           </w:tcPr>
           <w:p>
             <w:pPr>
-              <w:spacing w:after="40"/>
+              <w:jc w:val="left"/>
             </w:pPr>
             <w:r>
               <w:rPr>
+                <w:rFonts w:ascii="Calibri" w:hAnsi="Calibri"/>
                 <w:color w:val="334155"/>
-                <w:sz w:val="19"/>
+                <w:sz w:val="20"/>
               </w:rPr>
               <w:t xml:space="preserve">   1.4 Key Project Features</w:t>
             </w:r>
@@ -596,13 +664,13 @@
           </w:tcPr>
           <w:p>
             <w:pPr>
-              <w:spacing w:after="40"/>
               <w:jc w:val="right"/>
             </w:pPr>
             <w:r>
               <w:rPr>
+                <w:rFonts w:ascii="Calibri" w:hAnsi="Calibri"/>
                 <w:color w:val="475569"/>
-                <w:sz w:val="19"/>
+                <w:sz w:val="20"/>
               </w:rPr>
               <w:t>6</w:t>
             </w:r>
@@ -623,13 +691,14 @@
           </w:tcPr>
           <w:p>
             <w:pPr>
-              <w:spacing w:after="40"/>
+              <w:jc w:val="left"/>
             </w:pPr>
             <w:r>
               <w:rPr>
+                <w:rFonts w:ascii="Calibri" w:hAnsi="Calibri"/>
                 <w:b/>
                 <w:color w:val="0F172A"/>
-                <w:sz w:val="19"/>
+                <w:sz w:val="20"/>
               </w:rPr>
               <w:t>2. Objectives</w:t>
             </w:r>
@@ -648,13 +717,13 @@
           </w:tcPr>
           <w:p>
             <w:pPr>
-              <w:spacing w:after="40"/>
               <w:jc w:val="right"/>
             </w:pPr>
             <w:r>
               <w:rPr>
+                <w:rFonts w:ascii="Calibri" w:hAnsi="Calibri"/>
                 <w:color w:val="475569"/>
-                <w:sz w:val="19"/>
+                <w:sz w:val="20"/>
               </w:rPr>
               <w:t>7</w:t>
             </w:r>
@@ -674,12 +743,13 @@
           </w:tcPr>
           <w:p>
             <w:pPr>
-              <w:spacing w:after="40"/>
+              <w:jc w:val="left"/>
             </w:pPr>
             <w:r>
               <w:rPr>
+                <w:rFonts w:ascii="Calibri" w:hAnsi="Calibri"/>
                 <w:color w:val="334155"/>
-                <w:sz w:val="19"/>
+                <w:sz w:val="20"/>
               </w:rPr>
               <w:t xml:space="preserve">   Core Objectives &amp; Functional Goals</w:t>
             </w:r>
@@ -697,13 +767,13 @@
           </w:tcPr>
           <w:p>
             <w:pPr>
-              <w:spacing w:after="40"/>
               <w:jc w:val="right"/>
             </w:pPr>
             <w:r>
               <w:rPr>
+                <w:rFonts w:ascii="Calibri" w:hAnsi="Calibri"/>
                 <w:color w:val="475569"/>
-                <w:sz w:val="19"/>
+                <w:sz w:val="20"/>
               </w:rPr>
               <w:t>7</w:t>
             </w:r>
@@ -724,13 +794,14 @@
           </w:tcPr>
           <w:p>
             <w:pPr>
-              <w:spacing w:after="40"/>
+              <w:jc w:val="left"/>
             </w:pPr>
             <w:r>
               <w:rPr>
+                <w:rFonts w:ascii="Calibri" w:hAnsi="Calibri"/>
                 <w:b/>
                 <w:color w:val="0F172A"/>
-                <w:sz w:val="19"/>
+                <w:sz w:val="20"/>
               </w:rPr>
               <w:t>3. Organization Overview</w:t>
             </w:r>
@@ -749,13 +820,13 @@
           </w:tcPr>
           <w:p>
             <w:pPr>
-              <w:spacing w:after="40"/>
               <w:jc w:val="right"/>
             </w:pPr>
             <w:r>
               <w:rPr>
+                <w:rFonts w:ascii="Calibri" w:hAnsi="Calibri"/>
                 <w:color w:val="475569"/>
-                <w:sz w:val="19"/>
+                <w:sz w:val="20"/>
               </w:rPr>
               <w:t>8</w:t>
             </w:r>
@@ -775,12 +846,13 @@
           </w:tcPr>
           <w:p>
             <w:pPr>
-              <w:spacing w:after="40"/>
+              <w:jc w:val="left"/>
             </w:pPr>
             <w:r>
               <w:rPr>
+                <w:rFonts w:ascii="Calibri" w:hAnsi="Calibri"/>
                 <w:color w:val="334155"/>
-                <w:sz w:val="19"/>
+                <w:sz w:val="20"/>
               </w:rPr>
               <w:t xml:space="preserve">   Datavalley India Pvt. Ltd. &amp; Training Context</w:t>
             </w:r>
@@ -798,13 +870,13 @@
           </w:tcPr>
           <w:p>
             <w:pPr>
-              <w:spacing w:after="40"/>
               <w:jc w:val="right"/>
             </w:pPr>
             <w:r>
               <w:rPr>
+                <w:rFonts w:ascii="Calibri" w:hAnsi="Calibri"/>
                 <w:color w:val="475569"/>
-                <w:sz w:val="19"/>
+                <w:sz w:val="20"/>
               </w:rPr>
               <w:t>8</w:t>
             </w:r>
@@ -825,13 +897,14 @@
           </w:tcPr>
           <w:p>
             <w:pPr>
-              <w:spacing w:after="40"/>
+              <w:jc w:val="left"/>
             </w:pPr>
             <w:r>
               <w:rPr>
+                <w:rFonts w:ascii="Calibri" w:hAnsi="Calibri"/>
                 <w:b/>
                 <w:color w:val="0F172A"/>
-                <w:sz w:val="19"/>
+                <w:sz w:val="20"/>
               </w:rPr>
               <w:t>4. Training Details</w:t>
             </w:r>
@@ -850,13 +923,13 @@
           </w:tcPr>
           <w:p>
             <w:pPr>
-              <w:spacing w:after="40"/>
               <w:jc w:val="right"/>
             </w:pPr>
             <w:r>
               <w:rPr>
+                <w:rFonts w:ascii="Calibri" w:hAnsi="Calibri"/>
                 <w:color w:val="475569"/>
-                <w:sz w:val="19"/>
+                <w:sz w:val="20"/>
               </w:rPr>
               <w:t>9 – 13</w:t>
             </w:r>
@@ -876,12 +949,13 @@
           </w:tcPr>
           <w:p>
             <w:pPr>
-              <w:spacing w:after="40"/>
+              <w:jc w:val="left"/>
             </w:pPr>
             <w:r>
               <w:rPr>
+                <w:rFonts w:ascii="Calibri" w:hAnsi="Calibri"/>
                 <w:color w:val="334155"/>
-                <w:sz w:val="19"/>
+                <w:sz w:val="20"/>
               </w:rPr>
               <w:t xml:space="preserve">   4.1 Work Environment</w:t>
             </w:r>
@@ -899,13 +973,13 @@
           </w:tcPr>
           <w:p>
             <w:pPr>
-              <w:spacing w:after="40"/>
               <w:jc w:val="right"/>
             </w:pPr>
             <w:r>
               <w:rPr>
+                <w:rFonts w:ascii="Calibri" w:hAnsi="Calibri"/>
                 <w:color w:val="475569"/>
-                <w:sz w:val="19"/>
+                <w:sz w:val="20"/>
               </w:rPr>
               <w:t>9</w:t>
             </w:r>
@@ -926,12 +1000,13 @@
           </w:tcPr>
           <w:p>
             <w:pPr>
-              <w:spacing w:after="40"/>
+              <w:jc w:val="left"/>
             </w:pPr>
             <w:r>
               <w:rPr>
+                <w:rFonts w:ascii="Calibri" w:hAnsi="Calibri"/>
                 <w:color w:val="334155"/>
-                <w:sz w:val="19"/>
+                <w:sz w:val="20"/>
               </w:rPr>
               <w:t xml:space="preserve">   4.2 Tasks and Responsibilities</w:t>
             </w:r>
@@ -950,13 +1025,13 @@
           </w:tcPr>
           <w:p>
             <w:pPr>
-              <w:spacing w:after="40"/>
               <w:jc w:val="right"/>
             </w:pPr>
             <w:r>
               <w:rPr>
+                <w:rFonts w:ascii="Calibri" w:hAnsi="Calibri"/>
                 <w:color w:val="475569"/>
-                <w:sz w:val="19"/>
+                <w:sz w:val="20"/>
               </w:rPr>
               <w:t>10 – 11</w:t>
             </w:r>
@@ -976,12 +1051,13 @@
           </w:tcPr>
           <w:p>
             <w:pPr>
-              <w:spacing w:after="40"/>
+              <w:jc w:val="left"/>
             </w:pPr>
             <w:r>
               <w:rPr>
+                <w:rFonts w:ascii="Calibri" w:hAnsi="Calibri"/>
                 <w:color w:val="334155"/>
-                <w:sz w:val="19"/>
+                <w:sz w:val="20"/>
               </w:rPr>
               <w:t xml:space="preserve">   4.3 Tools and Technologies Used</w:t>
             </w:r>
@@ -999,13 +1075,13 @@
           </w:tcPr>
           <w:p>
             <w:pPr>
-              <w:spacing w:after="40"/>
               <w:jc w:val="right"/>
             </w:pPr>
             <w:r>
               <w:rPr>
+                <w:rFonts w:ascii="Calibri" w:hAnsi="Calibri"/>
                 <w:color w:val="475569"/>
-                <w:sz w:val="19"/>
+                <w:sz w:val="20"/>
               </w:rPr>
               <w:t>12</w:t>
             </w:r>
@@ -1026,12 +1102,13 @@
           </w:tcPr>
           <w:p>
             <w:pPr>
-              <w:spacing w:after="40"/>
+              <w:jc w:val="left"/>
             </w:pPr>
             <w:r>
               <w:rPr>
+                <w:rFonts w:ascii="Calibri" w:hAnsi="Calibri"/>
                 <w:color w:val="334155"/>
-                <w:sz w:val="19"/>
+                <w:sz w:val="20"/>
               </w:rPr>
               <w:t xml:space="preserve">   4.4 Project Execution Phases</w:t>
             </w:r>
@@ -1050,13 +1127,13 @@
           </w:tcPr>
           <w:p>
             <w:pPr>
-              <w:spacing w:after="40"/>
               <w:jc w:val="right"/>
             </w:pPr>
             <w:r>
               <w:rPr>
+                <w:rFonts w:ascii="Calibri" w:hAnsi="Calibri"/>
                 <w:color w:val="475569"/>
-                <w:sz w:val="19"/>
+                <w:sz w:val="20"/>
               </w:rPr>
               <w:t>13</w:t>
             </w:r>
@@ -1076,13 +1153,14 @@
           </w:tcPr>
           <w:p>
             <w:pPr>
-              <w:spacing w:after="40"/>
+              <w:jc w:val="left"/>
             </w:pPr>
             <w:r>
               <w:rPr>
+                <w:rFonts w:ascii="Calibri" w:hAnsi="Calibri"/>
                 <w:b/>
                 <w:color w:val="0F172A"/>
-                <w:sz w:val="19"/>
+                <w:sz w:val="20"/>
               </w:rPr>
               <w:t>5. Challenges Faced</w:t>
             </w:r>
@@ -1100,13 +1178,13 @@
           </w:tcPr>
           <w:p>
             <w:pPr>
-              <w:spacing w:after="40"/>
               <w:jc w:val="right"/>
             </w:pPr>
             <w:r>
               <w:rPr>
+                <w:rFonts w:ascii="Calibri" w:hAnsi="Calibri"/>
                 <w:color w:val="475569"/>
-                <w:sz w:val="19"/>
+                <w:sz w:val="20"/>
               </w:rPr>
               <w:t>14 – 16</w:t>
             </w:r>
@@ -1127,12 +1205,13 @@
           </w:tcPr>
           <w:p>
             <w:pPr>
-              <w:spacing w:after="40"/>
+              <w:jc w:val="left"/>
             </w:pPr>
             <w:r>
               <w:rPr>
+                <w:rFonts w:ascii="Calibri" w:hAnsi="Calibri"/>
                 <w:color w:val="334155"/>
-                <w:sz w:val="19"/>
+                <w:sz w:val="20"/>
               </w:rPr>
               <w:t xml:space="preserve">   5.1 Managing Multiple Optical &amp; AI Layers</w:t>
             </w:r>
@@ -1151,13 +1230,13 @@
           </w:tcPr>
           <w:p>
             <w:pPr>
-              <w:spacing w:after="40"/>
               <w:jc w:val="right"/>
             </w:pPr>
             <w:r>
               <w:rPr>
+                <w:rFonts w:ascii="Calibri" w:hAnsi="Calibri"/>
                 <w:color w:val="475569"/>
-                <w:sz w:val="19"/>
+                <w:sz w:val="20"/>
               </w:rPr>
               <w:t>14</w:t>
             </w:r>
@@ -1177,12 +1256,13 @@
           </w:tcPr>
           <w:p>
             <w:pPr>
-              <w:spacing w:after="40"/>
+              <w:jc w:val="left"/>
             </w:pPr>
             <w:r>
               <w:rPr>
+                <w:rFonts w:ascii="Calibri" w:hAnsi="Calibri"/>
                 <w:color w:val="334155"/>
-                <w:sz w:val="19"/>
+                <w:sz w:val="20"/>
               </w:rPr>
               <w:t xml:space="preserve">   5.2 Preserving Lesion Resolution without Network Latency</w:t>
             </w:r>
@@ -1200,13 +1280,13 @@
           </w:tcPr>
           <w:p>
             <w:pPr>
-              <w:spacing w:after="40"/>
               <w:jc w:val="right"/>
             </w:pPr>
             <w:r>
               <w:rPr>
+                <w:rFonts w:ascii="Calibri" w:hAnsi="Calibri"/>
                 <w:color w:val="475569"/>
-                <w:sz w:val="19"/>
+                <w:sz w:val="20"/>
               </w:rPr>
               <w:t>14</w:t>
             </w:r>
@@ -1227,12 +1307,13 @@
           </w:tcPr>
           <w:p>
             <w:pPr>
-              <w:spacing w:after="40"/>
+              <w:jc w:val="left"/>
             </w:pPr>
             <w:r>
               <w:rPr>
+                <w:rFonts w:ascii="Calibri" w:hAnsi="Calibri"/>
                 <w:color w:val="334155"/>
-                <w:sz w:val="19"/>
+                <w:sz w:val="20"/>
               </w:rPr>
               <w:t xml:space="preserve">   5.3 Enforcing Single-Color Clinical Blue Standard (#0F6FBF)</w:t>
             </w:r>
@@ -1251,13 +1332,13 @@
           </w:tcPr>
           <w:p>
             <w:pPr>
-              <w:spacing w:after="40"/>
               <w:jc w:val="right"/>
             </w:pPr>
             <w:r>
               <w:rPr>
+                <w:rFonts w:ascii="Calibri" w:hAnsi="Calibri"/>
                 <w:color w:val="475569"/>
-                <w:sz w:val="19"/>
+                <w:sz w:val="20"/>
               </w:rPr>
               <w:t>15</w:t>
             </w:r>
@@ -1277,12 +1358,13 @@
           </w:tcPr>
           <w:p>
             <w:pPr>
-              <w:spacing w:after="40"/>
+              <w:jc w:val="left"/>
             </w:pPr>
             <w:r>
               <w:rPr>
+                <w:rFonts w:ascii="Calibri" w:hAnsi="Calibri"/>
                 <w:color w:val="334155"/>
-                <w:sz w:val="19"/>
+                <w:sz w:val="20"/>
               </w:rPr>
               <w:t xml:space="preserve">   5.4 Multimodal Vision AI JSON Contract Parsing</w:t>
             </w:r>
@@ -1300,13 +1382,13 @@
           </w:tcPr>
           <w:p>
             <w:pPr>
-              <w:spacing w:after="40"/>
               <w:jc w:val="right"/>
             </w:pPr>
             <w:r>
               <w:rPr>
+                <w:rFonts w:ascii="Calibri" w:hAnsi="Calibri"/>
                 <w:color w:val="475569"/>
-                <w:sz w:val="19"/>
+                <w:sz w:val="20"/>
               </w:rPr>
               <w:t>15</w:t>
             </w:r>
@@ -1327,12 +1409,13 @@
           </w:tcPr>
           <w:p>
             <w:pPr>
-              <w:spacing w:after="40"/>
+              <w:jc w:val="left"/>
             </w:pPr>
             <w:r>
               <w:rPr>
+                <w:rFonts w:ascii="Calibri" w:hAnsi="Calibri"/>
                 <w:color w:val="334155"/>
-                <w:sz w:val="19"/>
+                <w:sz w:val="20"/>
               </w:rPr>
               <w:t xml:space="preserve">   5.5 Non-Skin Ingestion Gatekeeping &amp; Quality Checks</w:t>
             </w:r>
@@ -1351,13 +1434,13 @@
           </w:tcPr>
           <w:p>
             <w:pPr>
-              <w:spacing w:after="40"/>
               <w:jc w:val="right"/>
             </w:pPr>
             <w:r>
               <w:rPr>
+                <w:rFonts w:ascii="Calibri" w:hAnsi="Calibri"/>
                 <w:color w:val="475569"/>
-                <w:sz w:val="19"/>
+                <w:sz w:val="20"/>
               </w:rPr>
               <w:t>15</w:t>
             </w:r>
@@ -1377,12 +1460,13 @@
           </w:tcPr>
           <w:p>
             <w:pPr>
-              <w:spacing w:after="40"/>
+              <w:jc w:val="left"/>
             </w:pPr>
             <w:r>
               <w:rPr>
+                <w:rFonts w:ascii="Calibri" w:hAnsi="Calibri"/>
                 <w:color w:val="334155"/>
-                <w:sz w:val="19"/>
+                <w:sz w:val="20"/>
               </w:rPr>
               <w:t xml:space="preserve">   5.6 Swapped Two-Column Ergonomic UI Design</w:t>
             </w:r>
@@ -1400,13 +1484,13 @@
           </w:tcPr>
           <w:p>
             <w:pPr>
-              <w:spacing w:after="40"/>
               <w:jc w:val="right"/>
             </w:pPr>
             <w:r>
               <w:rPr>
+                <w:rFonts w:ascii="Calibri" w:hAnsi="Calibri"/>
                 <w:color w:val="475569"/>
-                <w:sz w:val="19"/>
+                <w:sz w:val="20"/>
               </w:rPr>
               <w:t>16</w:t>
             </w:r>
@@ -1427,12 +1511,13 @@
           </w:tcPr>
           <w:p>
             <w:pPr>
-              <w:spacing w:after="40"/>
+              <w:jc w:val="left"/>
             </w:pPr>
             <w:r>
               <w:rPr>
+                <w:rFonts w:ascii="Calibri" w:hAnsi="Calibri"/>
                 <w:color w:val="334155"/>
-                <w:sz w:val="19"/>
+                <w:sz w:val="20"/>
               </w:rPr>
               <w:t xml:space="preserve">   5.7 Cross-Browser State Persistence &amp; Session Logs</w:t>
             </w:r>
@@ -1451,13 +1536,13 @@
           </w:tcPr>
           <w:p>
             <w:pPr>
-              <w:spacing w:after="40"/>
               <w:jc w:val="right"/>
             </w:pPr>
             <w:r>
               <w:rPr>
+                <w:rFonts w:ascii="Calibri" w:hAnsi="Calibri"/>
                 <w:color w:val="475569"/>
-                <w:sz w:val="19"/>
+                <w:sz w:val="20"/>
               </w:rPr>
               <w:t>16</w:t>
             </w:r>
@@ -1477,12 +1562,13 @@
           </w:tcPr>
           <w:p>
             <w:pPr>
-              <w:spacing w:after="40"/>
+              <w:jc w:val="left"/>
             </w:pPr>
             <w:r>
               <w:rPr>
+                <w:rFonts w:ascii="Calibri" w:hAnsi="Calibri"/>
                 <w:color w:val="334155"/>
-                <w:sz w:val="19"/>
+                <w:sz w:val="20"/>
               </w:rPr>
               <w:t xml:space="preserve">   5.8 Deployment &amp; Runtime Optimization</w:t>
             </w:r>
@@ -1500,13 +1586,13 @@
           </w:tcPr>
           <w:p>
             <w:pPr>
-              <w:spacing w:after="40"/>
               <w:jc w:val="right"/>
             </w:pPr>
             <w:r>
               <w:rPr>
+                <w:rFonts w:ascii="Calibri" w:hAnsi="Calibri"/>
                 <w:color w:val="475569"/>
-                <w:sz w:val="19"/>
+                <w:sz w:val="20"/>
               </w:rPr>
               <w:t>16</w:t>
             </w:r>
@@ -1527,13 +1613,14 @@
           </w:tcPr>
           <w:p>
             <w:pPr>
-              <w:spacing w:after="40"/>
+              <w:jc w:val="left"/>
             </w:pPr>
             <w:r>
               <w:rPr>
+                <w:rFonts w:ascii="Calibri" w:hAnsi="Calibri"/>
                 <w:b/>
                 <w:color w:val="0F172A"/>
-                <w:sz w:val="19"/>
+                <w:sz w:val="20"/>
               </w:rPr>
               <w:t>6. Key Learnings</w:t>
             </w:r>
@@ -1552,13 +1639,13 @@
           </w:tcPr>
           <w:p>
             <w:pPr>
-              <w:spacing w:after="40"/>
               <w:jc w:val="right"/>
             </w:pPr>
             <w:r>
               <w:rPr>
+                <w:rFonts w:ascii="Calibri" w:hAnsi="Calibri"/>
                 <w:color w:val="475569"/>
-                <w:sz w:val="19"/>
+                <w:sz w:val="20"/>
               </w:rPr>
               <w:t>17 – 19</w:t>
             </w:r>
@@ -1578,12 +1665,13 @@
           </w:tcPr>
           <w:p>
             <w:pPr>
-              <w:spacing w:after="40"/>
+              <w:jc w:val="left"/>
             </w:pPr>
             <w:r>
               <w:rPr>
+                <w:rFonts w:ascii="Calibri" w:hAnsi="Calibri"/>
                 <w:color w:val="334155"/>
-                <w:sz w:val="19"/>
+                <w:sz w:val="20"/>
               </w:rPr>
               <w:t xml:space="preserve">   6.1 Technical Skills Acquired</w:t>
             </w:r>
@@ -1601,13 +1689,13 @@
           </w:tcPr>
           <w:p>
             <w:pPr>
-              <w:spacing w:after="40"/>
               <w:jc w:val="right"/>
             </w:pPr>
             <w:r>
               <w:rPr>
+                <w:rFonts w:ascii="Calibri" w:hAnsi="Calibri"/>
                 <w:color w:val="475569"/>
-                <w:sz w:val="19"/>
+                <w:sz w:val="20"/>
               </w:rPr>
               <w:t>17</w:t>
             </w:r>
@@ -1628,12 +1716,13 @@
           </w:tcPr>
           <w:p>
             <w:pPr>
-              <w:spacing w:after="40"/>
+              <w:jc w:val="left"/>
             </w:pPr>
             <w:r>
               <w:rPr>
+                <w:rFonts w:ascii="Calibri" w:hAnsi="Calibri"/>
                 <w:color w:val="334155"/>
-                <w:sz w:val="19"/>
+                <w:sz w:val="20"/>
               </w:rPr>
               <w:t xml:space="preserve">   6.2 Data and Clinical System Thinking</w:t>
             </w:r>
@@ -1652,13 +1741,13 @@
           </w:tcPr>
           <w:p>
             <w:pPr>
-              <w:spacing w:after="40"/>
               <w:jc w:val="right"/>
             </w:pPr>
             <w:r>
               <w:rPr>
+                <w:rFonts w:ascii="Calibri" w:hAnsi="Calibri"/>
                 <w:color w:val="475569"/>
-                <w:sz w:val="19"/>
+                <w:sz w:val="20"/>
               </w:rPr>
               <w:t>17</w:t>
             </w:r>
@@ -1678,12 +1767,13 @@
           </w:tcPr>
           <w:p>
             <w:pPr>
-              <w:spacing w:after="40"/>
+              <w:jc w:val="left"/>
             </w:pPr>
             <w:r>
               <w:rPr>
+                <w:rFonts w:ascii="Calibri" w:hAnsi="Calibri"/>
                 <w:color w:val="334155"/>
-                <w:sz w:val="19"/>
+                <w:sz w:val="20"/>
               </w:rPr>
               <w:t xml:space="preserve">   6.3 Software Engineering Skills</w:t>
             </w:r>
@@ -1701,13 +1791,13 @@
           </w:tcPr>
           <w:p>
             <w:pPr>
-              <w:spacing w:after="40"/>
               <w:jc w:val="right"/>
             </w:pPr>
             <w:r>
               <w:rPr>
+                <w:rFonts w:ascii="Calibri" w:hAnsi="Calibri"/>
                 <w:color w:val="475569"/>
-                <w:sz w:val="19"/>
+                <w:sz w:val="20"/>
               </w:rPr>
               <w:t>18</w:t>
             </w:r>
@@ -1728,12 +1818,13 @@
           </w:tcPr>
           <w:p>
             <w:pPr>
-              <w:spacing w:after="40"/>
+              <w:jc w:val="left"/>
             </w:pPr>
             <w:r>
               <w:rPr>
+                <w:rFonts w:ascii="Calibri" w:hAnsi="Calibri"/>
                 <w:color w:val="334155"/>
-                <w:sz w:val="19"/>
+                <w:sz w:val="20"/>
               </w:rPr>
               <w:t xml:space="preserve">   6.4 Problem-Solving Skills</w:t>
             </w:r>
@@ -1752,13 +1843,13 @@
           </w:tcPr>
           <w:p>
             <w:pPr>
-              <w:spacing w:after="40"/>
               <w:jc w:val="right"/>
             </w:pPr>
             <w:r>
               <w:rPr>
+                <w:rFonts w:ascii="Calibri" w:hAnsi="Calibri"/>
                 <w:color w:val="475569"/>
-                <w:sz w:val="19"/>
+                <w:sz w:val="20"/>
               </w:rPr>
               <w:t>18</w:t>
             </w:r>
@@ -1778,12 +1869,13 @@
           </w:tcPr>
           <w:p>
             <w:pPr>
-              <w:spacing w:after="40"/>
+              <w:jc w:val="left"/>
             </w:pPr>
             <w:r>
               <w:rPr>
+                <w:rFonts w:ascii="Calibri" w:hAnsi="Calibri"/>
                 <w:color w:val="334155"/>
-                <w:sz w:val="19"/>
+                <w:sz w:val="20"/>
               </w:rPr>
               <w:t xml:space="preserve">   6.5 Communication and Technical Interview Skills</w:t>
             </w:r>
@@ -1801,13 +1893,13 @@
           </w:tcPr>
           <w:p>
             <w:pPr>
-              <w:spacing w:after="40"/>
               <w:jc w:val="right"/>
             </w:pPr>
             <w:r>
               <w:rPr>
+                <w:rFonts w:ascii="Calibri" w:hAnsi="Calibri"/>
                 <w:color w:val="475569"/>
-                <w:sz w:val="19"/>
+                <w:sz w:val="20"/>
               </w:rPr>
               <w:t>18</w:t>
             </w:r>
@@ -1828,12 +1920,13 @@
           </w:tcPr>
           <w:p>
             <w:pPr>
-              <w:spacing w:after="40"/>
+              <w:jc w:val="left"/>
             </w:pPr>
             <w:r>
               <w:rPr>
+                <w:rFonts w:ascii="Calibri" w:hAnsi="Calibri"/>
                 <w:color w:val="334155"/>
-                <w:sz w:val="19"/>
+                <w:sz w:val="20"/>
               </w:rPr>
               <w:t xml:space="preserve">   6.6 Questions I Can Answer from This Project</w:t>
             </w:r>
@@ -1852,13 +1945,13 @@
           </w:tcPr>
           <w:p>
             <w:pPr>
-              <w:spacing w:after="40"/>
               <w:jc w:val="right"/>
             </w:pPr>
             <w:r>
               <w:rPr>
+                <w:rFonts w:ascii="Calibri" w:hAnsi="Calibri"/>
                 <w:color w:val="475569"/>
-                <w:sz w:val="19"/>
+                <w:sz w:val="20"/>
               </w:rPr>
               <w:t>19</w:t>
             </w:r>
@@ -1878,13 +1971,14 @@
           </w:tcPr>
           <w:p>
             <w:pPr>
-              <w:spacing w:after="40"/>
+              <w:jc w:val="left"/>
             </w:pPr>
             <w:r>
               <w:rPr>
+                <w:rFonts w:ascii="Calibri" w:hAnsi="Calibri"/>
                 <w:b/>
                 <w:color w:val="0F172A"/>
-                <w:sz w:val="19"/>
+                <w:sz w:val="20"/>
               </w:rPr>
               <w:t>7. Conclusion &amp; Future Scope</w:t>
             </w:r>
@@ -1902,13 +1996,13 @@
           </w:tcPr>
           <w:p>
             <w:pPr>
-              <w:spacing w:after="40"/>
               <w:jc w:val="right"/>
             </w:pPr>
             <w:r>
               <w:rPr>
+                <w:rFonts w:ascii="Calibri" w:hAnsi="Calibri"/>
                 <w:color w:val="475569"/>
-                <w:sz w:val="19"/>
+                <w:sz w:val="20"/>
               </w:rPr>
               <w:t>20</w:t>
             </w:r>
@@ -1929,13 +2023,14 @@
           </w:tcPr>
           <w:p>
             <w:pPr>
-              <w:spacing w:after="40"/>
+              <w:jc w:val="left"/>
             </w:pPr>
             <w:r>
               <w:rPr>
+                <w:rFonts w:ascii="Calibri" w:hAnsi="Calibri"/>
                 <w:b/>
                 <w:color w:val="0F172A"/>
-                <w:sz w:val="19"/>
+                <w:sz w:val="20"/>
               </w:rPr>
               <w:t>8. References &amp; Documentation Notes</w:t>
             </w:r>
@@ -1954,13 +2049,13 @@
           </w:tcPr>
           <w:p>
             <w:pPr>
-              <w:spacing w:after="40"/>
               <w:jc w:val="right"/>
             </w:pPr>
             <w:r>
               <w:rPr>
+                <w:rFonts w:ascii="Calibri" w:hAnsi="Calibri"/>
                 <w:color w:val="475569"/>
-                <w:sz w:val="19"/>
+                <w:sz w:val="20"/>
               </w:rPr>
               <w:t>21 – 22</w:t>
             </w:r>
@@ -1980,13 +2075,14 @@
           </w:tcPr>
           <w:p>
             <w:pPr>
-              <w:spacing w:after="40"/>
+              <w:jc w:val="left"/>
             </w:pPr>
             <w:r>
               <w:rPr>
+                <w:rFonts w:ascii="Calibri" w:hAnsi="Calibri"/>
                 <w:b/>
                 <w:color w:val="0F172A"/>
-                <w:sz w:val="19"/>
+                <w:sz w:val="20"/>
               </w:rPr>
               <w:t>9. Appendices</w:t>
             </w:r>
@@ -2004,15 +2100,15 @@
           </w:tcPr>
           <w:p>
             <w:pPr>
-              <w:spacing w:after="40"/>
               <w:jc w:val="right"/>
             </w:pPr>
             <w:r>
               <w:rPr>
+                <w:rFonts w:ascii="Calibri" w:hAnsi="Calibri"/>
                 <w:color w:val="475569"/>
-                <w:sz w:val="19"/>
+                <w:sz w:val="20"/>
               </w:rPr>
-              <w:t>23 – 34</w:t>
+              <w:t>23 – 30</w:t>
             </w:r>
           </w:p>
         </w:tc>
@@ -2031,12 +2127,13 @@
           </w:tcPr>
           <w:p>
             <w:pPr>
-              <w:spacing w:after="40"/>
+              <w:jc w:val="left"/>
             </w:pPr>
             <w:r>
               <w:rPr>
+                <w:rFonts w:ascii="Calibri" w:hAnsi="Calibri"/>
                 <w:color w:val="334155"/>
-                <w:sz w:val="19"/>
+                <w:sz w:val="20"/>
               </w:rPr>
               <w:t xml:space="preserve">   Appendix A: Project Architecture &amp; Deployment Evidence</w:t>
             </w:r>
@@ -2055,13 +2152,13 @@
           </w:tcPr>
           <w:p>
             <w:pPr>
-              <w:spacing w:after="40"/>
               <w:jc w:val="right"/>
             </w:pPr>
             <w:r>
               <w:rPr>
+                <w:rFonts w:ascii="Calibri" w:hAnsi="Calibri"/>
                 <w:color w:val="475569"/>
-                <w:sz w:val="19"/>
+                <w:sz w:val="20"/>
               </w:rPr>
               <w:t>23</w:t>
             </w:r>
@@ -2081,14 +2178,15 @@
           </w:tcPr>
           <w:p>
             <w:pPr>
-              <w:spacing w:after="40"/>
+              <w:jc w:val="left"/>
             </w:pPr>
             <w:r>
               <w:rPr>
+                <w:rFonts w:ascii="Calibri" w:hAnsi="Calibri"/>
                 <w:color w:val="334155"/>
-                <w:sz w:val="19"/>
+                <w:sz w:val="20"/>
               </w:rPr>
-              <w:t xml:space="preserve">   Appendix B: Workstation Dashboards &amp; Workflow</w:t>
+              <w:t xml:space="preserve">   Appendix B: Workstation Intake Console (Live Screenshot)</w:t>
             </w:r>
           </w:p>
         </w:tc>
@@ -2104,13 +2202,13 @@
           </w:tcPr>
           <w:p>
             <w:pPr>
-              <w:spacing w:after="40"/>
               <w:jc w:val="right"/>
             </w:pPr>
             <w:r>
               <w:rPr>
+                <w:rFonts w:ascii="Calibri" w:hAnsi="Calibri"/>
                 <w:color w:val="475569"/>
-                <w:sz w:val="19"/>
+                <w:sz w:val="20"/>
               </w:rPr>
               <w:t>24</w:t>
             </w:r>
@@ -2131,12 +2229,13 @@
           </w:tcPr>
           <w:p>
             <w:pPr>
-              <w:spacing w:after="40"/>
+              <w:jc w:val="left"/>
             </w:pPr>
             <w:r>
               <w:rPr>
+                <w:rFonts w:ascii="Calibri" w:hAnsi="Calibri"/>
                 <w:color w:val="334155"/>
-                <w:sz w:val="19"/>
+                <w:sz w:val="20"/>
               </w:rPr>
               <w:t xml:space="preserve">   Appendix C: Specimen Intake Console &amp; Optical Processing</w:t>
             </w:r>
@@ -2155,13 +2254,13 @@
           </w:tcPr>
           <w:p>
             <w:pPr>
-              <w:spacing w:after="40"/>
               <w:jc w:val="right"/>
             </w:pPr>
             <w:r>
               <w:rPr>
+                <w:rFonts w:ascii="Calibri" w:hAnsi="Calibri"/>
                 <w:color w:val="475569"/>
-                <w:sz w:val="19"/>
+                <w:sz w:val="20"/>
               </w:rPr>
               <w:t>25</w:t>
             </w:r>
@@ -2181,14 +2280,15 @@
           </w:tcPr>
           <w:p>
             <w:pPr>
-              <w:spacing w:after="40"/>
+              <w:jc w:val="left"/>
             </w:pPr>
             <w:r>
               <w:rPr>
+                <w:rFonts w:ascii="Calibri" w:hAnsi="Calibri"/>
                 <w:color w:val="334155"/>
-                <w:sz w:val="19"/>
+                <w:sz w:val="20"/>
               </w:rPr>
-              <w:t xml:space="preserve">   Appendix D: Diagnostic Dossier &amp; Morphology Matrix</w:t>
+              <w:t xml:space="preserve">   Appendix D: Live Diagnostic Dossier (Live Screenshot)</w:t>
             </w:r>
           </w:p>
         </w:tc>
@@ -2204,13 +2304,13 @@
           </w:tcPr>
           <w:p>
             <w:pPr>
-              <w:spacing w:after="40"/>
               <w:jc w:val="right"/>
             </w:pPr>
             <w:r>
               <w:rPr>
+                <w:rFonts w:ascii="Calibri" w:hAnsi="Calibri"/>
                 <w:color w:val="475569"/>
-                <w:sz w:val="19"/>
+                <w:sz w:val="20"/>
               </w:rPr>
               <w:t>26</w:t>
             </w:r>
@@ -2231,14 +2331,15 @@
           </w:tcPr>
           <w:p>
             <w:pPr>
-              <w:spacing w:after="40"/>
+              <w:jc w:val="left"/>
             </w:pPr>
             <w:r>
               <w:rPr>
+                <w:rFonts w:ascii="Calibri" w:hAnsi="Calibri"/>
                 <w:color w:val="334155"/>
-                <w:sz w:val="19"/>
+                <w:sz w:val="20"/>
               </w:rPr>
-              <w:t xml:space="preserve">   Appendix E: ICD-10-CM Harmonization Crosswalk</w:t>
+              <w:t xml:space="preserve">   Appendix E: ICD-10-CM Harmonization Crosswalk Matrix</w:t>
             </w:r>
           </w:p>
         </w:tc>
@@ -2255,13 +2356,13 @@
           </w:tcPr>
           <w:p>
             <w:pPr>
-              <w:spacing w:after="40"/>
               <w:jc w:val="right"/>
             </w:pPr>
             <w:r>
               <w:rPr>
+                <w:rFonts w:ascii="Calibri" w:hAnsi="Calibri"/>
                 <w:color w:val="475569"/>
-                <w:sz w:val="19"/>
+                <w:sz w:val="20"/>
               </w:rPr>
               <w:t>27</w:t>
             </w:r>
@@ -2281,14 +2382,15 @@
           </w:tcPr>
           <w:p>
             <w:pPr>
-              <w:spacing w:after="40"/>
+              <w:jc w:val="left"/>
             </w:pPr>
             <w:r>
               <w:rPr>
+                <w:rFonts w:ascii="Calibri" w:hAnsi="Calibri"/>
                 <w:color w:val="334155"/>
-                <w:sz w:val="19"/>
+                <w:sz w:val="20"/>
               </w:rPr>
-              <w:t xml:space="preserve">   Appendix F: Database &amp; Session Architecture</w:t>
+              <w:t xml:space="preserve">   Appendix F: Application Folder Structure &amp; Verification</w:t>
             </w:r>
           </w:p>
         </w:tc>
@@ -2304,13 +2406,13 @@
           </w:tcPr>
           <w:p>
             <w:pPr>
-              <w:spacing w:after="40"/>
               <w:jc w:val="right"/>
             </w:pPr>
             <w:r>
               <w:rPr>
+                <w:rFonts w:ascii="Calibri" w:hAnsi="Calibri"/>
                 <w:color w:val="475569"/>
-                <w:sz w:val="19"/>
+                <w:sz w:val="20"/>
               </w:rPr>
               <w:t>28</w:t>
             </w:r>
@@ -2331,14 +2433,15 @@
           </w:tcPr>
           <w:p>
             <w:pPr>
-              <w:spacing w:after="40"/>
+              <w:jc w:val="left"/>
             </w:pPr>
             <w:r>
               <w:rPr>
+                <w:rFonts w:ascii="Calibri" w:hAnsi="Calibri"/>
                 <w:color w:val="334155"/>
-                <w:sz w:val="19"/>
+                <w:sz w:val="20"/>
               </w:rPr>
-              <w:t xml:space="preserve">   Appendix G: Application Folder Structure</w:t>
+              <w:t xml:space="preserve">   Appendix K: Internship Certificate (Datavalley / APSCHE)</w:t>
             </w:r>
           </w:p>
         </w:tc>
@@ -2355,13 +2458,13 @@
           </w:tcPr>
           <w:p>
             <w:pPr>
-              <w:spacing w:after="40"/>
               <w:jc w:val="right"/>
             </w:pPr>
             <w:r>
               <w:rPr>
+                <w:rFonts w:ascii="Calibri" w:hAnsi="Calibri"/>
                 <w:color w:val="475569"/>
-                <w:sz w:val="19"/>
+                <w:sz w:val="20"/>
               </w:rPr>
               <w:t>29</w:t>
             </w:r>
@@ -2381,14 +2484,15 @@
           </w:tcPr>
           <w:p>
             <w:pPr>
-              <w:spacing w:after="40"/>
+              <w:jc w:val="left"/>
             </w:pPr>
             <w:r>
               <w:rPr>
+                <w:rFonts w:ascii="Calibri" w:hAnsi="Calibri"/>
                 <w:color w:val="334155"/>
-                <w:sz w:val="19"/>
+                <w:sz w:val="20"/>
               </w:rPr>
-              <w:t xml:space="preserve">   Appendix H: Setup and Execution Summary</w:t>
+              <w:t xml:space="preserve">   Appendix L: Project Completion Certificate (Data Valley)</w:t>
             </w:r>
           </w:p>
         </w:tc>
@@ -2404,13 +2508,13 @@
           </w:tcPr>
           <w:p>
             <w:pPr>
-              <w:spacing w:after="40"/>
               <w:jc w:val="right"/>
             </w:pPr>
             <w:r>
               <w:rPr>
+                <w:rFonts w:ascii="Calibri" w:hAnsi="Calibri"/>
                 <w:color w:val="475569"/>
-                <w:sz w:val="19"/>
+                <w:sz w:val="20"/>
               </w:rPr>
               <w:t>30</w:t>
             </w:r>
@@ -2431,212 +2535,13 @@
           </w:tcPr>
           <w:p>
             <w:pPr>
-              <w:spacing w:after="40"/>
+              <w:jc w:val="left"/>
             </w:pPr>
             <w:r>
               <w:rPr>
+                <w:rFonts w:ascii="Calibri" w:hAnsi="Calibri"/>
                 <w:color w:val="334155"/>
-                <w:sz w:val="19"/>
-              </w:rPr>
-              <w:t xml:space="preserve">   Appendix I: Verification and Testing Evidence</w:t>
-            </w:r>
-          </w:p>
-        </w:tc>
-        <w:tc>
-          <w:tcPr>
-            <w:tcW w:type="dxa" w:w="4680"/>
-            <w:shd w:fill="F8FAFC"/>
-            <w:tcMar>
-              <w:top w:w="60" w:type="dxa"/>
-              <w:bottom w:w="60" w:type="dxa"/>
-              <w:left w:w="140" w:type="dxa"/>
-              <w:right w:w="140" w:type="dxa"/>
-            </w:tcMar>
-          </w:tcPr>
-          <w:p>
-            <w:pPr>
-              <w:spacing w:after="40"/>
-              <w:jc w:val="right"/>
-            </w:pPr>
-            <w:r>
-              <w:rPr>
-                <w:color w:val="475569"/>
-                <w:sz w:val="19"/>
-              </w:rPr>
-              <w:t>31</w:t>
-            </w:r>
-          </w:p>
-        </w:tc>
-      </w:tr>
-      <w:tr>
-        <w:tc>
-          <w:tcPr>
-            <w:tcW w:type="dxa" w:w="4680"/>
-            <w:tcMar>
-              <w:top w:w="60" w:type="dxa"/>
-              <w:bottom w:w="60" w:type="dxa"/>
-              <w:left w:w="140" w:type="dxa"/>
-              <w:right w:w="140" w:type="dxa"/>
-            </w:tcMar>
-          </w:tcPr>
-          <w:p>
-            <w:pPr>
-              <w:spacing w:after="40"/>
-            </w:pPr>
-            <w:r>
-              <w:rPr>
-                <w:color w:val="334155"/>
-                <w:sz w:val="19"/>
-              </w:rPr>
-              <w:t xml:space="preserve">   Appendix J: Future Enhancements &amp; Academic Disclaimer</w:t>
-            </w:r>
-          </w:p>
-        </w:tc>
-        <w:tc>
-          <w:tcPr>
-            <w:tcW w:type="dxa" w:w="4680"/>
-            <w:tcMar>
-              <w:top w:w="60" w:type="dxa"/>
-              <w:bottom w:w="60" w:type="dxa"/>
-              <w:left w:w="140" w:type="dxa"/>
-              <w:right w:w="140" w:type="dxa"/>
-            </w:tcMar>
-          </w:tcPr>
-          <w:p>
-            <w:pPr>
-              <w:spacing w:after="40"/>
-              <w:jc w:val="right"/>
-            </w:pPr>
-            <w:r>
-              <w:rPr>
-                <w:color w:val="475569"/>
-                <w:sz w:val="19"/>
-              </w:rPr>
-              <w:t>32</w:t>
-            </w:r>
-          </w:p>
-        </w:tc>
-      </w:tr>
-      <w:tr>
-        <w:tc>
-          <w:tcPr>
-            <w:tcW w:type="dxa" w:w="4680"/>
-            <w:shd w:fill="F8FAFC"/>
-            <w:tcMar>
-              <w:top w:w="60" w:type="dxa"/>
-              <w:bottom w:w="60" w:type="dxa"/>
-              <w:left w:w="140" w:type="dxa"/>
-              <w:right w:w="140" w:type="dxa"/>
-            </w:tcMar>
-          </w:tcPr>
-          <w:p>
-            <w:pPr>
-              <w:spacing w:after="40"/>
-            </w:pPr>
-            <w:r>
-              <w:rPr>
-                <w:color w:val="334155"/>
-                <w:sz w:val="19"/>
-              </w:rPr>
-              <w:t xml:space="preserve">   Appendix K: Internship Certificate (Datavalley / APSCHE)</w:t>
-            </w:r>
-          </w:p>
-        </w:tc>
-        <w:tc>
-          <w:tcPr>
-            <w:tcW w:type="dxa" w:w="4680"/>
-            <w:shd w:fill="F8FAFC"/>
-            <w:tcMar>
-              <w:top w:w="60" w:type="dxa"/>
-              <w:bottom w:w="60" w:type="dxa"/>
-              <w:left w:w="140" w:type="dxa"/>
-              <w:right w:w="140" w:type="dxa"/>
-            </w:tcMar>
-          </w:tcPr>
-          <w:p>
-            <w:pPr>
-              <w:spacing w:after="40"/>
-              <w:jc w:val="right"/>
-            </w:pPr>
-            <w:r>
-              <w:rPr>
-                <w:color w:val="475569"/>
-                <w:sz w:val="19"/>
-              </w:rPr>
-              <w:t>33</w:t>
-            </w:r>
-          </w:p>
-        </w:tc>
-      </w:tr>
-      <w:tr>
-        <w:tc>
-          <w:tcPr>
-            <w:tcW w:type="dxa" w:w="4680"/>
-            <w:tcMar>
-              <w:top w:w="60" w:type="dxa"/>
-              <w:bottom w:w="60" w:type="dxa"/>
-              <w:left w:w="140" w:type="dxa"/>
-              <w:right w:w="140" w:type="dxa"/>
-            </w:tcMar>
-          </w:tcPr>
-          <w:p>
-            <w:pPr>
-              <w:spacing w:after="40"/>
-            </w:pPr>
-            <w:r>
-              <w:rPr>
-                <w:color w:val="334155"/>
-                <w:sz w:val="19"/>
-              </w:rPr>
-              <w:t xml:space="preserve">   Appendix L: Project Completion Certificate (Data Valley)</w:t>
-            </w:r>
-          </w:p>
-        </w:tc>
-        <w:tc>
-          <w:tcPr>
-            <w:tcW w:type="dxa" w:w="4680"/>
-            <w:tcMar>
-              <w:top w:w="60" w:type="dxa"/>
-              <w:bottom w:w="60" w:type="dxa"/>
-              <w:left w:w="140" w:type="dxa"/>
-              <w:right w:w="140" w:type="dxa"/>
-            </w:tcMar>
-          </w:tcPr>
-          <w:p>
-            <w:pPr>
-              <w:spacing w:after="40"/>
-              <w:jc w:val="right"/>
-            </w:pPr>
-            <w:r>
-              <w:rPr>
-                <w:color w:val="475569"/>
-                <w:sz w:val="19"/>
-              </w:rPr>
-              <w:t>34</w:t>
-            </w:r>
-          </w:p>
-        </w:tc>
-      </w:tr>
-      <w:tr>
-        <w:tc>
-          <w:tcPr>
-            <w:tcW w:type="dxa" w:w="4680"/>
-            <w:shd w:fill="F8FAFC"/>
-            <w:tcMar>
-              <w:top w:w="60" w:type="dxa"/>
-              <w:bottom w:w="60" w:type="dxa"/>
-              <w:left w:w="140" w:type="dxa"/>
-              <w:right w:w="140" w:type="dxa"/>
-            </w:tcMar>
-          </w:tcPr>
-          <w:p>
-            <w:pPr>
-              <w:spacing w:after="40"/>
-            </w:pPr>
-            <w:r>
-              <w:rPr>
-                <w:color w:val="334155"/>
-                <w:sz w:val="19"/>
+                <w:sz w:val="20"/>
               </w:rPr>
               <w:t xml:space="preserve">   Appendix M: Live Project Links for Interview Demonstration</w:t>
             </w:r>
@@ -2655,15 +2560,15 @@
           </w:tcPr>
           <w:p>
             <w:pPr>
-              <w:spacing w:after="40"/>
               <w:jc w:val="right"/>
             </w:pPr>
             <w:r>
               <w:rPr>
+                <w:rFonts w:ascii="Calibri" w:hAnsi="Calibri"/>
                 <w:color w:val="475569"/>
-                <w:sz w:val="19"/>
+                <w:sz w:val="20"/>
               </w:rPr>
-              <w:t>35</w:t>
+              <w:t>31</w:t>
             </w:r>
           </w:p>
         </w:tc>
@@ -2678,13 +2583,14 @@
       <w:pPr>
         <w:keepNext/>
         <w:spacing w:before="320" w:after="120"/>
+        <w:jc w:val="left"/>
       </w:pPr>
       <w:r>
         <w:rPr>
           <w:rFonts w:ascii="Georgia" w:hAnsi="Georgia"/>
           <w:b/>
           <w:color w:val="0F6FBF"/>
-          <w:sz w:val="28"/>
+          <w:sz w:val="30"/>
         </w:rPr>
         <w:t>1. Introduction</w:t>
       </w:r>
@@ -2692,217 +2598,702 @@
     <w:p>
       <w:pPr>
         <w:keepNext/>
-        <w:spacing w:before="220" w:after="60"/>
+        <w:spacing w:before="240" w:after="60"/>
+        <w:jc w:val="left"/>
       </w:pPr>
       <w:r>
         <w:rPr>
           <w:rFonts w:ascii="Calibri" w:hAnsi="Calibri"/>
           <w:b/>
           <w:color w:val="0F172A"/>
-          <w:sz w:val="24"/>
+          <w:sz w:val="25"/>
         </w:rPr>
         <w:t>Project Overview</w:t>
       </w:r>
     </w:p>
     <w:p>
+      <w:pPr>
+        <w:spacing w:line="276" w:lineRule="auto" w:after="120"/>
+        <w:jc w:val="both"/>
+      </w:pPr>
       <w:r>
+        <w:rPr>
+          <w:rFonts w:ascii="Calibri" w:hAnsi="Calibri"/>
+          <w:color w:val="334155"/>
+          <w:sz w:val="22"/>
+        </w:rPr>
         <w:t>DermoScan is a full-stack, AI-driven cutaneous lesion and acute rash classification workstation designed to bridge the diagnostic information gap between patients, non-specialist primary care physicians, and dermatologists. The project combines high-resolution optical image intake, browser-side canvas downsampling, clinical multi-marker context aggregation, multimodal artificial intelligence inference, and standardized ICD-10-CM disease harmonization in one responsive web application.</w:t>
       </w:r>
     </w:p>
     <w:p>
+      <w:pPr>
+        <w:spacing w:line="276" w:lineRule="auto" w:after="120"/>
+        <w:jc w:val="both"/>
+      </w:pPr>
       <w:r>
+        <w:rPr>
+          <w:rFonts w:ascii="Calibri" w:hAnsi="Calibri"/>
+          <w:color w:val="334155"/>
+          <w:sz w:val="22"/>
+        </w:rPr>
         <w:t>The platform is intended to help clinical personnel and self-screening users evaluate localized cutaneous patterns, determine lesion morphology (macule, papule, plaque, vesicle), obtain calibrated confidence metrics, inspect potential common etiologies and triggers, and review structured differential diagnoses alongside evidence-based self-care guidance.</w:t>
       </w:r>
     </w:p>
     <w:p>
       <w:pPr>
         <w:keepNext/>
-        <w:spacing w:before="220" w:after="60"/>
+        <w:spacing w:before="240" w:after="60"/>
+        <w:jc w:val="left"/>
       </w:pPr>
       <w:r>
         <w:rPr>
           <w:rFonts w:ascii="Calibri" w:hAnsi="Calibri"/>
           <w:b/>
           <w:color w:val="0F172A"/>
-          <w:sz w:val="24"/>
+          <w:sz w:val="25"/>
         </w:rPr>
         <w:t>Problem Statement</w:t>
       </w:r>
     </w:p>
     <w:p>
+      <w:pPr>
+        <w:spacing w:line="276" w:lineRule="auto" w:after="120"/>
+        <w:jc w:val="both"/>
+      </w:pPr>
       <w:r>
+        <w:rPr>
+          <w:rFonts w:ascii="Calibri" w:hAnsi="Calibri"/>
+          <w:color w:val="334155"/>
+          <w:sz w:val="22"/>
+        </w:rPr>
         <w:t>Dermatological triage is currently hindered by three severe structural challenges:</w:t>
-        <w:br/>
-        <w:t>1. The Specialist Access Gap: Outside major urban tertiary hospitals, outpatient wait times for dermatologist appointments frequently range from 35 to 84 days. Acute, progressive conditions (such as spreading cellulitis, acute contact dermatitis, or infected eczema) cannot safely tolerate such delays.</w:t>
-        <w:br/>
-        <w:t>2. The 'Reaction Gap' in Primary Care: Over 60% of dermatological complaints are first evaluated by general practitioners or triage nurses. Without specialized residency training, diagnostic error rates can reach 40%, leading to inappropriate treatments (such as applying fluorinated topical corticosteroids to fungal infections, causing Tinea Incognito).</w:t>
-        <w:br/>
-        <w:t>3. Uncalibrated Online Symptom Search: Patients frequently rely on generic internet searches or unvetted symptom apps that either induce panic over benign conditions or fail to recognize signs of serious infection, lacking any standardized clinical coding (ICD-10-CM) or structured optical sanitation.</w:t>
       </w:r>
     </w:p>
     <w:p>
       <w:pPr>
-        <w:keepNext/>
-        <w:spacing w:before="220" w:after="60"/>
+        <w:spacing w:before="40" w:after="80" w:line="276" w:lineRule="auto"/>
+        <w:ind w:left="360"/>
+        <w:jc w:val="both"/>
       </w:pPr>
       <w:r>
         <w:rPr>
           <w:rFonts w:ascii="Calibri" w:hAnsi="Calibri"/>
           <w:b/>
           <w:color w:val="0F172A"/>
-          <w:sz w:val="24"/>
+          <w:sz w:val="21"/>
+        </w:rPr>
+        <w:t xml:space="preserve">1. The Specialist Access Gap: </w:t>
+      </w:r>
+      <w:r>
+        <w:rPr>
+          <w:rFonts w:ascii="Calibri" w:hAnsi="Calibri"/>
+          <w:color w:val="334155"/>
+          <w:sz w:val="21"/>
+        </w:rPr>
+        <w:t>Outside major urban tertiary hospitals, outpatient wait times for dermatologist appointments frequently range from 35 to 84 days. Acute, progressive conditions (such as spreading cellulitis, acute contact dermatitis, or infected eczema) cannot safely tolerate such delays.</w:t>
+      </w:r>
+    </w:p>
+    <w:p>
+      <w:pPr>
+        <w:spacing w:before="40" w:after="80" w:line="276" w:lineRule="auto"/>
+        <w:ind w:left="360"/>
+        <w:jc w:val="both"/>
+      </w:pPr>
+      <w:r>
+        <w:rPr>
+          <w:rFonts w:ascii="Calibri" w:hAnsi="Calibri"/>
+          <w:b/>
+          <w:color w:val="0F172A"/>
+          <w:sz w:val="21"/>
+        </w:rPr>
+        <w:t xml:space="preserve">2. The Reaction Gap in Primary Care: </w:t>
+      </w:r>
+      <w:r>
+        <w:rPr>
+          <w:rFonts w:ascii="Calibri" w:hAnsi="Calibri"/>
+          <w:color w:val="334155"/>
+          <w:sz w:val="21"/>
+        </w:rPr>
+        <w:t>Over 60% of dermatological complaints are first evaluated by general practitioners or triage nurses. Without specialized residency training, diagnostic error rates can reach 40%, leading to inappropriate treatments (such as applying fluorinated topical corticosteroids to fungal infections, causing Tinea Incognito).</w:t>
+      </w:r>
+    </w:p>
+    <w:p>
+      <w:pPr>
+        <w:spacing w:before="40" w:after="80" w:line="276" w:lineRule="auto"/>
+        <w:ind w:left="360"/>
+        <w:jc w:val="both"/>
+      </w:pPr>
+      <w:r>
+        <w:rPr>
+          <w:rFonts w:ascii="Calibri" w:hAnsi="Calibri"/>
+          <w:b/>
+          <w:color w:val="0F172A"/>
+          <w:sz w:val="21"/>
+        </w:rPr>
+        <w:t xml:space="preserve">3. Uncalibrated Online Symptom Search: </w:t>
+      </w:r>
+      <w:r>
+        <w:rPr>
+          <w:rFonts w:ascii="Calibri" w:hAnsi="Calibri"/>
+          <w:color w:val="334155"/>
+          <w:sz w:val="21"/>
+        </w:rPr>
+        <w:t>Patients frequently rely on generic internet searches or unvetted symptom apps that either induce panic over benign conditions or fail to recognize signs of serious infection, lacking any standardized clinical coding (ICD-10-CM) or structured optical sanitation.</w:t>
+      </w:r>
+    </w:p>
+    <w:p>
+      <w:pPr>
+        <w:keepNext/>
+        <w:spacing w:before="240" w:after="60"/>
+        <w:jc w:val="left"/>
+      </w:pPr>
+      <w:r>
+        <w:rPr>
+          <w:rFonts w:ascii="Calibri" w:hAnsi="Calibri"/>
+          <w:b/>
+          <w:color w:val="0F172A"/>
+          <w:sz w:val="25"/>
         </w:rPr>
         <w:t>Proposed Solution</w:t>
       </w:r>
     </w:p>
     <w:p>
+      <w:pPr>
+        <w:spacing w:line="276" w:lineRule="auto" w:after="120"/>
+        <w:jc w:val="both"/>
+      </w:pPr>
       <w:r>
+        <w:rPr>
+          <w:rFonts w:ascii="Calibri" w:hAnsi="Calibri"/>
+          <w:color w:val="334155"/>
+          <w:sz w:val="22"/>
+        </w:rPr>
         <w:t>DermoScan delivers a centralized, web-based clinical triage workstation with two synchronized panels:</w:t>
-        <w:br/>
-        <w:t>• Cutaneous Specimen Intake Console (Right Column, Width 5/12): Allows users to upload macro skin photography (JPG/PNG/WEBP), select affected anatomical zones, choose symptom duration (&lt;1W to 3M+), tag patient sensations (Itchy, Burning, Painful, Tender), and provide clinical context commentary.</w:t>
-        <w:br/>
-        <w:t>• Unified Diagnostic Dossier (Left Column, Width 7/12): Immediately displays the primary pattern classification, exact percentage confidence score in a single-color clinical blue progress meter (#0F6FBF), ICD-10 code badge, clinical observation text, 4-quadrant morphology grid (lesion, color, border, distribution), ranked differential diagnoses, and self-care protocols.</w:t>
       </w:r>
     </w:p>
     <w:p>
       <w:pPr>
-        <w:keepNext/>
-        <w:spacing w:before="220" w:after="60"/>
+        <w:spacing w:before="20" w:after="60" w:line="276" w:lineRule="auto"/>
+        <w:ind w:left="360"/>
+        <w:jc w:val="left"/>
       </w:pPr>
       <w:r>
         <w:rPr>
           <w:rFonts w:ascii="Calibri" w:hAnsi="Calibri"/>
           <w:b/>
           <w:color w:val="0F172A"/>
-          <w:sz w:val="24"/>
+          <w:sz w:val="21"/>
+        </w:rPr>
+        <w:t>•  Cutaneous Specimen Intake Console (Right Column, Width 5/12):</w:t>
+      </w:r>
+      <w:r>
+        <w:rPr>
+          <w:rFonts w:ascii="Calibri" w:hAnsi="Calibri"/>
+          <w:color w:val="334155"/>
+          <w:sz w:val="21"/>
+        </w:rPr>
+        <w:t xml:space="preserve"> Allows users to upload macro skin photography (JPG/PNG/WEBP), select affected anatomical zones, choose symptom duration (&lt;1W to 3M+), tag patient sensations (Itchy, Burning, Painful, Tender), and provide clinical context commentary.</w:t>
+      </w:r>
+    </w:p>
+    <w:p>
+      <w:pPr>
+        <w:spacing w:before="20" w:after="60" w:line="276" w:lineRule="auto"/>
+        <w:ind w:left="360"/>
+        <w:jc w:val="left"/>
+      </w:pPr>
+      <w:r>
+        <w:rPr>
+          <w:rFonts w:ascii="Calibri" w:hAnsi="Calibri"/>
+          <w:b/>
+          <w:color w:val="0F172A"/>
+          <w:sz w:val="21"/>
+        </w:rPr>
+        <w:t>•  Unified Diagnostic Dossier (Left Column, Width 7/12):</w:t>
+      </w:r>
+      <w:r>
+        <w:rPr>
+          <w:rFonts w:ascii="Calibri" w:hAnsi="Calibri"/>
+          <w:color w:val="334155"/>
+          <w:sz w:val="21"/>
+        </w:rPr>
+        <w:t xml:space="preserve"> Immediately displays the primary pattern classification, exact percentage confidence score in a single-color clinical blue progress meter (#0F6FBF), ICD-10 code badge, clinical observation text, 4-quadrant morphology grid (lesion, color, border, distribution), ranked differential diagnoses, and self-care protocols.</w:t>
+      </w:r>
+    </w:p>
+    <w:p>
+      <w:pPr>
+        <w:keepNext/>
+        <w:spacing w:before="240" w:after="60"/>
+        <w:jc w:val="left"/>
+      </w:pPr>
+      <w:r>
+        <w:rPr>
+          <w:rFonts w:ascii="Calibri" w:hAnsi="Calibri"/>
+          <w:b/>
+          <w:color w:val="0F172A"/>
+          <w:sz w:val="25"/>
         </w:rPr>
         <w:t>Project Scope</w:t>
       </w:r>
     </w:p>
     <w:p>
+      <w:pPr>
+        <w:spacing w:line="276" w:lineRule="auto" w:after="120"/>
+        <w:jc w:val="both"/>
+      </w:pPr>
       <w:r>
+        <w:rPr>
+          <w:rFonts w:ascii="Calibri" w:hAnsi="Calibri"/>
+          <w:color w:val="334155"/>
+          <w:sz w:val="22"/>
+        </w:rPr>
         <w:t>The project scope covers frontend engineering, client-side optical preprocessing via HTML5 Canvas, asynchronous multimodal AI orchestration, strict JSON schema validation, deterministic clinical heuristic fallback algorithms, session state management, and clinical governance disclaimers. The codebase is organized into modular components, utilities, and page views.</w:t>
       </w:r>
     </w:p>
     <w:p>
       <w:pPr>
         <w:keepNext/>
-        <w:spacing w:before="220" w:after="60"/>
+        <w:spacing w:before="240" w:after="60"/>
+        <w:jc w:val="left"/>
       </w:pPr>
       <w:r>
         <w:rPr>
           <w:rFonts w:ascii="Calibri" w:hAnsi="Calibri"/>
           <w:b/>
           <w:color w:val="0F172A"/>
-          <w:sz w:val="24"/>
+          <w:sz w:val="25"/>
         </w:rPr>
         <w:t>1.1 Functional Scope of DermoScan</w:t>
       </w:r>
     </w:p>
     <w:p>
-      <w:r>
-        <w:t>The workstation provides distinct capabilities across intake, inference, and audit review:</w:t>
-        <w:br/>
-        <w:t>• Optical Intake &amp; Canvas Preprocessor: Validates file formats and downsamples large images (&gt;15MB) to an inference-optimized 1024px maximum dimension at 0.88 quality, while extracting a 200px thumbnail for session records without server overhead.</w:t>
-        <w:br/>
-        <w:t>• Dual-Tier AI Reasoning Engine: Interfaces with state-of-the-art multimodal vision AI when an API key is provided, and seamlessly falls back to an offline deterministic heuristic classification engine when offline.</w:t>
-        <w:br/>
-        <w:t>• ICD-10-CM Harmonization: Automatically maps classified conditions to official clinical codes: Dyshidrotic Eczema (L30.1), Plaque Psoriasis (L40.0), Allergic Contact Dermatitis (L23.9), Tinea Corporis (B35.4), Rosacea (L71.0), and Cellulitis (L03.9).</w:t>
-        <w:br/>
-        <w:t>• Session Records Archive: Automatically logs every performed scan in memory and local session storage, allowing clinicians to inspect historical cases and reload complete dossiers with one click.</w:t>
-      </w:r>
-    </w:p>
-    <w:p>
-      <w:pPr>
-        <w:keepNext/>
-        <w:spacing w:before="220" w:after="60"/>
+      <w:pPr>
+        <w:spacing w:before="20" w:after="60" w:line="276" w:lineRule="auto"/>
+        <w:ind w:left="360"/>
+        <w:jc w:val="left"/>
       </w:pPr>
       <w:r>
         <w:rPr>
           <w:rFonts w:ascii="Calibri" w:hAnsi="Calibri"/>
           <w:b/>
           <w:color w:val="0F172A"/>
-          <w:sz w:val="24"/>
+          <w:sz w:val="21"/>
+        </w:rPr>
+        <w:t>•  Optical Intake &amp; Canvas Preprocessor:</w:t>
+      </w:r>
+      <w:r>
+        <w:rPr>
+          <w:rFonts w:ascii="Calibri" w:hAnsi="Calibri"/>
+          <w:color w:val="334155"/>
+          <w:sz w:val="21"/>
+        </w:rPr>
+        <w:t xml:space="preserve"> Validates file formats and downsamples large images (&gt;15MB) to an inference-optimized 1024px maximum dimension at 0.88 quality, while extracting a 200px thumbnail for session records without server overhead.</w:t>
+      </w:r>
+    </w:p>
+    <w:p>
+      <w:pPr>
+        <w:spacing w:before="20" w:after="60" w:line="276" w:lineRule="auto"/>
+        <w:ind w:left="360"/>
+        <w:jc w:val="left"/>
+      </w:pPr>
+      <w:r>
+        <w:rPr>
+          <w:rFonts w:ascii="Calibri" w:hAnsi="Calibri"/>
+          <w:b/>
+          <w:color w:val="0F172A"/>
+          <w:sz w:val="21"/>
+        </w:rPr>
+        <w:t>•  Dual-Tier AI Reasoning Engine:</w:t>
+      </w:r>
+      <w:r>
+        <w:rPr>
+          <w:rFonts w:ascii="Calibri" w:hAnsi="Calibri"/>
+          <w:color w:val="334155"/>
+          <w:sz w:val="21"/>
+        </w:rPr>
+        <w:t xml:space="preserve"> Interfaces with state-of-the-art multimodal vision AI when an API key is provided, and seamlessly falls back to an offline deterministic heuristic classification engine when offline.</w:t>
+      </w:r>
+    </w:p>
+    <w:p>
+      <w:pPr>
+        <w:spacing w:before="20" w:after="60" w:line="276" w:lineRule="auto"/>
+        <w:ind w:left="360"/>
+        <w:jc w:val="left"/>
+      </w:pPr>
+      <w:r>
+        <w:rPr>
+          <w:rFonts w:ascii="Calibri" w:hAnsi="Calibri"/>
+          <w:b/>
+          <w:color w:val="0F172A"/>
+          <w:sz w:val="21"/>
+        </w:rPr>
+        <w:t>•  ICD-10-CM Harmonization:</w:t>
+      </w:r>
+      <w:r>
+        <w:rPr>
+          <w:rFonts w:ascii="Calibri" w:hAnsi="Calibri"/>
+          <w:color w:val="334155"/>
+          <w:sz w:val="21"/>
+        </w:rPr>
+        <w:t xml:space="preserve"> Automatically maps classified conditions to official clinical codes: Dyshidrotic Eczema (L30.1), Plaque Psoriasis (L40.0), Allergic Contact Dermatitis (L23.9), Tinea Corporis (B35.4), Rosacea (L71.0), and Cellulitis (L03.9).</w:t>
+      </w:r>
+    </w:p>
+    <w:p>
+      <w:pPr>
+        <w:spacing w:before="20" w:after="60" w:line="276" w:lineRule="auto"/>
+        <w:ind w:left="360"/>
+        <w:jc w:val="left"/>
+      </w:pPr>
+      <w:r>
+        <w:rPr>
+          <w:rFonts w:ascii="Calibri" w:hAnsi="Calibri"/>
+          <w:b/>
+          <w:color w:val="0F172A"/>
+          <w:sz w:val="21"/>
+        </w:rPr>
+        <w:t>•  4-Quadrant Clinical Morphology Matrix:</w:t>
+      </w:r>
+      <w:r>
+        <w:rPr>
+          <w:rFonts w:ascii="Calibri" w:hAnsi="Calibri"/>
+          <w:color w:val="334155"/>
+          <w:sz w:val="21"/>
+        </w:rPr>
+        <w:t xml:space="preserve"> Systematically categorizes Primary Lesion Type, Coloration / Vascularity, Border Definition, and Anatomical Distribution Pattern.</w:t>
+      </w:r>
+    </w:p>
+    <w:p>
+      <w:pPr>
+        <w:spacing w:before="20" w:after="60" w:line="276" w:lineRule="auto"/>
+        <w:ind w:left="360"/>
+        <w:jc w:val="left"/>
+      </w:pPr>
+      <w:r>
+        <w:rPr>
+          <w:rFonts w:ascii="Calibri" w:hAnsi="Calibri"/>
+          <w:b/>
+          <w:color w:val="0F172A"/>
+          <w:sz w:val="21"/>
+        </w:rPr>
+        <w:t>•  Actionable Clinical Self-Care Guidance:</w:t>
+      </w:r>
+      <w:r>
+        <w:rPr>
+          <w:rFonts w:ascii="Calibri" w:hAnsi="Calibri"/>
+          <w:color w:val="334155"/>
+          <w:sz w:val="21"/>
+        </w:rPr>
+        <w:t xml:space="preserve"> Provides safe self-care recommendations and explicit contraindications (e.g., avoiding topical corticosteroids on active fungal lesions).</w:t>
+      </w:r>
+    </w:p>
+    <w:p>
+      <w:pPr>
+        <w:spacing w:before="20" w:after="60" w:line="276" w:lineRule="auto"/>
+        <w:ind w:left="360"/>
+        <w:jc w:val="left"/>
+      </w:pPr>
+      <w:r>
+        <w:rPr>
+          <w:rFonts w:ascii="Calibri" w:hAnsi="Calibri"/>
+          <w:b/>
+          <w:color w:val="0F172A"/>
+          <w:sz w:val="21"/>
+        </w:rPr>
+        <w:t>•  Local Session Audit History:</w:t>
+      </w:r>
+      <w:r>
+        <w:rPr>
+          <w:rFonts w:ascii="Calibri" w:hAnsi="Calibri"/>
+          <w:color w:val="334155"/>
+          <w:sz w:val="21"/>
+        </w:rPr>
+        <w:t xml:space="preserve"> Maintains previous scans within active session memory, enabling retrospective case inspection.</w:t>
+      </w:r>
+    </w:p>
+    <w:p>
+      <w:pPr>
+        <w:keepNext/>
+        <w:spacing w:before="240" w:after="60"/>
+        <w:jc w:val="left"/>
+      </w:pPr>
+      <w:r>
+        <w:rPr>
+          <w:rFonts w:ascii="Calibri" w:hAnsi="Calibri"/>
+          <w:b/>
+          <w:color w:val="0F172A"/>
+          <w:sz w:val="25"/>
         </w:rPr>
         <w:t>1.2 Clinical Triage &amp; Diagnostic Intelligence Context</w:t>
       </w:r>
     </w:p>
     <w:p>
+      <w:pPr>
+        <w:spacing w:line="276" w:lineRule="auto" w:after="120"/>
+        <w:jc w:val="both"/>
+      </w:pPr>
       <w:r>
-        <w:t>DermoScan is specifically engineered around clinical governance. It enforces an authoritative Single-Color Clinical Blue (#0F6FBF) design system, deliberately replacing subjective red/amber/green warning badges with a calm, objective medical presentation that prevents unwarranted patient panic while maintaining clinical rigor.</w:t>
+        <w:rPr>
+          <w:rFonts w:ascii="Calibri" w:hAnsi="Calibri"/>
+          <w:color w:val="334155"/>
+          <w:sz w:val="22"/>
+        </w:rPr>
+        <w:t>DermoScan operates as an augmented intelligence assistant rather than an autonomous diagnostic authority. Dermatological diagnosis is fundamentally pattern-matching combined with spatial reasoning. By structuring the AI output to explicitly mirror how a board-certified dermatologist thinks—identifying primary morphology, checking margins, observing vascular erythema, and evaluating anatomical distribution—the platform provides clinicians with clear, interpretable rationale rather than an opaque black box.</w:t>
       </w:r>
     </w:p>
     <w:p>
       <w:pPr>
         <w:keepNext/>
-        <w:spacing w:before="220" w:after="60"/>
+        <w:spacing w:before="240" w:after="60"/>
+        <w:jc w:val="left"/>
       </w:pPr>
       <w:r>
         <w:rPr>
           <w:rFonts w:ascii="Calibri" w:hAnsi="Calibri"/>
           <w:b/>
           <w:color w:val="0F172A"/>
-          <w:sz w:val="24"/>
+          <w:sz w:val="25"/>
         </w:rPr>
         <w:t>1.3 Project Value and Expected Impact</w:t>
       </w:r>
     </w:p>
     <w:p>
+      <w:pPr>
+        <w:spacing w:line="276" w:lineRule="auto" w:after="120"/>
+        <w:jc w:val="both"/>
+      </w:pPr>
       <w:r>
-        <w:t>The core value of DermoScan is transforming raw smartphone photos into structured, actionable, and standardized clinical dossiers. Non-specialist healthcare workers can obtain objective morphological evaluations in seconds, reducing diagnostic reaction gaps and ensuring accurate, timely referrals.</w:t>
+        <w:rPr>
+          <w:rFonts w:ascii="Calibri" w:hAnsi="Calibri"/>
+          <w:color w:val="334155"/>
+          <w:sz w:val="22"/>
+        </w:rPr>
+        <w:t>The expected impact of DermoScan is multifold across clinical and educational domains:</w:t>
       </w:r>
     </w:p>
     <w:p>
       <w:pPr>
-        <w:keepNext/>
-        <w:spacing w:before="220" w:after="60"/>
+        <w:spacing w:before="20" w:after="60" w:line="276" w:lineRule="auto"/>
+        <w:ind w:left="360"/>
+        <w:jc w:val="left"/>
       </w:pPr>
       <w:r>
         <w:rPr>
           <w:rFonts w:ascii="Calibri" w:hAnsi="Calibri"/>
           <w:b/>
           <w:color w:val="0F172A"/>
-          <w:sz w:val="24"/>
+          <w:sz w:val="21"/>
+        </w:rPr>
+        <w:t>•  Primary Care Efficiency:</w:t>
+      </w:r>
+      <w:r>
+        <w:rPr>
+          <w:rFonts w:ascii="Calibri" w:hAnsi="Calibri"/>
+          <w:color w:val="334155"/>
+          <w:sz w:val="21"/>
+        </w:rPr>
+        <w:t xml:space="preserve"> Accelerates preliminary evaluation and flags red-flag symptoms requiring emergency specialist referral.</w:t>
+      </w:r>
+    </w:p>
+    <w:p>
+      <w:pPr>
+        <w:spacing w:before="20" w:after="60" w:line="276" w:lineRule="auto"/>
+        <w:ind w:left="360"/>
+        <w:jc w:val="left"/>
+      </w:pPr>
+      <w:r>
+        <w:rPr>
+          <w:rFonts w:ascii="Calibri" w:hAnsi="Calibri"/>
+          <w:b/>
+          <w:color w:val="0F172A"/>
+          <w:sz w:val="21"/>
+        </w:rPr>
+        <w:t>•  Patient Safety &amp; Harm Reduction:</w:t>
+      </w:r>
+      <w:r>
+        <w:rPr>
+          <w:rFonts w:ascii="Calibri" w:hAnsi="Calibri"/>
+          <w:color w:val="334155"/>
+          <w:sz w:val="21"/>
+        </w:rPr>
+        <w:t xml:space="preserve"> Explicitly warns against contraindicated topicals, reducing incidence of steroid-exacerbated dermatoses.</w:t>
+      </w:r>
+    </w:p>
+    <w:p>
+      <w:pPr>
+        <w:spacing w:before="20" w:after="60" w:line="276" w:lineRule="auto"/>
+        <w:ind w:left="360"/>
+        <w:jc w:val="left"/>
+      </w:pPr>
+      <w:r>
+        <w:rPr>
+          <w:rFonts w:ascii="Calibri" w:hAnsi="Calibri"/>
+          <w:b/>
+          <w:color w:val="0F172A"/>
+          <w:sz w:val="21"/>
+        </w:rPr>
+        <w:t>•  Standardized Clinical Documentation:</w:t>
+      </w:r>
+      <w:r>
+        <w:rPr>
+          <w:rFonts w:ascii="Calibri" w:hAnsi="Calibri"/>
+          <w:color w:val="334155"/>
+          <w:sz w:val="21"/>
+        </w:rPr>
+        <w:t xml:space="preserve"> ICD-10-CM mapping aligns patient intake data directly with health system electronic records.</w:t>
+      </w:r>
+    </w:p>
+    <w:p>
+      <w:pPr>
+        <w:spacing w:before="20" w:after="60" w:line="276" w:lineRule="auto"/>
+        <w:ind w:left="360"/>
+        <w:jc w:val="left"/>
+      </w:pPr>
+      <w:r>
+        <w:rPr>
+          <w:rFonts w:ascii="Calibri" w:hAnsi="Calibri"/>
+          <w:b/>
+          <w:color w:val="0F172A"/>
+          <w:sz w:val="21"/>
+        </w:rPr>
+        <w:t>•  Inclusive Diagnostics:</w:t>
+      </w:r>
+      <w:r>
+        <w:rPr>
+          <w:rFonts w:ascii="Calibri" w:hAnsi="Calibri"/>
+          <w:color w:val="334155"/>
+          <w:sz w:val="21"/>
+        </w:rPr>
+        <w:t xml:space="preserve"> Evaluates erythema masking across varying Fitzpatrick skin phototypes, promoting diagnostic equity.</w:t>
+      </w:r>
+    </w:p>
+    <w:p>
+      <w:pPr>
+        <w:keepNext/>
+        <w:spacing w:before="240" w:after="60"/>
+        <w:jc w:val="left"/>
+      </w:pPr>
+      <w:r>
+        <w:rPr>
+          <w:rFonts w:ascii="Calibri" w:hAnsi="Calibri"/>
+          <w:b/>
+          <w:color w:val="0F172A"/>
+          <w:sz w:val="25"/>
         </w:rPr>
         <w:t>1.4 Key Project Features</w:t>
       </w:r>
     </w:p>
     <w:p>
+      <w:pPr>
+        <w:spacing w:before="20" w:after="60" w:line="276" w:lineRule="auto"/>
+        <w:ind w:left="360"/>
+        <w:jc w:val="left"/>
+      </w:pPr>
       <w:r>
-        <w:t>• High-resolution optical ingestion supporting JPEG, PNG, and WEBP formats.</w:t>
-        <w:br/>
-        <w:t>• Client-side aspect-ratio preserving downsampling via HTML5 Canvas.</w:t>
-        <w:br/>
-        <w:t>• 16 standardized anatomical zones with clean dropdown selection.</w:t>
-        <w:br/>
-        <w:t>• Chronicity assessment (&lt; 1 Week, 1–4 Weeks, 1–3 Months, 3+ Months).</w:t>
-        <w:br/>
-        <w:t>• Multi-select patient sensation tags (Itchy, Painful, Burning, Tender, Numb).</w:t>
-        <w:br/>
-        <w:t>• Harmonized ICD-10-CM clinical code mapping and risk tiering.</w:t>
-        <w:br/>
-        <w:t>• 4-Quadrant morphology breakdown: Primary Lesion, Color, Border, Distribution.</w:t>
-        <w:br/>
-        <w:t>• Ranked differential diagnoses hierarchy (High, Moderate, Low Likelihood).</w:t>
-        <w:br/>
-        <w:t>• Evidence-based self-care recommendations and explicit contraindications.</w:t>
-        <w:br/>
-        <w:t>• Non-skin optical rejection gatekeeper for invalid image submissions.</w:t>
-        <w:br/>
-        <w:t>• Persistent session scan archive with one-click case re-inspection.</w:t>
+        <w:rPr>
+          <w:rFonts w:ascii="Calibri" w:hAnsi="Calibri"/>
+          <w:b/>
+          <w:color w:val="0F172A"/>
+          <w:sz w:val="21"/>
+        </w:rPr>
+        <w:t>•  Zero-Install Web Deployment:</w:t>
+      </w:r>
+      <w:r>
+        <w:rPr>
+          <w:rFonts w:ascii="Calibri" w:hAnsi="Calibri"/>
+          <w:color w:val="334155"/>
+          <w:sz w:val="21"/>
+        </w:rPr>
+        <w:t xml:space="preserve"> Fully responsive Single Page Application accessible from any mobile, tablet, or desktop browser.</w:t>
       </w:r>
     </w:p>
     <w:p>
       <w:pPr>
+        <w:spacing w:before="20" w:after="60" w:line="276" w:lineRule="auto"/>
+        <w:ind w:left="360"/>
+        <w:jc w:val="left"/>
+      </w:pPr>
+      <w:r>
+        <w:rPr>
+          <w:rFonts w:ascii="Calibri" w:hAnsi="Calibri"/>
+          <w:b/>
+          <w:color w:val="0F172A"/>
+          <w:sz w:val="21"/>
+        </w:rPr>
+        <w:t>•  Client-Side Optical Ingestion:</w:t>
+      </w:r>
+      <w:r>
+        <w:rPr>
+          <w:rFonts w:ascii="Calibri" w:hAnsi="Calibri"/>
+          <w:color w:val="334155"/>
+          <w:sz w:val="21"/>
+        </w:rPr>
+        <w:t xml:space="preserve"> Secure client-side memory processing ensures patient photos never leave the browser unencrypted.</w:t>
+      </w:r>
+    </w:p>
+    <w:p>
+      <w:pPr>
+        <w:spacing w:before="20" w:after="60" w:line="276" w:lineRule="auto"/>
+        <w:ind w:left="360"/>
+        <w:jc w:val="left"/>
+      </w:pPr>
+      <w:r>
+        <w:rPr>
+          <w:rFonts w:ascii="Calibri" w:hAnsi="Calibri"/>
+          <w:b/>
+          <w:color w:val="0F172A"/>
+          <w:sz w:val="21"/>
+        </w:rPr>
+        <w:t>•  Single-Color Clinical Palette (#0F6FBF):</w:t>
+      </w:r>
+      <w:r>
+        <w:rPr>
+          <w:rFonts w:ascii="Calibri" w:hAnsi="Calibri"/>
+          <w:color w:val="334155"/>
+          <w:sz w:val="21"/>
+        </w:rPr>
+        <w:t xml:space="preserve"> Adheres to WCAG 2.1 AAA accessibility without confusing multi-color alert meters.</w:t>
+      </w:r>
+    </w:p>
+    <w:p>
+      <w:pPr>
+        <w:spacing w:before="20" w:after="60" w:line="276" w:lineRule="auto"/>
+        <w:ind w:left="360"/>
+        <w:jc w:val="left"/>
+      </w:pPr>
+      <w:r>
+        <w:rPr>
+          <w:rFonts w:ascii="Calibri" w:hAnsi="Calibri"/>
+          <w:b/>
+          <w:color w:val="0F172A"/>
+          <w:sz w:val="21"/>
+        </w:rPr>
+        <w:t>•  Resilient Heuristic Fallback:</w:t>
+      </w:r>
+      <w:r>
+        <w:rPr>
+          <w:rFonts w:ascii="Calibri" w:hAnsi="Calibri"/>
+          <w:color w:val="334155"/>
+          <w:sz w:val="21"/>
+        </w:rPr>
+        <w:t xml:space="preserve"> Ensures continuous operational availability even during network disconnects or API outages.</w:t>
+      </w:r>
+    </w:p>
+    <w:p>
+      <w:r>
+        <w:br w:type="page"/>
+      </w:r>
+    </w:p>
+    <w:p>
+      <w:pPr>
         <w:keepNext/>
         <w:spacing w:before="320" w:after="120"/>
+        <w:jc w:val="left"/>
       </w:pPr>
       <w:r>
         <w:rPr>
           <w:rFonts w:ascii="Georgia" w:hAnsi="Georgia"/>
           <w:b/>
           <w:color w:val="0F6FBF"/>
-          <w:sz w:val="28"/>
+          <w:sz w:val="30"/>
         </w:rPr>
         <w:t>2. Objectives</w:t>
       </w:r>
@@ -2910,70 +3301,268 @@
     <w:p>
       <w:pPr>
         <w:keepNext/>
-        <w:spacing w:before="220" w:after="60"/>
+        <w:spacing w:before="240" w:after="60"/>
+        <w:jc w:val="left"/>
       </w:pPr>
       <w:r>
         <w:rPr>
           <w:rFonts w:ascii="Calibri" w:hAnsi="Calibri"/>
           <w:b/>
           <w:color w:val="0F172A"/>
-          <w:sz w:val="24"/>
+          <w:sz w:val="25"/>
         </w:rPr>
         <w:t>Core Objectives</w:t>
       </w:r>
     </w:p>
     <w:p>
-      <w:r>
-        <w:t>• Develop a responsive full-stack medical web workstation using React 18, TypeScript 5.7, Vite 6, and Tailwind CSS.</w:t>
-        <w:br/>
-        <w:t>• Implement an in-browser HTML5 Canvas image preprocessing pipeline to eliminate server-side image processing bottlenecks.</w:t>
-        <w:br/>
-        <w:t>• Construct a dual-tier AI inference engine combining multimodal vision models with an offline heuristic decision tree.</w:t>
-        <w:br/>
-        <w:t>• Harmonize cutaneous diagnostic classifications with the WHO ICD-10-CM standard across major inflammatory dermatoses.</w:t>
-        <w:br/>
-        <w:t>• Restructure the user interface into an ergonomic swapped dual-column layout (Dossier on the left, Intake on the right).</w:t>
-        <w:br/>
-        <w:t>• Implement an authoritative Single-Color Clinical Blue (#0F6FBF) visual hierarchy with professional Google Fonts typography.</w:t>
-      </w:r>
-    </w:p>
-    <w:p>
-      <w:pPr>
-        <w:keepNext/>
-        <w:spacing w:before="220" w:after="60"/>
+      <w:pPr>
+        <w:spacing w:before="20" w:after="60" w:line="276" w:lineRule="auto"/>
+        <w:ind w:left="360"/>
+        <w:jc w:val="left"/>
       </w:pPr>
       <w:r>
         <w:rPr>
           <w:rFonts w:ascii="Calibri" w:hAnsi="Calibri"/>
           <w:b/>
           <w:color w:val="0F172A"/>
-          <w:sz w:val="24"/>
+          <w:sz w:val="21"/>
+        </w:rPr>
+        <w:t>•  Implement a Responsive Clinical Workstation:</w:t>
+      </w:r>
+      <w:r>
+        <w:rPr>
+          <w:rFonts w:ascii="Calibri" w:hAnsi="Calibri"/>
+          <w:color w:val="334155"/>
+          <w:sz w:val="21"/>
+        </w:rPr>
+        <w:t xml:space="preserve"> Develop a responsive React/TypeScript user interface adhering to clinical ergonomics.</w:t>
+      </w:r>
+    </w:p>
+    <w:p>
+      <w:pPr>
+        <w:spacing w:before="20" w:after="60" w:line="276" w:lineRule="auto"/>
+        <w:ind w:left="360"/>
+        <w:jc w:val="left"/>
+      </w:pPr>
+      <w:r>
+        <w:rPr>
+          <w:rFonts w:ascii="Calibri" w:hAnsi="Calibri"/>
+          <w:b/>
+          <w:color w:val="0F172A"/>
+          <w:sz w:val="21"/>
+        </w:rPr>
+        <w:t>•  Engineer Client-Side Optical Preprocessing:</w:t>
+      </w:r>
+      <w:r>
+        <w:rPr>
+          <w:rFonts w:ascii="Calibri" w:hAnsi="Calibri"/>
+          <w:color w:val="334155"/>
+          <w:sz w:val="21"/>
+        </w:rPr>
+        <w:t xml:space="preserve"> Build an in-browser HTML5 Canvas downsampling pipeline to eliminate latency.</w:t>
+      </w:r>
+    </w:p>
+    <w:p>
+      <w:pPr>
+        <w:spacing w:before="20" w:after="60" w:line="276" w:lineRule="auto"/>
+        <w:ind w:left="360"/>
+        <w:jc w:val="left"/>
+      </w:pPr>
+      <w:r>
+        <w:rPr>
+          <w:rFonts w:ascii="Calibri" w:hAnsi="Calibri"/>
+          <w:b/>
+          <w:color w:val="0F172A"/>
+          <w:sz w:val="21"/>
+        </w:rPr>
+        <w:t>•  Integrate Multimodal AI Inference:</w:t>
+      </w:r>
+      <w:r>
+        <w:rPr>
+          <w:rFonts w:ascii="Calibri" w:hAnsi="Calibri"/>
+          <w:color w:val="334155"/>
+          <w:sz w:val="21"/>
+        </w:rPr>
+        <w:t xml:space="preserve"> Connect multimodal vision reasoning with structured schema validation for cutaneous pattern analysis.</w:t>
+      </w:r>
+    </w:p>
+    <w:p>
+      <w:pPr>
+        <w:spacing w:before="20" w:after="60" w:line="276" w:lineRule="auto"/>
+        <w:ind w:left="360"/>
+        <w:jc w:val="left"/>
+      </w:pPr>
+      <w:r>
+        <w:rPr>
+          <w:rFonts w:ascii="Calibri" w:hAnsi="Calibri"/>
+          <w:b/>
+          <w:color w:val="0F172A"/>
+          <w:sz w:val="21"/>
+        </w:rPr>
+        <w:t>•  Formulate Deterministic Fallback Logic:</w:t>
+      </w:r>
+      <w:r>
+        <w:rPr>
+          <w:rFonts w:ascii="Calibri" w:hAnsi="Calibri"/>
+          <w:color w:val="334155"/>
+          <w:sz w:val="21"/>
+        </w:rPr>
+        <w:t xml:space="preserve"> Create a comprehensive rule-based classification engine to guarantee 100% offline uptime.</w:t>
+      </w:r>
+    </w:p>
+    <w:p>
+      <w:pPr>
+        <w:spacing w:before="20" w:after="60" w:line="276" w:lineRule="auto"/>
+        <w:ind w:left="360"/>
+        <w:jc w:val="left"/>
+      </w:pPr>
+      <w:r>
+        <w:rPr>
+          <w:rFonts w:ascii="Calibri" w:hAnsi="Calibri"/>
+          <w:b/>
+          <w:color w:val="0F172A"/>
+          <w:sz w:val="21"/>
+        </w:rPr>
+        <w:t>•  Standardize Clinical Nomenclature:</w:t>
+      </w:r>
+      <w:r>
+        <w:rPr>
+          <w:rFonts w:ascii="Calibri" w:hAnsi="Calibri"/>
+          <w:color w:val="334155"/>
+          <w:sz w:val="21"/>
+        </w:rPr>
+        <w:t xml:space="preserve"> Align all diagnostic outputs with international ICD-10-CM coding taxonomies.</w:t>
+      </w:r>
+    </w:p>
+    <w:p>
+      <w:pPr>
+        <w:keepNext/>
+        <w:spacing w:before="240" w:after="60"/>
+        <w:jc w:val="left"/>
+      </w:pPr>
+      <w:r>
+        <w:rPr>
+          <w:rFonts w:ascii="Calibri" w:hAnsi="Calibri"/>
+          <w:b/>
+          <w:color w:val="0F172A"/>
+          <w:sz w:val="25"/>
         </w:rPr>
         <w:t>Functional Goals</w:t>
       </w:r>
     </w:p>
     <w:p>
+      <w:pPr>
+        <w:spacing w:before="20" w:after="60" w:line="276" w:lineRule="auto"/>
+        <w:ind w:left="360"/>
+        <w:jc w:val="left"/>
+      </w:pPr>
       <w:r>
-        <w:t>• Reduce the time required for non-specialists to perform initial cutaneous triage to under 5 seconds.</w:t>
-        <w:br/>
-        <w:t>• Provide structured morphological descriptions that help prevent contraindicated treatments (such as topical steroids for fungal infections).</w:t>
-        <w:br/>
-        <w:t>• Ensure 100% type safety and strict JSON contract adherence across all medical interfaces.</w:t>
-        <w:br/>
-        <w:t>• Maintain strict compliance with educational AI and medical device software safety boundaries (Non-SaMD status).</w:t>
+        <w:rPr>
+          <w:rFonts w:ascii="Calibri" w:hAnsi="Calibri"/>
+          <w:b/>
+          <w:color w:val="0F172A"/>
+          <w:sz w:val="21"/>
+        </w:rPr>
+        <w:t>•  Sub-Second Local Preprocessing:</w:t>
+      </w:r>
+      <w:r>
+        <w:rPr>
+          <w:rFonts w:ascii="Calibri" w:hAnsi="Calibri"/>
+          <w:color w:val="334155"/>
+          <w:sz w:val="21"/>
+        </w:rPr>
+        <w:t xml:space="preserve"> Compress images up to 20MB down to sub-300KB payloads in under 800 milliseconds.</w:t>
       </w:r>
     </w:p>
     <w:p>
       <w:pPr>
+        <w:spacing w:before="20" w:after="60" w:line="276" w:lineRule="auto"/>
+        <w:ind w:left="360"/>
+        <w:jc w:val="left"/>
+      </w:pPr>
+      <w:r>
+        <w:rPr>
+          <w:rFonts w:ascii="Calibri" w:hAnsi="Calibri"/>
+          <w:b/>
+          <w:color w:val="0F172A"/>
+          <w:sz w:val="21"/>
+        </w:rPr>
+        <w:t>•  Deterministic Schema Parsing:</w:t>
+      </w:r>
+      <w:r>
+        <w:rPr>
+          <w:rFonts w:ascii="Calibri" w:hAnsi="Calibri"/>
+          <w:color w:val="334155"/>
+          <w:sz w:val="21"/>
+        </w:rPr>
+        <w:t xml:space="preserve"> Guarantee 100% JSON schema conformance using defensive regular expression extraction.</w:t>
+      </w:r>
+    </w:p>
+    <w:p>
+      <w:pPr>
+        <w:spacing w:before="20" w:after="60" w:line="276" w:lineRule="auto"/>
+        <w:ind w:left="360"/>
+        <w:jc w:val="left"/>
+      </w:pPr>
+      <w:r>
+        <w:rPr>
+          <w:rFonts w:ascii="Calibri" w:hAnsi="Calibri"/>
+          <w:b/>
+          <w:color w:val="0F172A"/>
+          <w:sz w:val="21"/>
+        </w:rPr>
+        <w:t>•  Standardized Morphology Decomposition:</w:t>
+      </w:r>
+      <w:r>
+        <w:rPr>
+          <w:rFonts w:ascii="Calibri" w:hAnsi="Calibri"/>
+          <w:color w:val="334155"/>
+          <w:sz w:val="21"/>
+        </w:rPr>
+        <w:t xml:space="preserve"> Output structured primary lesion, vascularity, margin definition, and distribution.</w:t>
+      </w:r>
+    </w:p>
+    <w:p>
+      <w:pPr>
+        <w:spacing w:before="20" w:after="60" w:line="276" w:lineRule="auto"/>
+        <w:ind w:left="360"/>
+        <w:jc w:val="left"/>
+      </w:pPr>
+      <w:r>
+        <w:rPr>
+          <w:rFonts w:ascii="Calibri" w:hAnsi="Calibri"/>
+          <w:b/>
+          <w:color w:val="0F172A"/>
+          <w:sz w:val="21"/>
+        </w:rPr>
+        <w:t>•  Zero-Telemetry Patient Privacy:</w:t>
+      </w:r>
+      <w:r>
+        <w:rPr>
+          <w:rFonts w:ascii="Calibri" w:hAnsi="Calibri"/>
+          <w:color w:val="334155"/>
+          <w:sz w:val="21"/>
+        </w:rPr>
+        <w:t xml:space="preserve"> Guarantee that patient specimens are processed strictly in-memory without unconsented storage.</w:t>
+      </w:r>
+    </w:p>
+    <w:p>
+      <w:r>
+        <w:br w:type="page"/>
+      </w:r>
+    </w:p>
+    <w:p>
+      <w:pPr>
         <w:keepNext/>
         <w:spacing w:before="320" w:after="120"/>
+        <w:jc w:val="left"/>
       </w:pPr>
       <w:r>
         <w:rPr>
           <w:rFonts w:ascii="Georgia" w:hAnsi="Georgia"/>
           <w:b/>
           <w:color w:val="0F6FBF"/>
-          <w:sz w:val="28"/>
+          <w:sz w:val="30"/>
         </w:rPr>
         <w:t>3. Organization Overview</w:t>
       </w:r>
@@ -2981,84 +3570,110 @@
     <w:p>
       <w:pPr>
         <w:keepNext/>
-        <w:spacing w:before="220" w:after="60"/>
+        <w:spacing w:before="240" w:after="60"/>
+        <w:jc w:val="left"/>
       </w:pPr>
       <w:r>
         <w:rPr>
           <w:rFonts w:ascii="Calibri" w:hAnsi="Calibri"/>
           <w:b/>
           <w:color w:val="0F172A"/>
-          <w:sz w:val="24"/>
+          <w:sz w:val="25"/>
         </w:rPr>
         <w:t>Datavalley India Pvt. Ltd.</w:t>
       </w:r>
     </w:p>
     <w:p>
+      <w:pPr>
+        <w:spacing w:line="276" w:lineRule="auto" w:after="120"/>
+        <w:jc w:val="both"/>
+      </w:pPr>
       <w:r>
-        <w:t>Datavalley India Pvt. Ltd. (Data Valley) provided the industrial training environment in which I gained practical exposure to software engineering, AI automation, and technology-oriented project execution. In collaboration with the Andhra Pradesh State Council of Higher Education (APSCHE), Data Valley focuses on imparting cutting-edge industry skills to engineering students across India.</w:t>
+        <w:rPr>
+          <w:rFonts w:ascii="Calibri" w:hAnsi="Calibri"/>
+          <w:color w:val="334155"/>
+          <w:sz w:val="22"/>
+        </w:rPr>
+        <w:t>Datavalley India Pvt. Ltd. (Data Valley) is an advanced technology training and corporate solutions provider operating in collaboration with premier higher education bodies, including the Andhra Pradesh State Council of Higher Education (APSCHE). The organization focuses on empowering engineering students with hands-on, industry-aligned competencies in Artificial Intelligence, Data Engineering, Full-Stack Software Development, Cloud Computing, and Autonomous Agent Systems.</w:t>
       </w:r>
     </w:p>
     <w:p>
       <w:pPr>
         <w:keepNext/>
-        <w:spacing w:before="220" w:after="60"/>
+        <w:spacing w:before="240" w:after="60"/>
+        <w:jc w:val="left"/>
       </w:pPr>
       <w:r>
         <w:rPr>
           <w:rFonts w:ascii="Calibri" w:hAnsi="Calibri"/>
           <w:b/>
           <w:color w:val="0F172A"/>
-          <w:sz w:val="24"/>
+          <w:sz w:val="25"/>
         </w:rPr>
         <w:t>Training Context</w:t>
       </w:r>
     </w:p>
     <w:p>
+      <w:pPr>
+        <w:spacing w:line="276" w:lineRule="auto" w:after="120"/>
+        <w:jc w:val="both"/>
+      </w:pPr>
       <w:r>
-        <w:t>• Mode: Offline Industrial Training (S-T Internship).</w:t>
-        <w:br/>
-        <w:t>• Internship Program: AI Automation &amp; Agent Engineering.</w:t>
-        <w:br/>
-        <w:t>• Training Period: 18-06-2026 to 14-08-2026 (Internship) / 18-06-2026 to 17-08-2026 (Project Completion).</w:t>
-        <w:br/>
-        <w:t>• Industry Mentor / Project Coordinator: Shaik. Arshad, Project Coordinator, Data Valley Pvt. Ltd.</w:t>
-        <w:br/>
-        <w:t>• Student: Bhumireddy.Vijayesh Vardhan Reddy (Roll No: 72312924).</w:t>
-        <w:br/>
-        <w:t>• Academic Program: B.Tech Computer Science and Engineering (AI &amp; DS), CT University, Punjab.</w:t>
+        <w:rPr>
+          <w:rFonts w:ascii="Calibri" w:hAnsi="Calibri"/>
+          <w:color w:val="334155"/>
+          <w:sz w:val="22"/>
+        </w:rPr>
+        <w:t>The industrial training program was conducted under the 'Offline S-T Internship on AI Automation &amp; Agent Engineering' initiative. This immersive curriculum is designed to transition students from theoretical computing coursework to enterprise-grade software practices, emphasizing production architecture, modular coding, defensive engineering, automated pipelines, and domain-specific AI modeling.</w:t>
       </w:r>
     </w:p>
     <w:p>
       <w:pPr>
         <w:keepNext/>
-        <w:spacing w:before="220" w:after="60"/>
+        <w:spacing w:before="240" w:after="60"/>
+        <w:jc w:val="left"/>
       </w:pPr>
       <w:r>
         <w:rPr>
           <w:rFonts w:ascii="Calibri" w:hAnsi="Calibri"/>
           <w:b/>
           <w:color w:val="0F172A"/>
-          <w:sz w:val="24"/>
+          <w:sz w:val="25"/>
         </w:rPr>
         <w:t>Professional Environment &amp; Relevance to Academic Learning</w:t>
       </w:r>
     </w:p>
     <w:p>
+      <w:pPr>
+        <w:spacing w:line="276" w:lineRule="auto" w:after="120"/>
+        <w:jc w:val="both"/>
+      </w:pPr>
       <w:r>
-        <w:t>The corporate training environment at Data Valley emphasized disciplined agile sprints, structured code reviews, defensive programming, and formal engineering documentation. The project connected directly with core B.Tech coursework including Artificial Intelligence, Computer Vision, Web Application Development, Software Engineering, and Medical Data Systems.</w:t>
+        <w:rPr>
+          <w:rFonts w:ascii="Calibri" w:hAnsi="Calibri"/>
+          <w:color w:val="334155"/>
+          <w:sz w:val="22"/>
+        </w:rPr>
+        <w:t>Under the supervision of Shaik. Arshad, Project Coordinator at Data Valley, the internship provided structured development milestones, weekly architectural sprints, and rigorous code reviews. Developing DermoScan directly reinforced my academic coursework at CT University in Artificial Intelligence &amp; Data Science, specifically in computer vision, state machines, web engineering, and human-centered software interface design.</w:t>
       </w:r>
     </w:p>
     <w:p>
+      <w:r>
+        <w:br w:type="page"/>
+      </w:r>
+    </w:p>
+    <w:p>
       <w:pPr>
         <w:keepNext/>
         <w:spacing w:before="320" w:after="120"/>
+        <w:jc w:val="left"/>
       </w:pPr>
       <w:r>
         <w:rPr>
           <w:rFonts w:ascii="Georgia" w:hAnsi="Georgia"/>
           <w:b/>
           <w:color w:val="0F6FBF"/>
-          <w:sz w:val="28"/>
+          <w:sz w:val="30"/>
         </w:rPr>
         <w:t>4. Training Details</w:t>
       </w:r>
@@ -3066,36 +3681,1324 @@
     <w:p>
       <w:pPr>
         <w:keepNext/>
-        <w:spacing w:before="220" w:after="60"/>
+        <w:spacing w:before="240" w:after="60"/>
+        <w:jc w:val="left"/>
       </w:pPr>
       <w:r>
         <w:rPr>
           <w:rFonts w:ascii="Calibri" w:hAnsi="Calibri"/>
           <w:b/>
           <w:color w:val="0F172A"/>
-          <w:sz w:val="24"/>
+          <w:sz w:val="25"/>
         </w:rPr>
         <w:t>4.1 Work Environment</w:t>
       </w:r>
     </w:p>
     <w:p>
+      <w:pPr>
+        <w:spacing w:line="276" w:lineRule="auto" w:after="120"/>
+        <w:jc w:val="both"/>
+      </w:pPr>
       <w:r>
-        <w:t>The training environment provided a professional corporate workstation configured with Windows 11 Enterprise (64-bit), Node.js v20.18 LTS, npm v10.8, Visual Studio Code, and the Vite 6 local development runtime. The development workflow followed systematic phases: requirement analysis, component design, optical pipeline implementation, AI orchestrator integration, UI styling, and end-to-end verification.</w:t>
+        <w:rPr>
+          <w:rFonts w:ascii="Calibri" w:hAnsi="Calibri"/>
+          <w:color w:val="334155"/>
+          <w:sz w:val="22"/>
+        </w:rPr>
+        <w:t>The training environment combined modern collaborative engineering tools with local execution environments:</w:t>
       </w:r>
     </w:p>
     <w:p>
       <w:pPr>
-        <w:keepNext/>
-        <w:spacing w:before="220" w:after="60"/>
+        <w:spacing w:before="20" w:after="60" w:line="276" w:lineRule="auto"/>
+        <w:ind w:left="360"/>
+        <w:jc w:val="left"/>
       </w:pPr>
       <w:r>
         <w:rPr>
           <w:rFonts w:ascii="Calibri" w:hAnsi="Calibri"/>
           <w:b/>
           <w:color w:val="0F172A"/>
-          <w:sz w:val="24"/>
+          <w:sz w:val="21"/>
+        </w:rPr>
+        <w:t>•  Development Hardware:</w:t>
+      </w:r>
+      <w:r>
+        <w:rPr>
+          <w:rFonts w:ascii="Calibri" w:hAnsi="Calibri"/>
+          <w:color w:val="334155"/>
+          <w:sz w:val="21"/>
+        </w:rPr>
+        <w:t xml:space="preserve"> High-performance multi-core development workstations running Windows 11 with Node.js runtime environments.</w:t>
+      </w:r>
+    </w:p>
+    <w:p>
+      <w:pPr>
+        <w:spacing w:before="20" w:after="60" w:line="276" w:lineRule="auto"/>
+        <w:ind w:left="360"/>
+        <w:jc w:val="left"/>
+      </w:pPr>
+      <w:r>
+        <w:rPr>
+          <w:rFonts w:ascii="Calibri" w:hAnsi="Calibri"/>
+          <w:b/>
+          <w:color w:val="0F172A"/>
+          <w:sz w:val="21"/>
+        </w:rPr>
+        <w:t>•  Version Control &amp; Repositories:</w:t>
+      </w:r>
+      <w:r>
+        <w:rPr>
+          <w:rFonts w:ascii="Calibri" w:hAnsi="Calibri"/>
+          <w:color w:val="334155"/>
+          <w:sz w:val="21"/>
+        </w:rPr>
+        <w:t xml:space="preserve"> Git distributed version control hosted on GitHub for commit logging, branch management, and tracking.</w:t>
+      </w:r>
+    </w:p>
+    <w:p>
+      <w:pPr>
+        <w:spacing w:before="20" w:after="60" w:line="276" w:lineRule="auto"/>
+        <w:ind w:left="360"/>
+        <w:jc w:val="left"/>
+      </w:pPr>
+      <w:r>
+        <w:rPr>
+          <w:rFonts w:ascii="Calibri" w:hAnsi="Calibri"/>
+          <w:b/>
+          <w:color w:val="0F172A"/>
+          <w:sz w:val="21"/>
+        </w:rPr>
+        <w:t>•  IDE &amp; Tooling:</w:t>
+      </w:r>
+      <w:r>
+        <w:rPr>
+          <w:rFonts w:ascii="Calibri" w:hAnsi="Calibri"/>
+          <w:color w:val="334155"/>
+          <w:sz w:val="21"/>
+        </w:rPr>
+        <w:t xml:space="preserve"> VS Code and Antigravity IDE equipped with ESLint, TypeScript compiler diagnostics, and live Vite preview.</w:t>
+      </w:r>
+    </w:p>
+    <w:p>
+      <w:pPr>
+        <w:keepNext/>
+        <w:spacing w:before="240" w:after="60"/>
+        <w:jc w:val="left"/>
+      </w:pPr>
+      <w:r>
+        <w:rPr>
+          <w:rFonts w:ascii="Calibri" w:hAnsi="Calibri"/>
+          <w:b/>
+          <w:color w:val="0F172A"/>
+          <w:sz w:val="25"/>
         </w:rPr>
         <w:t>4.2 Tasks and Responsibilities</w:t>
+      </w:r>
+    </w:p>
+    <w:p>
+      <w:pPr>
+        <w:spacing w:before="20" w:after="60" w:line="276" w:lineRule="auto"/>
+        <w:ind w:left="360"/>
+        <w:jc w:val="left"/>
+      </w:pPr>
+      <w:r>
+        <w:rPr>
+          <w:rFonts w:ascii="Calibri" w:hAnsi="Calibri"/>
+          <w:b/>
+          <w:color w:val="0F172A"/>
+          <w:sz w:val="21"/>
+        </w:rPr>
+        <w:t>•  Requirement Engineering:</w:t>
+      </w:r>
+      <w:r>
+        <w:rPr>
+          <w:rFonts w:ascii="Calibri" w:hAnsi="Calibri"/>
+          <w:color w:val="334155"/>
+          <w:sz w:val="21"/>
+        </w:rPr>
+        <w:t xml:space="preserve"> Formulated detailed system specifications for dermatological triage, defining intake requirements and clinical schemas.</w:t>
+      </w:r>
+    </w:p>
+    <w:p>
+      <w:pPr>
+        <w:spacing w:before="20" w:after="60" w:line="276" w:lineRule="auto"/>
+        <w:ind w:left="360"/>
+        <w:jc w:val="left"/>
+      </w:pPr>
+      <w:r>
+        <w:rPr>
+          <w:rFonts w:ascii="Calibri" w:hAnsi="Calibri"/>
+          <w:b/>
+          <w:color w:val="0F172A"/>
+          <w:sz w:val="21"/>
+        </w:rPr>
+        <w:t>•  Frontend Architecture:</w:t>
+      </w:r>
+      <w:r>
+        <w:rPr>
+          <w:rFonts w:ascii="Calibri" w:hAnsi="Calibri"/>
+          <w:color w:val="334155"/>
+          <w:sz w:val="21"/>
+        </w:rPr>
+        <w:t xml:space="preserve"> Built the Single Page Application using React 18, TypeScript 5.7, Vite 6, and Tailwind CSS 3.4.</w:t>
+      </w:r>
+    </w:p>
+    <w:p>
+      <w:pPr>
+        <w:spacing w:before="20" w:after="60" w:line="276" w:lineRule="auto"/>
+        <w:ind w:left="360"/>
+        <w:jc w:val="left"/>
+      </w:pPr>
+      <w:r>
+        <w:rPr>
+          <w:rFonts w:ascii="Calibri" w:hAnsi="Calibri"/>
+          <w:b/>
+          <w:color w:val="0F172A"/>
+          <w:sz w:val="21"/>
+        </w:rPr>
+        <w:t>•  Optical Pipeline Engineering:</w:t>
+      </w:r>
+      <w:r>
+        <w:rPr>
+          <w:rFonts w:ascii="Calibri" w:hAnsi="Calibri"/>
+          <w:color w:val="334155"/>
+          <w:sz w:val="21"/>
+        </w:rPr>
+        <w:t xml:space="preserve"> Implemented HTML5 2D Canvas bilinear interpolation to resize large images client-side.</w:t>
+      </w:r>
+    </w:p>
+    <w:p>
+      <w:pPr>
+        <w:spacing w:before="20" w:after="60" w:line="276" w:lineRule="auto"/>
+        <w:ind w:left="360"/>
+        <w:jc w:val="left"/>
+      </w:pPr>
+      <w:r>
+        <w:rPr>
+          <w:rFonts w:ascii="Calibri" w:hAnsi="Calibri"/>
+          <w:b/>
+          <w:color w:val="0F172A"/>
+          <w:sz w:val="21"/>
+        </w:rPr>
+        <w:t>•  Multimodal Vision AI Integration:</w:t>
+      </w:r>
+      <w:r>
+        <w:rPr>
+          <w:rFonts w:ascii="Calibri" w:hAnsi="Calibri"/>
+          <w:color w:val="334155"/>
+          <w:sz w:val="21"/>
+        </w:rPr>
+        <w:t xml:space="preserve"> Built asynchronous services interfacing with Gemini multimodal vision models.</w:t>
+      </w:r>
+    </w:p>
+    <w:p>
+      <w:pPr>
+        <w:spacing w:before="20" w:after="60" w:line="276" w:lineRule="auto"/>
+        <w:ind w:left="360"/>
+        <w:jc w:val="left"/>
+      </w:pPr>
+      <w:r>
+        <w:rPr>
+          <w:rFonts w:ascii="Calibri" w:hAnsi="Calibri"/>
+          <w:b/>
+          <w:color w:val="0F172A"/>
+          <w:sz w:val="21"/>
+        </w:rPr>
+        <w:t>•  Deterministic Rule Engine:</w:t>
+      </w:r>
+      <w:r>
+        <w:rPr>
+          <w:rFonts w:ascii="Calibri" w:hAnsi="Calibri"/>
+          <w:color w:val="334155"/>
+          <w:sz w:val="21"/>
+        </w:rPr>
+        <w:t xml:space="preserve"> Formulated medical heuristic matrices based on body location, chronicity, and tactile sensation.</w:t>
+      </w:r>
+    </w:p>
+    <w:p>
+      <w:pPr>
+        <w:spacing w:before="20" w:after="60" w:line="276" w:lineRule="auto"/>
+        <w:ind w:left="360"/>
+        <w:jc w:val="left"/>
+      </w:pPr>
+      <w:r>
+        <w:rPr>
+          <w:rFonts w:ascii="Calibri" w:hAnsi="Calibri"/>
+          <w:b/>
+          <w:color w:val="0F172A"/>
+          <w:sz w:val="21"/>
+        </w:rPr>
+        <w:t>•  Clinical Governance Enforcement:</w:t>
+      </w:r>
+      <w:r>
+        <w:rPr>
+          <w:rFonts w:ascii="Calibri" w:hAnsi="Calibri"/>
+          <w:color w:val="334155"/>
+          <w:sz w:val="21"/>
+        </w:rPr>
+        <w:t xml:space="preserve"> Designed disclaimer banners, red-flag escalation triggers, and non-skin rejection filters.</w:t>
+      </w:r>
+    </w:p>
+    <w:p>
+      <w:pPr>
+        <w:keepNext/>
+        <w:spacing w:before="240" w:after="60"/>
+        <w:jc w:val="left"/>
+      </w:pPr>
+      <w:r>
+        <w:rPr>
+          <w:rFonts w:ascii="Calibri" w:hAnsi="Calibri"/>
+          <w:b/>
+          <w:color w:val="0F172A"/>
+          <w:sz w:val="25"/>
+        </w:rPr>
+        <w:t>4.3 Tools and Technologies Used</w:t>
+      </w:r>
+    </w:p>
+    <w:p>
+      <w:pPr>
+        <w:spacing w:before="20" w:after="60" w:line="276" w:lineRule="auto"/>
+        <w:ind w:left="360"/>
+        <w:jc w:val="left"/>
+      </w:pPr>
+      <w:r>
+        <w:rPr>
+          <w:rFonts w:ascii="Calibri" w:hAnsi="Calibri"/>
+          <w:b/>
+          <w:color w:val="0F172A"/>
+          <w:sz w:val="21"/>
+        </w:rPr>
+        <w:t>•  React 18.3:</w:t>
+      </w:r>
+      <w:r>
+        <w:rPr>
+          <w:rFonts w:ascii="Calibri" w:hAnsi="Calibri"/>
+          <w:color w:val="334155"/>
+          <w:sz w:val="21"/>
+        </w:rPr>
+        <w:t xml:space="preserve"> Component-based reactive UI architecture utilizing functional hooks (useState, useEffect, useMemo, useRef).</w:t>
+      </w:r>
+    </w:p>
+    <w:p>
+      <w:pPr>
+        <w:spacing w:before="20" w:after="60" w:line="276" w:lineRule="auto"/>
+        <w:ind w:left="360"/>
+        <w:jc w:val="left"/>
+      </w:pPr>
+      <w:r>
+        <w:rPr>
+          <w:rFonts w:ascii="Calibri" w:hAnsi="Calibri"/>
+          <w:b/>
+          <w:color w:val="0F172A"/>
+          <w:sz w:val="21"/>
+        </w:rPr>
+        <w:t>•  TypeScript 5.7:</w:t>
+      </w:r>
+      <w:r>
+        <w:rPr>
+          <w:rFonts w:ascii="Calibri" w:hAnsi="Calibri"/>
+          <w:color w:val="334155"/>
+          <w:sz w:val="21"/>
+        </w:rPr>
+        <w:t xml:space="preserve"> Statically typed programming language enforcing strict interface boundaries and eliminating runtime type errors.</w:t>
+      </w:r>
+    </w:p>
+    <w:p>
+      <w:pPr>
+        <w:spacing w:before="20" w:after="60" w:line="276" w:lineRule="auto"/>
+        <w:ind w:left="360"/>
+        <w:jc w:val="left"/>
+      </w:pPr>
+      <w:r>
+        <w:rPr>
+          <w:rFonts w:ascii="Calibri" w:hAnsi="Calibri"/>
+          <w:b/>
+          <w:color w:val="0F172A"/>
+          <w:sz w:val="21"/>
+        </w:rPr>
+        <w:t>•  Vite 6:</w:t>
+      </w:r>
+      <w:r>
+        <w:rPr>
+          <w:rFonts w:ascii="Calibri" w:hAnsi="Calibri"/>
+          <w:color w:val="334155"/>
+          <w:sz w:val="21"/>
+        </w:rPr>
+        <w:t xml:space="preserve"> Next-generation frontend bundler providing sub-second Hot Module Replacement (HMR) and optimized Rollup tree-shaking.</w:t>
+      </w:r>
+    </w:p>
+    <w:p>
+      <w:pPr>
+        <w:spacing w:before="20" w:after="60" w:line="276" w:lineRule="auto"/>
+        <w:ind w:left="360"/>
+        <w:jc w:val="left"/>
+      </w:pPr>
+      <w:r>
+        <w:rPr>
+          <w:rFonts w:ascii="Calibri" w:hAnsi="Calibri"/>
+          <w:b/>
+          <w:color w:val="0F172A"/>
+          <w:sz w:val="21"/>
+        </w:rPr>
+        <w:t>•  Tailwind CSS 3.4:</w:t>
+      </w:r>
+      <w:r>
+        <w:rPr>
+          <w:rFonts w:ascii="Calibri" w:hAnsi="Calibri"/>
+          <w:color w:val="334155"/>
+          <w:sz w:val="21"/>
+        </w:rPr>
+        <w:t xml:space="preserve"> Utility-first styling framework configured for a single-hue medical blue (#0F6FBF) WCAG AAA theme.</w:t>
+      </w:r>
+    </w:p>
+    <w:p>
+      <w:pPr>
+        <w:spacing w:before="20" w:after="60" w:line="276" w:lineRule="auto"/>
+        <w:ind w:left="360"/>
+        <w:jc w:val="left"/>
+      </w:pPr>
+      <w:r>
+        <w:rPr>
+          <w:rFonts w:ascii="Calibri" w:hAnsi="Calibri"/>
+          <w:b/>
+          <w:color w:val="0F172A"/>
+          <w:sz w:val="21"/>
+        </w:rPr>
+        <w:t>•  HTML5 Canvas API:</w:t>
+      </w:r>
+      <w:r>
+        <w:rPr>
+          <w:rFonts w:ascii="Calibri" w:hAnsi="Calibri"/>
+          <w:color w:val="334155"/>
+          <w:sz w:val="21"/>
+        </w:rPr>
+        <w:t xml:space="preserve"> Browser-native 2D graphics rendering context utilized for hardware-accelerated bilinear downsampling.</w:t>
+      </w:r>
+    </w:p>
+    <w:p>
+      <w:pPr>
+        <w:spacing w:before="20" w:after="60" w:line="276" w:lineRule="auto"/>
+        <w:ind w:left="360"/>
+        <w:jc w:val="left"/>
+      </w:pPr>
+      <w:r>
+        <w:rPr>
+          <w:rFonts w:ascii="Calibri" w:hAnsi="Calibri"/>
+          <w:b/>
+          <w:color w:val="0F172A"/>
+          <w:sz w:val="21"/>
+        </w:rPr>
+        <w:t>•  Lucide React:</w:t>
+      </w:r>
+      <w:r>
+        <w:rPr>
+          <w:rFonts w:ascii="Calibri" w:hAnsi="Calibri"/>
+          <w:color w:val="334155"/>
+          <w:sz w:val="21"/>
+        </w:rPr>
+        <w:t xml:space="preserve"> Modular SVG iconography providing crisp, scalable clinical interface visual symbols.</w:t>
+      </w:r>
+    </w:p>
+    <w:p>
+      <w:pPr>
+        <w:spacing w:before="20" w:after="60" w:line="276" w:lineRule="auto"/>
+        <w:ind w:left="360"/>
+        <w:jc w:val="left"/>
+      </w:pPr>
+      <w:r>
+        <w:rPr>
+          <w:rFonts w:ascii="Calibri" w:hAnsi="Calibri"/>
+          <w:b/>
+          <w:color w:val="0F172A"/>
+          <w:sz w:val="21"/>
+        </w:rPr>
+        <w:t>•  Vercel Edge Global CDN:</w:t>
+      </w:r>
+      <w:r>
+        <w:rPr>
+          <w:rFonts w:ascii="Calibri" w:hAnsi="Calibri"/>
+          <w:color w:val="334155"/>
+          <w:sz w:val="21"/>
+        </w:rPr>
+        <w:t xml:space="preserve"> Production hosting environment with automated CI/CD continuous deployment pipeline.</w:t>
+      </w:r>
+    </w:p>
+    <w:p>
+      <w:pPr>
+        <w:keepNext/>
+        <w:spacing w:before="240" w:after="60"/>
+        <w:jc w:val="left"/>
+      </w:pPr>
+      <w:r>
+        <w:rPr>
+          <w:rFonts w:ascii="Calibri" w:hAnsi="Calibri"/>
+          <w:b/>
+          <w:color w:val="0F172A"/>
+          <w:sz w:val="25"/>
+        </w:rPr>
+        <w:t>4.4 Project Execution Phases</w:t>
+      </w:r>
+    </w:p>
+    <w:p>
+      <w:pPr>
+        <w:spacing w:before="40" w:after="80" w:line="276" w:lineRule="auto"/>
+        <w:ind w:left="360"/>
+        <w:jc w:val="both"/>
+      </w:pPr>
+      <w:r>
+        <w:rPr>
+          <w:rFonts w:ascii="Calibri" w:hAnsi="Calibri"/>
+          <w:b/>
+          <w:color w:val="0F172A"/>
+          <w:sz w:val="21"/>
+        </w:rPr>
+        <w:t xml:space="preserve">1. Phase I: Research &amp; Specification: </w:t>
+      </w:r>
+      <w:r>
+        <w:rPr>
+          <w:rFonts w:ascii="Calibri" w:hAnsi="Calibri"/>
+          <w:color w:val="334155"/>
+          <w:sz w:val="21"/>
+        </w:rPr>
+        <w:t>Studied dermatological diagnostic protocols, ICD-10-CM codes, and common primary care triage bottlenecks.</w:t>
+      </w:r>
+    </w:p>
+    <w:p>
+      <w:pPr>
+        <w:spacing w:before="40" w:after="80" w:line="276" w:lineRule="auto"/>
+        <w:ind w:left="360"/>
+        <w:jc w:val="both"/>
+      </w:pPr>
+      <w:r>
+        <w:rPr>
+          <w:rFonts w:ascii="Calibri" w:hAnsi="Calibri"/>
+          <w:b/>
+          <w:color w:val="0F172A"/>
+          <w:sz w:val="21"/>
+        </w:rPr>
+        <w:t xml:space="preserve">2. Phase II: Optical Preprocessing &amp; UI: </w:t>
+      </w:r>
+      <w:r>
+        <w:rPr>
+          <w:rFonts w:ascii="Calibri" w:hAnsi="Calibri"/>
+          <w:color w:val="334155"/>
+          <w:sz w:val="21"/>
+        </w:rPr>
+        <w:t>Built the responsive swapped two-column clinical dashboard and client-side canvas downsampling engine.</w:t>
+      </w:r>
+    </w:p>
+    <w:p>
+      <w:pPr>
+        <w:spacing w:before="40" w:after="80" w:line="276" w:lineRule="auto"/>
+        <w:ind w:left="360"/>
+        <w:jc w:val="both"/>
+      </w:pPr>
+      <w:r>
+        <w:rPr>
+          <w:rFonts w:ascii="Calibri" w:hAnsi="Calibri"/>
+          <w:b/>
+          <w:color w:val="0F172A"/>
+          <w:sz w:val="21"/>
+        </w:rPr>
+        <w:t xml:space="preserve">3. Phase III: AI &amp; Heuristics Integration: </w:t>
+      </w:r>
+      <w:r>
+        <w:rPr>
+          <w:rFonts w:ascii="Calibri" w:hAnsi="Calibri"/>
+          <w:color w:val="334155"/>
+          <w:sz w:val="21"/>
+        </w:rPr>
+        <w:t>Connected multimodal vision AI with defensive regex schema parsers and offline heuristic rule fallbacks.</w:t>
+      </w:r>
+    </w:p>
+    <w:p>
+      <w:pPr>
+        <w:spacing w:before="40" w:after="80" w:line="276" w:lineRule="auto"/>
+        <w:ind w:left="360"/>
+        <w:jc w:val="both"/>
+      </w:pPr>
+      <w:r>
+        <w:rPr>
+          <w:rFonts w:ascii="Calibri" w:hAnsi="Calibri"/>
+          <w:b/>
+          <w:color w:val="0F172A"/>
+          <w:sz w:val="21"/>
+        </w:rPr>
+        <w:t xml:space="preserve">4. Phase IV: Verification, Deployment &amp; Hardening: </w:t>
+      </w:r>
+      <w:r>
+        <w:rPr>
+          <w:rFonts w:ascii="Calibri" w:hAnsi="Calibri"/>
+          <w:color w:val="334155"/>
+          <w:sz w:val="21"/>
+        </w:rPr>
+        <w:t>Executed end-to-end testing, zero-error TypeScript compilation, and live deployment on Vercel.</w:t>
+      </w:r>
+    </w:p>
+    <w:p>
+      <w:r>
+        <w:br w:type="page"/>
+      </w:r>
+    </w:p>
+    <w:p>
+      <w:pPr>
+        <w:keepNext/>
+        <w:spacing w:before="320" w:after="120"/>
+        <w:jc w:val="left"/>
+      </w:pPr>
+      <w:r>
+        <w:rPr>
+          <w:rFonts w:ascii="Georgia" w:hAnsi="Georgia"/>
+          <w:b/>
+          <w:color w:val="0F6FBF"/>
+          <w:sz w:val="30"/>
+        </w:rPr>
+        <w:t>5. Challenges Faced</w:t>
+      </w:r>
+    </w:p>
+    <w:p>
+      <w:pPr>
+        <w:keepNext/>
+        <w:spacing w:before="240" w:after="60"/>
+        <w:jc w:val="left"/>
+      </w:pPr>
+      <w:r>
+        <w:rPr>
+          <w:rFonts w:ascii="Calibri" w:hAnsi="Calibri"/>
+          <w:b/>
+          <w:color w:val="0F172A"/>
+          <w:sz w:val="25"/>
+        </w:rPr>
+        <w:t>5.1 Managing Multiple Optical &amp; AI Layers</w:t>
+      </w:r>
+    </w:p>
+    <w:p>
+      <w:pPr>
+        <w:spacing w:line="276" w:lineRule="auto" w:after="120"/>
+        <w:jc w:val="both"/>
+      </w:pPr>
+      <w:r>
+        <w:rPr>
+          <w:rFonts w:ascii="Calibri" w:hAnsi="Calibri"/>
+          <w:color w:val="334155"/>
+          <w:sz w:val="22"/>
+        </w:rPr>
+        <w:t>Bridging client-side image intake with asynchronous cloud vision inference presented latency and format challenges. High-resolution smartphone cameras often produce 15MB+ raw files. Transmitting these over mobile networks caused timeouts. This was solved by engineering a client-side HTML5 Canvas downsampling step that compresses images to max 1024px before transmission.</w:t>
+      </w:r>
+    </w:p>
+    <w:p>
+      <w:pPr>
+        <w:keepNext/>
+        <w:spacing w:before="240" w:after="60"/>
+        <w:jc w:val="left"/>
+      </w:pPr>
+      <w:r>
+        <w:rPr>
+          <w:rFonts w:ascii="Calibri" w:hAnsi="Calibri"/>
+          <w:b/>
+          <w:color w:val="0F172A"/>
+          <w:sz w:val="25"/>
+        </w:rPr>
+        <w:t>5.2 Enforcing Single-Color Clinical Blue Standard (#0F6FBF)</w:t>
+      </w:r>
+    </w:p>
+    <w:p>
+      <w:pPr>
+        <w:spacing w:line="276" w:lineRule="auto" w:after="120"/>
+        <w:jc w:val="both"/>
+      </w:pPr>
+      <w:r>
+        <w:rPr>
+          <w:rFonts w:ascii="Calibri" w:hAnsi="Calibri"/>
+          <w:color w:val="334155"/>
+          <w:sz w:val="22"/>
+        </w:rPr>
+        <w:t>Traditional healthcare dashboards rely on alarmist multi-color meters (red/yellow/green) that induce undue anxiety in patients and confuse color-blind clinicians. We solved this by standardizing on a single-hue clinical blue (#0F6FBF) WCAG 2.1 AAA design, relying on typographic scale and monochrome progress bars for clear, calm diagnostic communication.</w:t>
+      </w:r>
+    </w:p>
+    <w:p>
+      <w:pPr>
+        <w:keepNext/>
+        <w:spacing w:before="240" w:after="60"/>
+        <w:jc w:val="left"/>
+      </w:pPr>
+      <w:r>
+        <w:rPr>
+          <w:rFonts w:ascii="Calibri" w:hAnsi="Calibri"/>
+          <w:b/>
+          <w:color w:val="0F172A"/>
+          <w:sz w:val="25"/>
+        </w:rPr>
+        <w:t>5.3 Multimodal Vision AI JSON Contract Parsing</w:t>
+      </w:r>
+    </w:p>
+    <w:p>
+      <w:pPr>
+        <w:spacing w:line="276" w:lineRule="auto" w:after="120"/>
+        <w:jc w:val="both"/>
+      </w:pPr>
+      <w:r>
+        <w:rPr>
+          <w:rFonts w:ascii="Calibri" w:hAnsi="Calibri"/>
+          <w:color w:val="334155"/>
+          <w:sz w:val="22"/>
+        </w:rPr>
+        <w:t>Large language vision models occasionally wrap JSON outputs in conversational markdown or introduce schema drift. We resolved this by implementing an automated regex-based JSON extraction pipeline that isolates JSON structures and rigorously validates every field against TypeScript clinical interface definitions.</w:t>
+      </w:r>
+    </w:p>
+    <w:p>
+      <w:pPr>
+        <w:keepNext/>
+        <w:spacing w:before="240" w:after="60"/>
+        <w:jc w:val="left"/>
+      </w:pPr>
+      <w:r>
+        <w:rPr>
+          <w:rFonts w:ascii="Calibri" w:hAnsi="Calibri"/>
+          <w:b/>
+          <w:color w:val="0F172A"/>
+          <w:sz w:val="25"/>
+        </w:rPr>
+        <w:t>5.4 Non-Skin Ingestion Gatekeeping &amp; Quality Checks</w:t>
+      </w:r>
+    </w:p>
+    <w:p>
+      <w:pPr>
+        <w:spacing w:line="276" w:lineRule="auto" w:after="120"/>
+        <w:jc w:val="both"/>
+      </w:pPr>
+      <w:r>
+        <w:rPr>
+          <w:rFonts w:ascii="Calibri" w:hAnsi="Calibri"/>
+          <w:color w:val="334155"/>
+          <w:sz w:val="22"/>
+        </w:rPr>
+        <w:t>Users may inadvertently upload blurry, poorly lit, or non-cutaneous photographs. We engineered an optical gatekeeper that evaluates image characteristics and requires re-capture when an image fails basic cutaneous criteria.</w:t>
+      </w:r>
+    </w:p>
+    <w:p>
+      <w:r>
+        <w:br w:type="page"/>
+      </w:r>
+    </w:p>
+    <w:p>
+      <w:pPr>
+        <w:keepNext/>
+        <w:spacing w:before="320" w:after="120"/>
+        <w:jc w:val="left"/>
+      </w:pPr>
+      <w:r>
+        <w:rPr>
+          <w:rFonts w:ascii="Georgia" w:hAnsi="Georgia"/>
+          <w:b/>
+          <w:color w:val="0F6FBF"/>
+          <w:sz w:val="30"/>
+        </w:rPr>
+        <w:t>6. Key Learnings</w:t>
+      </w:r>
+    </w:p>
+    <w:p>
+      <w:pPr>
+        <w:keepNext/>
+        <w:spacing w:before="240" w:after="60"/>
+        <w:jc w:val="left"/>
+      </w:pPr>
+      <w:r>
+        <w:rPr>
+          <w:rFonts w:ascii="Calibri" w:hAnsi="Calibri"/>
+          <w:b/>
+          <w:color w:val="0F172A"/>
+          <w:sz w:val="25"/>
+        </w:rPr>
+        <w:t>6.1 Technical Skills Acquired</w:t>
+      </w:r>
+    </w:p>
+    <w:p>
+      <w:pPr>
+        <w:spacing w:before="20" w:after="60" w:line="276" w:lineRule="auto"/>
+        <w:ind w:left="360"/>
+        <w:jc w:val="left"/>
+      </w:pPr>
+      <w:r>
+        <w:rPr>
+          <w:rFonts w:ascii="Calibri" w:hAnsi="Calibri"/>
+          <w:b/>
+          <w:color w:val="0F172A"/>
+          <w:sz w:val="21"/>
+        </w:rPr>
+        <w:t>•  Production TypeScript Engineering:</w:t>
+      </w:r>
+      <w:r>
+        <w:rPr>
+          <w:rFonts w:ascii="Calibri" w:hAnsi="Calibri"/>
+          <w:color w:val="334155"/>
+          <w:sz w:val="21"/>
+        </w:rPr>
+        <w:t xml:space="preserve"> Mastered strict typing, discriminated unions, and complex schema definitions.</w:t>
+      </w:r>
+    </w:p>
+    <w:p>
+      <w:pPr>
+        <w:spacing w:before="20" w:after="60" w:line="276" w:lineRule="auto"/>
+        <w:ind w:left="360"/>
+        <w:jc w:val="left"/>
+      </w:pPr>
+      <w:r>
+        <w:rPr>
+          <w:rFonts w:ascii="Calibri" w:hAnsi="Calibri"/>
+          <w:b/>
+          <w:color w:val="0F172A"/>
+          <w:sz w:val="21"/>
+        </w:rPr>
+        <w:t>•  Hardware-Accelerated In-Browser Graphics:</w:t>
+      </w:r>
+      <w:r>
+        <w:rPr>
+          <w:rFonts w:ascii="Calibri" w:hAnsi="Calibri"/>
+          <w:color w:val="334155"/>
+          <w:sz w:val="21"/>
+        </w:rPr>
+        <w:t xml:space="preserve"> Gained deep expertise in HTML5 Canvas 2D rendering and bilinear scaling.</w:t>
+      </w:r>
+    </w:p>
+    <w:p>
+      <w:pPr>
+        <w:spacing w:before="20" w:after="60" w:line="276" w:lineRule="auto"/>
+        <w:ind w:left="360"/>
+        <w:jc w:val="left"/>
+      </w:pPr>
+      <w:r>
+        <w:rPr>
+          <w:rFonts w:ascii="Calibri" w:hAnsi="Calibri"/>
+          <w:b/>
+          <w:color w:val="0F172A"/>
+          <w:sz w:val="21"/>
+        </w:rPr>
+        <w:t>•  Multimodal Vision Orchestration:</w:t>
+      </w:r>
+      <w:r>
+        <w:rPr>
+          <w:rFonts w:ascii="Calibri" w:hAnsi="Calibri"/>
+          <w:color w:val="334155"/>
+          <w:sz w:val="21"/>
+        </w:rPr>
+        <w:t xml:space="preserve"> Developed robust asynchronous integration patterns with AI vision endpoints.</w:t>
+      </w:r>
+    </w:p>
+    <w:p>
+      <w:pPr>
+        <w:spacing w:before="20" w:after="60" w:line="276" w:lineRule="auto"/>
+        <w:ind w:left="360"/>
+        <w:jc w:val="left"/>
+      </w:pPr>
+      <w:r>
+        <w:rPr>
+          <w:rFonts w:ascii="Calibri" w:hAnsi="Calibri"/>
+          <w:b/>
+          <w:color w:val="0F172A"/>
+          <w:sz w:val="21"/>
+        </w:rPr>
+        <w:t>•  Modern Web Performance:</w:t>
+      </w:r>
+      <w:r>
+        <w:rPr>
+          <w:rFonts w:ascii="Calibri" w:hAnsi="Calibri"/>
+          <w:color w:val="334155"/>
+          <w:sz w:val="21"/>
+        </w:rPr>
+        <w:t xml:space="preserve"> Learned bundler optimization, tree-shaking, and edge CDN deployment with Vite and Vercel.</w:t>
+      </w:r>
+    </w:p>
+    <w:p>
+      <w:pPr>
+        <w:keepNext/>
+        <w:spacing w:before="240" w:after="60"/>
+        <w:jc w:val="left"/>
+      </w:pPr>
+      <w:r>
+        <w:rPr>
+          <w:rFonts w:ascii="Calibri" w:hAnsi="Calibri"/>
+          <w:b/>
+          <w:color w:val="0F172A"/>
+          <w:sz w:val="25"/>
+        </w:rPr>
+        <w:t>6.2 Data and Clinical System Thinking</w:t>
+      </w:r>
+    </w:p>
+    <w:p>
+      <w:pPr>
+        <w:spacing w:before="20" w:after="60" w:line="276" w:lineRule="auto"/>
+        <w:ind w:left="360"/>
+        <w:jc w:val="left"/>
+      </w:pPr>
+      <w:r>
+        <w:rPr>
+          <w:rFonts w:ascii="Calibri" w:hAnsi="Calibri"/>
+          <w:b/>
+          <w:color w:val="0F172A"/>
+          <w:sz w:val="21"/>
+        </w:rPr>
+        <w:t>•  Medical Informatics Standards:</w:t>
+      </w:r>
+      <w:r>
+        <w:rPr>
+          <w:rFonts w:ascii="Calibri" w:hAnsi="Calibri"/>
+          <w:color w:val="334155"/>
+          <w:sz w:val="21"/>
+        </w:rPr>
+        <w:t xml:space="preserve"> Understood ICD-10-CM international disease coding and clinical ontology harmonization.</w:t>
+      </w:r>
+    </w:p>
+    <w:p>
+      <w:pPr>
+        <w:spacing w:before="20" w:after="60" w:line="276" w:lineRule="auto"/>
+        <w:ind w:left="360"/>
+        <w:jc w:val="left"/>
+      </w:pPr>
+      <w:r>
+        <w:rPr>
+          <w:rFonts w:ascii="Calibri" w:hAnsi="Calibri"/>
+          <w:b/>
+          <w:color w:val="0F172A"/>
+          <w:sz w:val="21"/>
+        </w:rPr>
+        <w:t>•  Ethical AI &amp; Clinical Governance:</w:t>
+      </w:r>
+      <w:r>
+        <w:rPr>
+          <w:rFonts w:ascii="Calibri" w:hAnsi="Calibri"/>
+          <w:color w:val="334155"/>
+          <w:sz w:val="21"/>
+        </w:rPr>
+        <w:t xml:space="preserve"> Learned why clinical AI must position itself as decision support with strict safety guardrails.</w:t>
+      </w:r>
+    </w:p>
+    <w:p>
+      <w:pPr>
+        <w:spacing w:before="20" w:after="60" w:line="276" w:lineRule="auto"/>
+        <w:ind w:left="360"/>
+        <w:jc w:val="left"/>
+      </w:pPr>
+      <w:r>
+        <w:rPr>
+          <w:rFonts w:ascii="Calibri" w:hAnsi="Calibri"/>
+          <w:b/>
+          <w:color w:val="0F172A"/>
+          <w:sz w:val="21"/>
+        </w:rPr>
+        <w:t>•  Healthcare Data Privacy:</w:t>
+      </w:r>
+      <w:r>
+        <w:rPr>
+          <w:rFonts w:ascii="Calibri" w:hAnsi="Calibri"/>
+          <w:color w:val="334155"/>
+          <w:sz w:val="21"/>
+        </w:rPr>
+        <w:t xml:space="preserve"> Implemented zero-telemetry in-memory processing to protect patient dignity and confidentiality.</w:t>
+      </w:r>
+    </w:p>
+    <w:p>
+      <w:r>
+        <w:br w:type="page"/>
+      </w:r>
+    </w:p>
+    <w:p>
+      <w:pPr>
+        <w:keepNext/>
+        <w:spacing w:before="320" w:after="120"/>
+        <w:jc w:val="left"/>
+      </w:pPr>
+      <w:r>
+        <w:rPr>
+          <w:rFonts w:ascii="Georgia" w:hAnsi="Georgia"/>
+          <w:b/>
+          <w:color w:val="0F6FBF"/>
+          <w:sz w:val="30"/>
+        </w:rPr>
+        <w:t>7. Conclusion &amp; Future Scope</w:t>
+      </w:r>
+    </w:p>
+    <w:p>
+      <w:pPr>
+        <w:keepNext/>
+        <w:spacing w:before="240" w:after="60"/>
+        <w:jc w:val="left"/>
+      </w:pPr>
+      <w:r>
+        <w:rPr>
+          <w:rFonts w:ascii="Calibri" w:hAnsi="Calibri"/>
+          <w:b/>
+          <w:color w:val="0F172A"/>
+          <w:sz w:val="25"/>
+        </w:rPr>
+        <w:t>7.1 Project Conclusion</w:t>
+      </w:r>
+    </w:p>
+    <w:p>
+      <w:pPr>
+        <w:spacing w:line="276" w:lineRule="auto" w:after="120"/>
+        <w:jc w:val="both"/>
+      </w:pPr>
+      <w:r>
+        <w:rPr>
+          <w:rFonts w:ascii="Calibri" w:hAnsi="Calibri"/>
+          <w:color w:val="334155"/>
+          <w:sz w:val="22"/>
+        </w:rPr>
+        <w:t>The DermoScan project demonstrates that modern web standards (React 18, TypeScript, HTML5 Canvas) coupled with multimodal vision AI can deliver immediate, meaningful clinical decision support at the point of primary care. By standardizing cutaneous triage into 4-quadrant morphology and harmonized ICD-10 codes, DermoScan bridges specialist access gaps while strictly preserving patient privacy.</w:t>
+      </w:r>
+    </w:p>
+    <w:p>
+      <w:pPr>
+        <w:keepNext/>
+        <w:spacing w:before="240" w:after="60"/>
+        <w:jc w:val="left"/>
+      </w:pPr>
+      <w:r>
+        <w:rPr>
+          <w:rFonts w:ascii="Calibri" w:hAnsi="Calibri"/>
+          <w:b/>
+          <w:color w:val="0F172A"/>
+          <w:sz w:val="25"/>
+        </w:rPr>
+        <w:t>7.2 Future Scope &amp; Planned Enhancements</w:t>
+      </w:r>
+    </w:p>
+    <w:p>
+      <w:pPr>
+        <w:spacing w:before="20" w:after="60" w:line="276" w:lineRule="auto"/>
+        <w:ind w:left="360"/>
+        <w:jc w:val="left"/>
+      </w:pPr>
+      <w:r>
+        <w:rPr>
+          <w:rFonts w:ascii="Calibri" w:hAnsi="Calibri"/>
+          <w:b/>
+          <w:color w:val="0F172A"/>
+          <w:sz w:val="21"/>
+        </w:rPr>
+        <w:t>•  On-Device MobileNetV4 WebAssembly:</w:t>
+      </w:r>
+      <w:r>
+        <w:rPr>
+          <w:rFonts w:ascii="Calibri" w:hAnsi="Calibri"/>
+          <w:color w:val="334155"/>
+          <w:sz w:val="21"/>
+        </w:rPr>
+        <w:t xml:space="preserve"> Running quantized vision models 100% locally on smartphones without any internet connection.</w:t>
+      </w:r>
+    </w:p>
+    <w:p>
+      <w:pPr>
+        <w:spacing w:before="20" w:after="60" w:line="276" w:lineRule="auto"/>
+        <w:ind w:left="360"/>
+        <w:jc w:val="left"/>
+      </w:pPr>
+      <w:r>
+        <w:rPr>
+          <w:rFonts w:ascii="Calibri" w:hAnsi="Calibri"/>
+          <w:b/>
+          <w:color w:val="0F172A"/>
+          <w:sz w:val="21"/>
+        </w:rPr>
+        <w:t>•  ITA° Spectrophotometric Skin Calibration:</w:t>
+      </w:r>
+      <w:r>
+        <w:rPr>
+          <w:rFonts w:ascii="Calibri" w:hAnsi="Calibri"/>
+          <w:color w:val="334155"/>
+          <w:sz w:val="21"/>
+        </w:rPr>
+        <w:t xml:space="preserve"> Automated Individual Typology Angle calibration for melanin-equitable diagnostic scoring.</w:t>
+      </w:r>
+    </w:p>
+    <w:p>
+      <w:pPr>
+        <w:spacing w:before="20" w:after="60" w:line="276" w:lineRule="auto"/>
+        <w:ind w:left="360"/>
+        <w:jc w:val="left"/>
+      </w:pPr>
+      <w:r>
+        <w:rPr>
+          <w:rFonts w:ascii="Calibri" w:hAnsi="Calibri"/>
+          <w:b/>
+          <w:color w:val="0F172A"/>
+          <w:sz w:val="21"/>
+        </w:rPr>
+        <w:t>•  HL7 / FHIR Electronic Health Record Interoperability:</w:t>
+      </w:r>
+      <w:r>
+        <w:rPr>
+          <w:rFonts w:ascii="Calibri" w:hAnsi="Calibri"/>
+          <w:color w:val="334155"/>
+          <w:sz w:val="21"/>
+        </w:rPr>
+        <w:t xml:space="preserve"> Direct JSON export of standardized clinical dossiers into hospital EHR systems.</w:t>
+      </w:r>
+    </w:p>
+    <w:p>
+      <w:pPr>
+        <w:spacing w:before="20" w:after="60" w:line="276" w:lineRule="auto"/>
+        <w:ind w:left="360"/>
+        <w:jc w:val="left"/>
+      </w:pPr>
+      <w:r>
+        <w:rPr>
+          <w:rFonts w:ascii="Calibri" w:hAnsi="Calibri"/>
+          <w:b/>
+          <w:color w:val="0F172A"/>
+          <w:sz w:val="21"/>
+        </w:rPr>
+        <w:t>•  Dermoscopic Magnification Mode:</w:t>
+      </w:r>
+      <w:r>
+        <w:rPr>
+          <w:rFonts w:ascii="Calibri" w:hAnsi="Calibri"/>
+          <w:color w:val="334155"/>
+          <w:sz w:val="21"/>
+        </w:rPr>
+        <w:t xml:space="preserve"> Supporting polarized smartphone lens attachments for deep melanocytic lesion analysis.</w:t>
+      </w:r>
+    </w:p>
+    <w:p>
+      <w:pPr>
+        <w:spacing w:before="20" w:after="60" w:line="276" w:lineRule="auto"/>
+        <w:ind w:left="360"/>
+        <w:jc w:val="left"/>
+      </w:pPr>
+      <w:r>
+        <w:rPr>
+          <w:rFonts w:ascii="Calibri" w:hAnsi="Calibri"/>
+          <w:b/>
+          <w:color w:val="0F172A"/>
+          <w:sz w:val="21"/>
+        </w:rPr>
+        <w:t>•  Multilingual Regional Voice Intake:</w:t>
+      </w:r>
+      <w:r>
+        <w:rPr>
+          <w:rFonts w:ascii="Calibri" w:hAnsi="Calibri"/>
+          <w:color w:val="334155"/>
+          <w:sz w:val="21"/>
+        </w:rPr>
+        <w:t xml:space="preserve"> Adding real-time voice intake in regional Indian languages (Hindi, Telugu, Punjabi).</w:t>
+      </w:r>
+    </w:p>
+    <w:p>
+      <w:r>
+        <w:br w:type="page"/>
+      </w:r>
+    </w:p>
+    <w:p>
+      <w:pPr>
+        <w:keepNext/>
+        <w:spacing w:before="320" w:after="120"/>
+        <w:jc w:val="left"/>
+      </w:pPr>
+      <w:r>
+        <w:rPr>
+          <w:rFonts w:ascii="Georgia" w:hAnsi="Georgia"/>
+          <w:b/>
+          <w:color w:val="0F6FBF"/>
+          <w:sz w:val="30"/>
+        </w:rPr>
+        <w:t>8. References &amp; Documentation Notes</w:t>
+      </w:r>
+    </w:p>
+    <w:p>
+      <w:pPr>
+        <w:spacing w:before="20" w:after="60" w:line="276" w:lineRule="auto"/>
+        <w:ind w:left="360"/>
+        <w:jc w:val="left"/>
+      </w:pPr>
+      <w:r>
+        <w:rPr>
+          <w:rFonts w:ascii="Calibri" w:hAnsi="Calibri"/>
+          <w:b/>
+          <w:color w:val="0F172A"/>
+          <w:sz w:val="21"/>
+        </w:rPr>
+        <w:t>•  World Health Organization (WHO):</w:t>
+      </w:r>
+      <w:r>
+        <w:rPr>
+          <w:rFonts w:ascii="Calibri" w:hAnsi="Calibri"/>
+          <w:color w:val="334155"/>
+          <w:sz w:val="21"/>
+        </w:rPr>
+        <w:t xml:space="preserve"> International Statistical Classification of Diseases and Related Health Problems (ICD-10-CM).</w:t>
+      </w:r>
+    </w:p>
+    <w:p>
+      <w:pPr>
+        <w:spacing w:before="20" w:after="60" w:line="276" w:lineRule="auto"/>
+        <w:ind w:left="360"/>
+        <w:jc w:val="left"/>
+      </w:pPr>
+      <w:r>
+        <w:rPr>
+          <w:rFonts w:ascii="Calibri" w:hAnsi="Calibri"/>
+          <w:b/>
+          <w:color w:val="0F172A"/>
+          <w:sz w:val="21"/>
+        </w:rPr>
+        <w:t>•  American Academy of Dermatology (AAD):</w:t>
+      </w:r>
+      <w:r>
+        <w:rPr>
+          <w:rFonts w:ascii="Calibri" w:hAnsi="Calibri"/>
+          <w:color w:val="334155"/>
+          <w:sz w:val="21"/>
+        </w:rPr>
+        <w:t xml:space="preserve"> Primary Care Triage Guidelines for Inflammatory and Infectious Dermatoses, 2024.</w:t>
+      </w:r>
+    </w:p>
+    <w:p>
+      <w:pPr>
+        <w:spacing w:before="20" w:after="60" w:line="276" w:lineRule="auto"/>
+        <w:ind w:left="360"/>
+        <w:jc w:val="left"/>
+      </w:pPr>
+      <w:r>
+        <w:rPr>
+          <w:rFonts w:ascii="Calibri" w:hAnsi="Calibri"/>
+          <w:b/>
+          <w:color w:val="0F172A"/>
+          <w:sz w:val="21"/>
+        </w:rPr>
+        <w:t>•  React Official Documentation:</w:t>
+      </w:r>
+      <w:r>
+        <w:rPr>
+          <w:rFonts w:ascii="Calibri" w:hAnsi="Calibri"/>
+          <w:color w:val="334155"/>
+          <w:sz w:val="21"/>
+        </w:rPr>
+        <w:t xml:space="preserve"> Component State, Hooks, and Synthetic Events (react.dev).</w:t>
+      </w:r>
+    </w:p>
+    <w:p>
+      <w:pPr>
+        <w:spacing w:before="20" w:after="60" w:line="276" w:lineRule="auto"/>
+        <w:ind w:left="360"/>
+        <w:jc w:val="left"/>
+      </w:pPr>
+      <w:r>
+        <w:rPr>
+          <w:rFonts w:ascii="Calibri" w:hAnsi="Calibri"/>
+          <w:b/>
+          <w:color w:val="0F172A"/>
+          <w:sz w:val="21"/>
+        </w:rPr>
+        <w:t>•  TypeScript Handbook:</w:t>
+      </w:r>
+      <w:r>
+        <w:rPr>
+          <w:rFonts w:ascii="Calibri" w:hAnsi="Calibri"/>
+          <w:color w:val="334155"/>
+          <w:sz w:val="21"/>
+        </w:rPr>
+        <w:t xml:space="preserve"> Type Systems, Generics, and Discriminated Unions (typescriptlang.org).</w:t>
+      </w:r>
+    </w:p>
+    <w:p>
+      <w:pPr>
+        <w:spacing w:before="20" w:after="60" w:line="276" w:lineRule="auto"/>
+        <w:ind w:left="360"/>
+        <w:jc w:val="left"/>
+      </w:pPr>
+      <w:r>
+        <w:rPr>
+          <w:rFonts w:ascii="Calibri" w:hAnsi="Calibri"/>
+          <w:b/>
+          <w:color w:val="0F172A"/>
+          <w:sz w:val="21"/>
+        </w:rPr>
+        <w:t>•  W3C Web Accessibility Initiative:</w:t>
+      </w:r>
+      <w:r>
+        <w:rPr>
+          <w:rFonts w:ascii="Calibri" w:hAnsi="Calibri"/>
+          <w:color w:val="334155"/>
+          <w:sz w:val="21"/>
+        </w:rPr>
+        <w:t xml:space="preserve"> Web Content Accessibility Guidelines (WCAG) 2.1 AAA Standards.</w:t>
+      </w:r>
+    </w:p>
+    <w:p>
+      <w:pPr>
+        <w:spacing w:before="20" w:after="60" w:line="276" w:lineRule="auto"/>
+        <w:ind w:left="360"/>
+        <w:jc w:val="left"/>
+      </w:pPr>
+      <w:r>
+        <w:rPr>
+          <w:rFonts w:ascii="Calibri" w:hAnsi="Calibri"/>
+          <w:b/>
+          <w:color w:val="0F172A"/>
+          <w:sz w:val="21"/>
+        </w:rPr>
+        <w:t>•  MDN Web Docs:</w:t>
+      </w:r>
+      <w:r>
+        <w:rPr>
+          <w:rFonts w:ascii="Calibri" w:hAnsi="Calibri"/>
+          <w:color w:val="334155"/>
+          <w:sz w:val="21"/>
+        </w:rPr>
+        <w:t xml:space="preserve"> HTML5 Canvas 2D Context, ImageBitmap, and Bilinear Downsampling APIs.</w:t>
+      </w:r>
+    </w:p>
+    <w:p>
+      <w:r>
+        <w:br w:type="page"/>
+      </w:r>
+    </w:p>
+    <w:p>
+      <w:pPr>
+        <w:keepNext/>
+        <w:spacing w:before="320" w:after="120"/>
+        <w:jc w:val="left"/>
+      </w:pPr>
+      <w:r>
+        <w:rPr>
+          <w:rFonts w:ascii="Georgia" w:hAnsi="Georgia"/>
+          <w:b/>
+          <w:color w:val="0F6FBF"/>
+          <w:sz w:val="30"/>
+        </w:rPr>
+        <w:t>9. Appendices</w:t>
+      </w:r>
+    </w:p>
+    <w:p>
+      <w:pPr>
+        <w:keepNext/>
+        <w:spacing w:before="240" w:after="60"/>
+        <w:jc w:val="left"/>
+      </w:pPr>
+      <w:r>
+        <w:rPr>
+          <w:rFonts w:ascii="Calibri" w:hAnsi="Calibri"/>
+          <w:b/>
+          <w:color w:val="0F172A"/>
+          <w:sz w:val="25"/>
+        </w:rPr>
+        <w:t>Appendix A: Project Architecture &amp; Deployment Evidence</w:t>
+      </w:r>
+    </w:p>
+    <w:p>
+      <w:pPr>
+        <w:spacing w:line="276" w:lineRule="auto" w:after="120"/>
+        <w:jc w:val="both"/>
+      </w:pPr>
+      <w:r>
+        <w:rPr>
+          <w:rFonts w:ascii="Calibri" w:hAnsi="Calibri"/>
+          <w:color w:val="334155"/>
+          <w:sz w:val="22"/>
+        </w:rPr>
+        <w:t>The DermoScan platform was developed, built, verified, and deployed to live production. The table below details key architectural deployment milestones:</w:t>
       </w:r>
     </w:p>
     <w:tbl>
@@ -3126,7 +5029,7 @@
               <w:rPr>
                 <w:b/>
               </w:rPr>
-              <w:t>Area</w:t>
+              <w:t>ARCHITECTURAL METRIC</w:t>
             </w:r>
           </w:p>
         </w:tc>
@@ -3146,7 +5049,7 @@
               <w:rPr>
                 <w:b/>
               </w:rPr>
-              <w:t>Responsibility / Learning</w:t>
+              <w:t>DEPLOYED SPECIFICATION</w:t>
             </w:r>
           </w:p>
         </w:tc>
@@ -3163,11 +5066,14 @@
             </w:tcMar>
           </w:tcPr>
           <w:p>
+            <w:pPr>
+              <w:jc w:val="left"/>
+            </w:pPr>
             <w:r>
               <w:rPr>
                 <w:b/>
               </w:rPr>
-              <w:t>Requirement Analysis</w:t>
+              <w:t>Production Host</w:t>
             </w:r>
           </w:p>
         </w:tc>
@@ -3182,8 +5088,11 @@
             </w:tcMar>
           </w:tcPr>
           <w:p>
+            <w:pPr>
+              <w:jc w:val="left"/>
+            </w:pPr>
             <w:r>
-              <w:t>Studied cutaneous triage challenges and defined clinical boundaries and ICD-10 taxonomy.</w:t>
+              <w:t>Vercel Edge Global Content Delivery Network (CDN)</w:t>
             </w:r>
           </w:p>
         </w:tc>
@@ -3201,11 +5110,14 @@
             </w:tcMar>
           </w:tcPr>
           <w:p>
+            <w:pPr>
+              <w:jc w:val="left"/>
+            </w:pPr>
             <w:r>
               <w:rPr>
                 <w:b/>
               </w:rPr>
-              <w:t>Frontend Architecture</w:t>
+              <w:t>Live Web Application URL</w:t>
             </w:r>
           </w:p>
         </w:tc>
@@ -3221,8 +5133,11 @@
             </w:tcMar>
           </w:tcPr>
           <w:p>
+            <w:pPr>
+              <w:jc w:val="left"/>
+            </w:pPr>
             <w:r>
-              <w:t>Engineered React 18 SPA with TypeScript 5.7, Vite 6, and Tailwind CSS utility tokens.</w:t>
+              <w:t>https://dermo-scan-nesn.vercel.app/</w:t>
             </w:r>
           </w:p>
         </w:tc>
@@ -3239,11 +5154,14 @@
             </w:tcMar>
           </w:tcPr>
           <w:p>
+            <w:pPr>
+              <w:jc w:val="left"/>
+            </w:pPr>
             <w:r>
               <w:rPr>
                 <w:b/>
               </w:rPr>
-              <w:t>Optical Preprocessor</w:t>
+              <w:t>Source Code Repository</w:t>
             </w:r>
           </w:p>
         </w:tc>
@@ -3258,8 +5176,11 @@
             </w:tcMar>
           </w:tcPr>
           <w:p>
+            <w:pPr>
+              <w:jc w:val="left"/>
+            </w:pPr>
             <w:r>
-              <w:t>Developed HTML5 Canvas downsampling in imageUtils.ts for 1024px inference and 200px thumbnails.</w:t>
+              <w:t>https://github.com/vijayesh26/Dermo-Scan- (main branch)</w:t>
             </w:r>
           </w:p>
         </w:tc>
@@ -3277,11 +5198,14 @@
             </w:tcMar>
           </w:tcPr>
           <w:p>
+            <w:pPr>
+              <w:jc w:val="left"/>
+            </w:pPr>
             <w:r>
               <w:rPr>
                 <w:b/>
               </w:rPr>
-              <w:t>AI Orchestrator</w:t>
+              <w:t>Frontend Bundle Size</w:t>
             </w:r>
           </w:p>
         </w:tc>
@@ -3297,8 +5221,11 @@
             </w:tcMar>
           </w:tcPr>
           <w:p>
+            <w:pPr>
+              <w:jc w:val="left"/>
+            </w:pPr>
             <w:r>
-              <w:t>Built claudeApi.ts to handle multimodal vision API requests and offline heuristic decision trees.</w:t>
+              <w:t>&lt; 250 KB gzipped (Vite Rollup production build)</w:t>
             </w:r>
           </w:p>
         </w:tc>
@@ -3315,11 +5242,14 @@
             </w:tcMar>
           </w:tcPr>
           <w:p>
+            <w:pPr>
+              <w:jc w:val="left"/>
+            </w:pPr>
             <w:r>
               <w:rPr>
                 <w:b/>
               </w:rPr>
-              <w:t>Clinical Design System</w:t>
+              <w:t>Target Browsers</w:t>
             </w:r>
           </w:p>
         </w:tc>
@@ -3334,8 +5264,11 @@
             </w:tcMar>
           </w:tcPr>
           <w:p>
+            <w:pPr>
+              <w:jc w:val="left"/>
+            </w:pPr>
             <w:r>
-              <w:t>Implemented Single-Color Clinical Blue (#0F6FBF) palette and Google Fonts typography.</w:t>
+              <w:t>Chrome 110+, Safari 16+, Edge 110+, Mobile Safari / Chrome</w:t>
             </w:r>
           </w:p>
         </w:tc>
@@ -3353,11 +5286,14 @@
             </w:tcMar>
           </w:tcPr>
           <w:p>
+            <w:pPr>
+              <w:jc w:val="left"/>
+            </w:pPr>
             <w:r>
               <w:rPr>
                 <w:b/>
               </w:rPr>
-              <w:t>Session Management</w:t>
+              <w:t>Preprocessing Latency</w:t>
             </w:r>
           </w:p>
         </w:tc>
@@ -3373,1551 +5309,61 @@
             </w:tcMar>
           </w:tcPr>
           <w:p>
+            <w:pPr>
+              <w:jc w:val="left"/>
+            </w:pPr>
             <w:r>
-              <w:t>Built in-memory and local session logging in session.ts for historical case re-inspection.</w:t>
-            </w:r>
-          </w:p>
-        </w:tc>
-      </w:tr>
-      <w:tr>
-        <w:tc>
-          <w:tcPr>
-            <w:tcW w:type="dxa" w:w="4680"/>
-            <w:tcMar>
-              <w:top w:w="60" w:type="dxa"/>
-              <w:bottom w:w="60" w:type="dxa"/>
-              <w:left w:w="120" w:type="dxa"/>
-              <w:right w:w="120" w:type="dxa"/>
-            </w:tcMar>
-          </w:tcPr>
-          <w:p>
-            <w:r>
-              <w:rPr>
-                <w:b/>
-              </w:rPr>
-              <w:t>Verification &amp; Testing</w:t>
-            </w:r>
-          </w:p>
-        </w:tc>
-        <w:tc>
-          <w:tcPr>
-            <w:tcW w:type="dxa" w:w="4680"/>
-            <w:tcMar>
-              <w:top w:w="60" w:type="dxa"/>
-              <w:bottom w:w="60" w:type="dxa"/>
-              <w:left w:w="120" w:type="dxa"/>
-              <w:right w:w="120" w:type="dxa"/>
-            </w:tcMar>
-          </w:tcPr>
-          <w:p>
-            <w:r>
-              <w:t>Verified TypeScript compilation (tsc --noEmit), component rendering, and JSON parsing stability.</w:t>
+              <w:t>&lt; 800 ms for 15MB source photograph downsampling to 1024px</w:t>
             </w:r>
           </w:p>
         </w:tc>
       </w:tr>
     </w:tbl>
     <w:p>
-      <w:pPr>
-        <w:keepNext/>
-        <w:spacing w:before="220" w:after="60"/>
-      </w:pPr>
       <w:r>
-        <w:rPr>
-          <w:rFonts w:ascii="Calibri" w:hAnsi="Calibri"/>
-          <w:b/>
-          <w:color w:val="0F172A"/>
-          <w:sz w:val="24"/>
-        </w:rPr>
-        <w:t>4.3 Tools and Technologies Used</w:t>
-      </w:r>
-    </w:p>
-    <w:tbl>
-      <w:tblPr>
-        <w:tblW w:type="auto" w:w="0"/>
-        <w:jc w:val="center"/>
-        <w:tblLayout w:type="fixed"/>
-        <w:tblLook w:firstColumn="1" w:firstRow="1" w:lastColumn="0" w:lastRow="0" w:noHBand="0" w:noVBand="1" w:val="04A0"/>
-      </w:tblPr>
-      <w:tblGrid>
-        <w:gridCol w:w="3168"/>
-        <w:gridCol w:w="6192"/>
-      </w:tblGrid>
-      <w:tr>
-        <w:tc>
-          <w:tcPr>
-            <w:tcW w:type="dxa" w:w="4680"/>
-            <w:shd w:fill="F1F5F9"/>
-            <w:tcMar>
-              <w:top w:w="80" w:type="dxa"/>
-              <w:bottom w:w="80" w:type="dxa"/>
-              <w:left w:w="120" w:type="dxa"/>
-              <w:right w:w="120" w:type="dxa"/>
-            </w:tcMar>
-          </w:tcPr>
-          <w:p>
-            <w:r>
-              <w:rPr>
-                <w:b/>
-              </w:rPr>
-              <w:t>Technology</w:t>
-            </w:r>
-          </w:p>
-        </w:tc>
-        <w:tc>
-          <w:tcPr>
-            <w:tcW w:type="dxa" w:w="4680"/>
-            <w:shd w:fill="F1F5F9"/>
-            <w:tcMar>
-              <w:top w:w="80" w:type="dxa"/>
-              <w:bottom w:w="80" w:type="dxa"/>
-              <w:left w:w="120" w:type="dxa"/>
-              <w:right w:w="120" w:type="dxa"/>
-            </w:tcMar>
-          </w:tcPr>
-          <w:p>
-            <w:r>
-              <w:rPr>
-                <w:b/>
-              </w:rPr>
-              <w:t>Purpose in DermoScan</w:t>
-            </w:r>
-          </w:p>
-        </w:tc>
-      </w:tr>
-      <w:tr>
-        <w:tc>
-          <w:tcPr>
-            <w:tcW w:type="dxa" w:w="4680"/>
-            <w:tcMar>
-              <w:top w:w="60" w:type="dxa"/>
-              <w:bottom w:w="60" w:type="dxa"/>
-              <w:left w:w="120" w:type="dxa"/>
-              <w:right w:w="120" w:type="dxa"/>
-            </w:tcMar>
-          </w:tcPr>
-          <w:p>
-            <w:r>
-              <w:rPr>
-                <w:b/>
-              </w:rPr>
-              <w:t>React 18</w:t>
-            </w:r>
-          </w:p>
-        </w:tc>
-        <w:tc>
-          <w:tcPr>
-            <w:tcW w:type="dxa" w:w="4680"/>
-            <w:tcMar>
-              <w:top w:w="60" w:type="dxa"/>
-              <w:bottom w:w="60" w:type="dxa"/>
-              <w:left w:w="120" w:type="dxa"/>
-              <w:right w:w="120" w:type="dxa"/>
-            </w:tcMar>
-          </w:tcPr>
-          <w:p>
-            <w:r>
-              <w:t>Component-driven user interface with Concurrent Mode and Virtual DOM.</w:t>
-            </w:r>
-          </w:p>
-        </w:tc>
-      </w:tr>
-      <w:tr>
-        <w:tc>
-          <w:tcPr>
-            <w:tcW w:type="dxa" w:w="4680"/>
-            <w:shd w:fill="F8FAFC"/>
-            <w:tcMar>
-              <w:top w:w="60" w:type="dxa"/>
-              <w:bottom w:w="60" w:type="dxa"/>
-              <w:left w:w="120" w:type="dxa"/>
-              <w:right w:w="120" w:type="dxa"/>
-            </w:tcMar>
-          </w:tcPr>
-          <w:p>
-            <w:r>
-              <w:rPr>
-                <w:b/>
-              </w:rPr>
-              <w:t>TypeScript 5.7</w:t>
-            </w:r>
-          </w:p>
-        </w:tc>
-        <w:tc>
-          <w:tcPr>
-            <w:tcW w:type="dxa" w:w="4680"/>
-            <w:shd w:fill="F8FAFC"/>
-            <w:tcMar>
-              <w:top w:w="60" w:type="dxa"/>
-              <w:bottom w:w="60" w:type="dxa"/>
-              <w:left w:w="120" w:type="dxa"/>
-              <w:right w:w="120" w:type="dxa"/>
-            </w:tcMar>
-          </w:tcPr>
-          <w:p>
-            <w:r>
-              <w:t>Static type safety enforcing clinical medical interfaces.</w:t>
-            </w:r>
-          </w:p>
-        </w:tc>
-      </w:tr>
-      <w:tr>
-        <w:tc>
-          <w:tcPr>
-            <w:tcW w:type="dxa" w:w="4680"/>
-            <w:tcMar>
-              <w:top w:w="60" w:type="dxa"/>
-              <w:bottom w:w="60" w:type="dxa"/>
-              <w:left w:w="120" w:type="dxa"/>
-              <w:right w:w="120" w:type="dxa"/>
-            </w:tcMar>
-          </w:tcPr>
-          <w:p>
-            <w:r>
-              <w:rPr>
-                <w:b/>
-              </w:rPr>
-              <w:t>Vite 6</w:t>
-            </w:r>
-          </w:p>
-        </w:tc>
-        <w:tc>
-          <w:tcPr>
-            <w:tcW w:type="dxa" w:w="4680"/>
-            <w:tcMar>
-              <w:top w:w="60" w:type="dxa"/>
-              <w:bottom w:w="60" w:type="dxa"/>
-              <w:left w:w="120" w:type="dxa"/>
-              <w:right w:w="120" w:type="dxa"/>
-            </w:tcMar>
-          </w:tcPr>
-          <w:p>
-            <w:r>
-              <w:t>Fast frontend build tooling and ES module development server.</w:t>
-            </w:r>
-          </w:p>
-        </w:tc>
-      </w:tr>
-      <w:tr>
-        <w:tc>
-          <w:tcPr>
-            <w:tcW w:type="dxa" w:w="4680"/>
-            <w:shd w:fill="F8FAFC"/>
-            <w:tcMar>
-              <w:top w:w="60" w:type="dxa"/>
-              <w:bottom w:w="60" w:type="dxa"/>
-              <w:left w:w="120" w:type="dxa"/>
-              <w:right w:w="120" w:type="dxa"/>
-            </w:tcMar>
-          </w:tcPr>
-          <w:p>
-            <w:r>
-              <w:rPr>
-                <w:b/>
-              </w:rPr>
-              <w:t>Tailwind CSS 3.4</w:t>
-            </w:r>
-          </w:p>
-        </w:tc>
-        <w:tc>
-          <w:tcPr>
-            <w:tcW w:type="dxa" w:w="4680"/>
-            <w:shd w:fill="F8FAFC"/>
-            <w:tcMar>
-              <w:top w:w="60" w:type="dxa"/>
-              <w:bottom w:w="60" w:type="dxa"/>
-              <w:left w:w="120" w:type="dxa"/>
-              <w:right w:w="120" w:type="dxa"/>
-            </w:tcMar>
-          </w:tcPr>
-          <w:p>
-            <w:r>
-              <w:t>Utility styling with custom clinical tokens (#0F6FBF).</w:t>
-            </w:r>
-          </w:p>
-        </w:tc>
-      </w:tr>
-      <w:tr>
-        <w:tc>
-          <w:tcPr>
-            <w:tcW w:type="dxa" w:w="4680"/>
-            <w:tcMar>
-              <w:top w:w="60" w:type="dxa"/>
-              <w:bottom w:w="60" w:type="dxa"/>
-              <w:left w:w="120" w:type="dxa"/>
-              <w:right w:w="120" w:type="dxa"/>
-            </w:tcMar>
-          </w:tcPr>
-          <w:p>
-            <w:r>
-              <w:rPr>
-                <w:b/>
-              </w:rPr>
-              <w:t>HTML5 2D Canvas</w:t>
-            </w:r>
-          </w:p>
-        </w:tc>
-        <w:tc>
-          <w:tcPr>
-            <w:tcW w:type="dxa" w:w="4680"/>
-            <w:tcMar>
-              <w:top w:w="60" w:type="dxa"/>
-              <w:bottom w:w="60" w:type="dxa"/>
-              <w:left w:w="120" w:type="dxa"/>
-              <w:right w:w="120" w:type="dxa"/>
-            </w:tcMar>
-          </w:tcPr>
-          <w:p>
-            <w:r>
-              <w:t>High-precision client-side optical resizing and thumbnail extraction.</w:t>
-            </w:r>
-          </w:p>
-        </w:tc>
-      </w:tr>
-      <w:tr>
-        <w:tc>
-          <w:tcPr>
-            <w:tcW w:type="dxa" w:w="4680"/>
-            <w:shd w:fill="F8FAFC"/>
-            <w:tcMar>
-              <w:top w:w="60" w:type="dxa"/>
-              <w:bottom w:w="60" w:type="dxa"/>
-              <w:left w:w="120" w:type="dxa"/>
-              <w:right w:w="120" w:type="dxa"/>
-            </w:tcMar>
-          </w:tcPr>
-          <w:p>
-            <w:r>
-              <w:rPr>
-                <w:b/>
-              </w:rPr>
-              <w:t>Lucide React</w:t>
-            </w:r>
-          </w:p>
-        </w:tc>
-        <w:tc>
-          <w:tcPr>
-            <w:tcW w:type="dxa" w:w="4680"/>
-            <w:shd w:fill="F8FAFC"/>
-            <w:tcMar>
-              <w:top w:w="60" w:type="dxa"/>
-              <w:bottom w:w="60" w:type="dxa"/>
-              <w:left w:w="120" w:type="dxa"/>
-              <w:right w:w="120" w:type="dxa"/>
-            </w:tcMar>
-          </w:tcPr>
-          <w:p>
-            <w:r>
-              <w:t>Clean, accessible SVG iconography for medical instrumentation.</w:t>
-            </w:r>
-          </w:p>
-        </w:tc>
-      </w:tr>
-      <w:tr>
-        <w:tc>
-          <w:tcPr>
-            <w:tcW w:type="dxa" w:w="4680"/>
-            <w:tcMar>
-              <w:top w:w="60" w:type="dxa"/>
-              <w:bottom w:w="60" w:type="dxa"/>
-              <w:left w:w="120" w:type="dxa"/>
-              <w:right w:w="120" w:type="dxa"/>
-            </w:tcMar>
-          </w:tcPr>
-          <w:p>
-            <w:r>
-              <w:rPr>
-                <w:b/>
-              </w:rPr>
-              <w:t>Google Fonts</w:t>
-            </w:r>
-          </w:p>
-        </w:tc>
-        <w:tc>
-          <w:tcPr>
-            <w:tcW w:type="dxa" w:w="4680"/>
-            <w:tcMar>
-              <w:top w:w="60" w:type="dxa"/>
-              <w:bottom w:w="60" w:type="dxa"/>
-              <w:left w:w="120" w:type="dxa"/>
-              <w:right w:w="120" w:type="dxa"/>
-            </w:tcMar>
-          </w:tcPr>
-          <w:p>
-            <w:r>
-              <w:t>Plus Jakarta Sans (headings), Inter (body), JetBrains Mono (data).</w:t>
-            </w:r>
-          </w:p>
-        </w:tc>
-      </w:tr>
-      <w:tr>
-        <w:tc>
-          <w:tcPr>
-            <w:tcW w:type="dxa" w:w="4680"/>
-            <w:shd w:fill="F8FAFC"/>
-            <w:tcMar>
-              <w:top w:w="60" w:type="dxa"/>
-              <w:bottom w:w="60" w:type="dxa"/>
-              <w:left w:w="120" w:type="dxa"/>
-              <w:right w:w="120" w:type="dxa"/>
-            </w:tcMar>
-          </w:tcPr>
-          <w:p>
-            <w:r>
-              <w:rPr>
-                <w:b/>
-              </w:rPr>
-              <w:t>ICD-10-CM Standard</w:t>
-            </w:r>
-          </w:p>
-        </w:tc>
-        <w:tc>
-          <w:tcPr>
-            <w:tcW w:type="dxa" w:w="4680"/>
-            <w:shd w:fill="F8FAFC"/>
-            <w:tcMar>
-              <w:top w:w="60" w:type="dxa"/>
-              <w:bottom w:w="60" w:type="dxa"/>
-              <w:left w:w="120" w:type="dxa"/>
-              <w:right w:w="120" w:type="dxa"/>
-            </w:tcMar>
-          </w:tcPr>
-          <w:p>
-            <w:r>
-              <w:t>World Health Organization diagnostic classification crosswalk.</w:t>
-            </w:r>
-          </w:p>
-        </w:tc>
-      </w:tr>
-    </w:tbl>
-    <w:p>
-      <w:pPr>
-        <w:keepNext/>
-        <w:spacing w:before="220" w:after="60"/>
-      </w:pPr>
-      <w:r>
-        <w:rPr>
-          <w:rFonts w:ascii="Calibri" w:hAnsi="Calibri"/>
-          <w:b/>
-          <w:color w:val="0F172A"/>
-          <w:sz w:val="24"/>
-        </w:rPr>
-        <w:t>4.4 Project Execution Phases</w:t>
+        <w:br w:type="page"/>
       </w:r>
     </w:p>
     <w:p>
-      <w:r>
-        <w:t>• Phase 1: Requirements analysis, clinical boundary formulation, and IEEE 830 specification.</w:t>
-        <w:br/>
-        <w:t>• Phase 2: HTML5 Canvas optical ingestion, downsampling calculations, and base64 serialization.</w:t>
-        <w:br/>
-        <w:t>• Phase 3: AI vision inference integration in claudeApi.ts and offline heuristic decision tree logic.</w:t>
-        <w:br/>
-        <w:t>• Phase 4: Swapped two-column clinical dashboard UI engineering and Google Fonts typography upgrade.</w:t>
-        <w:br/>
-        <w:t>• Phase 5: Session state caching, audit history archive implementation, and build verification.</w:t>
-      </w:r>
-    </w:p>
-    <w:p>
       <w:pPr>
         <w:keepNext/>
         <w:spacing w:before="320" w:after="120"/>
+        <w:jc w:val="left"/>
       </w:pPr>
       <w:r>
         <w:rPr>
           <w:rFonts w:ascii="Georgia" w:hAnsi="Georgia"/>
           <w:b/>
           <w:color w:val="0F6FBF"/>
-          <w:sz w:val="28"/>
+          <w:sz w:val="30"/>
         </w:rPr>
-        <w:t>5. Challenges Faced</w:t>
+        <w:t>Appendix B: Live Workstation Intake Console</w:t>
       </w:r>
     </w:p>
     <w:p>
+      <w:pPr>
+        <w:spacing w:line="276" w:lineRule="auto" w:after="120"/>
+        <w:jc w:val="both"/>
+      </w:pPr>
       <w:r>
-        <w:t>5.1 Managing Multiple Optical &amp; AI Layers: Combining client-side image processing, asynchronous vision APIs, and offline heuristic fallbacks required careful state coordination.</w:t>
-        <w:br/>
-        <w:br/>
-        <w:t>5.2 Preserving Lesion Resolution without Latency: High-res smartphone photos (&gt;15MB) caused client jank. Implemented dual-pass canvas downsampling (1024px for inference, 200px for thumbnails), reducing payload size by 85% with zero texture loss.</w:t>
-        <w:br/>
-        <w:br/>
-        <w:t>5.3 Enforcing Single-Color Clinical Blue Standard: Multi-colored red/green badges caused patient anxiety. Standardized on #0F6FBF across all meters and cards for clinical objectivity.</w:t>
-        <w:br/>
-        <w:br/>
-        <w:t>5.4 Multimodal Vision AI JSON Contract Parsing: LLMs sometimes return markdown fences or commentary. Built regex extractors to isolate JSON objects and validate mandatory fields before rendering.</w:t>
-        <w:br/>
-        <w:br/>
-        <w:t>5.5 Non-Skin Ingestion Gatekeeping: Prevented false classifications on non-medical photos by adding optical checks that flag non-skin submissions.</w:t>
-        <w:br/>
-        <w:br/>
-        <w:t>5.6 Swapped Two-Column UI Design: Aligned the interface with western medical reading patterns by placing the Diagnostic Dossier on the left and the Intake Console on the right.</w:t>
-        <w:br/>
-        <w:br/>
-        <w:t>5.7 Cross-Browser State Persistence: Maintained session continuity using in-memory and local storage caching.</w:t>
-        <w:br/>
-        <w:br/>
-        <w:t>5.8 Deployment &amp; Runtime Optimization: Ensured fast startup via Vite ES modules and clean TypeScript compilation.</w:t>
+        <w:rPr>
+          <w:rFonts w:ascii="Calibri" w:hAnsi="Calibri"/>
+          <w:color w:val="334155"/>
+          <w:sz w:val="22"/>
+        </w:rPr>
+        <w:t>The DermoScan workstation intake environment features a streamlined client-side ingestion interface. The screenshot below demonstrates the live intake console running at https://dermo-scan-nesn.vercel.app/ ready to ingest clinical specimen imagery alongside anatomical and chronicity metadata:</w:t>
       </w:r>
     </w:p>
     <w:p>
       <w:pPr>
         <w:keepNext/>
-        <w:spacing w:before="320" w:after="120"/>
-      </w:pPr>
-      <w:r>
-        <w:rPr>
-          <w:rFonts w:ascii="Georgia" w:hAnsi="Georgia"/>
-          <w:b/>
-          <w:color w:val="0F6FBF"/>
-          <w:sz w:val="28"/>
-        </w:rPr>
-        <w:t>6. Key Learnings</w:t>
-      </w:r>
-    </w:p>
-    <w:p>
-      <w:r>
-        <w:t>6.1 Technical Skills Acquired: Full-stack web architecture with React 18 and TypeScript 5.7; client-side image processing with HTML5 Canvas; AI prompt engineering with strict JSON contracts; medical informatics and ICD-10-CM coding.</w:t>
-        <w:br/>
-        <w:br/>
-        <w:t>6.2 Data and Clinical System Thinking: Understood that clinical utility depends on data standardization, reproducible morphological extraction, and objective risk presentation.</w:t>
-        <w:br/>
-        <w:br/>
-        <w:t>6.3 Software Engineering Skills: Modular component design, utility CSS styling, defensive exception handling, and formal technical documentation.</w:t>
-        <w:br/>
-        <w:br/>
-        <w:t>6.4 Problem-Solving Skills: Traced data flow systematically from user photo selection through canvas compression, AI reasoning, and state-driven UI updates.</w:t>
-        <w:br/>
-        <w:br/>
-        <w:t>6.5 Communication and Interview Skills: Learned to articulate technical architecture clearly and concisely for academic defenses and corporate evaluations.</w:t>
-        <w:br/>
-        <w:br/>
-        <w:t>6.6 Questions I Can Answer from This Project: Optical downsampling formulas, multimodal API orchestration, ICD-10-CM clinical crosswalks, single-color medical UX rationale, and non-SaMD regulatory compliance boundaries.</w:t>
-      </w:r>
-    </w:p>
-    <w:p>
-      <w:pPr>
-        <w:keepNext/>
-        <w:spacing w:before="320" w:after="120"/>
-      </w:pPr>
-      <w:r>
-        <w:rPr>
-          <w:rFonts w:ascii="Georgia" w:hAnsi="Georgia"/>
-          <w:b/>
-          <w:color w:val="0F6FBF"/>
-          <w:sz w:val="28"/>
-        </w:rPr>
-        <w:t>7. Conclusion</w:t>
-      </w:r>
-    </w:p>
-    <w:p>
-      <w:r>
-        <w:t>The DermoScan project provides a practical, full-stack demonstration of applying AI and modern web engineering to cutaneous triage. By combining client-side canvas image downsampling, multimodal vision intelligence, deterministic ICD-10-CM harmonization, and an ergonomic single-color clinical design system, DermoScan delivers fast, objective morphological evaluations for clinical personnel.</w:t>
-      </w:r>
-    </w:p>
-    <w:p>
-      <w:r>
-        <w:t>Future enhancements include: fine-tuned on-device convolutional vision models (MobileNetV4), automated Fitzpatrick skin phototype assessment using the Individual Typology Angle (ITA°), and HL7/FHIR JSON data bundling for seamless Electronic Health Record (EHR) integration.</w:t>
-      </w:r>
-    </w:p>
-    <w:p>
-      <w:pPr>
-        <w:keepNext/>
-        <w:spacing w:before="320" w:after="120"/>
-      </w:pPr>
-      <w:r>
-        <w:rPr>
-          <w:rFonts w:ascii="Georgia" w:hAnsi="Georgia"/>
-          <w:b/>
-          <w:color w:val="0F6FBF"/>
-          <w:sz w:val="28"/>
-        </w:rPr>
-        <w:t>8. References</w:t>
-      </w:r>
-    </w:p>
-    <w:tbl>
-      <w:tblPr>
-        <w:tblW w:type="auto" w:w="0"/>
-        <w:jc w:val="center"/>
-        <w:tblLayout w:type="fixed"/>
-        <w:tblLook w:firstColumn="1" w:firstRow="1" w:lastColumn="0" w:lastRow="0" w:noHBand="0" w:noVBand="1" w:val="04A0"/>
-      </w:tblPr>
-      <w:tblGrid>
-        <w:gridCol w:w="3168"/>
-        <w:gridCol w:w="6192"/>
-      </w:tblGrid>
-      <w:tr>
-        <w:tc>
-          <w:tcPr>
-            <w:tcW w:type="dxa" w:w="4680"/>
-            <w:shd w:fill="F1F5F9"/>
-            <w:tcMar>
-              <w:top w:w="80" w:type="dxa"/>
-              <w:bottom w:w="80" w:type="dxa"/>
-              <w:left w:w="120" w:type="dxa"/>
-              <w:right w:w="120" w:type="dxa"/>
-            </w:tcMar>
-          </w:tcPr>
-          <w:p>
-            <w:r>
-              <w:rPr>
-                <w:b/>
-              </w:rPr>
-              <w:t>Reference / Source</w:t>
-            </w:r>
-          </w:p>
-        </w:tc>
-        <w:tc>
-          <w:tcPr>
-            <w:tcW w:type="dxa" w:w="4680"/>
-            <w:shd w:fill="F1F5F9"/>
-            <w:tcMar>
-              <w:top w:w="80" w:type="dxa"/>
-              <w:bottom w:w="80" w:type="dxa"/>
-              <w:left w:w="120" w:type="dxa"/>
-              <w:right w:w="120" w:type="dxa"/>
-            </w:tcMar>
-          </w:tcPr>
-          <w:p>
-            <w:r>
-              <w:rPr>
-                <w:b/>
-              </w:rPr>
-              <w:t>Purpose &amp; Scope</w:t>
-            </w:r>
-          </w:p>
-        </w:tc>
-      </w:tr>
-      <w:tr>
-        <w:tc>
-          <w:tcPr>
-            <w:tcW w:type="dxa" w:w="4680"/>
-            <w:tcMar>
-              <w:top w:w="60" w:type="dxa"/>
-              <w:bottom w:w="60" w:type="dxa"/>
-              <w:left w:w="120" w:type="dxa"/>
-              <w:right w:w="120" w:type="dxa"/>
-            </w:tcMar>
-          </w:tcPr>
-          <w:p>
-            <w:r>
-              <w:rPr>
-                <w:b/>
-              </w:rPr>
-              <w:t>DermoScan Live Application</w:t>
-            </w:r>
-          </w:p>
-        </w:tc>
-        <w:tc>
-          <w:tcPr>
-            <w:tcW w:type="dxa" w:w="4680"/>
-            <w:tcMar>
-              <w:top w:w="60" w:type="dxa"/>
-              <w:bottom w:w="60" w:type="dxa"/>
-              <w:left w:w="120" w:type="dxa"/>
-              <w:right w:w="120" w:type="dxa"/>
-            </w:tcMar>
-          </w:tcPr>
-          <w:p>
-            <w:r>
-              <w:t>Public production deployment on Vercel: https://dermo-scan-nesn.vercel.app/</w:t>
-            </w:r>
-          </w:p>
-        </w:tc>
-      </w:tr>
-      <w:tr>
-        <w:tc>
-          <w:tcPr>
-            <w:tcW w:type="dxa" w:w="4680"/>
-            <w:shd w:fill="F8FAFC"/>
-            <w:tcMar>
-              <w:top w:w="60" w:type="dxa"/>
-              <w:bottom w:w="60" w:type="dxa"/>
-              <w:left w:w="120" w:type="dxa"/>
-              <w:right w:w="120" w:type="dxa"/>
-            </w:tcMar>
-          </w:tcPr>
-          <w:p>
-            <w:r>
-              <w:rPr>
-                <w:b/>
-              </w:rPr>
-              <w:t>DermoScan GitHub Repository</w:t>
-            </w:r>
-          </w:p>
-        </w:tc>
-        <w:tc>
-          <w:tcPr>
-            <w:tcW w:type="dxa" w:w="4680"/>
-            <w:shd w:fill="F8FAFC"/>
-            <w:tcMar>
-              <w:top w:w="60" w:type="dxa"/>
-              <w:bottom w:w="60" w:type="dxa"/>
-              <w:left w:w="120" w:type="dxa"/>
-              <w:right w:w="120" w:type="dxa"/>
-            </w:tcMar>
-          </w:tcPr>
-          <w:p>
-            <w:r>
-              <w:t>Complete project source code and architecture: https://github.com/vijayesh26/Dermo-Scan-</w:t>
-            </w:r>
-          </w:p>
-        </w:tc>
-      </w:tr>
-      <w:tr>
-        <w:tc>
-          <w:tcPr>
-            <w:tcW w:type="dxa" w:w="4680"/>
-            <w:tcMar>
-              <w:top w:w="60" w:type="dxa"/>
-              <w:bottom w:w="60" w:type="dxa"/>
-              <w:left w:w="120" w:type="dxa"/>
-              <w:right w:w="120" w:type="dxa"/>
-            </w:tcMar>
-          </w:tcPr>
-          <w:p>
-            <w:r>
-              <w:rPr>
-                <w:b/>
-              </w:rPr>
-              <w:t>React Documentation</w:t>
-            </w:r>
-          </w:p>
-        </w:tc>
-        <w:tc>
-          <w:tcPr>
-            <w:tcW w:type="dxa" w:w="4680"/>
-            <w:tcMar>
-              <w:top w:w="60" w:type="dxa"/>
-              <w:bottom w:w="60" w:type="dxa"/>
-              <w:left w:w="120" w:type="dxa"/>
-              <w:right w:w="120" w:type="dxa"/>
-            </w:tcMar>
-          </w:tcPr>
-          <w:p>
-            <w:r>
-              <w:t>Component-based frontend architecture and Concurrent React concepts. (Official Meta Docs)</w:t>
-            </w:r>
-          </w:p>
-        </w:tc>
-      </w:tr>
-      <w:tr>
-        <w:tc>
-          <w:tcPr>
-            <w:tcW w:type="dxa" w:w="4680"/>
-            <w:shd w:fill="F8FAFC"/>
-            <w:tcMar>
-              <w:top w:w="60" w:type="dxa"/>
-              <w:bottom w:w="60" w:type="dxa"/>
-              <w:left w:w="120" w:type="dxa"/>
-              <w:right w:w="120" w:type="dxa"/>
-            </w:tcMar>
-          </w:tcPr>
-          <w:p>
-            <w:r>
-              <w:rPr>
-                <w:b/>
-              </w:rPr>
-              <w:t>TypeScript Documentation</w:t>
-            </w:r>
-          </w:p>
-        </w:tc>
-        <w:tc>
-          <w:tcPr>
-            <w:tcW w:type="dxa" w:w="4680"/>
-            <w:shd w:fill="F8FAFC"/>
-            <w:tcMar>
-              <w:top w:w="60" w:type="dxa"/>
-              <w:bottom w:w="60" w:type="dxa"/>
-              <w:left w:w="120" w:type="dxa"/>
-              <w:right w:w="120" w:type="dxa"/>
-            </w:tcMar>
-          </w:tcPr>
-          <w:p>
-            <w:r>
-              <w:t>Static typing, compiler checks, and interface definitions. (Official Microsoft Docs)</w:t>
-            </w:r>
-          </w:p>
-        </w:tc>
-      </w:tr>
-      <w:tr>
-        <w:tc>
-          <w:tcPr>
-            <w:tcW w:type="dxa" w:w="4680"/>
-            <w:tcMar>
-              <w:top w:w="60" w:type="dxa"/>
-              <w:bottom w:w="60" w:type="dxa"/>
-              <w:left w:w="120" w:type="dxa"/>
-              <w:right w:w="120" w:type="dxa"/>
-            </w:tcMar>
-          </w:tcPr>
-          <w:p>
-            <w:r>
-              <w:rPr>
-                <w:b/>
-              </w:rPr>
-              <w:t>Vite Documentation</w:t>
-            </w:r>
-          </w:p>
-        </w:tc>
-        <w:tc>
-          <w:tcPr>
-            <w:tcW w:type="dxa" w:w="4680"/>
-            <w:tcMar>
-              <w:top w:w="60" w:type="dxa"/>
-              <w:bottom w:w="60" w:type="dxa"/>
-              <w:left w:w="120" w:type="dxa"/>
-              <w:right w:w="120" w:type="dxa"/>
-            </w:tcMar>
-          </w:tcPr>
-          <w:p>
-            <w:r>
-              <w:t>Next-generation frontend tooling and ES module bundling. (Official Vite Docs)</w:t>
-            </w:r>
-          </w:p>
-        </w:tc>
-      </w:tr>
-      <w:tr>
-        <w:tc>
-          <w:tcPr>
-            <w:tcW w:type="dxa" w:w="4680"/>
-            <w:shd w:fill="F8FAFC"/>
-            <w:tcMar>
-              <w:top w:w="60" w:type="dxa"/>
-              <w:bottom w:w="60" w:type="dxa"/>
-              <w:left w:w="120" w:type="dxa"/>
-              <w:right w:w="120" w:type="dxa"/>
-            </w:tcMar>
-          </w:tcPr>
-          <w:p>
-            <w:r>
-              <w:rPr>
-                <w:b/>
-              </w:rPr>
-              <w:t>Tailwind CSS Documentation</w:t>
-            </w:r>
-          </w:p>
-        </w:tc>
-        <w:tc>
-          <w:tcPr>
-            <w:tcW w:type="dxa" w:w="4680"/>
-            <w:shd w:fill="F8FAFC"/>
-            <w:tcMar>
-              <w:top w:w="60" w:type="dxa"/>
-              <w:bottom w:w="60" w:type="dxa"/>
-              <w:left w:w="120" w:type="dxa"/>
-              <w:right w:w="120" w:type="dxa"/>
-            </w:tcMar>
-          </w:tcPr>
-          <w:p>
-            <w:r>
-              <w:t>Utility-first styling and clinical design token integration. (Official Tailwind Labs Docs)</w:t>
-            </w:r>
-          </w:p>
-        </w:tc>
-      </w:tr>
-      <w:tr>
-        <w:tc>
-          <w:tcPr>
-            <w:tcW w:type="dxa" w:w="4680"/>
-            <w:tcMar>
-              <w:top w:w="60" w:type="dxa"/>
-              <w:bottom w:w="60" w:type="dxa"/>
-              <w:left w:w="120" w:type="dxa"/>
-              <w:right w:w="120" w:type="dxa"/>
-            </w:tcMar>
-          </w:tcPr>
-          <w:p>
-            <w:r>
-              <w:rPr>
-                <w:b/>
-              </w:rPr>
-              <w:t>ICD-10-CM Official Guidelines</w:t>
-            </w:r>
-          </w:p>
-        </w:tc>
-        <w:tc>
-          <w:tcPr>
-            <w:tcW w:type="dxa" w:w="4680"/>
-            <w:tcMar>
-              <w:top w:w="60" w:type="dxa"/>
-              <w:bottom w:w="60" w:type="dxa"/>
-              <w:left w:w="120" w:type="dxa"/>
-              <w:right w:w="120" w:type="dxa"/>
-            </w:tcMar>
-          </w:tcPr>
-          <w:p>
-            <w:r>
-              <w:t>World Health Organization &amp; CDC International Classification of Diseases, 2026 Edition.</w:t>
-            </w:r>
-          </w:p>
-        </w:tc>
-      </w:tr>
-      <w:tr>
-        <w:tc>
-          <w:tcPr>
-            <w:tcW w:type="dxa" w:w="4680"/>
-            <w:shd w:fill="F8FAFC"/>
-            <w:tcMar>
-              <w:top w:w="60" w:type="dxa"/>
-              <w:bottom w:w="60" w:type="dxa"/>
-              <w:left w:w="120" w:type="dxa"/>
-              <w:right w:w="120" w:type="dxa"/>
-            </w:tcMar>
-          </w:tcPr>
-          <w:p>
-            <w:r>
-              <w:rPr>
-                <w:b/>
-              </w:rPr>
-              <w:t>HTML5 Canvas Specification</w:t>
-            </w:r>
-          </w:p>
-        </w:tc>
-        <w:tc>
-          <w:tcPr>
-            <w:tcW w:type="dxa" w:w="4680"/>
-            <w:shd w:fill="F8FAFC"/>
-            <w:tcMar>
-              <w:top w:w="60" w:type="dxa"/>
-              <w:bottom w:w="60" w:type="dxa"/>
-              <w:left w:w="120" w:type="dxa"/>
-              <w:right w:w="120" w:type="dxa"/>
-            </w:tcMar>
-          </w:tcPr>
-          <w:p>
-            <w:r>
-              <w:t>W3C 2D Context standards for image drawing, downsampling, and JPEG export.</w:t>
-            </w:r>
-          </w:p>
-        </w:tc>
-      </w:tr>
-      <w:tr>
-        <w:tc>
-          <w:tcPr>
-            <w:tcW w:type="dxa" w:w="4680"/>
-            <w:tcMar>
-              <w:top w:w="60" w:type="dxa"/>
-              <w:bottom w:w="60" w:type="dxa"/>
-              <w:left w:w="120" w:type="dxa"/>
-              <w:right w:w="120" w:type="dxa"/>
-            </w:tcMar>
-          </w:tcPr>
-          <w:p>
-            <w:r>
-              <w:rPr>
-                <w:b/>
-              </w:rPr>
-              <w:t>FDA SaMD Regulatory Guidance</w:t>
-            </w:r>
-          </w:p>
-        </w:tc>
-        <w:tc>
-          <w:tcPr>
-            <w:tcW w:type="dxa" w:w="4680"/>
-            <w:tcMar>
-              <w:top w:w="60" w:type="dxa"/>
-              <w:bottom w:w="60" w:type="dxa"/>
-              <w:left w:w="120" w:type="dxa"/>
-              <w:right w:w="120" w:type="dxa"/>
-            </w:tcMar>
-          </w:tcPr>
-          <w:p>
-            <w:r>
-              <w:t>Policy for Device Software Functions and Mobile Medical Applications, US FDA.</w:t>
-            </w:r>
-          </w:p>
-        </w:tc>
-      </w:tr>
-      <w:tr>
-        <w:tc>
-          <w:tcPr>
-            <w:tcW w:type="dxa" w:w="4680"/>
-            <w:shd w:fill="F8FAFC"/>
-            <w:tcMar>
-              <w:top w:w="60" w:type="dxa"/>
-              <w:bottom w:w="60" w:type="dxa"/>
-              <w:left w:w="120" w:type="dxa"/>
-              <w:right w:w="120" w:type="dxa"/>
-            </w:tcMar>
-          </w:tcPr>
-          <w:p>
-            <w:r>
-              <w:rPr>
-                <w:b/>
-              </w:rPr>
-              <w:t>Bolognia Dermatology Textbook</w:t>
-            </w:r>
-          </w:p>
-        </w:tc>
-        <w:tc>
-          <w:tcPr>
-            <w:tcW w:type="dxa" w:w="4680"/>
-            <w:shd w:fill="F8FAFC"/>
-            <w:tcMar>
-              <w:top w:w="60" w:type="dxa"/>
-              <w:bottom w:w="60" w:type="dxa"/>
-              <w:left w:w="120" w:type="dxa"/>
-              <w:right w:w="120" w:type="dxa"/>
-            </w:tcMar>
-          </w:tcPr>
-          <w:p>
-            <w:r>
-              <w:t>Clinical reference for primary cutaneous lesions, morphology, and Auspitz / tapioca-pudding signs.</w:t>
-            </w:r>
-          </w:p>
-        </w:tc>
-      </w:tr>
-    </w:tbl>
-    <w:p>
-      <w:pPr>
-        <w:spacing w:before="200"/>
-      </w:pPr>
-      <w:r>
-        <w:rPr>
-          <w:i/>
-        </w:rPr>
-        <w:t>Project Repository &amp; Live Deployment Note: The complete source code is maintained on GitHub at https://github.com/vijayesh26/Dermo-Scan- and the production application is deployed live on Vercel at https://dermo-scan-nesn.vercel.app/ for demonstration and academic evaluation.</w:t>
-      </w:r>
-    </w:p>
-    <w:p>
-      <w:r>
-        <w:br w:type="page"/>
-      </w:r>
-    </w:p>
-    <w:p>
-      <w:pPr>
-        <w:keepNext/>
-        <w:spacing w:before="320" w:after="120"/>
-      </w:pPr>
-      <w:r>
-        <w:rPr>
-          <w:rFonts w:ascii="Georgia" w:hAnsi="Georgia"/>
-          <w:b/>
-          <w:color w:val="0F6FBF"/>
-          <w:sz w:val="28"/>
-        </w:rPr>
-        <w:t>9. Appendices</w:t>
-      </w:r>
-    </w:p>
-    <w:p>
-      <w:pPr>
-        <w:keepNext/>
-        <w:spacing w:before="220" w:after="60"/>
-      </w:pPr>
-      <w:r>
-        <w:rPr>
-          <w:rFonts w:ascii="Calibri" w:hAnsi="Calibri"/>
-          <w:b/>
-          <w:color w:val="0F172A"/>
-          <w:sz w:val="24"/>
-        </w:rPr>
-        <w:t>Appendix A: Project Architecture &amp; Deployment Evidence</w:t>
-      </w:r>
-    </w:p>
-    <w:tbl>
-      <w:tblPr>
-        <w:tblW w:type="auto" w:w="0"/>
-        <w:jc w:val="center"/>
-        <w:tblLayout w:type="fixed"/>
-        <w:tblLook w:firstColumn="1" w:firstRow="1" w:lastColumn="0" w:lastRow="0" w:noHBand="0" w:noVBand="1" w:val="04A0"/>
-      </w:tblPr>
-      <w:tblGrid>
-        <w:gridCol w:w="3168"/>
-        <w:gridCol w:w="6192"/>
-      </w:tblGrid>
-      <w:tr>
-        <w:tc>
-          <w:tcPr>
-            <w:tcW w:type="dxa" w:w="4680"/>
-            <w:shd w:fill="F1F5F9"/>
-            <w:tcMar>
-              <w:top w:w="80" w:type="dxa"/>
-              <w:bottom w:w="80" w:type="dxa"/>
-              <w:left w:w="120" w:type="dxa"/>
-              <w:right w:w="120" w:type="dxa"/>
-            </w:tcMar>
-          </w:tcPr>
-          <w:p>
-            <w:r>
-              <w:rPr>
-                <w:b/>
-              </w:rPr>
-              <w:t>Item</w:t>
-            </w:r>
-          </w:p>
-        </w:tc>
-        <w:tc>
-          <w:tcPr>
-            <w:tcW w:type="dxa" w:w="4680"/>
-            <w:shd w:fill="F1F5F9"/>
-            <w:tcMar>
-              <w:top w:w="80" w:type="dxa"/>
-              <w:bottom w:w="80" w:type="dxa"/>
-              <w:left w:w="120" w:type="dxa"/>
-              <w:right w:w="120" w:type="dxa"/>
-            </w:tcMar>
-          </w:tcPr>
-          <w:p>
-            <w:r>
-              <w:rPr>
-                <w:b/>
-              </w:rPr>
-              <w:t>Evidence / Specification</w:t>
-            </w:r>
-          </w:p>
-        </w:tc>
-      </w:tr>
-      <w:tr>
-        <w:tc>
-          <w:tcPr>
-            <w:tcW w:type="dxa" w:w="4680"/>
-            <w:tcMar>
-              <w:top w:w="60" w:type="dxa"/>
-              <w:bottom w:w="60" w:type="dxa"/>
-              <w:left w:w="120" w:type="dxa"/>
-              <w:right w:w="120" w:type="dxa"/>
-            </w:tcMar>
-          </w:tcPr>
-          <w:p>
-            <w:r>
-              <w:rPr>
-                <w:b/>
-              </w:rPr>
-              <w:t>Project Name</w:t>
-            </w:r>
-          </w:p>
-        </w:tc>
-        <w:tc>
-          <w:tcPr>
-            <w:tcW w:type="dxa" w:w="4680"/>
-            <w:tcMar>
-              <w:top w:w="60" w:type="dxa"/>
-              <w:bottom w:w="60" w:type="dxa"/>
-              <w:left w:w="120" w:type="dxa"/>
-              <w:right w:w="120" w:type="dxa"/>
-            </w:tcMar>
-          </w:tcPr>
-          <w:p>
-            <w:r>
-              <w:t>DERMO SCAN — Localized Skin Lesion &amp; Rash Classification System</w:t>
-            </w:r>
-          </w:p>
-        </w:tc>
-      </w:tr>
-      <w:tr>
-        <w:tc>
-          <w:tcPr>
-            <w:tcW w:type="dxa" w:w="4680"/>
-            <w:shd w:fill="F8FAFC"/>
-            <w:tcMar>
-              <w:top w:w="60" w:type="dxa"/>
-              <w:bottom w:w="60" w:type="dxa"/>
-              <w:left w:w="120" w:type="dxa"/>
-              <w:right w:w="120" w:type="dxa"/>
-            </w:tcMar>
-          </w:tcPr>
-          <w:p>
-            <w:r>
-              <w:rPr>
-                <w:b/>
-              </w:rPr>
-              <w:t>GitHub Repository</w:t>
-            </w:r>
-          </w:p>
-        </w:tc>
-        <w:tc>
-          <w:tcPr>
-            <w:tcW w:type="dxa" w:w="4680"/>
-            <w:shd w:fill="F8FAFC"/>
-            <w:tcMar>
-              <w:top w:w="60" w:type="dxa"/>
-              <w:bottom w:w="60" w:type="dxa"/>
-              <w:left w:w="120" w:type="dxa"/>
-              <w:right w:w="120" w:type="dxa"/>
-            </w:tcMar>
-          </w:tcPr>
-          <w:p>
-            <w:r>
-              <w:t>https://github.com/vijayesh26/Dermo-Scan-</w:t>
-            </w:r>
-          </w:p>
-        </w:tc>
-      </w:tr>
-      <w:tr>
-        <w:tc>
-          <w:tcPr>
-            <w:tcW w:type="dxa" w:w="4680"/>
-            <w:tcMar>
-              <w:top w:w="60" w:type="dxa"/>
-              <w:bottom w:w="60" w:type="dxa"/>
-              <w:left w:w="120" w:type="dxa"/>
-              <w:right w:w="120" w:type="dxa"/>
-            </w:tcMar>
-          </w:tcPr>
-          <w:p>
-            <w:r>
-              <w:rPr>
-                <w:b/>
-              </w:rPr>
-              <w:t>Live Web Application</w:t>
-            </w:r>
-          </w:p>
-        </w:tc>
-        <w:tc>
-          <w:tcPr>
-            <w:tcW w:type="dxa" w:w="4680"/>
-            <w:tcMar>
-              <w:top w:w="60" w:type="dxa"/>
-              <w:bottom w:w="60" w:type="dxa"/>
-              <w:left w:w="120" w:type="dxa"/>
-              <w:right w:w="120" w:type="dxa"/>
-            </w:tcMar>
-          </w:tcPr>
-          <w:p>
-            <w:r>
-              <w:t>https://dermo-scan-nesn.vercel.app/</w:t>
-            </w:r>
-          </w:p>
-        </w:tc>
-      </w:tr>
-      <w:tr>
-        <w:tc>
-          <w:tcPr>
-            <w:tcW w:type="dxa" w:w="4680"/>
-            <w:shd w:fill="F8FAFC"/>
-            <w:tcMar>
-              <w:top w:w="60" w:type="dxa"/>
-              <w:bottom w:w="60" w:type="dxa"/>
-              <w:left w:w="120" w:type="dxa"/>
-              <w:right w:w="120" w:type="dxa"/>
-            </w:tcMar>
-          </w:tcPr>
-          <w:p>
-            <w:r>
-              <w:rPr>
-                <w:b/>
-              </w:rPr>
-              <w:t>Project Organization</w:t>
-            </w:r>
-          </w:p>
-        </w:tc>
-        <w:tc>
-          <w:tcPr>
-            <w:tcW w:type="dxa" w:w="4680"/>
-            <w:shd w:fill="F8FAFC"/>
-            <w:tcMar>
-              <w:top w:w="60" w:type="dxa"/>
-              <w:bottom w:w="60" w:type="dxa"/>
-              <w:left w:w="120" w:type="dxa"/>
-              <w:right w:w="120" w:type="dxa"/>
-            </w:tcMar>
-          </w:tcPr>
-          <w:p>
-            <w:r>
-              <w:t>Datavalley India Pvt. Ltd. (Data Valley) / CT University</w:t>
-            </w:r>
-          </w:p>
-        </w:tc>
-      </w:tr>
-      <w:tr>
-        <w:tc>
-          <w:tcPr>
-            <w:tcW w:type="dxa" w:w="4680"/>
-            <w:tcMar>
-              <w:top w:w="60" w:type="dxa"/>
-              <w:bottom w:w="60" w:type="dxa"/>
-              <w:left w:w="120" w:type="dxa"/>
-              <w:right w:w="120" w:type="dxa"/>
-            </w:tcMar>
-          </w:tcPr>
-          <w:p>
-            <w:r>
-              <w:rPr>
-                <w:b/>
-              </w:rPr>
-              <w:t>Candidate Name</w:t>
-            </w:r>
-          </w:p>
-        </w:tc>
-        <w:tc>
-          <w:tcPr>
-            <w:tcW w:type="dxa" w:w="4680"/>
-            <w:tcMar>
-              <w:top w:w="60" w:type="dxa"/>
-              <w:bottom w:w="60" w:type="dxa"/>
-              <w:left w:w="120" w:type="dxa"/>
-              <w:right w:w="120" w:type="dxa"/>
-            </w:tcMar>
-          </w:tcPr>
-          <w:p>
-            <w:r>
-              <w:t>Bhumireddy.Vijayesh Vardhan Reddy (Roll No: 72312924)</w:t>
-            </w:r>
-          </w:p>
-        </w:tc>
-      </w:tr>
-      <w:tr>
-        <w:tc>
-          <w:tcPr>
-            <w:tcW w:type="dxa" w:w="4680"/>
-            <w:shd w:fill="F8FAFC"/>
-            <w:tcMar>
-              <w:top w:w="60" w:type="dxa"/>
-              <w:bottom w:w="60" w:type="dxa"/>
-              <w:left w:w="120" w:type="dxa"/>
-              <w:right w:w="120" w:type="dxa"/>
-            </w:tcMar>
-          </w:tcPr>
-          <w:p>
-            <w:r>
-              <w:rPr>
-                <w:b/>
-              </w:rPr>
-              <w:t>Industry Mentor</w:t>
-            </w:r>
-          </w:p>
-        </w:tc>
-        <w:tc>
-          <w:tcPr>
-            <w:tcW w:type="dxa" w:w="4680"/>
-            <w:shd w:fill="F8FAFC"/>
-            <w:tcMar>
-              <w:top w:w="60" w:type="dxa"/>
-              <w:bottom w:w="60" w:type="dxa"/>
-              <w:left w:w="120" w:type="dxa"/>
-              <w:right w:w="120" w:type="dxa"/>
-            </w:tcMar>
-          </w:tcPr>
-          <w:p>
-            <w:r>
-              <w:t>Shaik. Arshad (Project Coordinator, Data Valley Pvt. Ltd.)</w:t>
-            </w:r>
-          </w:p>
-        </w:tc>
-      </w:tr>
-      <w:tr>
-        <w:tc>
-          <w:tcPr>
-            <w:tcW w:type="dxa" w:w="4680"/>
-            <w:tcMar>
-              <w:top w:w="60" w:type="dxa"/>
-              <w:bottom w:w="60" w:type="dxa"/>
-              <w:left w:w="120" w:type="dxa"/>
-              <w:right w:w="120" w:type="dxa"/>
-            </w:tcMar>
-          </w:tcPr>
-          <w:p>
-            <w:r>
-              <w:rPr>
-                <w:b/>
-              </w:rPr>
-              <w:t>Frontend Technology</w:t>
-            </w:r>
-          </w:p>
-        </w:tc>
-        <w:tc>
-          <w:tcPr>
-            <w:tcW w:type="dxa" w:w="4680"/>
-            <w:tcMar>
-              <w:top w:w="60" w:type="dxa"/>
-              <w:bottom w:w="60" w:type="dxa"/>
-              <w:left w:w="120" w:type="dxa"/>
-              <w:right w:w="120" w:type="dxa"/>
-            </w:tcMar>
-          </w:tcPr>
-          <w:p>
-            <w:r>
-              <w:t>React 18 + TypeScript 5.7 + Vite 6 + Tailwind CSS 3.4</w:t>
-            </w:r>
-          </w:p>
-        </w:tc>
-      </w:tr>
-      <w:tr>
-        <w:tc>
-          <w:tcPr>
-            <w:tcW w:type="dxa" w:w="4680"/>
-            <w:shd w:fill="F8FAFC"/>
-            <w:tcMar>
-              <w:top w:w="60" w:type="dxa"/>
-              <w:bottom w:w="60" w:type="dxa"/>
-              <w:left w:w="120" w:type="dxa"/>
-              <w:right w:w="120" w:type="dxa"/>
-            </w:tcMar>
-          </w:tcPr>
-          <w:p>
-            <w:r>
-              <w:rPr>
-                <w:b/>
-              </w:rPr>
-              <w:t>Optical Engine</w:t>
-            </w:r>
-          </w:p>
-        </w:tc>
-        <w:tc>
-          <w:tcPr>
-            <w:tcW w:type="dxa" w:w="4680"/>
-            <w:shd w:fill="F8FAFC"/>
-            <w:tcMar>
-              <w:top w:w="60" w:type="dxa"/>
-              <w:bottom w:w="60" w:type="dxa"/>
-              <w:left w:w="120" w:type="dxa"/>
-              <w:right w:w="120" w:type="dxa"/>
-            </w:tcMar>
-          </w:tcPr>
-          <w:p>
-            <w:r>
-              <w:t>Client-Side HTML5 2D Canvas (1024px inference / 200px thumbnail)</w:t>
-            </w:r>
-          </w:p>
-        </w:tc>
-      </w:tr>
-      <w:tr>
-        <w:tc>
-          <w:tcPr>
-            <w:tcW w:type="dxa" w:w="4680"/>
-            <w:tcMar>
-              <w:top w:w="60" w:type="dxa"/>
-              <w:bottom w:w="60" w:type="dxa"/>
-              <w:left w:w="120" w:type="dxa"/>
-              <w:right w:w="120" w:type="dxa"/>
-            </w:tcMar>
-          </w:tcPr>
-          <w:p>
-            <w:r>
-              <w:rPr>
-                <w:b/>
-              </w:rPr>
-              <w:t>AI Orchestration</w:t>
-            </w:r>
-          </w:p>
-        </w:tc>
-        <w:tc>
-          <w:tcPr>
-            <w:tcW w:type="dxa" w:w="4680"/>
-            <w:tcMar>
-              <w:top w:w="60" w:type="dxa"/>
-              <w:bottom w:w="60" w:type="dxa"/>
-              <w:left w:w="120" w:type="dxa"/>
-              <w:right w:w="120" w:type="dxa"/>
-            </w:tcMar>
-          </w:tcPr>
-          <w:p>
-            <w:r>
-              <w:t>Multimodal Vision AI + Deterministic ICD-10-CM Fallback</w:t>
-            </w:r>
-          </w:p>
-        </w:tc>
-      </w:tr>
-      <w:tr>
-        <w:tc>
-          <w:tcPr>
-            <w:tcW w:type="dxa" w:w="4680"/>
-            <w:shd w:fill="F8FAFC"/>
-            <w:tcMar>
-              <w:top w:w="60" w:type="dxa"/>
-              <w:bottom w:w="60" w:type="dxa"/>
-              <w:left w:w="120" w:type="dxa"/>
-              <w:right w:w="120" w:type="dxa"/>
-            </w:tcMar>
-          </w:tcPr>
-          <w:p>
-            <w:r>
-              <w:rPr>
-                <w:b/>
-              </w:rPr>
-              <w:t>Clinical Standard</w:t>
-            </w:r>
-          </w:p>
-        </w:tc>
-        <w:tc>
-          <w:tcPr>
-            <w:tcW w:type="dxa" w:w="4680"/>
-            <w:shd w:fill="F8FAFC"/>
-            <w:tcMar>
-              <w:top w:w="60" w:type="dxa"/>
-              <w:bottom w:w="60" w:type="dxa"/>
-              <w:left w:w="120" w:type="dxa"/>
-              <w:right w:w="120" w:type="dxa"/>
-            </w:tcMar>
-          </w:tcPr>
-          <w:p>
-            <w:r>
-              <w:t>ICD-10-CM Harmonization (L30.1, L40.0, L23.9, B35.4, L71.0)</w:t>
-            </w:r>
-          </w:p>
-        </w:tc>
-      </w:tr>
-      <w:tr>
-        <w:tc>
-          <w:tcPr>
-            <w:tcW w:type="dxa" w:w="4680"/>
-            <w:tcMar>
-              <w:top w:w="60" w:type="dxa"/>
-              <w:bottom w:w="60" w:type="dxa"/>
-              <w:left w:w="120" w:type="dxa"/>
-              <w:right w:w="120" w:type="dxa"/>
-            </w:tcMar>
-          </w:tcPr>
-          <w:p>
-            <w:r>
-              <w:rPr>
-                <w:b/>
-              </w:rPr>
-              <w:t>Design System</w:t>
-            </w:r>
-          </w:p>
-        </w:tc>
-        <w:tc>
-          <w:tcPr>
-            <w:tcW w:type="dxa" w:w="4680"/>
-            <w:tcMar>
-              <w:top w:w="60" w:type="dxa"/>
-              <w:bottom w:w="60" w:type="dxa"/>
-              <w:left w:w="120" w:type="dxa"/>
-              <w:right w:w="120" w:type="dxa"/>
-            </w:tcMar>
-          </w:tcPr>
-          <w:p>
-            <w:r>
-              <w:t>Single-Color Clinical Blue (#0F6FBF), Plus Jakarta Sans &amp; Inter</w:t>
-            </w:r>
-          </w:p>
-        </w:tc>
-      </w:tr>
-    </w:tbl>
-    <w:p>
-      <w:pPr>
-        <w:keepNext/>
-        <w:spacing w:before="220" w:after="60"/>
-      </w:pPr>
-      <w:r>
-        <w:rPr>
-          <w:rFonts w:ascii="Calibri" w:hAnsi="Calibri"/>
-          <w:b/>
-          <w:color w:val="0F172A"/>
-          <w:sz w:val="24"/>
-        </w:rPr>
-        <w:t>Appendix B: Workstation Dashboards &amp; Workflow</w:t>
-      </w:r>
-    </w:p>
-    <w:p>
-      <w:r>
-        <w:t>The DermoScan workstation features two primary operational views:</w:t>
-        <w:br/>
-        <w:t>1. Clinical Workstation Dashboard: The swapped two-column diagnostic environment with the Diagnostic Dossier on the left (width 7/12) and the Specimen Intake Console on the right (width 5/12).</w:t>
-        <w:br/>
-        <w:t>2. Session Records Archive: The historical inspection panel displaying previous scans from the active session with one-click re-inspection.</w:t>
-      </w:r>
-    </w:p>
-    <w:p>
-      <w:pPr>
-        <w:spacing w:before="160" w:after="80"/>
+        <w:spacing w:before="200" w:after="80"/>
         <w:jc w:val="center"/>
       </w:pPr>
       <w:r>
         <w:drawing>
           <wp:inline xmlns:a="http://schemas.openxmlformats.org/drawingml/2006/main" xmlns:pic="http://schemas.openxmlformats.org/drawingml/2006/picture">
-            <wp:extent cx="5486400" cy="3086100"/>
+            <wp:extent cx="5303520" cy="2983230"/>
             <wp:docPr id="2" name="Picture 2"/>
             <wp:cNvGraphicFramePr>
               <a:graphicFrameLocks noChangeAspect="1"/>
@@ -4938,7 +5384,7 @@
                   <pic:spPr>
                     <a:xfrm>
                       <a:off x="0" y="0"/>
-                      <a:ext cx="5486400" cy="3086100"/>
+                      <a:ext cx="5303520" cy="2983230"/>
                     </a:xfrm>
                     <a:prstGeom prst="rect"/>
                   </pic:spPr>
@@ -4951,89 +5397,183 @@
     </w:p>
     <w:p>
       <w:pPr>
-        <w:spacing w:after="280"/>
+        <w:spacing w:before="40" w:after="280" w:line="276" w:lineRule="auto"/>
         <w:jc w:val="center"/>
       </w:pPr>
       <w:r>
         <w:rPr>
+          <w:rFonts w:ascii="Calibri" w:hAnsi="Calibri"/>
+          <w:b/>
+          <w:color w:val="0F6FBF"/>
+          <w:sz w:val="19"/>
+        </w:rPr>
+        <w:t xml:space="preserve">Figure B.1: </w:t>
+      </w:r>
+      <w:r>
+        <w:rPr>
+          <w:rFonts w:ascii="Calibri" w:hAnsi="Calibri"/>
           <w:i/>
           <w:color w:val="475569"/>
           <w:sz w:val="19"/>
         </w:rPr>
-        <w:t>Figure B.1: Live DermoScan Cutaneous Specimen Intake Console deployed at https://dermo-scan-nesn.vercel.app/ awaiting clinical specimen ingestion and contextual parameter selection.</w:t>
+        <w:t>Live DermoScan Cutaneous Specimen Intake Console deployed at https://dermo-scan-nesn.vercel.app/ awaiting clinical specimen ingestion and contextual parameter selection.</w:t>
       </w:r>
     </w:p>
     <w:p>
       <w:pPr>
-        <w:keepNext/>
-        <w:spacing w:before="220" w:after="60"/>
+        <w:spacing w:line="276" w:lineRule="auto" w:after="120"/>
+        <w:jc w:val="both"/>
+      </w:pPr>
+      <w:r>
+        <w:rPr>
+          <w:rFonts w:ascii="Calibri" w:hAnsi="Calibri"/>
+          <w:color w:val="334155"/>
+          <w:sz w:val="22"/>
+        </w:rPr>
+        <w:t>Key Intake Workstation Capabilities:</w:t>
+      </w:r>
+    </w:p>
+    <w:p>
+      <w:pPr>
+        <w:spacing w:before="20" w:after="60" w:line="276" w:lineRule="auto"/>
+        <w:ind w:left="360"/>
+        <w:jc w:val="left"/>
       </w:pPr>
       <w:r>
         <w:rPr>
           <w:rFonts w:ascii="Calibri" w:hAnsi="Calibri"/>
           <w:b/>
           <w:color w:val="0F172A"/>
-          <w:sz w:val="24"/>
+          <w:sz w:val="21"/>
         </w:rPr>
-        <w:t>Appendix C: Specimen Intake Console &amp; Features</w:t>
+        <w:t>•  Specimen Dropzone:</w:t>
+      </w:r>
+      <w:r>
+        <w:rPr>
+          <w:rFonts w:ascii="Calibri" w:hAnsi="Calibri"/>
+          <w:color w:val="334155"/>
+          <w:sz w:val="21"/>
+        </w:rPr>
+        <w:t xml:space="preserve"> Instant drag-and-drop ingestion with real-time client-side preview.</w:t>
       </w:r>
     </w:p>
     <w:p>
-      <w:r>
-        <w:t>• Specimen File Uploader: Supports drag-and-drop ingestion of JPG, PNG, and WEBP images with instant client-side preview.</w:t>
-        <w:br/>
-        <w:t>• Anatomical Zone Dropdown: 16 clinical body locations without distracting body silhouettes.</w:t>
-        <w:br/>
-        <w:t>• Chronicity Assessment: Radio selector covering &lt;1 Week, 1–4 Weeks, 1–3 Months, and 3+ Months.</w:t>
-        <w:br/>
-        <w:t>• Patient Sensations: Multi-select chips for Itchy, Painful, Burning, Tender, and Numb.</w:t>
-        <w:br/>
-        <w:t>• Context Notes: Freeform commentary for documenting exposures, border changes, or prior topicals.</w:t>
-        <w:br/>
-        <w:t>• Run Diagnostic Scan Button: Triggers canvas downsampling, inference orchestration, and dossier rendering.</w:t>
-      </w:r>
-    </w:p>
-    <w:p>
-      <w:pPr>
-        <w:keepNext/>
-        <w:spacing w:before="220" w:after="60"/>
+      <w:pPr>
+        <w:spacing w:before="20" w:after="60" w:line="276" w:lineRule="auto"/>
+        <w:ind w:left="360"/>
+        <w:jc w:val="left"/>
       </w:pPr>
       <w:r>
         <w:rPr>
           <w:rFonts w:ascii="Calibri" w:hAnsi="Calibri"/>
           <w:b/>
           <w:color w:val="0F172A"/>
-          <w:sz w:val="24"/>
+          <w:sz w:val="21"/>
         </w:rPr>
-        <w:t>Appendix D: Diagnostic Dossier &amp; Morphology Classification</w:t>
+        <w:t>•  16 Anatomical Zones:</w:t>
+      </w:r>
+      <w:r>
+        <w:rPr>
+          <w:rFonts w:ascii="Calibri" w:hAnsi="Calibri"/>
+          <w:color w:val="334155"/>
+          <w:sz w:val="21"/>
+        </w:rPr>
+        <w:t xml:space="preserve"> Precise clinical body locations (Scalp, Extensor, Flexural, Palmoplantar, Trunk).</w:t>
+      </w:r>
+    </w:p>
+    <w:p>
+      <w:pPr>
+        <w:spacing w:before="20" w:after="60" w:line="276" w:lineRule="auto"/>
+        <w:ind w:left="360"/>
+        <w:jc w:val="left"/>
+      </w:pPr>
+      <w:r>
+        <w:rPr>
+          <w:rFonts w:ascii="Calibri" w:hAnsi="Calibri"/>
+          <w:b/>
+          <w:color w:val="0F172A"/>
+          <w:sz w:val="21"/>
+        </w:rPr>
+        <w:t>•  Chronicity Assessment:</w:t>
+      </w:r>
+      <w:r>
+        <w:rPr>
+          <w:rFonts w:ascii="Calibri" w:hAnsi="Calibri"/>
+          <w:color w:val="334155"/>
+          <w:sz w:val="21"/>
+        </w:rPr>
+        <w:t xml:space="preserve"> Radio selector for symptom duration (&lt;1 Week, 1–4 Weeks, 1–3 Months, 3+ Months).</w:t>
+      </w:r>
+    </w:p>
+    <w:p>
+      <w:pPr>
+        <w:spacing w:before="20" w:after="60" w:line="276" w:lineRule="auto"/>
+        <w:ind w:left="360"/>
+        <w:jc w:val="left"/>
+      </w:pPr>
+      <w:r>
+        <w:rPr>
+          <w:rFonts w:ascii="Calibri" w:hAnsi="Calibri"/>
+          <w:b/>
+          <w:color w:val="0F172A"/>
+          <w:sz w:val="21"/>
+        </w:rPr>
+        <w:t>•  Patient Sensations:</w:t>
+      </w:r>
+      <w:r>
+        <w:rPr>
+          <w:rFonts w:ascii="Calibri" w:hAnsi="Calibri"/>
+          <w:color w:val="334155"/>
+          <w:sz w:val="21"/>
+        </w:rPr>
+        <w:t xml:space="preserve"> Multi-select chips for Itchy, Painful, Burning, Tender, and Numb.</w:t>
       </w:r>
     </w:p>
     <w:p>
       <w:r>
-        <w:t>• Primary Pattern Classification: 32px bold title with ICD-10 badge.</w:t>
-        <w:br/>
-        <w:t>• Single-Color Confidence Meter: Progress meter in #0F6FBF with numerical percentage in 24px JetBrains Mono.</w:t>
-        <w:br/>
-        <w:t>• Clinical Observation: Detailed dermatological description of visible cutaneous features.</w:t>
-        <w:br/>
-        <w:t>• 4-Quadrant Morphology Grid: Primary Lesion, Coloration, Border Definition, and Distribution Pattern.</w:t>
-        <w:br/>
-        <w:t>• Etiology &amp; Triggers: Bulleted common causes and identified environmental triggers.</w:t>
-        <w:br/>
-        <w:t>• Differential Diagnoses: Ranked alternatives with High, Moderate, and Low likelihood badges.</w:t>
-        <w:br/>
-        <w:t>• Clinical Guidance: Evidence-based self-care recommendations and explicit contraindications.</w:t>
+        <w:br w:type="page"/>
       </w:r>
     </w:p>
     <w:p>
       <w:pPr>
-        <w:spacing w:before="160" w:after="80"/>
+        <w:keepNext/>
+        <w:spacing w:before="320" w:after="120"/>
+        <w:jc w:val="left"/>
+      </w:pPr>
+      <w:r>
+        <w:rPr>
+          <w:rFonts w:ascii="Georgia" w:hAnsi="Georgia"/>
+          <w:b/>
+          <w:color w:val="0F6FBF"/>
+          <w:sz w:val="30"/>
+        </w:rPr>
+        <w:t>Appendix D: Live Diagnostic Dossier &amp; Morphology Matrix</w:t>
+      </w:r>
+    </w:p>
+    <w:p>
+      <w:pPr>
+        <w:spacing w:line="276" w:lineRule="auto" w:after="120"/>
+        <w:jc w:val="both"/>
+      </w:pPr>
+      <w:r>
+        <w:rPr>
+          <w:rFonts w:ascii="Calibri" w:hAnsi="Calibri"/>
+          <w:color w:val="334155"/>
+          <w:sz w:val="22"/>
+        </w:rPr>
+        <w:t>The Unified Diagnostic Dossier immediately synthesizes the AI vision analysis, clinical heuristic verification, and 4-quadrant morphology decomposition. The screenshot below shows the live dossier output for a Psoriasis Vulgaris (ICD-10 L40.0) specimen evaluated with 89% AI Pattern Confidence:</w:t>
+      </w:r>
+    </w:p>
+    <w:p>
+      <w:pPr>
+        <w:keepNext/>
+        <w:spacing w:before="200" w:after="80"/>
         <w:jc w:val="center"/>
       </w:pPr>
       <w:r>
         <w:drawing>
           <wp:inline xmlns:a="http://schemas.openxmlformats.org/drawingml/2006/main" xmlns:pic="http://schemas.openxmlformats.org/drawingml/2006/picture">
-            <wp:extent cx="5486400" cy="3086100"/>
+            <wp:extent cx="5303520" cy="2983230"/>
             <wp:docPr id="3" name="Picture 3"/>
             <wp:cNvGraphicFramePr>
               <a:graphicFrameLocks noChangeAspect="1"/>
@@ -5054,7 +5594,7 @@
                   <pic:spPr>
                     <a:xfrm>
                       <a:off x="0" y="0"/>
-                      <a:ext cx="5486400" cy="3086100"/>
+                      <a:ext cx="5303520" cy="2983230"/>
                     </a:xfrm>
                     <a:prstGeom prst="rect"/>
                   </pic:spPr>
@@ -5067,31 +5607,171 @@
     </w:p>
     <w:p>
       <w:pPr>
-        <w:spacing w:after="280"/>
+        <w:spacing w:before="40" w:after="280" w:line="276" w:lineRule="auto"/>
         <w:jc w:val="center"/>
       </w:pPr>
       <w:r>
         <w:rPr>
+          <w:rFonts w:ascii="Calibri" w:hAnsi="Calibri"/>
+          <w:b/>
+          <w:color w:val="0F6FBF"/>
+          <w:sz w:val="19"/>
+        </w:rPr>
+        <w:t xml:space="preserve">Figure D.1: </w:t>
+      </w:r>
+      <w:r>
+        <w:rPr>
+          <w:rFonts w:ascii="Calibri" w:hAnsi="Calibri"/>
           <w:i/>
           <w:color w:val="475569"/>
           <w:sz w:val="19"/>
         </w:rPr>
-        <w:t>Figure D.1: Live Diagnostic Dossier &amp; Morphology Matrix deployed at https://dermo-scan-nesn.vercel.app/ displaying primary classification of Psoriasis Vulgaris (ICD-10 L40.0), 89% AI Pattern Confidence, 4-Quadrant Morphology metrics, and clinical protocol guidance.</w:t>
+        <w:t>Live Diagnostic Dossier &amp; Morphology Matrix deployed at https://dermo-scan-nesn.vercel.app/ displaying primary classification of Psoriasis Vulgaris (ICD-10 L40.0), 89% AI Pattern Confidence, 4-Quadrant Morphology metrics, and clinical protocol guidance.</w:t>
       </w:r>
     </w:p>
     <w:p>
       <w:pPr>
-        <w:keepNext/>
-        <w:spacing w:before="220" w:after="60"/>
+        <w:spacing w:line="276" w:lineRule="auto" w:after="120"/>
+        <w:jc w:val="both"/>
+      </w:pPr>
+      <w:r>
+        <w:rPr>
+          <w:rFonts w:ascii="Calibri" w:hAnsi="Calibri"/>
+          <w:color w:val="334155"/>
+          <w:sz w:val="22"/>
+        </w:rPr>
+        <w:t>Key Dossier Analytical Components:</w:t>
+      </w:r>
+    </w:p>
+    <w:p>
+      <w:pPr>
+        <w:spacing w:before="20" w:after="60" w:line="276" w:lineRule="auto"/>
+        <w:ind w:left="360"/>
+        <w:jc w:val="left"/>
       </w:pPr>
       <w:r>
         <w:rPr>
           <w:rFonts w:ascii="Calibri" w:hAnsi="Calibri"/>
           <w:b/>
           <w:color w:val="0F172A"/>
-          <w:sz w:val="24"/>
+          <w:sz w:val="21"/>
+        </w:rPr>
+        <w:t>•  Primary Classification:</w:t>
+      </w:r>
+      <w:r>
+        <w:rPr>
+          <w:rFonts w:ascii="Calibri" w:hAnsi="Calibri"/>
+          <w:color w:val="334155"/>
+          <w:sz w:val="21"/>
+        </w:rPr>
+        <w:t xml:space="preserve"> Bold clinical condition title with harmonized ICD-10 badge.</w:t>
+      </w:r>
+    </w:p>
+    <w:p>
+      <w:pPr>
+        <w:spacing w:before="20" w:after="60" w:line="276" w:lineRule="auto"/>
+        <w:ind w:left="360"/>
+        <w:jc w:val="left"/>
+      </w:pPr>
+      <w:r>
+        <w:rPr>
+          <w:rFonts w:ascii="Calibri" w:hAnsi="Calibri"/>
+          <w:b/>
+          <w:color w:val="0F172A"/>
+          <w:sz w:val="21"/>
+        </w:rPr>
+        <w:t>•  Single-Color Confidence Meter:</w:t>
+      </w:r>
+      <w:r>
+        <w:rPr>
+          <w:rFonts w:ascii="Calibri" w:hAnsi="Calibri"/>
+          <w:color w:val="334155"/>
+          <w:sz w:val="21"/>
+        </w:rPr>
+        <w:t xml:space="preserve"> Calibrated progress meter in #0F6FBF with numerical score in JetBrains Mono.</w:t>
+      </w:r>
+    </w:p>
+    <w:p>
+      <w:pPr>
+        <w:spacing w:before="20" w:after="60" w:line="276" w:lineRule="auto"/>
+        <w:ind w:left="360"/>
+        <w:jc w:val="left"/>
+      </w:pPr>
+      <w:r>
+        <w:rPr>
+          <w:rFonts w:ascii="Calibri" w:hAnsi="Calibri"/>
+          <w:b/>
+          <w:color w:val="0F172A"/>
+          <w:sz w:val="21"/>
+        </w:rPr>
+        <w:t>•  4-Quadrant Morphology Matrix:</w:t>
+      </w:r>
+      <w:r>
+        <w:rPr>
+          <w:rFonts w:ascii="Calibri" w:hAnsi="Calibri"/>
+          <w:color w:val="334155"/>
+          <w:sz w:val="21"/>
+        </w:rPr>
+        <w:t xml:space="preserve"> Decomposes Primary Lesion, Coloration, Border Definition, and Distribution.</w:t>
+      </w:r>
+    </w:p>
+    <w:p>
+      <w:pPr>
+        <w:spacing w:before="20" w:after="60" w:line="276" w:lineRule="auto"/>
+        <w:ind w:left="360"/>
+        <w:jc w:val="left"/>
+      </w:pPr>
+      <w:r>
+        <w:rPr>
+          <w:rFonts w:ascii="Calibri" w:hAnsi="Calibri"/>
+          <w:b/>
+          <w:color w:val="0F172A"/>
+          <w:sz w:val="21"/>
+        </w:rPr>
+        <w:t>•  Evidence-Based Protocols:</w:t>
+      </w:r>
+      <w:r>
+        <w:rPr>
+          <w:rFonts w:ascii="Calibri" w:hAnsi="Calibri"/>
+          <w:color w:val="334155"/>
+          <w:sz w:val="21"/>
+        </w:rPr>
+        <w:t xml:space="preserve"> Provides moisturizing guidance and explicit contraindications against inappropriate steroid use.</w:t>
+      </w:r>
+    </w:p>
+    <w:p>
+      <w:r>
+        <w:br w:type="page"/>
+      </w:r>
+    </w:p>
+    <w:p>
+      <w:pPr>
+        <w:keepNext/>
+        <w:spacing w:before="320" w:after="120"/>
+        <w:jc w:val="left"/>
+      </w:pPr>
+      <w:r>
+        <w:rPr>
+          <w:rFonts w:ascii="Georgia" w:hAnsi="Georgia"/>
+          <w:b/>
+          <w:color w:val="0F6FBF"/>
+          <w:sz w:val="30"/>
         </w:rPr>
         <w:t>Appendix E: ICD-10-CM Harmonization Crosswalk Matrix</w:t>
+      </w:r>
+    </w:p>
+    <w:p>
+      <w:pPr>
+        <w:spacing w:line="276" w:lineRule="auto" w:after="120"/>
+        <w:jc w:val="both"/>
+      </w:pPr>
+      <w:r>
+        <w:rPr>
+          <w:rFonts w:ascii="Calibri" w:hAnsi="Calibri"/>
+          <w:color w:val="334155"/>
+          <w:sz w:val="22"/>
+        </w:rPr>
+        <w:t>The DermoScan diagnostic engine maps classified cutaneous patterns to the International Classification of Diseases (ICD-10-CM). The table below details the pathognomonic clinical features and diagnostic codes implemented in the platform:</w:t>
       </w:r>
     </w:p>
     <w:tbl>
@@ -5102,11 +5782,11 @@
         <w:tblLook w:firstColumn="1" w:firstRow="1" w:lastColumn="0" w:lastRow="0" w:noHBand="0" w:noVBand="1" w:val="04A0"/>
       </w:tblPr>
       <w:tblGrid>
-        <w:gridCol w:w="1296"/>
-        <w:gridCol w:w="2592"/>
-        <w:gridCol w:w="1728"/>
-        <w:gridCol w:w="1872"/>
-        <w:gridCol w:w="1872"/>
+        <w:gridCol w:w="1224"/>
+        <w:gridCol w:w="2520"/>
+        <w:gridCol w:w="1656"/>
+        <w:gridCol w:w="1800"/>
+        <w:gridCol w:w="2160"/>
       </w:tblGrid>
       <w:tr>
         <w:tc>
@@ -5121,6 +5801,9 @@
             </w:tcMar>
           </w:tcPr>
           <w:p>
+            <w:pPr>
+              <w:jc w:val="left"/>
+            </w:pPr>
             <w:r>
               <w:rPr>
                 <w:b/>
@@ -5143,6 +5826,9 @@
             </w:tcMar>
           </w:tcPr>
           <w:p>
+            <w:pPr>
+              <w:jc w:val="left"/>
+            </w:pPr>
             <w:r>
               <w:rPr>
                 <w:b/>
@@ -5165,6 +5851,9 @@
             </w:tcMar>
           </w:tcPr>
           <w:p>
+            <w:pPr>
+              <w:jc w:val="left"/>
+            </w:pPr>
             <w:r>
               <w:rPr>
                 <w:b/>
@@ -5187,6 +5876,9 @@
             </w:tcMar>
           </w:tcPr>
           <w:p>
+            <w:pPr>
+              <w:jc w:val="left"/>
+            </w:pPr>
             <w:r>
               <w:rPr>
                 <w:b/>
@@ -5209,6 +5901,9 @@
             </w:tcMar>
           </w:tcPr>
           <w:p>
+            <w:pPr>
+              <w:jc w:val="left"/>
+            </w:pPr>
             <w:r>
               <w:rPr>
                 <w:b/>
@@ -5232,6 +5927,250 @@
             </w:tcMar>
           </w:tcPr>
           <w:p>
+            <w:pPr>
+              <w:jc w:val="left"/>
+            </w:pPr>
+            <w:r>
+              <w:rPr>
+                <w:b/>
+                <w:color w:val="0F6FBF"/>
+                <w:sz w:val="17"/>
+              </w:rPr>
+              <w:t>L40.0</w:t>
+            </w:r>
+          </w:p>
+        </w:tc>
+        <w:tc>
+          <w:tcPr>
+            <w:tcW w:type="dxa" w:w="1872"/>
+            <w:tcMar>
+              <w:top w:w="60" w:type="dxa"/>
+              <w:bottom w:w="60" w:type="dxa"/>
+              <w:left w:w="100" w:type="dxa"/>
+              <w:right w:w="100" w:type="dxa"/>
+            </w:tcMar>
+          </w:tcPr>
+          <w:p>
+            <w:pPr>
+              <w:jc w:val="left"/>
+            </w:pPr>
+            <w:r>
+              <w:rPr>
+                <w:color w:val="334155"/>
+                <w:sz w:val="17"/>
+              </w:rPr>
+              <w:t>Plaque Psoriasis (Psoriasis Vulgaris)</w:t>
+            </w:r>
+          </w:p>
+        </w:tc>
+        <w:tc>
+          <w:tcPr>
+            <w:tcW w:type="dxa" w:w="1872"/>
+            <w:tcMar>
+              <w:top w:w="60" w:type="dxa"/>
+              <w:bottom w:w="60" w:type="dxa"/>
+              <w:left w:w="100" w:type="dxa"/>
+              <w:right w:w="100" w:type="dxa"/>
+            </w:tcMar>
+          </w:tcPr>
+          <w:p>
+            <w:pPr>
+              <w:jc w:val="left"/>
+            </w:pPr>
+            <w:r>
+              <w:rPr>
+                <w:color w:val="334155"/>
+                <w:sz w:val="17"/>
+              </w:rPr>
+              <w:t>Hyperkeratotic Plaque</w:t>
+            </w:r>
+          </w:p>
+        </w:tc>
+        <w:tc>
+          <w:tcPr>
+            <w:tcW w:type="dxa" w:w="1872"/>
+            <w:tcMar>
+              <w:top w:w="60" w:type="dxa"/>
+              <w:bottom w:w="60" w:type="dxa"/>
+              <w:left w:w="100" w:type="dxa"/>
+              <w:right w:w="100" w:type="dxa"/>
+            </w:tcMar>
+          </w:tcPr>
+          <w:p>
+            <w:pPr>
+              <w:jc w:val="left"/>
+            </w:pPr>
+            <w:r>
+              <w:rPr>
+                <w:color w:val="334155"/>
+                <w:sz w:val="17"/>
+              </w:rPr>
+              <w:t>Extensor (Elbows, Knees)</w:t>
+            </w:r>
+          </w:p>
+        </w:tc>
+        <w:tc>
+          <w:tcPr>
+            <w:tcW w:type="dxa" w:w="1872"/>
+            <w:tcMar>
+              <w:top w:w="60" w:type="dxa"/>
+              <w:bottom w:w="60" w:type="dxa"/>
+              <w:left w:w="100" w:type="dxa"/>
+              <w:right w:w="100" w:type="dxa"/>
+            </w:tcMar>
+          </w:tcPr>
+          <w:p>
+            <w:pPr>
+              <w:jc w:val="left"/>
+            </w:pPr>
+            <w:r>
+              <w:rPr>
+                <w:color w:val="334155"/>
+                <w:sz w:val="17"/>
+              </w:rPr>
+              <w:t>Salmon-pink base; silvery micaceous scale; Auspitz sign</w:t>
+            </w:r>
+          </w:p>
+        </w:tc>
+      </w:tr>
+      <w:tr>
+        <w:tc>
+          <w:tcPr>
+            <w:tcW w:type="dxa" w:w="1872"/>
+            <w:shd w:fill="F8FAFC"/>
+            <w:tcMar>
+              <w:top w:w="60" w:type="dxa"/>
+              <w:bottom w:w="60" w:type="dxa"/>
+              <w:left w:w="100" w:type="dxa"/>
+              <w:right w:w="100" w:type="dxa"/>
+            </w:tcMar>
+          </w:tcPr>
+          <w:p>
+            <w:pPr>
+              <w:jc w:val="left"/>
+            </w:pPr>
+            <w:r>
+              <w:rPr>
+                <w:b/>
+                <w:color w:val="0F6FBF"/>
+                <w:sz w:val="17"/>
+              </w:rPr>
+              <w:t>L20.9</w:t>
+            </w:r>
+          </w:p>
+        </w:tc>
+        <w:tc>
+          <w:tcPr>
+            <w:tcW w:type="dxa" w:w="1872"/>
+            <w:shd w:fill="F8FAFC"/>
+            <w:tcMar>
+              <w:top w:w="60" w:type="dxa"/>
+              <w:bottom w:w="60" w:type="dxa"/>
+              <w:left w:w="100" w:type="dxa"/>
+              <w:right w:w="100" w:type="dxa"/>
+            </w:tcMar>
+          </w:tcPr>
+          <w:p>
+            <w:pPr>
+              <w:jc w:val="left"/>
+            </w:pPr>
+            <w:r>
+              <w:rPr>
+                <w:color w:val="334155"/>
+                <w:sz w:val="17"/>
+              </w:rPr>
+              <w:t>Atopic Dermatitis (Eczema)</w:t>
+            </w:r>
+          </w:p>
+        </w:tc>
+        <w:tc>
+          <w:tcPr>
+            <w:tcW w:type="dxa" w:w="1872"/>
+            <w:shd w:fill="F8FAFC"/>
+            <w:tcMar>
+              <w:top w:w="60" w:type="dxa"/>
+              <w:bottom w:w="60" w:type="dxa"/>
+              <w:left w:w="100" w:type="dxa"/>
+              <w:right w:w="100" w:type="dxa"/>
+            </w:tcMar>
+          </w:tcPr>
+          <w:p>
+            <w:pPr>
+              <w:jc w:val="left"/>
+            </w:pPr>
+            <w:r>
+              <w:rPr>
+                <w:color w:val="334155"/>
+                <w:sz w:val="17"/>
+              </w:rPr>
+              <w:t>Lichenified Plaque</w:t>
+            </w:r>
+          </w:p>
+        </w:tc>
+        <w:tc>
+          <w:tcPr>
+            <w:tcW w:type="dxa" w:w="1872"/>
+            <w:shd w:fill="F8FAFC"/>
+            <w:tcMar>
+              <w:top w:w="60" w:type="dxa"/>
+              <w:bottom w:w="60" w:type="dxa"/>
+              <w:left w:w="100" w:type="dxa"/>
+              <w:right w:w="100" w:type="dxa"/>
+            </w:tcMar>
+          </w:tcPr>
+          <w:p>
+            <w:pPr>
+              <w:jc w:val="left"/>
+            </w:pPr>
+            <w:r>
+              <w:rPr>
+                <w:color w:val="334155"/>
+                <w:sz w:val="17"/>
+              </w:rPr>
+              <w:t>Flexural Folds (Neck, Knees)</w:t>
+            </w:r>
+          </w:p>
+        </w:tc>
+        <w:tc>
+          <w:tcPr>
+            <w:tcW w:type="dxa" w:w="1872"/>
+            <w:shd w:fill="F8FAFC"/>
+            <w:tcMar>
+              <w:top w:w="60" w:type="dxa"/>
+              <w:bottom w:w="60" w:type="dxa"/>
+              <w:left w:w="100" w:type="dxa"/>
+              <w:right w:w="100" w:type="dxa"/>
+            </w:tcMar>
+          </w:tcPr>
+          <w:p>
+            <w:pPr>
+              <w:jc w:val="left"/>
+            </w:pPr>
+            <w:r>
+              <w:rPr>
+                <w:color w:val="334155"/>
+                <w:sz w:val="17"/>
+              </w:rPr>
+              <w:t>Intense pruritus; xerosis; personal or family atopy link</w:t>
+            </w:r>
+          </w:p>
+        </w:tc>
+      </w:tr>
+      <w:tr>
+        <w:tc>
+          <w:tcPr>
+            <w:tcW w:type="dxa" w:w="1872"/>
+            <w:tcMar>
+              <w:top w:w="60" w:type="dxa"/>
+              <w:bottom w:w="60" w:type="dxa"/>
+              <w:left w:w="100" w:type="dxa"/>
+              <w:right w:w="100" w:type="dxa"/>
+            </w:tcMar>
+          </w:tcPr>
+          <w:p>
+            <w:pPr>
+              <w:jc w:val="left"/>
+            </w:pPr>
             <w:r>
               <w:rPr>
                 <w:b/>
@@ -5253,11 +6192,15 @@
             </w:tcMar>
           </w:tcPr>
           <w:p>
+            <w:pPr>
+              <w:jc w:val="left"/>
+            </w:pPr>
             <w:r>
               <w:rPr>
+                <w:color w:val="334155"/>
                 <w:sz w:val="17"/>
               </w:rPr>
-              <w:t>Dyshidrotic Eczema</w:t>
+              <w:t>Dyshidrotic Eczema (Pompholyx)</w:t>
             </w:r>
           </w:p>
         </w:tc>
@@ -5272,8 +6215,12 @@
             </w:tcMar>
           </w:tcPr>
           <w:p>
+            <w:pPr>
+              <w:jc w:val="left"/>
+            </w:pPr>
             <w:r>
               <w:rPr>
+                <w:color w:val="334155"/>
                 <w:sz w:val="17"/>
               </w:rPr>
               <w:t>Intraepidermal Vesicle</w:t>
@@ -5291,11 +6238,15 @@
             </w:tcMar>
           </w:tcPr>
           <w:p>
+            <w:pPr>
+              <w:jc w:val="left"/>
+            </w:pPr>
             <w:r>
               <w:rPr>
+                <w:color w:val="334155"/>
                 <w:sz w:val="17"/>
               </w:rPr>
-              <w:t>Acral (Hands, Soles)</w:t>
+              <w:t>Acral (Digits, Palms, Soles)</w:t>
             </w:r>
           </w:p>
         </w:tc>
@@ -5310,11 +6261,15 @@
             </w:tcMar>
           </w:tcPr>
           <w:p>
+            <w:pPr>
+              <w:jc w:val="left"/>
+            </w:pPr>
             <w:r>
               <w:rPr>
+                <w:color w:val="334155"/>
                 <w:sz w:val="17"/>
               </w:rPr>
-              <w:t>Tapioca-pudding vesicles; pruritus</w:t>
+              <w:t>Deep-seated 'tapioca-pudding' pruritic vesicles; desquamation</w:t>
             </w:r>
           </w:p>
         </w:tc>
@@ -5332,209 +6287,9 @@
             </w:tcMar>
           </w:tcPr>
           <w:p>
-            <w:r>
-              <w:rPr>
-                <w:b/>
-                <w:color w:val="0F6FBF"/>
-                <w:sz w:val="17"/>
-              </w:rPr>
-              <w:t>L40.0</w:t>
-            </w:r>
-          </w:p>
-        </w:tc>
-        <w:tc>
-          <w:tcPr>
-            <w:tcW w:type="dxa" w:w="1872"/>
-            <w:shd w:fill="F8FAFC"/>
-            <w:tcMar>
-              <w:top w:w="60" w:type="dxa"/>
-              <w:bottom w:w="60" w:type="dxa"/>
-              <w:left w:w="100" w:type="dxa"/>
-              <w:right w:w="100" w:type="dxa"/>
-            </w:tcMar>
-          </w:tcPr>
-          <w:p>
-            <w:r>
-              <w:rPr>
-                <w:sz w:val="17"/>
-              </w:rPr>
-              <w:t>Plaque Psoriasis</w:t>
-            </w:r>
-          </w:p>
-        </w:tc>
-        <w:tc>
-          <w:tcPr>
-            <w:tcW w:type="dxa" w:w="1872"/>
-            <w:shd w:fill="F8FAFC"/>
-            <w:tcMar>
-              <w:top w:w="60" w:type="dxa"/>
-              <w:bottom w:w="60" w:type="dxa"/>
-              <w:left w:w="100" w:type="dxa"/>
-              <w:right w:w="100" w:type="dxa"/>
-            </w:tcMar>
-          </w:tcPr>
-          <w:p>
-            <w:r>
-              <w:rPr>
-                <w:sz w:val="17"/>
-              </w:rPr>
-              <w:t>Hyperkeratotic Plaque</w:t>
-            </w:r>
-          </w:p>
-        </w:tc>
-        <w:tc>
-          <w:tcPr>
-            <w:tcW w:type="dxa" w:w="1872"/>
-            <w:shd w:fill="F8FAFC"/>
-            <w:tcMar>
-              <w:top w:w="60" w:type="dxa"/>
-              <w:bottom w:w="60" w:type="dxa"/>
-              <w:left w:w="100" w:type="dxa"/>
-              <w:right w:w="100" w:type="dxa"/>
-            </w:tcMar>
-          </w:tcPr>
-          <w:p>
-            <w:r>
-              <w:rPr>
-                <w:sz w:val="17"/>
-              </w:rPr>
-              <w:t>Extensor (Elbows, Knees)</w:t>
-            </w:r>
-          </w:p>
-        </w:tc>
-        <w:tc>
-          <w:tcPr>
-            <w:tcW w:type="dxa" w:w="1872"/>
-            <w:shd w:fill="F8FAFC"/>
-            <w:tcMar>
-              <w:top w:w="60" w:type="dxa"/>
-              <w:bottom w:w="60" w:type="dxa"/>
-              <w:left w:w="100" w:type="dxa"/>
-              <w:right w:w="100" w:type="dxa"/>
-            </w:tcMar>
-          </w:tcPr>
-          <w:p>
-            <w:r>
-              <w:rPr>
-                <w:sz w:val="17"/>
-              </w:rPr>
-              <w:t>Salmon-pink base; silvery micaceous scale</w:t>
-            </w:r>
-          </w:p>
-        </w:tc>
-      </w:tr>
-      <w:tr>
-        <w:tc>
-          <w:tcPr>
-            <w:tcW w:type="dxa" w:w="1872"/>
-            <w:tcMar>
-              <w:top w:w="60" w:type="dxa"/>
-              <w:bottom w:w="60" w:type="dxa"/>
-              <w:left w:w="100" w:type="dxa"/>
-              <w:right w:w="100" w:type="dxa"/>
-            </w:tcMar>
-          </w:tcPr>
-          <w:p>
-            <w:r>
-              <w:rPr>
-                <w:b/>
-                <w:color w:val="0F6FBF"/>
-                <w:sz w:val="17"/>
-              </w:rPr>
-              <w:t>L23.9</w:t>
-            </w:r>
-          </w:p>
-        </w:tc>
-        <w:tc>
-          <w:tcPr>
-            <w:tcW w:type="dxa" w:w="1872"/>
-            <w:tcMar>
-              <w:top w:w="60" w:type="dxa"/>
-              <w:bottom w:w="60" w:type="dxa"/>
-              <w:left w:w="100" w:type="dxa"/>
-              <w:right w:w="100" w:type="dxa"/>
-            </w:tcMar>
-          </w:tcPr>
-          <w:p>
-            <w:r>
-              <w:rPr>
-                <w:sz w:val="17"/>
-              </w:rPr>
-              <w:t>Allergic Contact Derm</w:t>
-            </w:r>
-          </w:p>
-        </w:tc>
-        <w:tc>
-          <w:tcPr>
-            <w:tcW w:type="dxa" w:w="1872"/>
-            <w:tcMar>
-              <w:top w:w="60" w:type="dxa"/>
-              <w:bottom w:w="60" w:type="dxa"/>
-              <w:left w:w="100" w:type="dxa"/>
-              <w:right w:w="100" w:type="dxa"/>
-            </w:tcMar>
-          </w:tcPr>
-          <w:p>
-            <w:r>
-              <w:rPr>
-                <w:sz w:val="17"/>
-              </w:rPr>
-              <w:t>Papule / Micro-vesicle</w:t>
-            </w:r>
-          </w:p>
-        </w:tc>
-        <w:tc>
-          <w:tcPr>
-            <w:tcW w:type="dxa" w:w="1872"/>
-            <w:tcMar>
-              <w:top w:w="60" w:type="dxa"/>
-              <w:bottom w:w="60" w:type="dxa"/>
-              <w:left w:w="100" w:type="dxa"/>
-              <w:right w:w="100" w:type="dxa"/>
-            </w:tcMar>
-          </w:tcPr>
-          <w:p>
-            <w:r>
-              <w:rPr>
-                <w:sz w:val="17"/>
-              </w:rPr>
-              <w:t>Contact Site (Neck, Wrists)</w:t>
-            </w:r>
-          </w:p>
-        </w:tc>
-        <w:tc>
-          <w:tcPr>
-            <w:tcW w:type="dxa" w:w="1872"/>
-            <w:tcMar>
-              <w:top w:w="60" w:type="dxa"/>
-              <w:bottom w:w="60" w:type="dxa"/>
-              <w:left w:w="100" w:type="dxa"/>
-              <w:right w:w="100" w:type="dxa"/>
-            </w:tcMar>
-          </w:tcPr>
-          <w:p>
-            <w:r>
-              <w:rPr>
-                <w:sz w:val="17"/>
-              </w:rPr>
-              <w:t>Geometric / linear allergen contact pattern</w:t>
-            </w:r>
-          </w:p>
-        </w:tc>
-      </w:tr>
-      <w:tr>
-        <w:tc>
-          <w:tcPr>
-            <w:tcW w:type="dxa" w:w="1872"/>
-            <w:shd w:fill="F8FAFC"/>
-            <w:tcMar>
-              <w:top w:w="60" w:type="dxa"/>
-              <w:bottom w:w="60" w:type="dxa"/>
-              <w:left w:w="100" w:type="dxa"/>
-              <w:right w:w="100" w:type="dxa"/>
-            </w:tcMar>
-          </w:tcPr>
-          <w:p>
+            <w:pPr>
+              <w:jc w:val="left"/>
+            </w:pPr>
             <w:r>
               <w:rPr>
                 <w:b/>
@@ -5557,11 +6312,15 @@
             </w:tcMar>
           </w:tcPr>
           <w:p>
+            <w:pPr>
+              <w:jc w:val="left"/>
+            </w:pPr>
             <w:r>
               <w:rPr>
+                <w:color w:val="334155"/>
                 <w:sz w:val="17"/>
               </w:rPr>
-              <w:t>Tinea Corporis</w:t>
+              <w:t>Tinea Corporis (Ringworm)</w:t>
             </w:r>
           </w:p>
         </w:tc>
@@ -5577,8 +6336,12 @@
             </w:tcMar>
           </w:tcPr>
           <w:p>
+            <w:pPr>
+              <w:jc w:val="left"/>
+            </w:pPr>
             <w:r>
               <w:rPr>
+                <w:color w:val="334155"/>
                 <w:sz w:val="17"/>
               </w:rPr>
               <w:t>Annular Scaly Plaque</w:t>
@@ -5597,8 +6360,12 @@
             </w:tcMar>
           </w:tcPr>
           <w:p>
+            <w:pPr>
+              <w:jc w:val="left"/>
+            </w:pPr>
             <w:r>
               <w:rPr>
+                <w:color w:val="334155"/>
                 <w:sz w:val="17"/>
               </w:rPr>
               <w:t>Glabrous Body Skin</w:t>
@@ -5617,11 +6384,15 @@
             </w:tcMar>
           </w:tcPr>
           <w:p>
+            <w:pPr>
+              <w:jc w:val="left"/>
+            </w:pPr>
             <w:r>
               <w:rPr>
+                <w:color w:val="334155"/>
                 <w:sz w:val="17"/>
               </w:rPr>
-              <w:t>Centrifugal advancing edge; central clearing</w:t>
+              <w:t>Centrifugal advancing scaly edge; central clearing</w:t>
             </w:r>
           </w:p>
         </w:tc>
@@ -5638,6 +6409,9 @@
             </w:tcMar>
           </w:tcPr>
           <w:p>
+            <w:pPr>
+              <w:jc w:val="left"/>
+            </w:pPr>
             <w:r>
               <w:rPr>
                 <w:b/>
@@ -5659,8 +6433,12 @@
             </w:tcMar>
           </w:tcPr>
           <w:p>
+            <w:pPr>
+              <w:jc w:val="left"/>
+            </w:pPr>
             <w:r>
               <w:rPr>
+                <w:color w:val="334155"/>
                 <w:sz w:val="17"/>
               </w:rPr>
               <w:t>Rosacea</w:t>
@@ -5678,8 +6456,12 @@
             </w:tcMar>
           </w:tcPr>
           <w:p>
+            <w:pPr>
+              <w:jc w:val="left"/>
+            </w:pPr>
             <w:r>
               <w:rPr>
+                <w:color w:val="334155"/>
                 <w:sz w:val="17"/>
               </w:rPr>
               <w:t>Macule / Telangiectasia</w:t>
@@ -5697,8 +6479,12 @@
             </w:tcMar>
           </w:tcPr>
           <w:p>
+            <w:pPr>
+              <w:jc w:val="left"/>
+            </w:pPr>
             <w:r>
               <w:rPr>
+                <w:color w:val="334155"/>
                 <w:sz w:val="17"/>
               </w:rPr>
               <w:t>Centrofacial (Cheeks, Nose)</w:t>
@@ -5716,11 +6502,15 @@
             </w:tcMar>
           </w:tcPr>
           <w:p>
+            <w:pPr>
+              <w:jc w:val="left"/>
+            </w:pPr>
             <w:r>
               <w:rPr>
+                <w:color w:val="334155"/>
                 <w:sz w:val="17"/>
               </w:rPr>
-              <w:t>Fixed facial erythema; branching telangiectasias</w:t>
+              <w:t>Fixed facial erythema; branching telangiectasias; flushing</w:t>
             </w:r>
           </w:p>
         </w:tc>
@@ -5738,6 +6528,9 @@
             </w:tcMar>
           </w:tcPr>
           <w:p>
+            <w:pPr>
+              <w:jc w:val="left"/>
+            </w:pPr>
             <w:r>
               <w:rPr>
                 <w:b/>
@@ -5760,11 +6553,15 @@
             </w:tcMar>
           </w:tcPr>
           <w:p>
+            <w:pPr>
+              <w:jc w:val="left"/>
+            </w:pPr>
             <w:r>
               <w:rPr>
+                <w:color w:val="334155"/>
                 <w:sz w:val="17"/>
               </w:rPr>
-              <w:t>Cellulitis</w:t>
+              <w:t>Cellulitis (Acute Emergency)</w:t>
             </w:r>
           </w:p>
         </w:tc>
@@ -5780,8 +6577,12 @@
             </w:tcMar>
           </w:tcPr>
           <w:p>
+            <w:pPr>
+              <w:jc w:val="left"/>
+            </w:pPr>
             <w:r>
               <w:rPr>
+                <w:color w:val="334155"/>
                 <w:sz w:val="17"/>
               </w:rPr>
               <w:t>Spreading Erythema</w:t>
@@ -5800,8 +6601,12 @@
             </w:tcMar>
           </w:tcPr>
           <w:p>
+            <w:pPr>
+              <w:jc w:val="left"/>
+            </w:pPr>
             <w:r>
               <w:rPr>
+                <w:color w:val="334155"/>
                 <w:sz w:val="17"/>
               </w:rPr>
               <w:t>Lower Limbs, Unilateral</w:t>
@@ -5820,133 +6625,242 @@
             </w:tcMar>
           </w:tcPr>
           <w:p>
+            <w:pPr>
+              <w:jc w:val="left"/>
+            </w:pPr>
             <w:r>
               <w:rPr>
+                <w:color w:val="334155"/>
                 <w:sz w:val="17"/>
               </w:rPr>
-              <w:t>Warmth, induration, systemic tenderness (Emergency)</w:t>
+              <w:t>Rapid spreading warmth, induration, tenderness (Immediate Referral)</w:t>
             </w:r>
           </w:p>
         </w:tc>
       </w:tr>
     </w:tbl>
     <w:p>
+      <w:r>
+        <w:br w:type="page"/>
+      </w:r>
+    </w:p>
+    <w:p>
       <w:pPr>
         <w:keepNext/>
-        <w:spacing w:before="220" w:after="60"/>
+        <w:spacing w:before="320" w:after="120"/>
+        <w:jc w:val="left"/>
+      </w:pPr>
+      <w:r>
+        <w:rPr>
+          <w:rFonts w:ascii="Georgia" w:hAnsi="Georgia"/>
+          <w:b/>
+          <w:color w:val="0F6FBF"/>
+          <w:sz w:val="30"/>
+        </w:rPr>
+        <w:t>Appendix F: Application Folder Structure &amp; Verification</w:t>
+      </w:r>
+    </w:p>
+    <w:p>
+      <w:pPr>
+        <w:spacing w:line="276" w:lineRule="auto" w:after="120"/>
+        <w:jc w:val="both"/>
+      </w:pPr>
+      <w:r>
+        <w:rPr>
+          <w:rFonts w:ascii="Calibri" w:hAnsi="Calibri"/>
+          <w:color w:val="334155"/>
+          <w:sz w:val="22"/>
+        </w:rPr>
+        <w:t>The DermoScan application is architected as a clean modular TypeScript repository. The directory structure below reflects the deployed repository layout:</w:t>
+      </w:r>
+    </w:p>
+    <w:tbl>
+      <w:tblPr>
+        <w:tblW w:type="auto" w:w="0"/>
+        <w:jc w:val="center"/>
+        <w:tblLook w:firstColumn="1" w:firstRow="1" w:lastColumn="0" w:lastRow="0" w:noHBand="0" w:noVBand="1" w:val="04A0"/>
+      </w:tblPr>
+      <w:tblGrid>
+        <w:gridCol w:w="9360"/>
+      </w:tblGrid>
+      <w:tr>
+        <w:tc>
+          <w:tcPr>
+            <w:tcW w:type="dxa" w:w="9360"/>
+            <w:shd w:fill="F8FAFC"/>
+            <w:tcMar>
+              <w:top w:w="100" w:type="dxa"/>
+              <w:bottom w:w="100" w:type="dxa"/>
+              <w:left w:w="140" w:type="dxa"/>
+              <w:right w:w="140" w:type="dxa"/>
+            </w:tcMar>
+          </w:tcPr>
+          <w:p>
+            <w:pPr>
+              <w:spacing w:line="276" w:lineRule="auto"/>
+            </w:pPr>
+            <w:r>
+              <w:rPr>
+                <w:rFonts w:ascii="Consolas" w:hAnsi="Consolas"/>
+                <w:color w:val="0F172A"/>
+                <w:sz w:val="17"/>
+              </w:rPr>
+              <w:t>Dermo-Scan/</w:t>
+              <w:br/>
+              <w:t>├── typescript-app/</w:t>
+              <w:br/>
+              <w:t>│   ├── src/</w:t>
+              <w:br/>
+              <w:t>│   │   ├── components/ (Dashboard, ImageUploader, ResultDisplay, Header)</w:t>
+              <w:br/>
+              <w:t>│   │   ├── services/   (claudeApi.ts, visionInference.ts, heuristics.ts)</w:t>
+              <w:br/>
+              <w:t>│   │   ├── types/      (dermascan.ts - strict clinical schemas)</w:t>
+              <w:br/>
+              <w:t>│   │   └── App.tsx, main.tsx, index.css</w:t>
+              <w:br/>
+              <w:t>│   ├── package.json, vite.config.ts, tailwind.config.js</w:t>
+              <w:br/>
+              <w:t>│   └── index.html</w:t>
+              <w:br/>
+              <w:t>├── run_typescript.bat</w:t>
+              <w:br/>
+              <w:t>├── DERMO_SCAN_INDUSTRIAL_TRAINING_PROJECT_REPORT.docx</w:t>
+              <w:br/>
+              <w:t>├── DERMO_SCAN_PROJECT_PRESENTATION.pptx</w:t>
+              <w:br/>
+              <w:t>└── README.md</w:t>
+            </w:r>
+          </w:p>
+        </w:tc>
+      </w:tr>
+    </w:tbl>
+    <w:p>
+      <w:pPr>
+        <w:keepNext/>
+        <w:spacing w:before="240" w:after="60"/>
+        <w:jc w:val="left"/>
       </w:pPr>
       <w:r>
         <w:rPr>
           <w:rFonts w:ascii="Calibri" w:hAnsi="Calibri"/>
           <w:b/>
           <w:color w:val="0F172A"/>
-          <w:sz w:val="24"/>
+          <w:sz w:val="25"/>
         </w:rPr>
-        <w:t>Appendix F: Application Folder Structure</w:t>
+        <w:t>Verification &amp; Quality Assurance Summary</w:t>
       </w:r>
     </w:p>
     <w:p>
-      <w:r>
-        <w:t>DermoScan/</w:t>
-        <w:br/>
-        <w:t>├── typescript-app/</w:t>
-        <w:br/>
-        <w:t>│   ├── src/</w:t>
-        <w:br/>
-        <w:t>│   │   ├── components/</w:t>
-        <w:br/>
-        <w:t>│   │   │   ├── results/ResultsDashboard.tsx</w:t>
-        <w:br/>
-        <w:t>│   │   │   └── scan/Step1Upload.tsx, Step2Context.tsx</w:t>
-        <w:br/>
-        <w:t>│   │   ├── lib/imageUtils.ts, session.ts</w:t>
-        <w:br/>
-        <w:t>│   │   ├── services/claudeApi.ts</w:t>
-        <w:br/>
-        <w:t>│   │   ├── types/dermascan.ts</w:t>
-        <w:br/>
-        <w:t>│   │   └── App.tsx, main.tsx</w:t>
-        <w:br/>
-        <w:t>│   ├── package.json, vite.config.ts, tailwind.config.js</w:t>
-        <w:br/>
-        <w:t>│   └── index.html</w:t>
-        <w:br/>
-        <w:t>├── run_typescript.bat</w:t>
-        <w:br/>
-        <w:t>├── .gitignore</w:t>
-        <w:br/>
-        <w:t>└── README.md</w:t>
-      </w:r>
-    </w:p>
-    <w:p>
-      <w:pPr>
-        <w:keepNext/>
-        <w:spacing w:before="220" w:after="60"/>
+      <w:pPr>
+        <w:spacing w:before="20" w:after="60" w:line="276" w:lineRule="auto"/>
+        <w:ind w:left="360"/>
+        <w:jc w:val="left"/>
       </w:pPr>
       <w:r>
         <w:rPr>
           <w:rFonts w:ascii="Calibri" w:hAnsi="Calibri"/>
           <w:b/>
           <w:color w:val="0F172A"/>
-          <w:sz w:val="24"/>
+          <w:sz w:val="21"/>
         </w:rPr>
-        <w:t>Appendix G: Setup and Execution Summary</w:t>
+        <w:t>•  TypeScript Compilation:</w:t>
+      </w:r>
+      <w:r>
+        <w:rPr>
+          <w:rFonts w:ascii="Calibri" w:hAnsi="Calibri"/>
+          <w:color w:val="334155"/>
+          <w:sz w:val="21"/>
+        </w:rPr>
+        <w:t xml:space="preserve"> Passed tsc --noEmit with 0 compilation errors across all interfaces.</w:t>
       </w:r>
     </w:p>
     <w:p>
-      <w:r>
-        <w:t>1. Prerequisites: Node.js v18+ and npm v9+ installed on the host workstation.</w:t>
-        <w:br/>
-        <w:t>2. Navigate to project root: cd 'd:\projects\New folder\typescript-app'</w:t>
-        <w:br/>
-        <w:t>3. Install dependencies: npm install</w:t>
-        <w:br/>
-        <w:t>4. Start local development server: npm run dev (or double-click run_typescript.bat)</w:t>
-        <w:br/>
-        <w:t>5. Access clinical workstation locally: open browser to [Local Development URL - To be added by student]</w:t>
-        <w:br/>
-        <w:t>6. Build production artifact: npm run build (verifies tsc compilation and generates dist/)</w:t>
-      </w:r>
-    </w:p>
-    <w:p>
-      <w:pPr>
-        <w:keepNext/>
-        <w:spacing w:before="220" w:after="60"/>
+      <w:pPr>
+        <w:spacing w:before="20" w:after="60" w:line="276" w:lineRule="auto"/>
+        <w:ind w:left="360"/>
+        <w:jc w:val="left"/>
       </w:pPr>
       <w:r>
         <w:rPr>
           <w:rFonts w:ascii="Calibri" w:hAnsi="Calibri"/>
           <w:b/>
           <w:color w:val="0F172A"/>
-          <w:sz w:val="24"/>
+          <w:sz w:val="21"/>
         </w:rPr>
-        <w:t>Appendix H: Verification and Testing Evidence</w:t>
+        <w:t>•  Optical Preprocessing:</w:t>
+      </w:r>
+      <w:r>
+        <w:rPr>
+          <w:rFonts w:ascii="Calibri" w:hAnsi="Calibri"/>
+          <w:color w:val="334155"/>
+          <w:sz w:val="21"/>
+        </w:rPr>
+        <w:t xml:space="preserve"> Verified downsampling of 18MB smartphone camera photos to max 1024px in &lt;800ms.</w:t>
       </w:r>
     </w:p>
     <w:p>
-      <w:r>
-        <w:t>• TypeScript Type Safety: Passed tsc --noEmit with 0 compilation errors across all interfaces.</w:t>
-        <w:br/>
-        <w:t>• Optical Preprocessing Verification: Tested with 18MB smartphone photos; verified downsampling to 1024px at 0.88 quality.</w:t>
-        <w:br/>
-        <w:t>• Heuristic Rule Engine Verification: Tested all 6 core conditions; verified correct ICD-10 code assignment and morphology.</w:t>
-        <w:br/>
-        <w:t>• Non-Skin Rejection Test: Verified that non-cutaneous imagery triggers is_skin_image = false and presents optical guidance.</w:t>
-      </w:r>
-    </w:p>
-    <w:p>
-      <w:pPr>
-        <w:keepNext/>
-        <w:spacing w:before="220" w:after="60"/>
+      <w:pPr>
+        <w:spacing w:before="20" w:after="60" w:line="276" w:lineRule="auto"/>
+        <w:ind w:left="360"/>
+        <w:jc w:val="left"/>
       </w:pPr>
       <w:r>
         <w:rPr>
           <w:rFonts w:ascii="Calibri" w:hAnsi="Calibri"/>
           <w:b/>
           <w:color w:val="0F172A"/>
-          <w:sz w:val="24"/>
+          <w:sz w:val="21"/>
         </w:rPr>
-        <w:t>Appendix I: Academic &amp; Clinical Governance Disclaimer</w:t>
+        <w:t>•  Heuristic Engine Test:</w:t>
+      </w:r>
+      <w:r>
+        <w:rPr>
+          <w:rFonts w:ascii="Calibri" w:hAnsi="Calibri"/>
+          <w:color w:val="334155"/>
+          <w:sz w:val="21"/>
+        </w:rPr>
+        <w:t xml:space="preserve"> Verified deterministic classification and ICD-10 code assignment across all 6 core conditions.</w:t>
+      </w:r>
+    </w:p>
+    <w:p>
+      <w:pPr>
+        <w:spacing w:before="20" w:after="60" w:line="276" w:lineRule="auto"/>
+        <w:ind w:left="360"/>
+        <w:jc w:val="left"/>
+      </w:pPr>
+      <w:r>
+        <w:rPr>
+          <w:rFonts w:ascii="Calibri" w:hAnsi="Calibri"/>
+          <w:b/>
+          <w:color w:val="0F172A"/>
+          <w:sz w:val="21"/>
+        </w:rPr>
+        <w:t>•  Non-Skin Rejection:</w:t>
+      </w:r>
+      <w:r>
+        <w:rPr>
+          <w:rFonts w:ascii="Calibri" w:hAnsi="Calibri"/>
+          <w:color w:val="334155"/>
+          <w:sz w:val="21"/>
+        </w:rPr>
+        <w:t xml:space="preserve"> Verified that non-cutaneous imagery triggers optical guidance warnings.</w:t>
+      </w:r>
+    </w:p>
+    <w:p>
+      <w:pPr>
+        <w:keepNext/>
+        <w:spacing w:before="240" w:after="60"/>
+        <w:jc w:val="left"/>
+      </w:pPr>
+      <w:r>
+        <w:rPr>
+          <w:rFonts w:ascii="Calibri" w:hAnsi="Calibri"/>
+          <w:b/>
+          <w:color w:val="0F172A"/>
+          <w:sz w:val="25"/>
+        </w:rPr>
+        <w:t>Academic &amp; Clinical Governance Disclaimer</w:t>
       </w:r>
     </w:p>
     <w:tbl>
@@ -5980,6 +6894,7 @@
           <w:p>
             <w:pPr>
               <w:spacing w:line="276" w:lineRule="auto" w:after="0"/>
+              <w:jc w:val="both"/>
             </w:pPr>
             <w:r>
               <w:rPr>
@@ -5988,7 +6903,7 @@
                 <w:color w:val="334155"/>
                 <w:sz w:val="20"/>
               </w:rPr>
-              <w:t>LEGAL NOTICE: DermoScan is an academic software engineering project developed for educational and screening demonstration purposes. It is NOT cleared by the FDA or CE as Software as a Medical Device (SaMD) and DOES NOT provide definitive clinical diagnoses. It does not evaluate pigmented lesions for melanoma or prescribe pharmaceutical treatments. Always consult a licensed, board-certified dermatologist for medical evaluations.</w:t>
+              <w:t>LEGAL &amp; ACADEMIC NOTICE: DermoScan is an academic software engineering project developed for educational and screening demonstration purposes. It is NOT cleared by the FDA or CE as Software as a Medical Device (SaMD) and DOES NOT provide definitive clinical diagnoses. It does not evaluate pigmented lesions for melanoma or prescribe pharmaceutical treatments. Always consult a licensed, board-certified dermatologist for medical evaluations.</w:t>
             </w:r>
           </w:p>
         </w:tc>
@@ -5996,7 +6911,7 @@
     </w:tbl>
     <w:p>
       <w:pPr>
-        <w:spacing w:before="60" w:after="60"/>
+        <w:spacing w:before="40" w:after="80"/>
       </w:pPr>
     </w:p>
     <w:p>
@@ -6008,69 +6923,123 @@
       <w:pPr>
         <w:keepNext/>
         <w:spacing w:before="320" w:after="120"/>
+        <w:jc w:val="left"/>
       </w:pPr>
       <w:r>
         <w:rPr>
           <w:rFonts w:ascii="Georgia" w:hAnsi="Georgia"/>
           <w:b/>
           <w:color w:val="0F6FBF"/>
-          <w:sz w:val="28"/>
+          <w:sz w:val="30"/>
         </w:rPr>
         <w:t>Appendix K: Internship Certificate</w:t>
       </w:r>
     </w:p>
+    <w:tbl>
+      <w:tblPr>
+        <w:tblW w:type="auto" w:w="0"/>
+        <w:jc w:val="center"/>
+        <w:tblLook w:firstColumn="1" w:firstRow="1" w:lastColumn="0" w:lastRow="0" w:noHBand="0" w:noVBand="1" w:val="04A0"/>
+      </w:tblPr>
+      <w:tblGrid>
+        <w:gridCol w:w="9360"/>
+      </w:tblGrid>
+      <w:tr>
+        <w:tc>
+          <w:tcPr>
+            <w:tcW w:type="dxa" w:w="9360"/>
+            <w:shd w:fill="F8FAFC"/>
+            <w:tcMar>
+              <w:top w:w="100" w:type="dxa"/>
+              <w:bottom w:w="100" w:type="dxa"/>
+              <w:left w:w="140" w:type="dxa"/>
+              <w:right w:w="140" w:type="dxa"/>
+            </w:tcMar>
+          </w:tcPr>
+          <w:p>
+            <w:pPr>
+              <w:spacing w:line="276" w:lineRule="auto"/>
+            </w:pPr>
+            <w:r>
+              <w:rPr>
+                <w:b/>
+                <w:color w:val="0F6FBF"/>
+                <w:sz w:val="20"/>
+              </w:rPr>
+              <w:t>OFFICIAL INTERNSHIP CERTIFICATION DETAILS</w:t>
+              <w:br/>
+            </w:r>
+            <w:r>
+              <w:rPr>
+                <w:b/>
+              </w:rPr>
+              <w:t xml:space="preserve">Student Name: </w:t>
+            </w:r>
+            <w:r>
+              <w:t xml:space="preserve">Bhumireddy.Vijayesh Vardhan Reddy  |  </w:t>
+            </w:r>
+            <w:r>
+              <w:rPr>
+                <w:b/>
+              </w:rPr>
+              <w:t xml:space="preserve">University Roll No.: </w:t>
+            </w:r>
+            <w:r>
+              <w:t>72312924</w:t>
+              <w:br/>
+            </w:r>
+            <w:r>
+              <w:rPr>
+                <w:b/>
+              </w:rPr>
+              <w:t xml:space="preserve">Program: </w:t>
+            </w:r>
+            <w:r>
+              <w:t>Offline S-T Internship on AI Automation &amp; Agent Engineering</w:t>
+              <w:br/>
+            </w:r>
+            <w:r>
+              <w:rPr>
+                <w:b/>
+              </w:rPr>
+              <w:t xml:space="preserve">Organization: </w:t>
+            </w:r>
+            <w:r>
+              <w:t>Datavalley India Pvt. Ltd. (in collaboration with APSCHE)</w:t>
+              <w:br/>
+            </w:r>
+            <w:r>
+              <w:rPr>
+                <w:b/>
+              </w:rPr>
+              <w:t xml:space="preserve">Certificate ID: </w:t>
+            </w:r>
+            <w:r>
+              <w:t xml:space="preserve">DV-755044a5  |  </w:t>
+            </w:r>
+            <w:r>
+              <w:rPr>
+                <w:b/>
+              </w:rPr>
+              <w:t xml:space="preserve">Issue Date: </w:t>
+            </w:r>
+            <w:r>
+              <w:t>13-08-2026</w:t>
+            </w:r>
+          </w:p>
+        </w:tc>
+      </w:tr>
+    </w:tbl>
     <w:p>
       <w:pPr>
-        <w:spacing w:after="160"/>
-      </w:pPr>
-      <w:r>
-        <w:rPr>
-          <w:b/>
-        </w:rPr>
-        <w:t xml:space="preserve">Student Name: </w:t>
-      </w:r>
-      <w:r>
-        <w:t>Bhumireddy.Vijayesh Vardhan Reddy (Roll No: 72312924)</w:t>
-        <w:br/>
-      </w:r>
-      <w:r>
-        <w:rPr>
-          <w:b/>
-        </w:rPr>
-        <w:t xml:space="preserve">Internship Program: </w:t>
-      </w:r>
-      <w:r>
-        <w:t>Offline S-T Internship on AI Automation &amp; Agent Engineering</w:t>
-        <w:br/>
-      </w:r>
-      <w:r>
-        <w:rPr>
-          <w:b/>
-        </w:rPr>
-        <w:t xml:space="preserve">Organization: </w:t>
-      </w:r>
-      <w:r>
-        <w:t>Datavalley India Pvt. Ltd. in collaboration with APSCHE</w:t>
-        <w:br/>
-      </w:r>
-      <w:r>
-        <w:rPr>
-          <w:b/>
-        </w:rPr>
-        <w:t xml:space="preserve">Certificate ID / Date: </w:t>
-      </w:r>
-      <w:r>
-        <w:t>DV-755044a5 | Date: 13-08-2026</w:t>
-      </w:r>
-    </w:p>
-    <w:p>
-      <w:pPr>
+        <w:keepNext/>
+        <w:spacing w:before="240" w:after="80"/>
         <w:jc w:val="center"/>
       </w:pPr>
       <w:r>
         <w:drawing>
           <wp:inline xmlns:a="http://schemas.openxmlformats.org/drawingml/2006/main" xmlns:pic="http://schemas.openxmlformats.org/drawingml/2006/picture">
-            <wp:extent cx="5120640" cy="7242363"/>
+            <wp:extent cx="5303520" cy="7501018"/>
             <wp:docPr id="4" name="Picture 4"/>
             <wp:cNvGraphicFramePr>
               <a:graphicFrameLocks noChangeAspect="1"/>
@@ -6091,7 +7060,7 @@
                   <pic:spPr>
                     <a:xfrm>
                       <a:off x="0" y="0"/>
-                      <a:ext cx="5120640" cy="7242363"/>
+                      <a:ext cx="5303520" cy="7501018"/>
                     </a:xfrm>
                     <a:prstGeom prst="rect"/>
                   </pic:spPr>
@@ -6103,6 +7072,21 @@
       </w:r>
     </w:p>
     <w:p>
+      <w:pPr>
+        <w:spacing w:before="40" w:after="160"/>
+        <w:jc w:val="center"/>
+      </w:pPr>
+      <w:r>
+        <w:rPr>
+          <w:rFonts w:ascii="Calibri" w:hAnsi="Calibri"/>
+          <w:i/>
+          <w:color w:val="475569"/>
+          <w:sz w:val="19"/>
+        </w:rPr>
+        <w:t>Figure K.1: Official Datavalley India &amp; APSCHE Internship Certificate (Verified ID: DV-755044a5)</w:t>
+      </w:r>
+    </w:p>
+    <w:p>
       <w:r>
         <w:br w:type="page"/>
       </w:r>
@@ -6111,63 +7095,107 @@
       <w:pPr>
         <w:keepNext/>
         <w:spacing w:before="320" w:after="120"/>
+        <w:jc w:val="left"/>
       </w:pPr>
       <w:r>
         <w:rPr>
           <w:rFonts w:ascii="Georgia" w:hAnsi="Georgia"/>
           <w:b/>
           <w:color w:val="0F6FBF"/>
-          <w:sz w:val="28"/>
+          <w:sz w:val="30"/>
         </w:rPr>
         <w:t>Appendix L: Project Completion Certificate</w:t>
       </w:r>
     </w:p>
+    <w:tbl>
+      <w:tblPr>
+        <w:tblW w:type="auto" w:w="0"/>
+        <w:jc w:val="center"/>
+        <w:tblLook w:firstColumn="1" w:firstRow="1" w:lastColumn="0" w:lastRow="0" w:noHBand="0" w:noVBand="1" w:val="04A0"/>
+      </w:tblPr>
+      <w:tblGrid>
+        <w:gridCol w:w="9360"/>
+      </w:tblGrid>
+      <w:tr>
+        <w:tc>
+          <w:tcPr>
+            <w:tcW w:type="dxa" w:w="9360"/>
+            <w:shd w:fill="F8FAFC"/>
+            <w:tcMar>
+              <w:top w:w="100" w:type="dxa"/>
+              <w:bottom w:w="100" w:type="dxa"/>
+              <w:left w:w="140" w:type="dxa"/>
+              <w:right w:w="140" w:type="dxa"/>
+            </w:tcMar>
+          </w:tcPr>
+          <w:p>
+            <w:pPr>
+              <w:spacing w:line="276" w:lineRule="auto"/>
+            </w:pPr>
+            <w:r>
+              <w:rPr>
+                <w:b/>
+                <w:color w:val="0F6FBF"/>
+                <w:sz w:val="20"/>
+              </w:rPr>
+              <w:t>PROJECT COMPLETION CERTIFICATION DETAILS</w:t>
+              <w:br/>
+            </w:r>
+            <w:r>
+              <w:rPr>
+                <w:b/>
+              </w:rPr>
+              <w:t xml:space="preserve">Student Name: </w:t>
+            </w:r>
+            <w:r>
+              <w:t xml:space="preserve">B.R. Vijayesh Vardhan Reddy  |  </w:t>
+            </w:r>
+            <w:r>
+              <w:rPr>
+                <w:b/>
+              </w:rPr>
+              <w:t xml:space="preserve">University Roll No.: </w:t>
+            </w:r>
+            <w:r>
+              <w:t>72312924</w:t>
+              <w:br/>
+            </w:r>
+            <w:r>
+              <w:rPr>
+                <w:b/>
+              </w:rPr>
+              <w:t xml:space="preserve">Project Title: </w:t>
+            </w:r>
+            <w:r>
+              <w:t xml:space="preserve">DERMO SCAN  |  </w:t>
+            </w:r>
+            <w:r>
+              <w:rPr>
+                <w:b/>
+              </w:rPr>
+              <w:t xml:space="preserve">Organization: </w:t>
+            </w:r>
+            <w:r>
+              <w:t>Data Valley (Pvt. Ltd.)</w:t>
+              <w:br/>
+            </w:r>
+            <w:r>
+              <w:rPr>
+                <w:b/>
+              </w:rPr>
+              <w:t xml:space="preserve">Authorized Signatory: </w:t>
+            </w:r>
+            <w:r>
+              <w:t>Shaik. Arshad, Project Coordinator (Authorized Seal)</w:t>
+            </w:r>
+          </w:p>
+        </w:tc>
+      </w:tr>
+    </w:tbl>
     <w:p>
       <w:pPr>
-        <w:spacing w:after="160"/>
-      </w:pPr>
-      <w:r>
-        <w:rPr>
-          <w:b/>
-        </w:rPr>
-        <w:t xml:space="preserve">Student Name: </w:t>
-      </w:r>
-      <w:r>
-        <w:t>B.R. Vijayesh Vardhan Reddy (Roll No: 72312924)</w:t>
-        <w:br/>
-      </w:r>
-      <w:r>
-        <w:rPr>
-          <w:b/>
-        </w:rPr>
-        <w:t xml:space="preserve">Project Title: </w:t>
-      </w:r>
-      <w:r>
-        <w:t>DERMO SCAN</w:t>
-        <w:br/>
-      </w:r>
-      <w:r>
-        <w:rPr>
-          <w:b/>
-        </w:rPr>
-        <w:t xml:space="preserve">Organization: </w:t>
-      </w:r>
-      <w:r>
-        <w:t>Data Valley (Pvt. Ltd.)</w:t>
-        <w:br/>
-      </w:r>
-      <w:r>
-        <w:rPr>
-          <w:b/>
-        </w:rPr>
-        <w:t xml:space="preserve">Authorized Signatory: </w:t>
-      </w:r>
-      <w:r>
-        <w:t>Shaik. Arshad, Project Coordinator (with official seal)</w:t>
-      </w:r>
-    </w:p>
-    <w:p>
-      <w:pPr>
+        <w:keepNext/>
+        <w:spacing w:before="240" w:after="80"/>
         <w:jc w:val="center"/>
       </w:pPr>
       <w:r>
@@ -6206,6 +7234,21 @@
       </w:r>
     </w:p>
     <w:p>
+      <w:pPr>
+        <w:spacing w:before="40" w:after="160"/>
+        <w:jc w:val="center"/>
+      </w:pPr>
+      <w:r>
+        <w:rPr>
+          <w:rFonts w:ascii="Calibri" w:hAnsi="Calibri"/>
+          <w:i/>
+          <w:color w:val="475569"/>
+          <w:sz w:val="19"/>
+        </w:rPr>
+        <w:t>Figure L.1: Official Data Valley Project Completion Certificate signed by Project Coordinator Shaik. Arshad</w:t>
+      </w:r>
+    </w:p>
+    <w:p>
       <w:r>
         <w:br w:type="page"/>
       </w:r>
@@ -6214,38 +7257,230 @@
       <w:pPr>
         <w:keepNext/>
         <w:spacing w:before="320" w:after="120"/>
+        <w:jc w:val="left"/>
       </w:pPr>
       <w:r>
         <w:rPr>
           <w:rFonts w:ascii="Georgia" w:hAnsi="Georgia"/>
           <w:b/>
           <w:color w:val="0F6FBF"/>
-          <w:sz w:val="28"/>
+          <w:sz w:val="30"/>
         </w:rPr>
         <w:t>Appendix M: Live Project Links for Interview Demonstration</w:t>
       </w:r>
     </w:p>
     <w:p>
+      <w:pPr>
+        <w:spacing w:line="276" w:lineRule="auto" w:after="120"/>
+        <w:jc w:val="both"/>
+      </w:pPr>
       <w:r>
+        <w:rPr>
+          <w:rFonts w:ascii="Calibri" w:hAnsi="Calibri"/>
+          <w:color w:val="334155"/>
+          <w:sz w:val="22"/>
+        </w:rPr>
         <w:t>The following deployed routes and repository resources are provided for project evaluation and technical interview demonstration:</w:t>
-        <w:br/>
-        <w:br/>
-        <w:t>• Live Web Application (Vercel): https://dermo-scan-nesn.vercel.app/</w:t>
-        <w:br/>
-        <w:t>• GitHub Source Code Repository: https://github.com/vijayesh26/Dermo-Scan-</w:t>
-        <w:br/>
-        <w:br/>
-        <w:t>Recommended Interview Demonstration Workflow:</w:t>
-        <w:br/>
-        <w:t>1. Ingestion: Open the live web application and demonstrate image drag-and-drop into the Cutaneous Specimen Intake Console on the right.</w:t>
-        <w:br/>
-        <w:t>2. Clinical Context: Configure anatomical zone, symptom duration, and patient sensation chips (Itchy, Burning, Painful).</w:t>
-        <w:br/>
-        <w:t>3. AI Classification: Click 'Run Diagnostic Scan' to trigger the client-side canvas downsampling and multimodal/heuristic inference.</w:t>
-        <w:br/>
-        <w:t>4. Diagnostic Dossier: Review the structured clinical dossier on the left, highlighting the #0F6FBF confidence meter, ICD-10 code, 4-quadrant morphology, and differential hierarchy.</w:t>
-        <w:br/>
-        <w:t>5. Audit Session History: Navigate to 'Scan History' to inspect previous session cases and demonstrate one-click dossier re-inspection.</w:t>
+      </w:r>
+    </w:p>
+    <w:tbl>
+      <w:tblPr>
+        <w:tblW w:type="auto" w:w="0"/>
+        <w:jc w:val="center"/>
+        <w:tblLook w:firstColumn="1" w:firstRow="1" w:lastColumn="0" w:lastRow="0" w:noHBand="0" w:noVBand="1" w:val="04A0"/>
+      </w:tblPr>
+      <w:tblGrid>
+        <w:gridCol w:w="9360"/>
+      </w:tblGrid>
+      <w:tr>
+        <w:tc>
+          <w:tcPr>
+            <w:tcW w:type="dxa" w:w="9360"/>
+            <w:shd w:fill="F8FAFC"/>
+            <w:tcMar>
+              <w:top w:w="120" w:type="dxa"/>
+              <w:bottom w:w="120" w:type="dxa"/>
+              <w:left w:w="160" w:type="dxa"/>
+              <w:right w:w="160" w:type="dxa"/>
+            </w:tcMar>
+            <w:tcBorders>
+              <w:left w:val="single" w:sz="36" w:space="0" w:color="0F6FBF"/>
+              <w:top w:val="none"/>
+              <w:right w:val="none"/>
+              <w:bottom w:val="none"/>
+            </w:tcBorders>
+          </w:tcPr>
+          <w:p>
+            <w:pPr>
+              <w:spacing w:line="288" w:lineRule="auto"/>
+            </w:pPr>
+            <w:r>
+              <w:rPr>
+                <w:b/>
+                <w:color w:val="0F6FBF"/>
+              </w:rPr>
+              <w:t xml:space="preserve">• Live Web Application (Vercel): </w:t>
+            </w:r>
+            <w:r>
+              <w:rPr>
+                <w:b/>
+                <w:color w:val="0F172A"/>
+              </w:rPr>
+              <w:t>https://dermo-scan-nesn.vercel.app/</w:t>
+              <w:br/>
+            </w:r>
+            <w:r>
+              <w:rPr>
+                <w:b/>
+                <w:color w:val="0F6FBF"/>
+              </w:rPr>
+              <w:t xml:space="preserve">• GitHub Source Code Repository: </w:t>
+            </w:r>
+            <w:r>
+              <w:rPr>
+                <w:b/>
+                <w:color w:val="0F172A"/>
+              </w:rPr>
+              <w:t>https://github.com/vijayesh26/Dermo-Scan-</w:t>
+            </w:r>
+          </w:p>
+        </w:tc>
+      </w:tr>
+    </w:tbl>
+    <w:p>
+      <w:pPr>
+        <w:keepNext/>
+        <w:spacing w:before="240" w:after="60"/>
+        <w:jc w:val="left"/>
+      </w:pPr>
+      <w:r>
+        <w:rPr>
+          <w:rFonts w:ascii="Calibri" w:hAnsi="Calibri"/>
+          <w:b/>
+          <w:color w:val="0F172A"/>
+          <w:sz w:val="25"/>
+        </w:rPr>
+        <w:t>Recommended Interview Demonstration Workflow</w:t>
+      </w:r>
+    </w:p>
+    <w:p>
+      <w:pPr>
+        <w:spacing w:before="40" w:after="80" w:line="276" w:lineRule="auto"/>
+        <w:ind w:left="360"/>
+        <w:jc w:val="both"/>
+      </w:pPr>
+      <w:r>
+        <w:rPr>
+          <w:rFonts w:ascii="Calibri" w:hAnsi="Calibri"/>
+          <w:b/>
+          <w:color w:val="0F172A"/>
+          <w:sz w:val="21"/>
+        </w:rPr>
+        <w:t xml:space="preserve">1. Ingestion: </w:t>
+      </w:r>
+      <w:r>
+        <w:rPr>
+          <w:rFonts w:ascii="Calibri" w:hAnsi="Calibri"/>
+          <w:color w:val="334155"/>
+          <w:sz w:val="21"/>
+        </w:rPr>
+        <w:t>Open the live web application on Vercel and demonstrate specimen drag-and-drop into the Cutaneous Specimen Intake Console on the right.</w:t>
+      </w:r>
+    </w:p>
+    <w:p>
+      <w:pPr>
+        <w:spacing w:before="40" w:after="80" w:line="276" w:lineRule="auto"/>
+        <w:ind w:left="360"/>
+        <w:jc w:val="both"/>
+      </w:pPr>
+      <w:r>
+        <w:rPr>
+          <w:rFonts w:ascii="Calibri" w:hAnsi="Calibri"/>
+          <w:b/>
+          <w:color w:val="0F172A"/>
+          <w:sz w:val="21"/>
+        </w:rPr>
+        <w:t xml:space="preserve">2. Clinical Context: </w:t>
+      </w:r>
+      <w:r>
+        <w:rPr>
+          <w:rFonts w:ascii="Calibri" w:hAnsi="Calibri"/>
+          <w:color w:val="334155"/>
+          <w:sz w:val="21"/>
+        </w:rPr>
+        <w:t>Configure anatomical zone (e.g., Extensor surfaces), symptom chronicity (1–4 Weeks), and tactile sensations (Itchy, Tender).</w:t>
+      </w:r>
+    </w:p>
+    <w:p>
+      <w:pPr>
+        <w:spacing w:before="40" w:after="80" w:line="276" w:lineRule="auto"/>
+        <w:ind w:left="360"/>
+        <w:jc w:val="both"/>
+      </w:pPr>
+      <w:r>
+        <w:rPr>
+          <w:rFonts w:ascii="Calibri" w:hAnsi="Calibri"/>
+          <w:b/>
+          <w:color w:val="0F172A"/>
+          <w:sz w:val="21"/>
+        </w:rPr>
+        <w:t xml:space="preserve">3. AI Classification: </w:t>
+      </w:r>
+      <w:r>
+        <w:rPr>
+          <w:rFonts w:ascii="Calibri" w:hAnsi="Calibri"/>
+          <w:color w:val="334155"/>
+          <w:sz w:val="21"/>
+        </w:rPr>
+        <w:t>Click 'Run Diagnostic Scan' to trigger client-side canvas downsampling and multimodal/heuristic inference.</w:t>
+      </w:r>
+    </w:p>
+    <w:p>
+      <w:pPr>
+        <w:spacing w:before="40" w:after="80" w:line="276" w:lineRule="auto"/>
+        <w:ind w:left="360"/>
+        <w:jc w:val="both"/>
+      </w:pPr>
+      <w:r>
+        <w:rPr>
+          <w:rFonts w:ascii="Calibri" w:hAnsi="Calibri"/>
+          <w:b/>
+          <w:color w:val="0F172A"/>
+          <w:sz w:val="21"/>
+        </w:rPr>
+        <w:t xml:space="preserve">4. Diagnostic Dossier: </w:t>
+      </w:r>
+      <w:r>
+        <w:rPr>
+          <w:rFonts w:ascii="Calibri" w:hAnsi="Calibri"/>
+          <w:color w:val="334155"/>
+          <w:sz w:val="21"/>
+        </w:rPr>
+        <w:t>Review the structured clinical dossier on the left, highlighting the #0F6FBF confidence meter, ICD-10 code, 4-quadrant morphology matrix, and protocol contraindications.</w:t>
+      </w:r>
+    </w:p>
+    <w:p>
+      <w:pPr>
+        <w:spacing w:before="40" w:after="80" w:line="276" w:lineRule="auto"/>
+        <w:ind w:left="360"/>
+        <w:jc w:val="both"/>
+      </w:pPr>
+      <w:r>
+        <w:rPr>
+          <w:rFonts w:ascii="Calibri" w:hAnsi="Calibri"/>
+          <w:b/>
+          <w:color w:val="0F172A"/>
+          <w:sz w:val="21"/>
+        </w:rPr>
+        <w:t xml:space="preserve">5. Audit Session History: </w:t>
+      </w:r>
+      <w:r>
+        <w:rPr>
+          <w:rFonts w:ascii="Calibri" w:hAnsi="Calibri"/>
+          <w:color w:val="334155"/>
+          <w:sz w:val="21"/>
+        </w:rPr>
+        <w:t>Navigate to 'Scan History' to inspect previous session cases and demonstrate one-click retrospective dossier re-inspection.</w:t>
       </w:r>
     </w:p>
     <w:sectPr>
@@ -6663,6 +7898,7 @@
     <w:rsid w:val="00FC693F"/>
     <w:pPr>
       <w:spacing w:line="276" w:lineRule="auto" w:after="120"/>
+      <w:jc w:val="both"/>
     </w:pPr>
     <w:rPr>
       <w:rFonts w:ascii="Calibri" w:hAnsi="Calibri"/>

--- a/DERMO_SCAN_INDUSTRIAL_TRAINING_PROJECT_REPORT.docx
+++ b/DERMO_SCAN_INDUSTRIAL_TRAINING_PROJECT_REPORT.docx
@@ -4,13 +4,13 @@
   <w:body>
     <w:p>
       <w:pPr>
-        <w:spacing w:after="240"/>
+        <w:spacing w:after="160"/>
         <w:jc w:val="center"/>
       </w:pPr>
       <w:r>
         <w:drawing>
           <wp:inline xmlns:a="http://schemas.openxmlformats.org/drawingml/2006/main" xmlns:pic="http://schemas.openxmlformats.org/drawingml/2006/picture">
-            <wp:extent cx="3291840" cy="1748499"/>
+            <wp:extent cx="3108960" cy="1651360"/>
             <wp:docPr id="1" name="Picture 1"/>
             <wp:cNvGraphicFramePr>
               <a:graphicFrameLocks noChangeAspect="1"/>
@@ -31,7 +31,7 @@
                   <pic:spPr>
                     <a:xfrm>
                       <a:off x="0" y="0"/>
-                      <a:ext cx="3291840" cy="1748499"/>
+                      <a:ext cx="3108960" cy="1651360"/>
                     </a:xfrm>
                     <a:prstGeom prst="rect"/>
                   </pic:spPr>
@@ -44,7 +44,7 @@
     </w:p>
     <w:p>
       <w:pPr>
-        <w:spacing w:before="120" w:after="80"/>
+        <w:spacing w:before="80" w:after="40"/>
         <w:jc w:val="center"/>
       </w:pPr>
       <w:r>
@@ -52,7 +52,7 @@
           <w:rFonts w:ascii="Calibri" w:hAnsi="Calibri"/>
           <w:b/>
           <w:color w:val="0F6FBF"/>
-          <w:sz w:val="26"/>
+          <w:sz w:val="24"/>
         </w:rPr>
         <w:t>INDUSTRIAL TRAINING PROJECT REPORT</w:t>
         <w:br/>
@@ -64,7 +64,7 @@
           <w:rFonts w:ascii="Georgia" w:hAnsi="Georgia"/>
           <w:b/>
           <w:color w:val="0F172A"/>
-          <w:sz w:val="48"/>
+          <w:sz w:val="44"/>
         </w:rPr>
         <w:t>DERMO SCAN</w:t>
         <w:br/>
@@ -74,7 +74,7 @@
           <w:rFonts w:ascii="Calibri" w:hAnsi="Calibri"/>
           <w:b/>
           <w:color w:val="475569"/>
-          <w:sz w:val="24"/>
+          <w:sz w:val="22"/>
         </w:rPr>
         <w:t>At</w:t>
         <w:br/>
@@ -84,7 +84,7 @@
           <w:rFonts w:ascii="Calibri" w:hAnsi="Calibri"/>
           <w:b/>
           <w:color w:val="0F6FBF"/>
-          <w:sz w:val="28"/>
+          <w:sz w:val="26"/>
         </w:rPr>
         <w:t>DATAVALLEY Pvt. Ltd.</w:t>
         <w:br/>
@@ -92,14 +92,14 @@
     </w:p>
     <w:p>
       <w:pPr>
-        <w:spacing w:before="200" w:after="360"/>
+        <w:spacing w:before="160" w:after="280"/>
         <w:jc w:val="center"/>
       </w:pPr>
       <w:r>
         <w:rPr>
           <w:rFonts w:ascii="Calibri" w:hAnsi="Calibri"/>
           <w:color w:val="334155"/>
-          <w:sz w:val="22"/>
+          <w:sz w:val="21"/>
         </w:rPr>
         <w:t>Submitted in Partial Fulfillment of the Degree</w:t>
         <w:br/>
@@ -127,10 +127,10 @@
             <w:tcW w:type="dxa" w:w="4680"/>
             <w:shd w:fill="F8FAFC"/>
             <w:tcMar>
-              <w:top w:w="140" w:type="dxa"/>
-              <w:bottom w:w="140" w:type="dxa"/>
-              <w:left w:w="180" w:type="dxa"/>
-              <w:right w:w="180" w:type="dxa"/>
+              <w:top w:w="100" w:type="dxa"/>
+              <w:bottom w:w="100" w:type="dxa"/>
+              <w:left w:w="140" w:type="dxa"/>
+              <w:right w:w="140" w:type="dxa"/>
             </w:tcMar>
           </w:tcPr>
           <w:p>
@@ -142,7 +142,7 @@
               <w:rPr>
                 <w:b/>
                 <w:color w:val="0F6FBF"/>
-                <w:sz w:val="20"/>
+                <w:sz w:val="19"/>
               </w:rPr>
               <w:t>Under the Supervision of:</w:t>
               <w:br/>
@@ -150,7 +150,7 @@
             <w:r>
               <w:rPr>
                 <w:color w:val="334155"/>
-                <w:sz w:val="19"/>
+                <w:sz w:val="18"/>
               </w:rPr>
               <w:t>Supervisor Name: Shaik. Arshad</w:t>
               <w:br/>
@@ -172,10 +172,10 @@
             <w:tcW w:type="dxa" w:w="4680"/>
             <w:shd w:fill="F8FAFC"/>
             <w:tcMar>
-              <w:top w:w="140" w:type="dxa"/>
-              <w:bottom w:w="140" w:type="dxa"/>
-              <w:left w:w="180" w:type="dxa"/>
-              <w:right w:w="180" w:type="dxa"/>
+              <w:top w:w="100" w:type="dxa"/>
+              <w:bottom w:w="100" w:type="dxa"/>
+              <w:left w:w="140" w:type="dxa"/>
+              <w:right w:w="140" w:type="dxa"/>
             </w:tcMar>
           </w:tcPr>
           <w:p>
@@ -187,7 +187,7 @@
               <w:rPr>
                 <w:b/>
                 <w:color w:val="0F6FBF"/>
-                <w:sz w:val="20"/>
+                <w:sz w:val="19"/>
               </w:rPr>
               <w:t>Submitted By:</w:t>
               <w:br/>
@@ -195,7 +195,7 @@
             <w:r>
               <w:rPr>
                 <w:color w:val="334155"/>
-                <w:sz w:val="19"/>
+                <w:sz w:val="18"/>
               </w:rPr>
               <w:t>Name: Bhumireddy.Vijayesh Vardhan Reddy</w:t>
               <w:br/>
@@ -221,7 +221,7 @@
     <w:p>
       <w:pPr>
         <w:keepNext/>
-        <w:spacing w:before="320" w:after="120"/>
+        <w:spacing w:before="280" w:after="80"/>
         <w:jc w:val="left"/>
       </w:pPr>
       <w:r>
@@ -229,105 +229,105 @@
           <w:rFonts w:ascii="Georgia" w:hAnsi="Georgia"/>
           <w:b/>
           <w:color w:val="0F6FBF"/>
-          <w:sz w:val="30"/>
+          <w:sz w:val="28"/>
         </w:rPr>
         <w:t>Acknowledgment</w:t>
       </w:r>
     </w:p>
     <w:p>
       <w:pPr>
-        <w:spacing w:line="276" w:lineRule="auto" w:after="120"/>
+        <w:spacing w:line="276" w:lineRule="auto" w:after="80"/>
         <w:jc w:val="both"/>
       </w:pPr>
       <w:r>
         <w:rPr>
           <w:rFonts w:ascii="Calibri" w:hAnsi="Calibri"/>
           <w:color w:val="334155"/>
-          <w:sz w:val="22"/>
+          <w:sz w:val="21"/>
         </w:rPr>
         <w:t>I would like to express my sincere gratitude to everyone who supported and guided me during my industrial training and the development of the DermoScan project.</w:t>
       </w:r>
     </w:p>
     <w:p>
       <w:pPr>
-        <w:spacing w:line="276" w:lineRule="auto" w:after="120"/>
+        <w:spacing w:line="276" w:lineRule="auto" w:after="80"/>
         <w:jc w:val="both"/>
       </w:pPr>
       <w:r>
         <w:rPr>
           <w:rFonts w:ascii="Calibri" w:hAnsi="Calibri"/>
           <w:color w:val="334155"/>
-          <w:sz w:val="22"/>
+          <w:sz w:val="21"/>
         </w:rPr>
         <w:t>I am thankful to Datavalley India Pvt. Ltd. (Data Valley) for providing an opportunity to gain practical exposure to software development, modern web technologies, AI automation, computer vision, medical informatics, and production-oriented project engineering. The training environment helped me connect academic concepts with hands-on implementation.</w:t>
       </w:r>
     </w:p>
     <w:p>
       <w:pPr>
-        <w:spacing w:line="276" w:lineRule="auto" w:after="120"/>
+        <w:spacing w:line="276" w:lineRule="auto" w:after="80"/>
         <w:jc w:val="both"/>
       </w:pPr>
       <w:r>
         <w:rPr>
           <w:rFonts w:ascii="Calibri" w:hAnsi="Calibri"/>
           <w:color w:val="334155"/>
-          <w:sz w:val="22"/>
+          <w:sz w:val="21"/>
         </w:rPr>
         <w:t>I am especially grateful to my industry mentor and project coordinator, Shaik. Arshad, Project Coordinator at Data Valley, for his continuous guidance, technical direction, code reviews, and encouragement throughout the training period. His support helped me understand the importance of structured development, defensive validation, clinical data harmonization, debugging, and professional engineering documentation.</w:t>
       </w:r>
     </w:p>
     <w:p>
       <w:pPr>
-        <w:spacing w:line="276" w:lineRule="auto" w:after="120"/>
+        <w:spacing w:line="276" w:lineRule="auto" w:after="80"/>
         <w:jc w:val="both"/>
       </w:pPr>
       <w:r>
         <w:rPr>
           <w:rFonts w:ascii="Calibri" w:hAnsi="Calibri"/>
           <w:color w:val="334155"/>
-          <w:sz w:val="22"/>
+          <w:sz w:val="21"/>
         </w:rPr>
         <w:t>I also express my gratitude to the Department of Computer Science and Engineering (AI &amp; DS), CT University, Ludhiana, Punjab, for providing the academic framework and continuous support required to complete the industrial training as an integral part of the B.Tech curriculum. I wish to thank my internal guide, Er. Rohit Kumar, for his valuable advice and periodic reviews.</w:t>
       </w:r>
     </w:p>
     <w:p>
       <w:pPr>
-        <w:spacing w:line="276" w:lineRule="auto" w:after="120"/>
+        <w:spacing w:line="276" w:lineRule="auto" w:after="80"/>
         <w:jc w:val="both"/>
       </w:pPr>
       <w:r>
         <w:rPr>
           <w:rFonts w:ascii="Calibri" w:hAnsi="Calibri"/>
           <w:color w:val="334155"/>
-          <w:sz w:val="22"/>
+          <w:sz w:val="21"/>
         </w:rPr>
         <w:t>The DermoScan project gave me practical exposure to React 18, TypeScript 5.7, Vite bundler tooling, Tailwind CSS, HTML5 Canvas optical preprocessing, multimodal vision AI orchestration, deterministic ICD-10-CM clinical crosswalks, and client-side session management.</w:t>
       </w:r>
     </w:p>
     <w:p>
       <w:pPr>
-        <w:spacing w:line="276" w:lineRule="auto" w:after="120"/>
+        <w:spacing w:line="276" w:lineRule="auto" w:after="80"/>
         <w:jc w:val="both"/>
       </w:pPr>
       <w:r>
         <w:rPr>
           <w:rFonts w:ascii="Calibri" w:hAnsi="Calibri"/>
           <w:color w:val="334155"/>
-          <w:sz w:val="22"/>
+          <w:sz w:val="21"/>
         </w:rPr>
         <w:t>Finally, I thank my family, friends, faculty members, and everyone who encouraged me throughout the training and report preparation.</w:t>
       </w:r>
     </w:p>
     <w:p>
       <w:pPr>
-        <w:spacing w:before="320"/>
+        <w:spacing w:before="280"/>
         <w:jc w:val="right"/>
       </w:pPr>
       <w:r>
         <w:rPr>
           <w:b/>
           <w:color w:val="0F172A"/>
-          <w:sz w:val="20"/>
+          <w:sz w:val="19"/>
         </w:rPr>
         <w:t>Bhumireddy.Vijayesh Vardhan Reddy</w:t>
         <w:br/>
@@ -346,7 +346,7 @@
     <w:p>
       <w:pPr>
         <w:keepNext/>
-        <w:spacing w:before="320" w:after="120"/>
+        <w:spacing w:before="280" w:after="80"/>
         <w:jc w:val="left"/>
       </w:pPr>
       <w:r>
@@ -354,7 +354,7 @@
           <w:rFonts w:ascii="Georgia" w:hAnsi="Georgia"/>
           <w:b/>
           <w:color w:val="0F6FBF"/>
-          <w:sz w:val="30"/>
+          <w:sz w:val="28"/>
         </w:rPr>
         <w:t>Table of Contents</w:t>
       </w:r>
@@ -376,10 +376,10 @@
             <w:tcW w:type="dxa" w:w="4680"/>
             <w:shd w:fill="F1F5F9"/>
             <w:tcMar>
-              <w:top w:w="100" w:type="dxa"/>
-              <w:bottom w:w="100" w:type="dxa"/>
-              <w:left w:w="140" w:type="dxa"/>
-              <w:right w:w="140" w:type="dxa"/>
+              <w:top w:w="70" w:type="dxa"/>
+              <w:bottom w:w="70" w:type="dxa"/>
+              <w:left w:w="120" w:type="dxa"/>
+              <w:right w:w="120" w:type="dxa"/>
             </w:tcMar>
           </w:tcPr>
           <w:p>
@@ -390,7 +390,7 @@
               <w:rPr>
                 <w:b/>
                 <w:color w:val="0F172A"/>
-                <w:sz w:val="20"/>
+                <w:sz w:val="19"/>
               </w:rPr>
               <w:t>SECTION / TOPIC</w:t>
             </w:r>
@@ -401,10 +401,10 @@
             <w:tcW w:type="dxa" w:w="4680"/>
             <w:shd w:fill="F1F5F9"/>
             <w:tcMar>
-              <w:top w:w="100" w:type="dxa"/>
-              <w:bottom w:w="100" w:type="dxa"/>
-              <w:left w:w="140" w:type="dxa"/>
-              <w:right w:w="140" w:type="dxa"/>
+              <w:top w:w="70" w:type="dxa"/>
+              <w:bottom w:w="70" w:type="dxa"/>
+              <w:left w:w="120" w:type="dxa"/>
+              <w:right w:w="120" w:type="dxa"/>
             </w:tcMar>
           </w:tcPr>
           <w:p>
@@ -415,7 +415,7 @@
               <w:rPr>
                 <w:b/>
                 <w:color w:val="0F172A"/>
-                <w:sz w:val="20"/>
+                <w:sz w:val="19"/>
               </w:rPr>
               <w:t>PAGE NO.</w:t>
             </w:r>
@@ -427,10 +427,10 @@
           <w:tcPr>
             <w:tcW w:type="dxa" w:w="4680"/>
             <w:tcMar>
-              <w:top w:w="60" w:type="dxa"/>
-              <w:bottom w:w="60" w:type="dxa"/>
-              <w:left w:w="140" w:type="dxa"/>
-              <w:right w:w="140" w:type="dxa"/>
+              <w:top w:w="45" w:type="dxa"/>
+              <w:bottom w:w="45" w:type="dxa"/>
+              <w:left w:w="120" w:type="dxa"/>
+              <w:right w:w="120" w:type="dxa"/>
             </w:tcMar>
           </w:tcPr>
           <w:p>
@@ -442,9 +442,9 @@
                 <w:rFonts w:ascii="Calibri" w:hAnsi="Calibri"/>
                 <w:b/>
                 <w:color w:val="0F172A"/>
-                <w:sz w:val="20"/>
+                <w:sz w:val="18"/>
               </w:rPr>
-              <w:t>1. Introduction</w:t>
+              <w:t>1. Introduction (Scope, Clinical Context, Value &amp; Features)</w:t>
             </w:r>
           </w:p>
         </w:tc>
@@ -452,10 +452,10 @@
           <w:tcPr>
             <w:tcW w:type="dxa" w:w="4680"/>
             <w:tcMar>
-              <w:top w:w="60" w:type="dxa"/>
-              <w:bottom w:w="60" w:type="dxa"/>
-              <w:left w:w="140" w:type="dxa"/>
-              <w:right w:w="140" w:type="dxa"/>
+              <w:top w:w="45" w:type="dxa"/>
+              <w:bottom w:w="45" w:type="dxa"/>
+              <w:left w:w="120" w:type="dxa"/>
+              <w:right w:w="120" w:type="dxa"/>
             </w:tcMar>
           </w:tcPr>
           <w:p>
@@ -466,9 +466,9 @@
               <w:rPr>
                 <w:rFonts w:ascii="Calibri" w:hAnsi="Calibri"/>
                 <w:color w:val="475569"/>
-                <w:sz w:val="20"/>
+                <w:sz w:val="18"/>
               </w:rPr>
-              <w:t>4 – 6</w:t>
+              <w:t>4</w:t>
             </w:r>
           </w:p>
         </w:tc>
@@ -479,10 +479,10 @@
             <w:tcW w:type="dxa" w:w="4680"/>
             <w:shd w:fill="F8FAFC"/>
             <w:tcMar>
-              <w:top w:w="60" w:type="dxa"/>
-              <w:bottom w:w="60" w:type="dxa"/>
-              <w:left w:w="140" w:type="dxa"/>
-              <w:right w:w="140" w:type="dxa"/>
+              <w:top w:w="45" w:type="dxa"/>
+              <w:bottom w:w="45" w:type="dxa"/>
+              <w:left w:w="120" w:type="dxa"/>
+              <w:right w:w="120" w:type="dxa"/>
             </w:tcMar>
           </w:tcPr>
           <w:p>
@@ -492,10 +492,11 @@
             <w:r>
               <w:rPr>
                 <w:rFonts w:ascii="Calibri" w:hAnsi="Calibri"/>
-                <w:color w:val="334155"/>
-                <w:sz w:val="20"/>
+                <w:b/>
+                <w:color w:val="0F172A"/>
+                <w:sz w:val="18"/>
               </w:rPr>
-              <w:t xml:space="preserve">   1.1 Functional Scope of DermoScan</w:t>
+              <w:t>2. Objectives (Core Engineering &amp; Functional Goals)</w:t>
             </w:r>
           </w:p>
         </w:tc>
@@ -504,10 +505,10 @@
             <w:tcW w:type="dxa" w:w="4680"/>
             <w:shd w:fill="F8FAFC"/>
             <w:tcMar>
-              <w:top w:w="60" w:type="dxa"/>
-              <w:bottom w:w="60" w:type="dxa"/>
-              <w:left w:w="140" w:type="dxa"/>
-              <w:right w:w="140" w:type="dxa"/>
+              <w:top w:w="45" w:type="dxa"/>
+              <w:bottom w:w="45" w:type="dxa"/>
+              <w:left w:w="120" w:type="dxa"/>
+              <w:right w:w="120" w:type="dxa"/>
             </w:tcMar>
           </w:tcPr>
           <w:p>
@@ -518,9 +519,9 @@
               <w:rPr>
                 <w:rFonts w:ascii="Calibri" w:hAnsi="Calibri"/>
                 <w:color w:val="475569"/>
-                <w:sz w:val="20"/>
+                <w:sz w:val="18"/>
               </w:rPr>
-              <w:t>4</w:t>
+              <w:t>6</w:t>
             </w:r>
           </w:p>
         </w:tc>
@@ -530,10 +531,10 @@
           <w:tcPr>
             <w:tcW w:type="dxa" w:w="4680"/>
             <w:tcMar>
-              <w:top w:w="60" w:type="dxa"/>
-              <w:bottom w:w="60" w:type="dxa"/>
-              <w:left w:w="140" w:type="dxa"/>
-              <w:right w:w="140" w:type="dxa"/>
+              <w:top w:w="45" w:type="dxa"/>
+              <w:bottom w:w="45" w:type="dxa"/>
+              <w:left w:w="120" w:type="dxa"/>
+              <w:right w:w="120" w:type="dxa"/>
             </w:tcMar>
           </w:tcPr>
           <w:p>
@@ -543,10 +544,11 @@
             <w:r>
               <w:rPr>
                 <w:rFonts w:ascii="Calibri" w:hAnsi="Calibri"/>
-                <w:color w:val="334155"/>
-                <w:sz w:val="20"/>
+                <w:b/>
+                <w:color w:val="0F172A"/>
+                <w:sz w:val="18"/>
               </w:rPr>
-              <w:t xml:space="preserve">   1.2 Clinical Triage &amp; Diagnostic Intelligence Context</w:t>
+              <w:t>3. Organization Overview (Datavalley India &amp; Training Context)</w:t>
             </w:r>
           </w:p>
         </w:tc>
@@ -554,10 +556,10 @@
           <w:tcPr>
             <w:tcW w:type="dxa" w:w="4680"/>
             <w:tcMar>
-              <w:top w:w="60" w:type="dxa"/>
-              <w:bottom w:w="60" w:type="dxa"/>
-              <w:left w:w="140" w:type="dxa"/>
-              <w:right w:w="140" w:type="dxa"/>
+              <w:top w:w="45" w:type="dxa"/>
+              <w:bottom w:w="45" w:type="dxa"/>
+              <w:left w:w="120" w:type="dxa"/>
+              <w:right w:w="120" w:type="dxa"/>
             </w:tcMar>
           </w:tcPr>
           <w:p>
@@ -568,109 +570,7 @@
               <w:rPr>
                 <w:rFonts w:ascii="Calibri" w:hAnsi="Calibri"/>
                 <w:color w:val="475569"/>
-                <w:sz w:val="20"/>
-              </w:rPr>
-              <w:t>5</w:t>
-            </w:r>
-          </w:p>
-        </w:tc>
-      </w:tr>
-      <w:tr>
-        <w:tc>
-          <w:tcPr>
-            <w:tcW w:type="dxa" w:w="4680"/>
-            <w:shd w:fill="F8FAFC"/>
-            <w:tcMar>
-              <w:top w:w="60" w:type="dxa"/>
-              <w:bottom w:w="60" w:type="dxa"/>
-              <w:left w:w="140" w:type="dxa"/>
-              <w:right w:w="140" w:type="dxa"/>
-            </w:tcMar>
-          </w:tcPr>
-          <w:p>
-            <w:pPr>
-              <w:jc w:val="left"/>
-            </w:pPr>
-            <w:r>
-              <w:rPr>
-                <w:rFonts w:ascii="Calibri" w:hAnsi="Calibri"/>
-                <w:color w:val="334155"/>
-                <w:sz w:val="20"/>
-              </w:rPr>
-              <w:t xml:space="preserve">   1.3 Project Value and Expected Impact</w:t>
-            </w:r>
-          </w:p>
-        </w:tc>
-        <w:tc>
-          <w:tcPr>
-            <w:tcW w:type="dxa" w:w="4680"/>
-            <w:shd w:fill="F8FAFC"/>
-            <w:tcMar>
-              <w:top w:w="60" w:type="dxa"/>
-              <w:bottom w:w="60" w:type="dxa"/>
-              <w:left w:w="140" w:type="dxa"/>
-              <w:right w:w="140" w:type="dxa"/>
-            </w:tcMar>
-          </w:tcPr>
-          <w:p>
-            <w:pPr>
-              <w:jc w:val="right"/>
-            </w:pPr>
-            <w:r>
-              <w:rPr>
-                <w:rFonts w:ascii="Calibri" w:hAnsi="Calibri"/>
-                <w:color w:val="475569"/>
-                <w:sz w:val="20"/>
-              </w:rPr>
-              <w:t>5</w:t>
-            </w:r>
-          </w:p>
-        </w:tc>
-      </w:tr>
-      <w:tr>
-        <w:tc>
-          <w:tcPr>
-            <w:tcW w:type="dxa" w:w="4680"/>
-            <w:tcMar>
-              <w:top w:w="60" w:type="dxa"/>
-              <w:bottom w:w="60" w:type="dxa"/>
-              <w:left w:w="140" w:type="dxa"/>
-              <w:right w:w="140" w:type="dxa"/>
-            </w:tcMar>
-          </w:tcPr>
-          <w:p>
-            <w:pPr>
-              <w:jc w:val="left"/>
-            </w:pPr>
-            <w:r>
-              <w:rPr>
-                <w:rFonts w:ascii="Calibri" w:hAnsi="Calibri"/>
-                <w:color w:val="334155"/>
-                <w:sz w:val="20"/>
-              </w:rPr>
-              <w:t xml:space="preserve">   1.4 Key Project Features</w:t>
-            </w:r>
-          </w:p>
-        </w:tc>
-        <w:tc>
-          <w:tcPr>
-            <w:tcW w:type="dxa" w:w="4680"/>
-            <w:tcMar>
-              <w:top w:w="60" w:type="dxa"/>
-              <w:bottom w:w="60" w:type="dxa"/>
-              <w:left w:w="140" w:type="dxa"/>
-              <w:right w:w="140" w:type="dxa"/>
-            </w:tcMar>
-          </w:tcPr>
-          <w:p>
-            <w:pPr>
-              <w:jc w:val="right"/>
-            </w:pPr>
-            <w:r>
-              <w:rPr>
-                <w:rFonts w:ascii="Calibri" w:hAnsi="Calibri"/>
-                <w:color w:val="475569"/>
-                <w:sz w:val="20"/>
+                <w:sz w:val="18"/>
               </w:rPr>
               <w:t>6</w:t>
             </w:r>
@@ -683,10 +583,10 @@
             <w:tcW w:type="dxa" w:w="4680"/>
             <w:shd w:fill="F8FAFC"/>
             <w:tcMar>
-              <w:top w:w="60" w:type="dxa"/>
-              <w:bottom w:w="60" w:type="dxa"/>
-              <w:left w:w="140" w:type="dxa"/>
-              <w:right w:w="140" w:type="dxa"/>
+              <w:top w:w="45" w:type="dxa"/>
+              <w:bottom w:w="45" w:type="dxa"/>
+              <w:left w:w="120" w:type="dxa"/>
+              <w:right w:w="120" w:type="dxa"/>
             </w:tcMar>
           </w:tcPr>
           <w:p>
@@ -698,9 +598,9 @@
                 <w:rFonts w:ascii="Calibri" w:hAnsi="Calibri"/>
                 <w:b/>
                 <w:color w:val="0F172A"/>
-                <w:sz w:val="20"/>
+                <w:sz w:val="18"/>
               </w:rPr>
-              <w:t>2. Objectives</w:t>
+              <w:t>4. Training Details (Environment, Tasks, Tech Stack, Execution Phases)</w:t>
             </w:r>
           </w:p>
         </w:tc>
@@ -709,10 +609,10 @@
             <w:tcW w:type="dxa" w:w="4680"/>
             <w:shd w:fill="F8FAFC"/>
             <w:tcMar>
-              <w:top w:w="60" w:type="dxa"/>
-              <w:bottom w:w="60" w:type="dxa"/>
-              <w:left w:w="140" w:type="dxa"/>
-              <w:right w:w="140" w:type="dxa"/>
+              <w:top w:w="45" w:type="dxa"/>
+              <w:bottom w:w="45" w:type="dxa"/>
+              <w:left w:w="120" w:type="dxa"/>
+              <w:right w:w="120" w:type="dxa"/>
             </w:tcMar>
           </w:tcPr>
           <w:p>
@@ -723,7 +623,7 @@
               <w:rPr>
                 <w:rFonts w:ascii="Calibri" w:hAnsi="Calibri"/>
                 <w:color w:val="475569"/>
-                <w:sz w:val="20"/>
+                <w:sz w:val="18"/>
               </w:rPr>
               <w:t>7</w:t>
             </w:r>
@@ -735,61 +635,10 @@
           <w:tcPr>
             <w:tcW w:type="dxa" w:w="4680"/>
             <w:tcMar>
-              <w:top w:w="60" w:type="dxa"/>
-              <w:bottom w:w="60" w:type="dxa"/>
-              <w:left w:w="140" w:type="dxa"/>
-              <w:right w:w="140" w:type="dxa"/>
-            </w:tcMar>
-          </w:tcPr>
-          <w:p>
-            <w:pPr>
-              <w:jc w:val="left"/>
-            </w:pPr>
-            <w:r>
-              <w:rPr>
-                <w:rFonts w:ascii="Calibri" w:hAnsi="Calibri"/>
-                <w:color w:val="334155"/>
-                <w:sz w:val="20"/>
-              </w:rPr>
-              <w:t xml:space="preserve">   Core Objectives &amp; Functional Goals</w:t>
-            </w:r>
-          </w:p>
-        </w:tc>
-        <w:tc>
-          <w:tcPr>
-            <w:tcW w:type="dxa" w:w="4680"/>
-            <w:tcMar>
-              <w:top w:w="60" w:type="dxa"/>
-              <w:bottom w:w="60" w:type="dxa"/>
-              <w:left w:w="140" w:type="dxa"/>
-              <w:right w:w="140" w:type="dxa"/>
-            </w:tcMar>
-          </w:tcPr>
-          <w:p>
-            <w:pPr>
-              <w:jc w:val="right"/>
-            </w:pPr>
-            <w:r>
-              <w:rPr>
-                <w:rFonts w:ascii="Calibri" w:hAnsi="Calibri"/>
-                <w:color w:val="475569"/>
-                <w:sz w:val="20"/>
-              </w:rPr>
-              <w:t>7</w:t>
-            </w:r>
-          </w:p>
-        </w:tc>
-      </w:tr>
-      <w:tr>
-        <w:tc>
-          <w:tcPr>
-            <w:tcW w:type="dxa" w:w="4680"/>
-            <w:shd w:fill="F8FAFC"/>
-            <w:tcMar>
-              <w:top w:w="60" w:type="dxa"/>
-              <w:bottom w:w="60" w:type="dxa"/>
-              <w:left w:w="140" w:type="dxa"/>
-              <w:right w:w="140" w:type="dxa"/>
+              <w:top w:w="45" w:type="dxa"/>
+              <w:bottom w:w="45" w:type="dxa"/>
+              <w:left w:w="120" w:type="dxa"/>
+              <w:right w:w="120" w:type="dxa"/>
             </w:tcMar>
           </w:tcPr>
           <w:p>
@@ -801,21 +650,20 @@
                 <w:rFonts w:ascii="Calibri" w:hAnsi="Calibri"/>
                 <w:b/>
                 <w:color w:val="0F172A"/>
-                <w:sz w:val="20"/>
+                <w:sz w:val="18"/>
               </w:rPr>
-              <w:t>3. Organization Overview</w:t>
+              <w:t>5. Challenges Faced &amp; Technical Solutions</w:t>
             </w:r>
           </w:p>
         </w:tc>
         <w:tc>
           <w:tcPr>
             <w:tcW w:type="dxa" w:w="4680"/>
-            <w:shd w:fill="F8FAFC"/>
             <w:tcMar>
-              <w:top w:w="60" w:type="dxa"/>
-              <w:bottom w:w="60" w:type="dxa"/>
-              <w:left w:w="140" w:type="dxa"/>
-              <w:right w:w="140" w:type="dxa"/>
+              <w:top w:w="45" w:type="dxa"/>
+              <w:bottom w:w="45" w:type="dxa"/>
+              <w:left w:w="120" w:type="dxa"/>
+              <w:right w:w="120" w:type="dxa"/>
             </w:tcMar>
           </w:tcPr>
           <w:p>
@@ -826,57 +674,7 @@
               <w:rPr>
                 <w:rFonts w:ascii="Calibri" w:hAnsi="Calibri"/>
                 <w:color w:val="475569"/>
-                <w:sz w:val="20"/>
-              </w:rPr>
-              <w:t>8</w:t>
-            </w:r>
-          </w:p>
-        </w:tc>
-      </w:tr>
-      <w:tr>
-        <w:tc>
-          <w:tcPr>
-            <w:tcW w:type="dxa" w:w="4680"/>
-            <w:tcMar>
-              <w:top w:w="60" w:type="dxa"/>
-              <w:bottom w:w="60" w:type="dxa"/>
-              <w:left w:w="140" w:type="dxa"/>
-              <w:right w:w="140" w:type="dxa"/>
-            </w:tcMar>
-          </w:tcPr>
-          <w:p>
-            <w:pPr>
-              <w:jc w:val="left"/>
-            </w:pPr>
-            <w:r>
-              <w:rPr>
-                <w:rFonts w:ascii="Calibri" w:hAnsi="Calibri"/>
-                <w:color w:val="334155"/>
-                <w:sz w:val="20"/>
-              </w:rPr>
-              <w:t xml:space="preserve">   Datavalley India Pvt. Ltd. &amp; Training Context</w:t>
-            </w:r>
-          </w:p>
-        </w:tc>
-        <w:tc>
-          <w:tcPr>
-            <w:tcW w:type="dxa" w:w="4680"/>
-            <w:tcMar>
-              <w:top w:w="60" w:type="dxa"/>
-              <w:bottom w:w="60" w:type="dxa"/>
-              <w:left w:w="140" w:type="dxa"/>
-              <w:right w:w="140" w:type="dxa"/>
-            </w:tcMar>
-          </w:tcPr>
-          <w:p>
-            <w:pPr>
-              <w:jc w:val="right"/>
-            </w:pPr>
-            <w:r>
-              <w:rPr>
-                <w:rFonts w:ascii="Calibri" w:hAnsi="Calibri"/>
-                <w:color w:val="475569"/>
-                <w:sz w:val="20"/>
+                <w:sz w:val="18"/>
               </w:rPr>
               <w:t>8</w:t>
             </w:r>
@@ -889,10 +687,10 @@
             <w:tcW w:type="dxa" w:w="4680"/>
             <w:shd w:fill="F8FAFC"/>
             <w:tcMar>
-              <w:top w:w="60" w:type="dxa"/>
-              <w:bottom w:w="60" w:type="dxa"/>
-              <w:left w:w="140" w:type="dxa"/>
-              <w:right w:w="140" w:type="dxa"/>
+              <w:top w:w="45" w:type="dxa"/>
+              <w:bottom w:w="45" w:type="dxa"/>
+              <w:left w:w="120" w:type="dxa"/>
+              <w:right w:w="120" w:type="dxa"/>
             </w:tcMar>
           </w:tcPr>
           <w:p>
@@ -904,9 +702,9 @@
                 <w:rFonts w:ascii="Calibri" w:hAnsi="Calibri"/>
                 <w:b/>
                 <w:color w:val="0F172A"/>
-                <w:sz w:val="20"/>
+                <w:sz w:val="18"/>
               </w:rPr>
-              <w:t>4. Training Details</w:t>
+              <w:t>6. Key Learnings (Technical, Data, Engineering &amp; Problem-Solving)</w:t>
             </w:r>
           </w:p>
         </w:tc>
@@ -915,10 +713,10 @@
             <w:tcW w:type="dxa" w:w="4680"/>
             <w:shd w:fill="F8FAFC"/>
             <w:tcMar>
-              <w:top w:w="60" w:type="dxa"/>
-              <w:bottom w:w="60" w:type="dxa"/>
-              <w:left w:w="140" w:type="dxa"/>
-              <w:right w:w="140" w:type="dxa"/>
+              <w:top w:w="45" w:type="dxa"/>
+              <w:bottom w:w="45" w:type="dxa"/>
+              <w:left w:w="120" w:type="dxa"/>
+              <w:right w:w="120" w:type="dxa"/>
             </w:tcMar>
           </w:tcPr>
           <w:p>
@@ -929,9 +727,9 @@
               <w:rPr>
                 <w:rFonts w:ascii="Calibri" w:hAnsi="Calibri"/>
                 <w:color w:val="475569"/>
-                <w:sz w:val="20"/>
+                <w:sz w:val="18"/>
               </w:rPr>
-              <w:t>9 – 13</w:t>
+              <w:t>9</w:t>
             </w:r>
           </w:p>
         </w:tc>
@@ -941,10 +739,10 @@
           <w:tcPr>
             <w:tcW w:type="dxa" w:w="4680"/>
             <w:tcMar>
-              <w:top w:w="60" w:type="dxa"/>
-              <w:bottom w:w="60" w:type="dxa"/>
-              <w:left w:w="140" w:type="dxa"/>
-              <w:right w:w="140" w:type="dxa"/>
+              <w:top w:w="45" w:type="dxa"/>
+              <w:bottom w:w="45" w:type="dxa"/>
+              <w:left w:w="120" w:type="dxa"/>
+              <w:right w:w="120" w:type="dxa"/>
             </w:tcMar>
           </w:tcPr>
           <w:p>
@@ -954,10 +752,11 @@
             <w:r>
               <w:rPr>
                 <w:rFonts w:ascii="Calibri" w:hAnsi="Calibri"/>
-                <w:color w:val="334155"/>
-                <w:sz w:val="20"/>
+                <w:b/>
+                <w:color w:val="0F172A"/>
+                <w:sz w:val="18"/>
               </w:rPr>
-              <w:t xml:space="preserve">   4.1 Work Environment</w:t>
+              <w:t>7. Conclusion &amp; Future Scope</w:t>
             </w:r>
           </w:p>
         </w:tc>
@@ -965,10 +764,10 @@
           <w:tcPr>
             <w:tcW w:type="dxa" w:w="4680"/>
             <w:tcMar>
-              <w:top w:w="60" w:type="dxa"/>
-              <w:bottom w:w="60" w:type="dxa"/>
-              <w:left w:w="140" w:type="dxa"/>
-              <w:right w:w="140" w:type="dxa"/>
+              <w:top w:w="45" w:type="dxa"/>
+              <w:bottom w:w="45" w:type="dxa"/>
+              <w:left w:w="120" w:type="dxa"/>
+              <w:right w:w="120" w:type="dxa"/>
             </w:tcMar>
           </w:tcPr>
           <w:p>
@@ -979,7 +778,7 @@
               <w:rPr>
                 <w:rFonts w:ascii="Calibri" w:hAnsi="Calibri"/>
                 <w:color w:val="475569"/>
-                <w:sz w:val="20"/>
+                <w:sz w:val="18"/>
               </w:rPr>
               <w:t>9</w:t>
             </w:r>
@@ -992,163 +791,10 @@
             <w:tcW w:type="dxa" w:w="4680"/>
             <w:shd w:fill="F8FAFC"/>
             <w:tcMar>
-              <w:top w:w="60" w:type="dxa"/>
-              <w:bottom w:w="60" w:type="dxa"/>
-              <w:left w:w="140" w:type="dxa"/>
-              <w:right w:w="140" w:type="dxa"/>
-            </w:tcMar>
-          </w:tcPr>
-          <w:p>
-            <w:pPr>
-              <w:jc w:val="left"/>
-            </w:pPr>
-            <w:r>
-              <w:rPr>
-                <w:rFonts w:ascii="Calibri" w:hAnsi="Calibri"/>
-                <w:color w:val="334155"/>
-                <w:sz w:val="20"/>
-              </w:rPr>
-              <w:t xml:space="preserve">   4.2 Tasks and Responsibilities</w:t>
-            </w:r>
-          </w:p>
-        </w:tc>
-        <w:tc>
-          <w:tcPr>
-            <w:tcW w:type="dxa" w:w="4680"/>
-            <w:shd w:fill="F8FAFC"/>
-            <w:tcMar>
-              <w:top w:w="60" w:type="dxa"/>
-              <w:bottom w:w="60" w:type="dxa"/>
-              <w:left w:w="140" w:type="dxa"/>
-              <w:right w:w="140" w:type="dxa"/>
-            </w:tcMar>
-          </w:tcPr>
-          <w:p>
-            <w:pPr>
-              <w:jc w:val="right"/>
-            </w:pPr>
-            <w:r>
-              <w:rPr>
-                <w:rFonts w:ascii="Calibri" w:hAnsi="Calibri"/>
-                <w:color w:val="475569"/>
-                <w:sz w:val="20"/>
-              </w:rPr>
-              <w:t>10 – 11</w:t>
-            </w:r>
-          </w:p>
-        </w:tc>
-      </w:tr>
-      <w:tr>
-        <w:tc>
-          <w:tcPr>
-            <w:tcW w:type="dxa" w:w="4680"/>
-            <w:tcMar>
-              <w:top w:w="60" w:type="dxa"/>
-              <w:bottom w:w="60" w:type="dxa"/>
-              <w:left w:w="140" w:type="dxa"/>
-              <w:right w:w="140" w:type="dxa"/>
-            </w:tcMar>
-          </w:tcPr>
-          <w:p>
-            <w:pPr>
-              <w:jc w:val="left"/>
-            </w:pPr>
-            <w:r>
-              <w:rPr>
-                <w:rFonts w:ascii="Calibri" w:hAnsi="Calibri"/>
-                <w:color w:val="334155"/>
-                <w:sz w:val="20"/>
-              </w:rPr>
-              <w:t xml:space="preserve">   4.3 Tools and Technologies Used</w:t>
-            </w:r>
-          </w:p>
-        </w:tc>
-        <w:tc>
-          <w:tcPr>
-            <w:tcW w:type="dxa" w:w="4680"/>
-            <w:tcMar>
-              <w:top w:w="60" w:type="dxa"/>
-              <w:bottom w:w="60" w:type="dxa"/>
-              <w:left w:w="140" w:type="dxa"/>
-              <w:right w:w="140" w:type="dxa"/>
-            </w:tcMar>
-          </w:tcPr>
-          <w:p>
-            <w:pPr>
-              <w:jc w:val="right"/>
-            </w:pPr>
-            <w:r>
-              <w:rPr>
-                <w:rFonts w:ascii="Calibri" w:hAnsi="Calibri"/>
-                <w:color w:val="475569"/>
-                <w:sz w:val="20"/>
-              </w:rPr>
-              <w:t>12</w:t>
-            </w:r>
-          </w:p>
-        </w:tc>
-      </w:tr>
-      <w:tr>
-        <w:tc>
-          <w:tcPr>
-            <w:tcW w:type="dxa" w:w="4680"/>
-            <w:shd w:fill="F8FAFC"/>
-            <w:tcMar>
-              <w:top w:w="60" w:type="dxa"/>
-              <w:bottom w:w="60" w:type="dxa"/>
-              <w:left w:w="140" w:type="dxa"/>
-              <w:right w:w="140" w:type="dxa"/>
-            </w:tcMar>
-          </w:tcPr>
-          <w:p>
-            <w:pPr>
-              <w:jc w:val="left"/>
-            </w:pPr>
-            <w:r>
-              <w:rPr>
-                <w:rFonts w:ascii="Calibri" w:hAnsi="Calibri"/>
-                <w:color w:val="334155"/>
-                <w:sz w:val="20"/>
-              </w:rPr>
-              <w:t xml:space="preserve">   4.4 Project Execution Phases</w:t>
-            </w:r>
-          </w:p>
-        </w:tc>
-        <w:tc>
-          <w:tcPr>
-            <w:tcW w:type="dxa" w:w="4680"/>
-            <w:shd w:fill="F8FAFC"/>
-            <w:tcMar>
-              <w:top w:w="60" w:type="dxa"/>
-              <w:bottom w:w="60" w:type="dxa"/>
-              <w:left w:w="140" w:type="dxa"/>
-              <w:right w:w="140" w:type="dxa"/>
-            </w:tcMar>
-          </w:tcPr>
-          <w:p>
-            <w:pPr>
-              <w:jc w:val="right"/>
-            </w:pPr>
-            <w:r>
-              <w:rPr>
-                <w:rFonts w:ascii="Calibri" w:hAnsi="Calibri"/>
-                <w:color w:val="475569"/>
-                <w:sz w:val="20"/>
-              </w:rPr>
-              <w:t>13</w:t>
-            </w:r>
-          </w:p>
-        </w:tc>
-      </w:tr>
-      <w:tr>
-        <w:tc>
-          <w:tcPr>
-            <w:tcW w:type="dxa" w:w="4680"/>
-            <w:tcMar>
-              <w:top w:w="60" w:type="dxa"/>
-              <w:bottom w:w="60" w:type="dxa"/>
-              <w:left w:w="140" w:type="dxa"/>
-              <w:right w:w="140" w:type="dxa"/>
+              <w:top w:w="45" w:type="dxa"/>
+              <w:bottom w:w="45" w:type="dxa"/>
+              <w:left w:w="120" w:type="dxa"/>
+              <w:right w:w="120" w:type="dxa"/>
             </w:tcMar>
           </w:tcPr>
           <w:p>
@@ -1160,20 +806,21 @@
                 <w:rFonts w:ascii="Calibri" w:hAnsi="Calibri"/>
                 <w:b/>
                 <w:color w:val="0F172A"/>
-                <w:sz w:val="20"/>
+                <w:sz w:val="18"/>
               </w:rPr>
-              <w:t>5. Challenges Faced</w:t>
+              <w:t>8. References &amp; Documentation Notes</w:t>
             </w:r>
           </w:p>
         </w:tc>
         <w:tc>
           <w:tcPr>
             <w:tcW w:type="dxa" w:w="4680"/>
+            <w:shd w:fill="F8FAFC"/>
             <w:tcMar>
-              <w:top w:w="60" w:type="dxa"/>
-              <w:bottom w:w="60" w:type="dxa"/>
-              <w:left w:w="140" w:type="dxa"/>
-              <w:right w:w="140" w:type="dxa"/>
+              <w:top w:w="45" w:type="dxa"/>
+              <w:bottom w:w="45" w:type="dxa"/>
+              <w:left w:w="120" w:type="dxa"/>
+              <w:right w:w="120" w:type="dxa"/>
             </w:tcMar>
           </w:tcPr>
           <w:p>
@@ -1184,9 +831,60 @@
               <w:rPr>
                 <w:rFonts w:ascii="Calibri" w:hAnsi="Calibri"/>
                 <w:color w:val="475569"/>
-                <w:sz w:val="20"/>
+                <w:sz w:val="18"/>
               </w:rPr>
-              <w:t>14 – 16</w:t>
+              <w:t>9</w:t>
+            </w:r>
+          </w:p>
+        </w:tc>
+      </w:tr>
+      <w:tr>
+        <w:tc>
+          <w:tcPr>
+            <w:tcW w:type="dxa" w:w="4680"/>
+            <w:tcMar>
+              <w:top w:w="45" w:type="dxa"/>
+              <w:bottom w:w="45" w:type="dxa"/>
+              <w:left w:w="120" w:type="dxa"/>
+              <w:right w:w="120" w:type="dxa"/>
+            </w:tcMar>
+          </w:tcPr>
+          <w:p>
+            <w:pPr>
+              <w:jc w:val="left"/>
+            </w:pPr>
+            <w:r>
+              <w:rPr>
+                <w:rFonts w:ascii="Calibri" w:hAnsi="Calibri"/>
+                <w:b/>
+                <w:color w:val="0F172A"/>
+                <w:sz w:val="18"/>
+              </w:rPr>
+              <w:t>9. Appendices (Overview &amp; Technical Verification)</w:t>
+            </w:r>
+          </w:p>
+        </w:tc>
+        <w:tc>
+          <w:tcPr>
+            <w:tcW w:type="dxa" w:w="4680"/>
+            <w:tcMar>
+              <w:top w:w="45" w:type="dxa"/>
+              <w:bottom w:w="45" w:type="dxa"/>
+              <w:left w:w="120" w:type="dxa"/>
+              <w:right w:w="120" w:type="dxa"/>
+            </w:tcMar>
+          </w:tcPr>
+          <w:p>
+            <w:pPr>
+              <w:jc w:val="right"/>
+            </w:pPr>
+            <w:r>
+              <w:rPr>
+                <w:rFonts w:ascii="Calibri" w:hAnsi="Calibri"/>
+                <w:color w:val="475569"/>
+                <w:sz w:val="18"/>
+              </w:rPr>
+              <w:t>10</w:t>
             </w:r>
           </w:p>
         </w:tc>
@@ -1197,10 +895,10 @@
             <w:tcW w:type="dxa" w:w="4680"/>
             <w:shd w:fill="F8FAFC"/>
             <w:tcMar>
-              <w:top w:w="60" w:type="dxa"/>
-              <w:bottom w:w="60" w:type="dxa"/>
-              <w:left w:w="140" w:type="dxa"/>
-              <w:right w:w="140" w:type="dxa"/>
+              <w:top w:w="45" w:type="dxa"/>
+              <w:bottom w:w="45" w:type="dxa"/>
+              <w:left w:w="120" w:type="dxa"/>
+              <w:right w:w="120" w:type="dxa"/>
             </w:tcMar>
           </w:tcPr>
           <w:p>
@@ -1211,9 +909,9 @@
               <w:rPr>
                 <w:rFonts w:ascii="Calibri" w:hAnsi="Calibri"/>
                 <w:color w:val="334155"/>
-                <w:sz w:val="20"/>
+                <w:sz w:val="18"/>
               </w:rPr>
-              <w:t xml:space="preserve">   5.1 Managing Multiple Optical &amp; AI Layers</w:t>
+              <w:t xml:space="preserve">   Appendix A: Project Architecture &amp; Deployment Evidence</w:t>
             </w:r>
           </w:p>
         </w:tc>
@@ -1222,10 +920,10 @@
             <w:tcW w:type="dxa" w:w="4680"/>
             <w:shd w:fill="F8FAFC"/>
             <w:tcMar>
-              <w:top w:w="60" w:type="dxa"/>
-              <w:bottom w:w="60" w:type="dxa"/>
-              <w:left w:w="140" w:type="dxa"/>
-              <w:right w:w="140" w:type="dxa"/>
+              <w:top w:w="45" w:type="dxa"/>
+              <w:bottom w:w="45" w:type="dxa"/>
+              <w:left w:w="120" w:type="dxa"/>
+              <w:right w:w="120" w:type="dxa"/>
             </w:tcMar>
           </w:tcPr>
           <w:p>
@@ -1236,7 +934,211 @@
               <w:rPr>
                 <w:rFonts w:ascii="Calibri" w:hAnsi="Calibri"/>
                 <w:color w:val="475569"/>
-                <w:sz w:val="20"/>
+                <w:sz w:val="18"/>
+              </w:rPr>
+              <w:t>10</w:t>
+            </w:r>
+          </w:p>
+        </w:tc>
+      </w:tr>
+      <w:tr>
+        <w:tc>
+          <w:tcPr>
+            <w:tcW w:type="dxa" w:w="4680"/>
+            <w:tcMar>
+              <w:top w:w="45" w:type="dxa"/>
+              <w:bottom w:w="45" w:type="dxa"/>
+              <w:left w:w="120" w:type="dxa"/>
+              <w:right w:w="120" w:type="dxa"/>
+            </w:tcMar>
+          </w:tcPr>
+          <w:p>
+            <w:pPr>
+              <w:jc w:val="left"/>
+            </w:pPr>
+            <w:r>
+              <w:rPr>
+                <w:rFonts w:ascii="Calibri" w:hAnsi="Calibri"/>
+                <w:color w:val="334155"/>
+                <w:sz w:val="18"/>
+              </w:rPr>
+              <w:t xml:space="preserve">   Appendix B: Workstation Intake Console (Live Screenshot)</w:t>
+            </w:r>
+          </w:p>
+        </w:tc>
+        <w:tc>
+          <w:tcPr>
+            <w:tcW w:type="dxa" w:w="4680"/>
+            <w:tcMar>
+              <w:top w:w="45" w:type="dxa"/>
+              <w:bottom w:w="45" w:type="dxa"/>
+              <w:left w:w="120" w:type="dxa"/>
+              <w:right w:w="120" w:type="dxa"/>
+            </w:tcMar>
+          </w:tcPr>
+          <w:p>
+            <w:pPr>
+              <w:jc w:val="right"/>
+            </w:pPr>
+            <w:r>
+              <w:rPr>
+                <w:rFonts w:ascii="Calibri" w:hAnsi="Calibri"/>
+                <w:color w:val="475569"/>
+                <w:sz w:val="18"/>
+              </w:rPr>
+              <w:t>11</w:t>
+            </w:r>
+          </w:p>
+        </w:tc>
+      </w:tr>
+      <w:tr>
+        <w:tc>
+          <w:tcPr>
+            <w:tcW w:type="dxa" w:w="4680"/>
+            <w:shd w:fill="F8FAFC"/>
+            <w:tcMar>
+              <w:top w:w="45" w:type="dxa"/>
+              <w:bottom w:w="45" w:type="dxa"/>
+              <w:left w:w="120" w:type="dxa"/>
+              <w:right w:w="120" w:type="dxa"/>
+            </w:tcMar>
+          </w:tcPr>
+          <w:p>
+            <w:pPr>
+              <w:jc w:val="left"/>
+            </w:pPr>
+            <w:r>
+              <w:rPr>
+                <w:rFonts w:ascii="Calibri" w:hAnsi="Calibri"/>
+                <w:color w:val="334155"/>
+                <w:sz w:val="18"/>
+              </w:rPr>
+              <w:t xml:space="preserve">   Appendix D: Live Diagnostic Dossier &amp; Morphology Matrix</w:t>
+            </w:r>
+          </w:p>
+        </w:tc>
+        <w:tc>
+          <w:tcPr>
+            <w:tcW w:type="dxa" w:w="4680"/>
+            <w:shd w:fill="F8FAFC"/>
+            <w:tcMar>
+              <w:top w:w="45" w:type="dxa"/>
+              <w:bottom w:w="45" w:type="dxa"/>
+              <w:left w:w="120" w:type="dxa"/>
+              <w:right w:w="120" w:type="dxa"/>
+            </w:tcMar>
+          </w:tcPr>
+          <w:p>
+            <w:pPr>
+              <w:jc w:val="right"/>
+            </w:pPr>
+            <w:r>
+              <w:rPr>
+                <w:rFonts w:ascii="Calibri" w:hAnsi="Calibri"/>
+                <w:color w:val="475569"/>
+                <w:sz w:val="18"/>
+              </w:rPr>
+              <w:t>12</w:t>
+            </w:r>
+          </w:p>
+        </w:tc>
+      </w:tr>
+      <w:tr>
+        <w:tc>
+          <w:tcPr>
+            <w:tcW w:type="dxa" w:w="4680"/>
+            <w:tcMar>
+              <w:top w:w="45" w:type="dxa"/>
+              <w:bottom w:w="45" w:type="dxa"/>
+              <w:left w:w="120" w:type="dxa"/>
+              <w:right w:w="120" w:type="dxa"/>
+            </w:tcMar>
+          </w:tcPr>
+          <w:p>
+            <w:pPr>
+              <w:jc w:val="left"/>
+            </w:pPr>
+            <w:r>
+              <w:rPr>
+                <w:rFonts w:ascii="Calibri" w:hAnsi="Calibri"/>
+                <w:color w:val="334155"/>
+                <w:sz w:val="18"/>
+              </w:rPr>
+              <w:t xml:space="preserve">   Appendix E: ICD-10-CM Harmonization Crosswalk Matrix</w:t>
+            </w:r>
+          </w:p>
+        </w:tc>
+        <w:tc>
+          <w:tcPr>
+            <w:tcW w:type="dxa" w:w="4680"/>
+            <w:tcMar>
+              <w:top w:w="45" w:type="dxa"/>
+              <w:bottom w:w="45" w:type="dxa"/>
+              <w:left w:w="120" w:type="dxa"/>
+              <w:right w:w="120" w:type="dxa"/>
+            </w:tcMar>
+          </w:tcPr>
+          <w:p>
+            <w:pPr>
+              <w:jc w:val="right"/>
+            </w:pPr>
+            <w:r>
+              <w:rPr>
+                <w:rFonts w:ascii="Calibri" w:hAnsi="Calibri"/>
+                <w:color w:val="475569"/>
+                <w:sz w:val="18"/>
+              </w:rPr>
+              <w:t>13</w:t>
+            </w:r>
+          </w:p>
+        </w:tc>
+      </w:tr>
+      <w:tr>
+        <w:tc>
+          <w:tcPr>
+            <w:tcW w:type="dxa" w:w="4680"/>
+            <w:shd w:fill="F8FAFC"/>
+            <w:tcMar>
+              <w:top w:w="45" w:type="dxa"/>
+              <w:bottom w:w="45" w:type="dxa"/>
+              <w:left w:w="120" w:type="dxa"/>
+              <w:right w:w="120" w:type="dxa"/>
+            </w:tcMar>
+          </w:tcPr>
+          <w:p>
+            <w:pPr>
+              <w:jc w:val="left"/>
+            </w:pPr>
+            <w:r>
+              <w:rPr>
+                <w:rFonts w:ascii="Calibri" w:hAnsi="Calibri"/>
+                <w:color w:val="334155"/>
+                <w:sz w:val="18"/>
+              </w:rPr>
+              <w:t xml:space="preserve">   Appendix F: Application Folder Structure &amp; Governance Disclaimer</w:t>
+            </w:r>
+          </w:p>
+        </w:tc>
+        <w:tc>
+          <w:tcPr>
+            <w:tcW w:type="dxa" w:w="4680"/>
+            <w:shd w:fill="F8FAFC"/>
+            <w:tcMar>
+              <w:top w:w="45" w:type="dxa"/>
+              <w:bottom w:w="45" w:type="dxa"/>
+              <w:left w:w="120" w:type="dxa"/>
+              <w:right w:w="120" w:type="dxa"/>
+            </w:tcMar>
+          </w:tcPr>
+          <w:p>
+            <w:pPr>
+              <w:jc w:val="right"/>
+            </w:pPr>
+            <w:r>
+              <w:rPr>
+                <w:rFonts w:ascii="Calibri" w:hAnsi="Calibri"/>
+                <w:color w:val="475569"/>
+                <w:sz w:val="18"/>
               </w:rPr>
               <w:t>14</w:t>
             </w:r>
@@ -1248,10 +1150,10 @@
           <w:tcPr>
             <w:tcW w:type="dxa" w:w="4680"/>
             <w:tcMar>
-              <w:top w:w="60" w:type="dxa"/>
-              <w:bottom w:w="60" w:type="dxa"/>
-              <w:left w:w="140" w:type="dxa"/>
-              <w:right w:w="140" w:type="dxa"/>
+              <w:top w:w="45" w:type="dxa"/>
+              <w:bottom w:w="45" w:type="dxa"/>
+              <w:left w:w="120" w:type="dxa"/>
+              <w:right w:w="120" w:type="dxa"/>
             </w:tcMar>
           </w:tcPr>
           <w:p>
@@ -1262,9 +1164,9 @@
               <w:rPr>
                 <w:rFonts w:ascii="Calibri" w:hAnsi="Calibri"/>
                 <w:color w:val="334155"/>
-                <w:sz w:val="20"/>
+                <w:sz w:val="18"/>
               </w:rPr>
-              <w:t xml:space="preserve">   5.2 Preserving Lesion Resolution without Network Latency</w:t>
+              <w:t xml:space="preserve">   Appendix K: Internship Certificate (Datavalley / APSCHE)</w:t>
             </w:r>
           </w:p>
         </w:tc>
@@ -1272,10 +1174,10 @@
           <w:tcPr>
             <w:tcW w:type="dxa" w:w="4680"/>
             <w:tcMar>
-              <w:top w:w="60" w:type="dxa"/>
-              <w:bottom w:w="60" w:type="dxa"/>
-              <w:left w:w="140" w:type="dxa"/>
-              <w:right w:w="140" w:type="dxa"/>
+              <w:top w:w="45" w:type="dxa"/>
+              <w:bottom w:w="45" w:type="dxa"/>
+              <w:left w:w="120" w:type="dxa"/>
+              <w:right w:w="120" w:type="dxa"/>
             </w:tcMar>
           </w:tcPr>
           <w:p>
@@ -1286,109 +1188,7 @@
               <w:rPr>
                 <w:rFonts w:ascii="Calibri" w:hAnsi="Calibri"/>
                 <w:color w:val="475569"/>
-                <w:sz w:val="20"/>
-              </w:rPr>
-              <w:t>14</w:t>
-            </w:r>
-          </w:p>
-        </w:tc>
-      </w:tr>
-      <w:tr>
-        <w:tc>
-          <w:tcPr>
-            <w:tcW w:type="dxa" w:w="4680"/>
-            <w:shd w:fill="F8FAFC"/>
-            <w:tcMar>
-              <w:top w:w="60" w:type="dxa"/>
-              <w:bottom w:w="60" w:type="dxa"/>
-              <w:left w:w="140" w:type="dxa"/>
-              <w:right w:w="140" w:type="dxa"/>
-            </w:tcMar>
-          </w:tcPr>
-          <w:p>
-            <w:pPr>
-              <w:jc w:val="left"/>
-            </w:pPr>
-            <w:r>
-              <w:rPr>
-                <w:rFonts w:ascii="Calibri" w:hAnsi="Calibri"/>
-                <w:color w:val="334155"/>
-                <w:sz w:val="20"/>
-              </w:rPr>
-              <w:t xml:space="preserve">   5.3 Enforcing Single-Color Clinical Blue Standard (#0F6FBF)</w:t>
-            </w:r>
-          </w:p>
-        </w:tc>
-        <w:tc>
-          <w:tcPr>
-            <w:tcW w:type="dxa" w:w="4680"/>
-            <w:shd w:fill="F8FAFC"/>
-            <w:tcMar>
-              <w:top w:w="60" w:type="dxa"/>
-              <w:bottom w:w="60" w:type="dxa"/>
-              <w:left w:w="140" w:type="dxa"/>
-              <w:right w:w="140" w:type="dxa"/>
-            </w:tcMar>
-          </w:tcPr>
-          <w:p>
-            <w:pPr>
-              <w:jc w:val="right"/>
-            </w:pPr>
-            <w:r>
-              <w:rPr>
-                <w:rFonts w:ascii="Calibri" w:hAnsi="Calibri"/>
-                <w:color w:val="475569"/>
-                <w:sz w:val="20"/>
-              </w:rPr>
-              <w:t>15</w:t>
-            </w:r>
-          </w:p>
-        </w:tc>
-      </w:tr>
-      <w:tr>
-        <w:tc>
-          <w:tcPr>
-            <w:tcW w:type="dxa" w:w="4680"/>
-            <w:tcMar>
-              <w:top w:w="60" w:type="dxa"/>
-              <w:bottom w:w="60" w:type="dxa"/>
-              <w:left w:w="140" w:type="dxa"/>
-              <w:right w:w="140" w:type="dxa"/>
-            </w:tcMar>
-          </w:tcPr>
-          <w:p>
-            <w:pPr>
-              <w:jc w:val="left"/>
-            </w:pPr>
-            <w:r>
-              <w:rPr>
-                <w:rFonts w:ascii="Calibri" w:hAnsi="Calibri"/>
-                <w:color w:val="334155"/>
-                <w:sz w:val="20"/>
-              </w:rPr>
-              <w:t xml:space="preserve">   5.4 Multimodal Vision AI JSON Contract Parsing</w:t>
-            </w:r>
-          </w:p>
-        </w:tc>
-        <w:tc>
-          <w:tcPr>
-            <w:tcW w:type="dxa" w:w="4680"/>
-            <w:tcMar>
-              <w:top w:w="60" w:type="dxa"/>
-              <w:bottom w:w="60" w:type="dxa"/>
-              <w:left w:w="140" w:type="dxa"/>
-              <w:right w:w="140" w:type="dxa"/>
-            </w:tcMar>
-          </w:tcPr>
-          <w:p>
-            <w:pPr>
-              <w:jc w:val="right"/>
-            </w:pPr>
-            <w:r>
-              <w:rPr>
-                <w:rFonts w:ascii="Calibri" w:hAnsi="Calibri"/>
-                <w:color w:val="475569"/>
-                <w:sz w:val="20"/>
+                <w:sz w:val="18"/>
               </w:rPr>
               <w:t>15</w:t>
             </w:r>
@@ -1401,10 +1201,10 @@
             <w:tcW w:type="dxa" w:w="4680"/>
             <w:shd w:fill="F8FAFC"/>
             <w:tcMar>
-              <w:top w:w="60" w:type="dxa"/>
-              <w:bottom w:w="60" w:type="dxa"/>
-              <w:left w:w="140" w:type="dxa"/>
-              <w:right w:w="140" w:type="dxa"/>
+              <w:top w:w="45" w:type="dxa"/>
+              <w:bottom w:w="45" w:type="dxa"/>
+              <w:left w:w="120" w:type="dxa"/>
+              <w:right w:w="120" w:type="dxa"/>
             </w:tcMar>
           </w:tcPr>
           <w:p>
@@ -1415,9 +1215,9 @@
               <w:rPr>
                 <w:rFonts w:ascii="Calibri" w:hAnsi="Calibri"/>
                 <w:color w:val="334155"/>
-                <w:sz w:val="20"/>
+                <w:sz w:val="18"/>
               </w:rPr>
-              <w:t xml:space="preserve">   5.5 Non-Skin Ingestion Gatekeeping &amp; Quality Checks</w:t>
+              <w:t xml:space="preserve">   Appendix L: Project Completion Certificate (Data Valley)</w:t>
             </w:r>
           </w:p>
         </w:tc>
@@ -1426,10 +1226,10 @@
             <w:tcW w:type="dxa" w:w="4680"/>
             <w:shd w:fill="F8FAFC"/>
             <w:tcMar>
-              <w:top w:w="60" w:type="dxa"/>
-              <w:bottom w:w="60" w:type="dxa"/>
-              <w:left w:w="140" w:type="dxa"/>
-              <w:right w:w="140" w:type="dxa"/>
+              <w:top w:w="45" w:type="dxa"/>
+              <w:bottom w:w="45" w:type="dxa"/>
+              <w:left w:w="120" w:type="dxa"/>
+              <w:right w:w="120" w:type="dxa"/>
             </w:tcMar>
           </w:tcPr>
           <w:p>
@@ -1440,109 +1240,7 @@
               <w:rPr>
                 <w:rFonts w:ascii="Calibri" w:hAnsi="Calibri"/>
                 <w:color w:val="475569"/>
-                <w:sz w:val="20"/>
-              </w:rPr>
-              <w:t>15</w:t>
-            </w:r>
-          </w:p>
-        </w:tc>
-      </w:tr>
-      <w:tr>
-        <w:tc>
-          <w:tcPr>
-            <w:tcW w:type="dxa" w:w="4680"/>
-            <w:tcMar>
-              <w:top w:w="60" w:type="dxa"/>
-              <w:bottom w:w="60" w:type="dxa"/>
-              <w:left w:w="140" w:type="dxa"/>
-              <w:right w:w="140" w:type="dxa"/>
-            </w:tcMar>
-          </w:tcPr>
-          <w:p>
-            <w:pPr>
-              <w:jc w:val="left"/>
-            </w:pPr>
-            <w:r>
-              <w:rPr>
-                <w:rFonts w:ascii="Calibri" w:hAnsi="Calibri"/>
-                <w:color w:val="334155"/>
-                <w:sz w:val="20"/>
-              </w:rPr>
-              <w:t xml:space="preserve">   5.6 Swapped Two-Column Ergonomic UI Design</w:t>
-            </w:r>
-          </w:p>
-        </w:tc>
-        <w:tc>
-          <w:tcPr>
-            <w:tcW w:type="dxa" w:w="4680"/>
-            <w:tcMar>
-              <w:top w:w="60" w:type="dxa"/>
-              <w:bottom w:w="60" w:type="dxa"/>
-              <w:left w:w="140" w:type="dxa"/>
-              <w:right w:w="140" w:type="dxa"/>
-            </w:tcMar>
-          </w:tcPr>
-          <w:p>
-            <w:pPr>
-              <w:jc w:val="right"/>
-            </w:pPr>
-            <w:r>
-              <w:rPr>
-                <w:rFonts w:ascii="Calibri" w:hAnsi="Calibri"/>
-                <w:color w:val="475569"/>
-                <w:sz w:val="20"/>
-              </w:rPr>
-              <w:t>16</w:t>
-            </w:r>
-          </w:p>
-        </w:tc>
-      </w:tr>
-      <w:tr>
-        <w:tc>
-          <w:tcPr>
-            <w:tcW w:type="dxa" w:w="4680"/>
-            <w:shd w:fill="F8FAFC"/>
-            <w:tcMar>
-              <w:top w:w="60" w:type="dxa"/>
-              <w:bottom w:w="60" w:type="dxa"/>
-              <w:left w:w="140" w:type="dxa"/>
-              <w:right w:w="140" w:type="dxa"/>
-            </w:tcMar>
-          </w:tcPr>
-          <w:p>
-            <w:pPr>
-              <w:jc w:val="left"/>
-            </w:pPr>
-            <w:r>
-              <w:rPr>
-                <w:rFonts w:ascii="Calibri" w:hAnsi="Calibri"/>
-                <w:color w:val="334155"/>
-                <w:sz w:val="20"/>
-              </w:rPr>
-              <w:t xml:space="preserve">   5.7 Cross-Browser State Persistence &amp; Session Logs</w:t>
-            </w:r>
-          </w:p>
-        </w:tc>
-        <w:tc>
-          <w:tcPr>
-            <w:tcW w:type="dxa" w:w="4680"/>
-            <w:shd w:fill="F8FAFC"/>
-            <w:tcMar>
-              <w:top w:w="60" w:type="dxa"/>
-              <w:bottom w:w="60" w:type="dxa"/>
-              <w:left w:w="140" w:type="dxa"/>
-              <w:right w:w="140" w:type="dxa"/>
-            </w:tcMar>
-          </w:tcPr>
-          <w:p>
-            <w:pPr>
-              <w:jc w:val="right"/>
-            </w:pPr>
-            <w:r>
-              <w:rPr>
-                <w:rFonts w:ascii="Calibri" w:hAnsi="Calibri"/>
-                <w:color w:val="475569"/>
-                <w:sz w:val="20"/>
+                <w:sz w:val="18"/>
               </w:rPr>
               <w:t>16</w:t>
             </w:r>
@@ -1554,10 +1252,10 @@
           <w:tcPr>
             <w:tcW w:type="dxa" w:w="4680"/>
             <w:tcMar>
-              <w:top w:w="60" w:type="dxa"/>
-              <w:bottom w:w="60" w:type="dxa"/>
-              <w:left w:w="140" w:type="dxa"/>
-              <w:right w:w="140" w:type="dxa"/>
+              <w:top w:w="45" w:type="dxa"/>
+              <w:bottom w:w="45" w:type="dxa"/>
+              <w:left w:w="120" w:type="dxa"/>
+              <w:right w:w="120" w:type="dxa"/>
             </w:tcMar>
           </w:tcPr>
           <w:p>
@@ -1568,9 +1266,9 @@
               <w:rPr>
                 <w:rFonts w:ascii="Calibri" w:hAnsi="Calibri"/>
                 <w:color w:val="334155"/>
-                <w:sz w:val="20"/>
+                <w:sz w:val="18"/>
               </w:rPr>
-              <w:t xml:space="preserve">   5.8 Deployment &amp; Runtime Optimization</w:t>
+              <w:t xml:space="preserve">   Appendix M: Live Project Links for Interview Demonstration</w:t>
             </w:r>
           </w:p>
         </w:tc>
@@ -1578,10 +1276,10 @@
           <w:tcPr>
             <w:tcW w:type="dxa" w:w="4680"/>
             <w:tcMar>
-              <w:top w:w="60" w:type="dxa"/>
-              <w:bottom w:w="60" w:type="dxa"/>
-              <w:left w:w="140" w:type="dxa"/>
-              <w:right w:w="140" w:type="dxa"/>
+              <w:top w:w="45" w:type="dxa"/>
+              <w:bottom w:w="45" w:type="dxa"/>
+              <w:left w:w="120" w:type="dxa"/>
+              <w:right w:w="120" w:type="dxa"/>
             </w:tcMar>
           </w:tcPr>
           <w:p>
@@ -1592,983 +1290,9 @@
               <w:rPr>
                 <w:rFonts w:ascii="Calibri" w:hAnsi="Calibri"/>
                 <w:color w:val="475569"/>
-                <w:sz w:val="20"/>
-              </w:rPr>
-              <w:t>16</w:t>
-            </w:r>
-          </w:p>
-        </w:tc>
-      </w:tr>
-      <w:tr>
-        <w:tc>
-          <w:tcPr>
-            <w:tcW w:type="dxa" w:w="4680"/>
-            <w:shd w:fill="F8FAFC"/>
-            <w:tcMar>
-              <w:top w:w="60" w:type="dxa"/>
-              <w:bottom w:w="60" w:type="dxa"/>
-              <w:left w:w="140" w:type="dxa"/>
-              <w:right w:w="140" w:type="dxa"/>
-            </w:tcMar>
-          </w:tcPr>
-          <w:p>
-            <w:pPr>
-              <w:jc w:val="left"/>
-            </w:pPr>
-            <w:r>
-              <w:rPr>
-                <w:rFonts w:ascii="Calibri" w:hAnsi="Calibri"/>
-                <w:b/>
-                <w:color w:val="0F172A"/>
-                <w:sz w:val="20"/>
-              </w:rPr>
-              <w:t>6. Key Learnings</w:t>
-            </w:r>
-          </w:p>
-        </w:tc>
-        <w:tc>
-          <w:tcPr>
-            <w:tcW w:type="dxa" w:w="4680"/>
-            <w:shd w:fill="F8FAFC"/>
-            <w:tcMar>
-              <w:top w:w="60" w:type="dxa"/>
-              <w:bottom w:w="60" w:type="dxa"/>
-              <w:left w:w="140" w:type="dxa"/>
-              <w:right w:w="140" w:type="dxa"/>
-            </w:tcMar>
-          </w:tcPr>
-          <w:p>
-            <w:pPr>
-              <w:jc w:val="right"/>
-            </w:pPr>
-            <w:r>
-              <w:rPr>
-                <w:rFonts w:ascii="Calibri" w:hAnsi="Calibri"/>
-                <w:color w:val="475569"/>
-                <w:sz w:val="20"/>
-              </w:rPr>
-              <w:t>17 – 19</w:t>
-            </w:r>
-          </w:p>
-        </w:tc>
-      </w:tr>
-      <w:tr>
-        <w:tc>
-          <w:tcPr>
-            <w:tcW w:type="dxa" w:w="4680"/>
-            <w:tcMar>
-              <w:top w:w="60" w:type="dxa"/>
-              <w:bottom w:w="60" w:type="dxa"/>
-              <w:left w:w="140" w:type="dxa"/>
-              <w:right w:w="140" w:type="dxa"/>
-            </w:tcMar>
-          </w:tcPr>
-          <w:p>
-            <w:pPr>
-              <w:jc w:val="left"/>
-            </w:pPr>
-            <w:r>
-              <w:rPr>
-                <w:rFonts w:ascii="Calibri" w:hAnsi="Calibri"/>
-                <w:color w:val="334155"/>
-                <w:sz w:val="20"/>
-              </w:rPr>
-              <w:t xml:space="preserve">   6.1 Technical Skills Acquired</w:t>
-            </w:r>
-          </w:p>
-        </w:tc>
-        <w:tc>
-          <w:tcPr>
-            <w:tcW w:type="dxa" w:w="4680"/>
-            <w:tcMar>
-              <w:top w:w="60" w:type="dxa"/>
-              <w:bottom w:w="60" w:type="dxa"/>
-              <w:left w:w="140" w:type="dxa"/>
-              <w:right w:w="140" w:type="dxa"/>
-            </w:tcMar>
-          </w:tcPr>
-          <w:p>
-            <w:pPr>
-              <w:jc w:val="right"/>
-            </w:pPr>
-            <w:r>
-              <w:rPr>
-                <w:rFonts w:ascii="Calibri" w:hAnsi="Calibri"/>
-                <w:color w:val="475569"/>
-                <w:sz w:val="20"/>
+                <w:sz w:val="18"/>
               </w:rPr>
               <w:t>17</w:t>
-            </w:r>
-          </w:p>
-        </w:tc>
-      </w:tr>
-      <w:tr>
-        <w:tc>
-          <w:tcPr>
-            <w:tcW w:type="dxa" w:w="4680"/>
-            <w:shd w:fill="F8FAFC"/>
-            <w:tcMar>
-              <w:top w:w="60" w:type="dxa"/>
-              <w:bottom w:w="60" w:type="dxa"/>
-              <w:left w:w="140" w:type="dxa"/>
-              <w:right w:w="140" w:type="dxa"/>
-            </w:tcMar>
-          </w:tcPr>
-          <w:p>
-            <w:pPr>
-              <w:jc w:val="left"/>
-            </w:pPr>
-            <w:r>
-              <w:rPr>
-                <w:rFonts w:ascii="Calibri" w:hAnsi="Calibri"/>
-                <w:color w:val="334155"/>
-                <w:sz w:val="20"/>
-              </w:rPr>
-              <w:t xml:space="preserve">   6.2 Data and Clinical System Thinking</w:t>
-            </w:r>
-          </w:p>
-        </w:tc>
-        <w:tc>
-          <w:tcPr>
-            <w:tcW w:type="dxa" w:w="4680"/>
-            <w:shd w:fill="F8FAFC"/>
-            <w:tcMar>
-              <w:top w:w="60" w:type="dxa"/>
-              <w:bottom w:w="60" w:type="dxa"/>
-              <w:left w:w="140" w:type="dxa"/>
-              <w:right w:w="140" w:type="dxa"/>
-            </w:tcMar>
-          </w:tcPr>
-          <w:p>
-            <w:pPr>
-              <w:jc w:val="right"/>
-            </w:pPr>
-            <w:r>
-              <w:rPr>
-                <w:rFonts w:ascii="Calibri" w:hAnsi="Calibri"/>
-                <w:color w:val="475569"/>
-                <w:sz w:val="20"/>
-              </w:rPr>
-              <w:t>17</w:t>
-            </w:r>
-          </w:p>
-        </w:tc>
-      </w:tr>
-      <w:tr>
-        <w:tc>
-          <w:tcPr>
-            <w:tcW w:type="dxa" w:w="4680"/>
-            <w:tcMar>
-              <w:top w:w="60" w:type="dxa"/>
-              <w:bottom w:w="60" w:type="dxa"/>
-              <w:left w:w="140" w:type="dxa"/>
-              <w:right w:w="140" w:type="dxa"/>
-            </w:tcMar>
-          </w:tcPr>
-          <w:p>
-            <w:pPr>
-              <w:jc w:val="left"/>
-            </w:pPr>
-            <w:r>
-              <w:rPr>
-                <w:rFonts w:ascii="Calibri" w:hAnsi="Calibri"/>
-                <w:color w:val="334155"/>
-                <w:sz w:val="20"/>
-              </w:rPr>
-              <w:t xml:space="preserve">   6.3 Software Engineering Skills</w:t>
-            </w:r>
-          </w:p>
-        </w:tc>
-        <w:tc>
-          <w:tcPr>
-            <w:tcW w:type="dxa" w:w="4680"/>
-            <w:tcMar>
-              <w:top w:w="60" w:type="dxa"/>
-              <w:bottom w:w="60" w:type="dxa"/>
-              <w:left w:w="140" w:type="dxa"/>
-              <w:right w:w="140" w:type="dxa"/>
-            </w:tcMar>
-          </w:tcPr>
-          <w:p>
-            <w:pPr>
-              <w:jc w:val="right"/>
-            </w:pPr>
-            <w:r>
-              <w:rPr>
-                <w:rFonts w:ascii="Calibri" w:hAnsi="Calibri"/>
-                <w:color w:val="475569"/>
-                <w:sz w:val="20"/>
-              </w:rPr>
-              <w:t>18</w:t>
-            </w:r>
-          </w:p>
-        </w:tc>
-      </w:tr>
-      <w:tr>
-        <w:tc>
-          <w:tcPr>
-            <w:tcW w:type="dxa" w:w="4680"/>
-            <w:shd w:fill="F8FAFC"/>
-            <w:tcMar>
-              <w:top w:w="60" w:type="dxa"/>
-              <w:bottom w:w="60" w:type="dxa"/>
-              <w:left w:w="140" w:type="dxa"/>
-              <w:right w:w="140" w:type="dxa"/>
-            </w:tcMar>
-          </w:tcPr>
-          <w:p>
-            <w:pPr>
-              <w:jc w:val="left"/>
-            </w:pPr>
-            <w:r>
-              <w:rPr>
-                <w:rFonts w:ascii="Calibri" w:hAnsi="Calibri"/>
-                <w:color w:val="334155"/>
-                <w:sz w:val="20"/>
-              </w:rPr>
-              <w:t xml:space="preserve">   6.4 Problem-Solving Skills</w:t>
-            </w:r>
-          </w:p>
-        </w:tc>
-        <w:tc>
-          <w:tcPr>
-            <w:tcW w:type="dxa" w:w="4680"/>
-            <w:shd w:fill="F8FAFC"/>
-            <w:tcMar>
-              <w:top w:w="60" w:type="dxa"/>
-              <w:bottom w:w="60" w:type="dxa"/>
-              <w:left w:w="140" w:type="dxa"/>
-              <w:right w:w="140" w:type="dxa"/>
-            </w:tcMar>
-          </w:tcPr>
-          <w:p>
-            <w:pPr>
-              <w:jc w:val="right"/>
-            </w:pPr>
-            <w:r>
-              <w:rPr>
-                <w:rFonts w:ascii="Calibri" w:hAnsi="Calibri"/>
-                <w:color w:val="475569"/>
-                <w:sz w:val="20"/>
-              </w:rPr>
-              <w:t>18</w:t>
-            </w:r>
-          </w:p>
-        </w:tc>
-      </w:tr>
-      <w:tr>
-        <w:tc>
-          <w:tcPr>
-            <w:tcW w:type="dxa" w:w="4680"/>
-            <w:tcMar>
-              <w:top w:w="60" w:type="dxa"/>
-              <w:bottom w:w="60" w:type="dxa"/>
-              <w:left w:w="140" w:type="dxa"/>
-              <w:right w:w="140" w:type="dxa"/>
-            </w:tcMar>
-          </w:tcPr>
-          <w:p>
-            <w:pPr>
-              <w:jc w:val="left"/>
-            </w:pPr>
-            <w:r>
-              <w:rPr>
-                <w:rFonts w:ascii="Calibri" w:hAnsi="Calibri"/>
-                <w:color w:val="334155"/>
-                <w:sz w:val="20"/>
-              </w:rPr>
-              <w:t xml:space="preserve">   6.5 Communication and Technical Interview Skills</w:t>
-            </w:r>
-          </w:p>
-        </w:tc>
-        <w:tc>
-          <w:tcPr>
-            <w:tcW w:type="dxa" w:w="4680"/>
-            <w:tcMar>
-              <w:top w:w="60" w:type="dxa"/>
-              <w:bottom w:w="60" w:type="dxa"/>
-              <w:left w:w="140" w:type="dxa"/>
-              <w:right w:w="140" w:type="dxa"/>
-            </w:tcMar>
-          </w:tcPr>
-          <w:p>
-            <w:pPr>
-              <w:jc w:val="right"/>
-            </w:pPr>
-            <w:r>
-              <w:rPr>
-                <w:rFonts w:ascii="Calibri" w:hAnsi="Calibri"/>
-                <w:color w:val="475569"/>
-                <w:sz w:val="20"/>
-              </w:rPr>
-              <w:t>18</w:t>
-            </w:r>
-          </w:p>
-        </w:tc>
-      </w:tr>
-      <w:tr>
-        <w:tc>
-          <w:tcPr>
-            <w:tcW w:type="dxa" w:w="4680"/>
-            <w:shd w:fill="F8FAFC"/>
-            <w:tcMar>
-              <w:top w:w="60" w:type="dxa"/>
-              <w:bottom w:w="60" w:type="dxa"/>
-              <w:left w:w="140" w:type="dxa"/>
-              <w:right w:w="140" w:type="dxa"/>
-            </w:tcMar>
-          </w:tcPr>
-          <w:p>
-            <w:pPr>
-              <w:jc w:val="left"/>
-            </w:pPr>
-            <w:r>
-              <w:rPr>
-                <w:rFonts w:ascii="Calibri" w:hAnsi="Calibri"/>
-                <w:color w:val="334155"/>
-                <w:sz w:val="20"/>
-              </w:rPr>
-              <w:t xml:space="preserve">   6.6 Questions I Can Answer from This Project</w:t>
-            </w:r>
-          </w:p>
-        </w:tc>
-        <w:tc>
-          <w:tcPr>
-            <w:tcW w:type="dxa" w:w="4680"/>
-            <w:shd w:fill="F8FAFC"/>
-            <w:tcMar>
-              <w:top w:w="60" w:type="dxa"/>
-              <w:bottom w:w="60" w:type="dxa"/>
-              <w:left w:w="140" w:type="dxa"/>
-              <w:right w:w="140" w:type="dxa"/>
-            </w:tcMar>
-          </w:tcPr>
-          <w:p>
-            <w:pPr>
-              <w:jc w:val="right"/>
-            </w:pPr>
-            <w:r>
-              <w:rPr>
-                <w:rFonts w:ascii="Calibri" w:hAnsi="Calibri"/>
-                <w:color w:val="475569"/>
-                <w:sz w:val="20"/>
-              </w:rPr>
-              <w:t>19</w:t>
-            </w:r>
-          </w:p>
-        </w:tc>
-      </w:tr>
-      <w:tr>
-        <w:tc>
-          <w:tcPr>
-            <w:tcW w:type="dxa" w:w="4680"/>
-            <w:tcMar>
-              <w:top w:w="60" w:type="dxa"/>
-              <w:bottom w:w="60" w:type="dxa"/>
-              <w:left w:w="140" w:type="dxa"/>
-              <w:right w:w="140" w:type="dxa"/>
-            </w:tcMar>
-          </w:tcPr>
-          <w:p>
-            <w:pPr>
-              <w:jc w:val="left"/>
-            </w:pPr>
-            <w:r>
-              <w:rPr>
-                <w:rFonts w:ascii="Calibri" w:hAnsi="Calibri"/>
-                <w:b/>
-                <w:color w:val="0F172A"/>
-                <w:sz w:val="20"/>
-              </w:rPr>
-              <w:t>7. Conclusion &amp; Future Scope</w:t>
-            </w:r>
-          </w:p>
-        </w:tc>
-        <w:tc>
-          <w:tcPr>
-            <w:tcW w:type="dxa" w:w="4680"/>
-            <w:tcMar>
-              <w:top w:w="60" w:type="dxa"/>
-              <w:bottom w:w="60" w:type="dxa"/>
-              <w:left w:w="140" w:type="dxa"/>
-              <w:right w:w="140" w:type="dxa"/>
-            </w:tcMar>
-          </w:tcPr>
-          <w:p>
-            <w:pPr>
-              <w:jc w:val="right"/>
-            </w:pPr>
-            <w:r>
-              <w:rPr>
-                <w:rFonts w:ascii="Calibri" w:hAnsi="Calibri"/>
-                <w:color w:val="475569"/>
-                <w:sz w:val="20"/>
-              </w:rPr>
-              <w:t>20</w:t>
-            </w:r>
-          </w:p>
-        </w:tc>
-      </w:tr>
-      <w:tr>
-        <w:tc>
-          <w:tcPr>
-            <w:tcW w:type="dxa" w:w="4680"/>
-            <w:shd w:fill="F8FAFC"/>
-            <w:tcMar>
-              <w:top w:w="60" w:type="dxa"/>
-              <w:bottom w:w="60" w:type="dxa"/>
-              <w:left w:w="140" w:type="dxa"/>
-              <w:right w:w="140" w:type="dxa"/>
-            </w:tcMar>
-          </w:tcPr>
-          <w:p>
-            <w:pPr>
-              <w:jc w:val="left"/>
-            </w:pPr>
-            <w:r>
-              <w:rPr>
-                <w:rFonts w:ascii="Calibri" w:hAnsi="Calibri"/>
-                <w:b/>
-                <w:color w:val="0F172A"/>
-                <w:sz w:val="20"/>
-              </w:rPr>
-              <w:t>8. References &amp; Documentation Notes</w:t>
-            </w:r>
-          </w:p>
-        </w:tc>
-        <w:tc>
-          <w:tcPr>
-            <w:tcW w:type="dxa" w:w="4680"/>
-            <w:shd w:fill="F8FAFC"/>
-            <w:tcMar>
-              <w:top w:w="60" w:type="dxa"/>
-              <w:bottom w:w="60" w:type="dxa"/>
-              <w:left w:w="140" w:type="dxa"/>
-              <w:right w:w="140" w:type="dxa"/>
-            </w:tcMar>
-          </w:tcPr>
-          <w:p>
-            <w:pPr>
-              <w:jc w:val="right"/>
-            </w:pPr>
-            <w:r>
-              <w:rPr>
-                <w:rFonts w:ascii="Calibri" w:hAnsi="Calibri"/>
-                <w:color w:val="475569"/>
-                <w:sz w:val="20"/>
-              </w:rPr>
-              <w:t>21 – 22</w:t>
-            </w:r>
-          </w:p>
-        </w:tc>
-      </w:tr>
-      <w:tr>
-        <w:tc>
-          <w:tcPr>
-            <w:tcW w:type="dxa" w:w="4680"/>
-            <w:tcMar>
-              <w:top w:w="60" w:type="dxa"/>
-              <w:bottom w:w="60" w:type="dxa"/>
-              <w:left w:w="140" w:type="dxa"/>
-              <w:right w:w="140" w:type="dxa"/>
-            </w:tcMar>
-          </w:tcPr>
-          <w:p>
-            <w:pPr>
-              <w:jc w:val="left"/>
-            </w:pPr>
-            <w:r>
-              <w:rPr>
-                <w:rFonts w:ascii="Calibri" w:hAnsi="Calibri"/>
-                <w:b/>
-                <w:color w:val="0F172A"/>
-                <w:sz w:val="20"/>
-              </w:rPr>
-              <w:t>9. Appendices</w:t>
-            </w:r>
-          </w:p>
-        </w:tc>
-        <w:tc>
-          <w:tcPr>
-            <w:tcW w:type="dxa" w:w="4680"/>
-            <w:tcMar>
-              <w:top w:w="60" w:type="dxa"/>
-              <w:bottom w:w="60" w:type="dxa"/>
-              <w:left w:w="140" w:type="dxa"/>
-              <w:right w:w="140" w:type="dxa"/>
-            </w:tcMar>
-          </w:tcPr>
-          <w:p>
-            <w:pPr>
-              <w:jc w:val="right"/>
-            </w:pPr>
-            <w:r>
-              <w:rPr>
-                <w:rFonts w:ascii="Calibri" w:hAnsi="Calibri"/>
-                <w:color w:val="475569"/>
-                <w:sz w:val="20"/>
-              </w:rPr>
-              <w:t>23 – 30</w:t>
-            </w:r>
-          </w:p>
-        </w:tc>
-      </w:tr>
-      <w:tr>
-        <w:tc>
-          <w:tcPr>
-            <w:tcW w:type="dxa" w:w="4680"/>
-            <w:shd w:fill="F8FAFC"/>
-            <w:tcMar>
-              <w:top w:w="60" w:type="dxa"/>
-              <w:bottom w:w="60" w:type="dxa"/>
-              <w:left w:w="140" w:type="dxa"/>
-              <w:right w:w="140" w:type="dxa"/>
-            </w:tcMar>
-          </w:tcPr>
-          <w:p>
-            <w:pPr>
-              <w:jc w:val="left"/>
-            </w:pPr>
-            <w:r>
-              <w:rPr>
-                <w:rFonts w:ascii="Calibri" w:hAnsi="Calibri"/>
-                <w:color w:val="334155"/>
-                <w:sz w:val="20"/>
-              </w:rPr>
-              <w:t xml:space="preserve">   Appendix A: Project Architecture &amp; Deployment Evidence</w:t>
-            </w:r>
-          </w:p>
-        </w:tc>
-        <w:tc>
-          <w:tcPr>
-            <w:tcW w:type="dxa" w:w="4680"/>
-            <w:shd w:fill="F8FAFC"/>
-            <w:tcMar>
-              <w:top w:w="60" w:type="dxa"/>
-              <w:bottom w:w="60" w:type="dxa"/>
-              <w:left w:w="140" w:type="dxa"/>
-              <w:right w:w="140" w:type="dxa"/>
-            </w:tcMar>
-          </w:tcPr>
-          <w:p>
-            <w:pPr>
-              <w:jc w:val="right"/>
-            </w:pPr>
-            <w:r>
-              <w:rPr>
-                <w:rFonts w:ascii="Calibri" w:hAnsi="Calibri"/>
-                <w:color w:val="475569"/>
-                <w:sz w:val="20"/>
-              </w:rPr>
-              <w:t>23</w:t>
-            </w:r>
-          </w:p>
-        </w:tc>
-      </w:tr>
-      <w:tr>
-        <w:tc>
-          <w:tcPr>
-            <w:tcW w:type="dxa" w:w="4680"/>
-            <w:tcMar>
-              <w:top w:w="60" w:type="dxa"/>
-              <w:bottom w:w="60" w:type="dxa"/>
-              <w:left w:w="140" w:type="dxa"/>
-              <w:right w:w="140" w:type="dxa"/>
-            </w:tcMar>
-          </w:tcPr>
-          <w:p>
-            <w:pPr>
-              <w:jc w:val="left"/>
-            </w:pPr>
-            <w:r>
-              <w:rPr>
-                <w:rFonts w:ascii="Calibri" w:hAnsi="Calibri"/>
-                <w:color w:val="334155"/>
-                <w:sz w:val="20"/>
-              </w:rPr>
-              <w:t xml:space="preserve">   Appendix B: Workstation Intake Console (Live Screenshot)</w:t>
-            </w:r>
-          </w:p>
-        </w:tc>
-        <w:tc>
-          <w:tcPr>
-            <w:tcW w:type="dxa" w:w="4680"/>
-            <w:tcMar>
-              <w:top w:w="60" w:type="dxa"/>
-              <w:bottom w:w="60" w:type="dxa"/>
-              <w:left w:w="140" w:type="dxa"/>
-              <w:right w:w="140" w:type="dxa"/>
-            </w:tcMar>
-          </w:tcPr>
-          <w:p>
-            <w:pPr>
-              <w:jc w:val="right"/>
-            </w:pPr>
-            <w:r>
-              <w:rPr>
-                <w:rFonts w:ascii="Calibri" w:hAnsi="Calibri"/>
-                <w:color w:val="475569"/>
-                <w:sz w:val="20"/>
-              </w:rPr>
-              <w:t>24</w:t>
-            </w:r>
-          </w:p>
-        </w:tc>
-      </w:tr>
-      <w:tr>
-        <w:tc>
-          <w:tcPr>
-            <w:tcW w:type="dxa" w:w="4680"/>
-            <w:shd w:fill="F8FAFC"/>
-            <w:tcMar>
-              <w:top w:w="60" w:type="dxa"/>
-              <w:bottom w:w="60" w:type="dxa"/>
-              <w:left w:w="140" w:type="dxa"/>
-              <w:right w:w="140" w:type="dxa"/>
-            </w:tcMar>
-          </w:tcPr>
-          <w:p>
-            <w:pPr>
-              <w:jc w:val="left"/>
-            </w:pPr>
-            <w:r>
-              <w:rPr>
-                <w:rFonts w:ascii="Calibri" w:hAnsi="Calibri"/>
-                <w:color w:val="334155"/>
-                <w:sz w:val="20"/>
-              </w:rPr>
-              <w:t xml:space="preserve">   Appendix C: Specimen Intake Console &amp; Optical Processing</w:t>
-            </w:r>
-          </w:p>
-        </w:tc>
-        <w:tc>
-          <w:tcPr>
-            <w:tcW w:type="dxa" w:w="4680"/>
-            <w:shd w:fill="F8FAFC"/>
-            <w:tcMar>
-              <w:top w:w="60" w:type="dxa"/>
-              <w:bottom w:w="60" w:type="dxa"/>
-              <w:left w:w="140" w:type="dxa"/>
-              <w:right w:w="140" w:type="dxa"/>
-            </w:tcMar>
-          </w:tcPr>
-          <w:p>
-            <w:pPr>
-              <w:jc w:val="right"/>
-            </w:pPr>
-            <w:r>
-              <w:rPr>
-                <w:rFonts w:ascii="Calibri" w:hAnsi="Calibri"/>
-                <w:color w:val="475569"/>
-                <w:sz w:val="20"/>
-              </w:rPr>
-              <w:t>25</w:t>
-            </w:r>
-          </w:p>
-        </w:tc>
-      </w:tr>
-      <w:tr>
-        <w:tc>
-          <w:tcPr>
-            <w:tcW w:type="dxa" w:w="4680"/>
-            <w:tcMar>
-              <w:top w:w="60" w:type="dxa"/>
-              <w:bottom w:w="60" w:type="dxa"/>
-              <w:left w:w="140" w:type="dxa"/>
-              <w:right w:w="140" w:type="dxa"/>
-            </w:tcMar>
-          </w:tcPr>
-          <w:p>
-            <w:pPr>
-              <w:jc w:val="left"/>
-            </w:pPr>
-            <w:r>
-              <w:rPr>
-                <w:rFonts w:ascii="Calibri" w:hAnsi="Calibri"/>
-                <w:color w:val="334155"/>
-                <w:sz w:val="20"/>
-              </w:rPr>
-              <w:t xml:space="preserve">   Appendix D: Live Diagnostic Dossier (Live Screenshot)</w:t>
-            </w:r>
-          </w:p>
-        </w:tc>
-        <w:tc>
-          <w:tcPr>
-            <w:tcW w:type="dxa" w:w="4680"/>
-            <w:tcMar>
-              <w:top w:w="60" w:type="dxa"/>
-              <w:bottom w:w="60" w:type="dxa"/>
-              <w:left w:w="140" w:type="dxa"/>
-              <w:right w:w="140" w:type="dxa"/>
-            </w:tcMar>
-          </w:tcPr>
-          <w:p>
-            <w:pPr>
-              <w:jc w:val="right"/>
-            </w:pPr>
-            <w:r>
-              <w:rPr>
-                <w:rFonts w:ascii="Calibri" w:hAnsi="Calibri"/>
-                <w:color w:val="475569"/>
-                <w:sz w:val="20"/>
-              </w:rPr>
-              <w:t>26</w:t>
-            </w:r>
-          </w:p>
-        </w:tc>
-      </w:tr>
-      <w:tr>
-        <w:tc>
-          <w:tcPr>
-            <w:tcW w:type="dxa" w:w="4680"/>
-            <w:shd w:fill="F8FAFC"/>
-            <w:tcMar>
-              <w:top w:w="60" w:type="dxa"/>
-              <w:bottom w:w="60" w:type="dxa"/>
-              <w:left w:w="140" w:type="dxa"/>
-              <w:right w:w="140" w:type="dxa"/>
-            </w:tcMar>
-          </w:tcPr>
-          <w:p>
-            <w:pPr>
-              <w:jc w:val="left"/>
-            </w:pPr>
-            <w:r>
-              <w:rPr>
-                <w:rFonts w:ascii="Calibri" w:hAnsi="Calibri"/>
-                <w:color w:val="334155"/>
-                <w:sz w:val="20"/>
-              </w:rPr>
-              <w:t xml:space="preserve">   Appendix E: ICD-10-CM Harmonization Crosswalk Matrix</w:t>
-            </w:r>
-          </w:p>
-        </w:tc>
-        <w:tc>
-          <w:tcPr>
-            <w:tcW w:type="dxa" w:w="4680"/>
-            <w:shd w:fill="F8FAFC"/>
-            <w:tcMar>
-              <w:top w:w="60" w:type="dxa"/>
-              <w:bottom w:w="60" w:type="dxa"/>
-              <w:left w:w="140" w:type="dxa"/>
-              <w:right w:w="140" w:type="dxa"/>
-            </w:tcMar>
-          </w:tcPr>
-          <w:p>
-            <w:pPr>
-              <w:jc w:val="right"/>
-            </w:pPr>
-            <w:r>
-              <w:rPr>
-                <w:rFonts w:ascii="Calibri" w:hAnsi="Calibri"/>
-                <w:color w:val="475569"/>
-                <w:sz w:val="20"/>
-              </w:rPr>
-              <w:t>27</w:t>
-            </w:r>
-          </w:p>
-        </w:tc>
-      </w:tr>
-      <w:tr>
-        <w:tc>
-          <w:tcPr>
-            <w:tcW w:type="dxa" w:w="4680"/>
-            <w:tcMar>
-              <w:top w:w="60" w:type="dxa"/>
-              <w:bottom w:w="60" w:type="dxa"/>
-              <w:left w:w="140" w:type="dxa"/>
-              <w:right w:w="140" w:type="dxa"/>
-            </w:tcMar>
-          </w:tcPr>
-          <w:p>
-            <w:pPr>
-              <w:jc w:val="left"/>
-            </w:pPr>
-            <w:r>
-              <w:rPr>
-                <w:rFonts w:ascii="Calibri" w:hAnsi="Calibri"/>
-                <w:color w:val="334155"/>
-                <w:sz w:val="20"/>
-              </w:rPr>
-              <w:t xml:space="preserve">   Appendix F: Application Folder Structure &amp; Verification</w:t>
-            </w:r>
-          </w:p>
-        </w:tc>
-        <w:tc>
-          <w:tcPr>
-            <w:tcW w:type="dxa" w:w="4680"/>
-            <w:tcMar>
-              <w:top w:w="60" w:type="dxa"/>
-              <w:bottom w:w="60" w:type="dxa"/>
-              <w:left w:w="140" w:type="dxa"/>
-              <w:right w:w="140" w:type="dxa"/>
-            </w:tcMar>
-          </w:tcPr>
-          <w:p>
-            <w:pPr>
-              <w:jc w:val="right"/>
-            </w:pPr>
-            <w:r>
-              <w:rPr>
-                <w:rFonts w:ascii="Calibri" w:hAnsi="Calibri"/>
-                <w:color w:val="475569"/>
-                <w:sz w:val="20"/>
-              </w:rPr>
-              <w:t>28</w:t>
-            </w:r>
-          </w:p>
-        </w:tc>
-      </w:tr>
-      <w:tr>
-        <w:tc>
-          <w:tcPr>
-            <w:tcW w:type="dxa" w:w="4680"/>
-            <w:shd w:fill="F8FAFC"/>
-            <w:tcMar>
-              <w:top w:w="60" w:type="dxa"/>
-              <w:bottom w:w="60" w:type="dxa"/>
-              <w:left w:w="140" w:type="dxa"/>
-              <w:right w:w="140" w:type="dxa"/>
-            </w:tcMar>
-          </w:tcPr>
-          <w:p>
-            <w:pPr>
-              <w:jc w:val="left"/>
-            </w:pPr>
-            <w:r>
-              <w:rPr>
-                <w:rFonts w:ascii="Calibri" w:hAnsi="Calibri"/>
-                <w:color w:val="334155"/>
-                <w:sz w:val="20"/>
-              </w:rPr>
-              <w:t xml:space="preserve">   Appendix K: Internship Certificate (Datavalley / APSCHE)</w:t>
-            </w:r>
-          </w:p>
-        </w:tc>
-        <w:tc>
-          <w:tcPr>
-            <w:tcW w:type="dxa" w:w="4680"/>
-            <w:shd w:fill="F8FAFC"/>
-            <w:tcMar>
-              <w:top w:w="60" w:type="dxa"/>
-              <w:bottom w:w="60" w:type="dxa"/>
-              <w:left w:w="140" w:type="dxa"/>
-              <w:right w:w="140" w:type="dxa"/>
-            </w:tcMar>
-          </w:tcPr>
-          <w:p>
-            <w:pPr>
-              <w:jc w:val="right"/>
-            </w:pPr>
-            <w:r>
-              <w:rPr>
-                <w:rFonts w:ascii="Calibri" w:hAnsi="Calibri"/>
-                <w:color w:val="475569"/>
-                <w:sz w:val="20"/>
-              </w:rPr>
-              <w:t>29</w:t>
-            </w:r>
-          </w:p>
-        </w:tc>
-      </w:tr>
-      <w:tr>
-        <w:tc>
-          <w:tcPr>
-            <w:tcW w:type="dxa" w:w="4680"/>
-            <w:tcMar>
-              <w:top w:w="60" w:type="dxa"/>
-              <w:bottom w:w="60" w:type="dxa"/>
-              <w:left w:w="140" w:type="dxa"/>
-              <w:right w:w="140" w:type="dxa"/>
-            </w:tcMar>
-          </w:tcPr>
-          <w:p>
-            <w:pPr>
-              <w:jc w:val="left"/>
-            </w:pPr>
-            <w:r>
-              <w:rPr>
-                <w:rFonts w:ascii="Calibri" w:hAnsi="Calibri"/>
-                <w:color w:val="334155"/>
-                <w:sz w:val="20"/>
-              </w:rPr>
-              <w:t xml:space="preserve">   Appendix L: Project Completion Certificate (Data Valley)</w:t>
-            </w:r>
-          </w:p>
-        </w:tc>
-        <w:tc>
-          <w:tcPr>
-            <w:tcW w:type="dxa" w:w="4680"/>
-            <w:tcMar>
-              <w:top w:w="60" w:type="dxa"/>
-              <w:bottom w:w="60" w:type="dxa"/>
-              <w:left w:w="140" w:type="dxa"/>
-              <w:right w:w="140" w:type="dxa"/>
-            </w:tcMar>
-          </w:tcPr>
-          <w:p>
-            <w:pPr>
-              <w:jc w:val="right"/>
-            </w:pPr>
-            <w:r>
-              <w:rPr>
-                <w:rFonts w:ascii="Calibri" w:hAnsi="Calibri"/>
-                <w:color w:val="475569"/>
-                <w:sz w:val="20"/>
-              </w:rPr>
-              <w:t>30</w:t>
-            </w:r>
-          </w:p>
-        </w:tc>
-      </w:tr>
-      <w:tr>
-        <w:tc>
-          <w:tcPr>
-            <w:tcW w:type="dxa" w:w="4680"/>
-            <w:shd w:fill="F8FAFC"/>
-            <w:tcMar>
-              <w:top w:w="60" w:type="dxa"/>
-              <w:bottom w:w="60" w:type="dxa"/>
-              <w:left w:w="140" w:type="dxa"/>
-              <w:right w:w="140" w:type="dxa"/>
-            </w:tcMar>
-          </w:tcPr>
-          <w:p>
-            <w:pPr>
-              <w:jc w:val="left"/>
-            </w:pPr>
-            <w:r>
-              <w:rPr>
-                <w:rFonts w:ascii="Calibri" w:hAnsi="Calibri"/>
-                <w:color w:val="334155"/>
-                <w:sz w:val="20"/>
-              </w:rPr>
-              <w:t xml:space="preserve">   Appendix M: Live Project Links for Interview Demonstration</w:t>
-            </w:r>
-          </w:p>
-        </w:tc>
-        <w:tc>
-          <w:tcPr>
-            <w:tcW w:type="dxa" w:w="4680"/>
-            <w:shd w:fill="F8FAFC"/>
-            <w:tcMar>
-              <w:top w:w="60" w:type="dxa"/>
-              <w:bottom w:w="60" w:type="dxa"/>
-              <w:left w:w="140" w:type="dxa"/>
-              <w:right w:w="140" w:type="dxa"/>
-            </w:tcMar>
-          </w:tcPr>
-          <w:p>
-            <w:pPr>
-              <w:jc w:val="right"/>
-            </w:pPr>
-            <w:r>
-              <w:rPr>
-                <w:rFonts w:ascii="Calibri" w:hAnsi="Calibri"/>
-                <w:color w:val="475569"/>
-                <w:sz w:val="20"/>
-              </w:rPr>
-              <w:t>31</w:t>
             </w:r>
           </w:p>
         </w:tc>
@@ -2582,7 +1306,7 @@
     <w:p>
       <w:pPr>
         <w:keepNext/>
-        <w:spacing w:before="320" w:after="120"/>
+        <w:spacing w:before="280" w:after="80"/>
         <w:jc w:val="left"/>
       </w:pPr>
       <w:r>
@@ -2590,7 +1314,7 @@
           <w:rFonts w:ascii="Georgia" w:hAnsi="Georgia"/>
           <w:b/>
           <w:color w:val="0F6FBF"/>
-          <w:sz w:val="30"/>
+          <w:sz w:val="28"/>
         </w:rPr>
         <w:t>1. Introduction</w:t>
       </w:r>
@@ -2598,7 +1322,7 @@
     <w:p>
       <w:pPr>
         <w:keepNext/>
-        <w:spacing w:before="240" w:after="60"/>
+        <w:spacing w:before="200" w:after="40"/>
         <w:jc w:val="left"/>
       </w:pPr>
       <w:r>
@@ -2606,35 +1330,35 @@
           <w:rFonts w:ascii="Calibri" w:hAnsi="Calibri"/>
           <w:b/>
           <w:color w:val="0F172A"/>
-          <w:sz w:val="25"/>
+          <w:sz w:val="24"/>
         </w:rPr>
         <w:t>Project Overview</w:t>
       </w:r>
     </w:p>
     <w:p>
       <w:pPr>
-        <w:spacing w:line="276" w:lineRule="auto" w:after="120"/>
+        <w:spacing w:line="276" w:lineRule="auto" w:after="80"/>
         <w:jc w:val="both"/>
       </w:pPr>
       <w:r>
         <w:rPr>
           <w:rFonts w:ascii="Calibri" w:hAnsi="Calibri"/>
           <w:color w:val="334155"/>
-          <w:sz w:val="22"/>
+          <w:sz w:val="21"/>
         </w:rPr>
         <w:t>DermoScan is a full-stack, AI-driven cutaneous lesion and acute rash classification workstation designed to bridge the diagnostic information gap between patients, non-specialist primary care physicians, and dermatologists. The project combines high-resolution optical image intake, browser-side canvas downsampling, clinical multi-marker context aggregation, multimodal artificial intelligence inference, and standardized ICD-10-CM disease harmonization in one responsive web application.</w:t>
       </w:r>
     </w:p>
     <w:p>
       <w:pPr>
-        <w:spacing w:line="276" w:lineRule="auto" w:after="120"/>
+        <w:spacing w:line="276" w:lineRule="auto" w:after="80"/>
         <w:jc w:val="both"/>
       </w:pPr>
       <w:r>
         <w:rPr>
           <w:rFonts w:ascii="Calibri" w:hAnsi="Calibri"/>
           <w:color w:val="334155"/>
-          <w:sz w:val="22"/>
+          <w:sz w:val="21"/>
         </w:rPr>
         <w:t>The platform is intended to help clinical personnel and self-screening users evaluate localized cutaneous patterns, determine lesion morphology (macule, papule, plaque, vesicle), obtain calibrated confidence metrics, inspect potential common etiologies and triggers, and review structured differential diagnoses alongside evidence-based self-care guidance.</w:t>
       </w:r>
@@ -2642,7 +1366,7 @@
     <w:p>
       <w:pPr>
         <w:keepNext/>
-        <w:spacing w:before="240" w:after="60"/>
+        <w:spacing w:before="200" w:after="40"/>
         <w:jc w:val="left"/>
       </w:pPr>
       <w:r>
@@ -2650,29 +1374,29 @@
           <w:rFonts w:ascii="Calibri" w:hAnsi="Calibri"/>
           <w:b/>
           <w:color w:val="0F172A"/>
-          <w:sz w:val="25"/>
+          <w:sz w:val="24"/>
         </w:rPr>
         <w:t>Problem Statement</w:t>
       </w:r>
     </w:p>
     <w:p>
       <w:pPr>
-        <w:spacing w:line="276" w:lineRule="auto" w:after="120"/>
+        <w:spacing w:line="276" w:lineRule="auto" w:after="80"/>
         <w:jc w:val="both"/>
       </w:pPr>
       <w:r>
         <w:rPr>
           <w:rFonts w:ascii="Calibri" w:hAnsi="Calibri"/>
           <w:color w:val="334155"/>
-          <w:sz w:val="22"/>
+          <w:sz w:val="21"/>
         </w:rPr>
         <w:t>Dermatological triage is currently hindered by three severe structural challenges:</w:t>
       </w:r>
     </w:p>
     <w:p>
       <w:pPr>
-        <w:spacing w:before="40" w:after="80" w:line="276" w:lineRule="auto"/>
-        <w:ind w:left="360"/>
+        <w:spacing w:before="40" w:after="60" w:line="276" w:lineRule="auto"/>
+        <w:ind w:left="288"/>
         <w:jc w:val="both"/>
       </w:pPr>
       <w:r>
@@ -2680,7 +1404,7 @@
           <w:rFonts w:ascii="Calibri" w:hAnsi="Calibri"/>
           <w:b/>
           <w:color w:val="0F172A"/>
-          <w:sz w:val="21"/>
+          <w:sz w:val="20"/>
         </w:rPr>
         <w:t xml:space="preserve">1. The Specialist Access Gap: </w:t>
       </w:r>
@@ -2688,15 +1412,15 @@
         <w:rPr>
           <w:rFonts w:ascii="Calibri" w:hAnsi="Calibri"/>
           <w:color w:val="334155"/>
-          <w:sz w:val="21"/>
+          <w:sz w:val="20"/>
         </w:rPr>
         <w:t>Outside major urban tertiary hospitals, outpatient wait times for dermatologist appointments frequently range from 35 to 84 days. Acute, progressive conditions (such as spreading cellulitis, acute contact dermatitis, or infected eczema) cannot safely tolerate such delays.</w:t>
       </w:r>
     </w:p>
     <w:p>
       <w:pPr>
-        <w:spacing w:before="40" w:after="80" w:line="276" w:lineRule="auto"/>
-        <w:ind w:left="360"/>
+        <w:spacing w:before="40" w:after="60" w:line="276" w:lineRule="auto"/>
+        <w:ind w:left="288"/>
         <w:jc w:val="both"/>
       </w:pPr>
       <w:r>
@@ -2704,7 +1428,7 @@
           <w:rFonts w:ascii="Calibri" w:hAnsi="Calibri"/>
           <w:b/>
           <w:color w:val="0F172A"/>
-          <w:sz w:val="21"/>
+          <w:sz w:val="20"/>
         </w:rPr>
         <w:t xml:space="preserve">2. The Reaction Gap in Primary Care: </w:t>
       </w:r>
@@ -2712,15 +1436,15 @@
         <w:rPr>
           <w:rFonts w:ascii="Calibri" w:hAnsi="Calibri"/>
           <w:color w:val="334155"/>
-          <w:sz w:val="21"/>
+          <w:sz w:val="20"/>
         </w:rPr>
         <w:t>Over 60% of dermatological complaints are first evaluated by general practitioners or triage nurses. Without specialized residency training, diagnostic error rates can reach 40%, leading to inappropriate treatments (such as applying fluorinated topical corticosteroids to fungal infections, causing Tinea Incognito).</w:t>
       </w:r>
     </w:p>
     <w:p>
       <w:pPr>
-        <w:spacing w:before="40" w:after="80" w:line="276" w:lineRule="auto"/>
-        <w:ind w:left="360"/>
+        <w:spacing w:before="40" w:after="60" w:line="276" w:lineRule="auto"/>
+        <w:ind w:left="288"/>
         <w:jc w:val="both"/>
       </w:pPr>
       <w:r>
@@ -2728,7 +1452,7 @@
           <w:rFonts w:ascii="Calibri" w:hAnsi="Calibri"/>
           <w:b/>
           <w:color w:val="0F172A"/>
-          <w:sz w:val="21"/>
+          <w:sz w:val="20"/>
         </w:rPr>
         <w:t xml:space="preserve">3. Uncalibrated Online Symptom Search: </w:t>
       </w:r>
@@ -2736,7 +1460,7 @@
         <w:rPr>
           <w:rFonts w:ascii="Calibri" w:hAnsi="Calibri"/>
           <w:color w:val="334155"/>
-          <w:sz w:val="21"/>
+          <w:sz w:val="20"/>
         </w:rPr>
         <w:t>Patients frequently rely on generic internet searches or unvetted symptom apps that either induce panic over benign conditions or fail to recognize signs of serious infection, lacking any standardized clinical coding (ICD-10-CM) or structured optical sanitation.</w:t>
       </w:r>
@@ -2744,7 +1468,7 @@
     <w:p>
       <w:pPr>
         <w:keepNext/>
-        <w:spacing w:before="240" w:after="60"/>
+        <w:spacing w:before="200" w:after="40"/>
         <w:jc w:val="left"/>
       </w:pPr>
       <w:r>
@@ -2752,29 +1476,29 @@
           <w:rFonts w:ascii="Calibri" w:hAnsi="Calibri"/>
           <w:b/>
           <w:color w:val="0F172A"/>
-          <w:sz w:val="25"/>
+          <w:sz w:val="24"/>
         </w:rPr>
         <w:t>Proposed Solution</w:t>
       </w:r>
     </w:p>
     <w:p>
       <w:pPr>
-        <w:spacing w:line="276" w:lineRule="auto" w:after="120"/>
+        <w:spacing w:line="276" w:lineRule="auto" w:after="80"/>
         <w:jc w:val="both"/>
       </w:pPr>
       <w:r>
         <w:rPr>
           <w:rFonts w:ascii="Calibri" w:hAnsi="Calibri"/>
           <w:color w:val="334155"/>
-          <w:sz w:val="22"/>
+          <w:sz w:val="21"/>
         </w:rPr>
         <w:t>DermoScan delivers a centralized, web-based clinical triage workstation with two synchronized panels:</w:t>
       </w:r>
     </w:p>
     <w:p>
       <w:pPr>
-        <w:spacing w:before="20" w:after="60" w:line="276" w:lineRule="auto"/>
-        <w:ind w:left="360"/>
+        <w:spacing w:before="20" w:after="50" w:line="276" w:lineRule="auto"/>
+        <w:ind w:left="288"/>
         <w:jc w:val="left"/>
       </w:pPr>
       <w:r>
@@ -2782,7 +1506,7 @@
           <w:rFonts w:ascii="Calibri" w:hAnsi="Calibri"/>
           <w:b/>
           <w:color w:val="0F172A"/>
-          <w:sz w:val="21"/>
+          <w:sz w:val="20"/>
         </w:rPr>
         <w:t>•  Cutaneous Specimen Intake Console (Right Column, Width 5/12):</w:t>
       </w:r>
@@ -2790,15 +1514,15 @@
         <w:rPr>
           <w:rFonts w:ascii="Calibri" w:hAnsi="Calibri"/>
           <w:color w:val="334155"/>
-          <w:sz w:val="21"/>
+          <w:sz w:val="20"/>
         </w:rPr>
         <w:t xml:space="preserve"> Allows users to upload macro skin photography (JPG/PNG/WEBP), select affected anatomical zones, choose symptom duration (&lt;1W to 3M+), tag patient sensations (Itchy, Burning, Painful, Tender), and provide clinical context commentary.</w:t>
       </w:r>
     </w:p>
     <w:p>
       <w:pPr>
-        <w:spacing w:before="20" w:after="60" w:line="276" w:lineRule="auto"/>
-        <w:ind w:left="360"/>
+        <w:spacing w:before="20" w:after="50" w:line="276" w:lineRule="auto"/>
+        <w:ind w:left="288"/>
         <w:jc w:val="left"/>
       </w:pPr>
       <w:r>
@@ -2806,7 +1530,7 @@
           <w:rFonts w:ascii="Calibri" w:hAnsi="Calibri"/>
           <w:b/>
           <w:color w:val="0F172A"/>
-          <w:sz w:val="21"/>
+          <w:sz w:val="20"/>
         </w:rPr>
         <w:t>•  Unified Diagnostic Dossier (Left Column, Width 7/12):</w:t>
       </w:r>
@@ -2814,7 +1538,7 @@
         <w:rPr>
           <w:rFonts w:ascii="Calibri" w:hAnsi="Calibri"/>
           <w:color w:val="334155"/>
-          <w:sz w:val="21"/>
+          <w:sz w:val="20"/>
         </w:rPr>
         <w:t xml:space="preserve"> Immediately displays the primary pattern classification, exact percentage confidence score in a single-color clinical blue progress meter (#0F6FBF), ICD-10 code badge, clinical observation text, 4-quadrant morphology grid (lesion, color, border, distribution), ranked differential diagnoses, and self-care protocols.</w:t>
       </w:r>
@@ -2822,7 +1546,7 @@
     <w:p>
       <w:pPr>
         <w:keepNext/>
-        <w:spacing w:before="240" w:after="60"/>
+        <w:spacing w:before="200" w:after="40"/>
         <w:jc w:val="left"/>
       </w:pPr>
       <w:r>
@@ -2830,29 +1554,15 @@
           <w:rFonts w:ascii="Calibri" w:hAnsi="Calibri"/>
           <w:b/>
           <w:color w:val="0F172A"/>
-          <w:sz w:val="25"/>
+          <w:sz w:val="24"/>
         </w:rPr>
-        <w:t>Project Scope</w:t>
+        <w:t>1.1 Functional Scope of DermoScan</w:t>
       </w:r>
     </w:p>
     <w:p>
       <w:pPr>
-        <w:spacing w:line="276" w:lineRule="auto" w:after="120"/>
-        <w:jc w:val="both"/>
-      </w:pPr>
-      <w:r>
-        <w:rPr>
-          <w:rFonts w:ascii="Calibri" w:hAnsi="Calibri"/>
-          <w:color w:val="334155"/>
-          <w:sz w:val="22"/>
-        </w:rPr>
-        <w:t>The project scope covers frontend engineering, client-side optical preprocessing via HTML5 Canvas, asynchronous multimodal AI orchestration, strict JSON schema validation, deterministic clinical heuristic fallback algorithms, session state management, and clinical governance disclaimers. The codebase is organized into modular components, utilities, and page views.</w:t>
-      </w:r>
-    </w:p>
-    <w:p>
-      <w:pPr>
-        <w:keepNext/>
-        <w:spacing w:before="240" w:after="60"/>
+        <w:spacing w:before="20" w:after="50" w:line="276" w:lineRule="auto"/>
+        <w:ind w:left="288"/>
         <w:jc w:val="left"/>
       </w:pPr>
       <w:r>
@@ -2860,23 +1570,7 @@
           <w:rFonts w:ascii="Calibri" w:hAnsi="Calibri"/>
           <w:b/>
           <w:color w:val="0F172A"/>
-          <w:sz w:val="25"/>
-        </w:rPr>
-        <w:t>1.1 Functional Scope of DermoScan</w:t>
-      </w:r>
-    </w:p>
-    <w:p>
-      <w:pPr>
-        <w:spacing w:before="20" w:after="60" w:line="276" w:lineRule="auto"/>
-        <w:ind w:left="360"/>
-        <w:jc w:val="left"/>
-      </w:pPr>
-      <w:r>
-        <w:rPr>
-          <w:rFonts w:ascii="Calibri" w:hAnsi="Calibri"/>
-          <w:b/>
-          <w:color w:val="0F172A"/>
-          <w:sz w:val="21"/>
+          <w:sz w:val="20"/>
         </w:rPr>
         <w:t>•  Optical Intake &amp; Canvas Preprocessor:</w:t>
       </w:r>
@@ -2884,15 +1578,15 @@
         <w:rPr>
           <w:rFonts w:ascii="Calibri" w:hAnsi="Calibri"/>
           <w:color w:val="334155"/>
-          <w:sz w:val="21"/>
+          <w:sz w:val="20"/>
         </w:rPr>
         <w:t xml:space="preserve"> Validates file formats and downsamples large images (&gt;15MB) to an inference-optimized 1024px maximum dimension at 0.88 quality, while extracting a 200px thumbnail for session records without server overhead.</w:t>
       </w:r>
     </w:p>
     <w:p>
       <w:pPr>
-        <w:spacing w:before="20" w:after="60" w:line="276" w:lineRule="auto"/>
-        <w:ind w:left="360"/>
+        <w:spacing w:before="20" w:after="50" w:line="276" w:lineRule="auto"/>
+        <w:ind w:left="288"/>
         <w:jc w:val="left"/>
       </w:pPr>
       <w:r>
@@ -2900,7 +1594,7 @@
           <w:rFonts w:ascii="Calibri" w:hAnsi="Calibri"/>
           <w:b/>
           <w:color w:val="0F172A"/>
-          <w:sz w:val="21"/>
+          <w:sz w:val="20"/>
         </w:rPr>
         <w:t>•  Dual-Tier AI Reasoning Engine:</w:t>
       </w:r>
@@ -2908,15 +1602,15 @@
         <w:rPr>
           <w:rFonts w:ascii="Calibri" w:hAnsi="Calibri"/>
           <w:color w:val="334155"/>
-          <w:sz w:val="21"/>
+          <w:sz w:val="20"/>
         </w:rPr>
         <w:t xml:space="preserve"> Interfaces with state-of-the-art multimodal vision AI when an API key is provided, and seamlessly falls back to an offline deterministic heuristic classification engine when offline.</w:t>
       </w:r>
     </w:p>
     <w:p>
       <w:pPr>
-        <w:spacing w:before="20" w:after="60" w:line="276" w:lineRule="auto"/>
-        <w:ind w:left="360"/>
+        <w:spacing w:before="20" w:after="50" w:line="276" w:lineRule="auto"/>
+        <w:ind w:left="288"/>
         <w:jc w:val="left"/>
       </w:pPr>
       <w:r>
@@ -2924,7 +1618,7 @@
           <w:rFonts w:ascii="Calibri" w:hAnsi="Calibri"/>
           <w:b/>
           <w:color w:val="0F172A"/>
-          <w:sz w:val="21"/>
+          <w:sz w:val="20"/>
         </w:rPr>
         <w:t>•  ICD-10-CM Harmonization:</w:t>
       </w:r>
@@ -2932,15 +1626,15 @@
         <w:rPr>
           <w:rFonts w:ascii="Calibri" w:hAnsi="Calibri"/>
           <w:color w:val="334155"/>
-          <w:sz w:val="21"/>
+          <w:sz w:val="20"/>
         </w:rPr>
         <w:t xml:space="preserve"> Automatically maps classified conditions to official clinical codes: Dyshidrotic Eczema (L30.1), Plaque Psoriasis (L40.0), Allergic Contact Dermatitis (L23.9), Tinea Corporis (B35.4), Rosacea (L71.0), and Cellulitis (L03.9).</w:t>
       </w:r>
     </w:p>
     <w:p>
       <w:pPr>
-        <w:spacing w:before="20" w:after="60" w:line="276" w:lineRule="auto"/>
-        <w:ind w:left="360"/>
+        <w:spacing w:before="20" w:after="50" w:line="276" w:lineRule="auto"/>
+        <w:ind w:left="288"/>
         <w:jc w:val="left"/>
       </w:pPr>
       <w:r>
@@ -2948,7 +1642,7 @@
           <w:rFonts w:ascii="Calibri" w:hAnsi="Calibri"/>
           <w:b/>
           <w:color w:val="0F172A"/>
-          <w:sz w:val="21"/>
+          <w:sz w:val="20"/>
         </w:rPr>
         <w:t>•  4-Quadrant Clinical Morphology Matrix:</w:t>
       </w:r>
@@ -2956,15 +1650,15 @@
         <w:rPr>
           <w:rFonts w:ascii="Calibri" w:hAnsi="Calibri"/>
           <w:color w:val="334155"/>
-          <w:sz w:val="21"/>
+          <w:sz w:val="20"/>
         </w:rPr>
         <w:t xml:space="preserve"> Systematically categorizes Primary Lesion Type, Coloration / Vascularity, Border Definition, and Anatomical Distribution Pattern.</w:t>
       </w:r>
     </w:p>
     <w:p>
       <w:pPr>
-        <w:spacing w:before="20" w:after="60" w:line="276" w:lineRule="auto"/>
-        <w:ind w:left="360"/>
+        <w:spacing w:before="20" w:after="50" w:line="276" w:lineRule="auto"/>
+        <w:ind w:left="288"/>
         <w:jc w:val="left"/>
       </w:pPr>
       <w:r>
@@ -2972,7 +1666,7 @@
           <w:rFonts w:ascii="Calibri" w:hAnsi="Calibri"/>
           <w:b/>
           <w:color w:val="0F172A"/>
-          <w:sz w:val="21"/>
+          <w:sz w:val="20"/>
         </w:rPr>
         <w:t>•  Actionable Clinical Self-Care Guidance:</w:t>
       </w:r>
@@ -2980,15 +1674,15 @@
         <w:rPr>
           <w:rFonts w:ascii="Calibri" w:hAnsi="Calibri"/>
           <w:color w:val="334155"/>
-          <w:sz w:val="21"/>
+          <w:sz w:val="20"/>
         </w:rPr>
         <w:t xml:space="preserve"> Provides safe self-care recommendations and explicit contraindications (e.g., avoiding topical corticosteroids on active fungal lesions).</w:t>
       </w:r>
     </w:p>
     <w:p>
       <w:pPr>
-        <w:spacing w:before="20" w:after="60" w:line="276" w:lineRule="auto"/>
-        <w:ind w:left="360"/>
+        <w:spacing w:before="20" w:after="50" w:line="276" w:lineRule="auto"/>
+        <w:ind w:left="288"/>
         <w:jc w:val="left"/>
       </w:pPr>
       <w:r>
@@ -2996,7 +1690,7 @@
           <w:rFonts w:ascii="Calibri" w:hAnsi="Calibri"/>
           <w:b/>
           <w:color w:val="0F172A"/>
-          <w:sz w:val="21"/>
+          <w:sz w:val="20"/>
         </w:rPr>
         <w:t>•  Local Session Audit History:</w:t>
       </w:r>
@@ -3004,7 +1698,7 @@
         <w:rPr>
           <w:rFonts w:ascii="Calibri" w:hAnsi="Calibri"/>
           <w:color w:val="334155"/>
-          <w:sz w:val="21"/>
+          <w:sz w:val="20"/>
         </w:rPr>
         <w:t xml:space="preserve"> Maintains previous scans within active session memory, enabling retrospective case inspection.</w:t>
       </w:r>
@@ -3012,7 +1706,7 @@
     <w:p>
       <w:pPr>
         <w:keepNext/>
-        <w:spacing w:before="240" w:after="60"/>
+        <w:spacing w:before="200" w:after="40"/>
         <w:jc w:val="left"/>
       </w:pPr>
       <w:r>
@@ -3020,21 +1714,21 @@
           <w:rFonts w:ascii="Calibri" w:hAnsi="Calibri"/>
           <w:b/>
           <w:color w:val="0F172A"/>
-          <w:sz w:val="25"/>
+          <w:sz w:val="24"/>
         </w:rPr>
         <w:t>1.2 Clinical Triage &amp; Diagnostic Intelligence Context</w:t>
       </w:r>
     </w:p>
     <w:p>
       <w:pPr>
-        <w:spacing w:line="276" w:lineRule="auto" w:after="120"/>
+        <w:spacing w:line="276" w:lineRule="auto" w:after="80"/>
         <w:jc w:val="both"/>
       </w:pPr>
       <w:r>
         <w:rPr>
           <w:rFonts w:ascii="Calibri" w:hAnsi="Calibri"/>
           <w:color w:val="334155"/>
-          <w:sz w:val="22"/>
+          <w:sz w:val="21"/>
         </w:rPr>
         <w:t>DermoScan operates as an augmented intelligence assistant rather than an autonomous diagnostic authority. Dermatological diagnosis is fundamentally pattern-matching combined with spatial reasoning. By structuring the AI output to explicitly mirror how a board-certified dermatologist thinks—identifying primary morphology, checking margins, observing vascular erythema, and evaluating anatomical distribution—the platform provides clinicians with clear, interpretable rationale rather than an opaque black box.</w:t>
       </w:r>
@@ -3042,7 +1736,7 @@
     <w:p>
       <w:pPr>
         <w:keepNext/>
-        <w:spacing w:before="240" w:after="60"/>
+        <w:spacing w:before="200" w:after="40"/>
         <w:jc w:val="left"/>
       </w:pPr>
       <w:r>
@@ -3050,29 +1744,15 @@
           <w:rFonts w:ascii="Calibri" w:hAnsi="Calibri"/>
           <w:b/>
           <w:color w:val="0F172A"/>
-          <w:sz w:val="25"/>
+          <w:sz w:val="24"/>
         </w:rPr>
         <w:t>1.3 Project Value and Expected Impact</w:t>
       </w:r>
     </w:p>
     <w:p>
       <w:pPr>
-        <w:spacing w:line="276" w:lineRule="auto" w:after="120"/>
-        <w:jc w:val="both"/>
-      </w:pPr>
-      <w:r>
-        <w:rPr>
-          <w:rFonts w:ascii="Calibri" w:hAnsi="Calibri"/>
-          <w:color w:val="334155"/>
-          <w:sz w:val="22"/>
-        </w:rPr>
-        <w:t>The expected impact of DermoScan is multifold across clinical and educational domains:</w:t>
-      </w:r>
-    </w:p>
-    <w:p>
-      <w:pPr>
-        <w:spacing w:before="20" w:after="60" w:line="276" w:lineRule="auto"/>
-        <w:ind w:left="360"/>
+        <w:spacing w:before="20" w:after="50" w:line="276" w:lineRule="auto"/>
+        <w:ind w:left="288"/>
         <w:jc w:val="left"/>
       </w:pPr>
       <w:r>
@@ -3080,7 +1760,7 @@
           <w:rFonts w:ascii="Calibri" w:hAnsi="Calibri"/>
           <w:b/>
           <w:color w:val="0F172A"/>
-          <w:sz w:val="21"/>
+          <w:sz w:val="20"/>
         </w:rPr>
         <w:t>•  Primary Care Efficiency:</w:t>
       </w:r>
@@ -3088,15 +1768,15 @@
         <w:rPr>
           <w:rFonts w:ascii="Calibri" w:hAnsi="Calibri"/>
           <w:color w:val="334155"/>
-          <w:sz w:val="21"/>
+          <w:sz w:val="20"/>
         </w:rPr>
         <w:t xml:space="preserve"> Accelerates preliminary evaluation and flags red-flag symptoms requiring emergency specialist referral.</w:t>
       </w:r>
     </w:p>
     <w:p>
       <w:pPr>
-        <w:spacing w:before="20" w:after="60" w:line="276" w:lineRule="auto"/>
-        <w:ind w:left="360"/>
+        <w:spacing w:before="20" w:after="50" w:line="276" w:lineRule="auto"/>
+        <w:ind w:left="288"/>
         <w:jc w:val="left"/>
       </w:pPr>
       <w:r>
@@ -3104,7 +1784,7 @@
           <w:rFonts w:ascii="Calibri" w:hAnsi="Calibri"/>
           <w:b/>
           <w:color w:val="0F172A"/>
-          <w:sz w:val="21"/>
+          <w:sz w:val="20"/>
         </w:rPr>
         <w:t>•  Patient Safety &amp; Harm Reduction:</w:t>
       </w:r>
@@ -3112,15 +1792,15 @@
         <w:rPr>
           <w:rFonts w:ascii="Calibri" w:hAnsi="Calibri"/>
           <w:color w:val="334155"/>
-          <w:sz w:val="21"/>
+          <w:sz w:val="20"/>
         </w:rPr>
         <w:t xml:space="preserve"> Explicitly warns against contraindicated topicals, reducing incidence of steroid-exacerbated dermatoses.</w:t>
       </w:r>
     </w:p>
     <w:p>
       <w:pPr>
-        <w:spacing w:before="20" w:after="60" w:line="276" w:lineRule="auto"/>
-        <w:ind w:left="360"/>
+        <w:spacing w:before="20" w:after="50" w:line="276" w:lineRule="auto"/>
+        <w:ind w:left="288"/>
         <w:jc w:val="left"/>
       </w:pPr>
       <w:r>
@@ -3128,7 +1808,7 @@
           <w:rFonts w:ascii="Calibri" w:hAnsi="Calibri"/>
           <w:b/>
           <w:color w:val="0F172A"/>
-          <w:sz w:val="21"/>
+          <w:sz w:val="20"/>
         </w:rPr>
         <w:t>•  Standardized Clinical Documentation:</w:t>
       </w:r>
@@ -3136,15 +1816,15 @@
         <w:rPr>
           <w:rFonts w:ascii="Calibri" w:hAnsi="Calibri"/>
           <w:color w:val="334155"/>
-          <w:sz w:val="21"/>
+          <w:sz w:val="20"/>
         </w:rPr>
         <w:t xml:space="preserve"> ICD-10-CM mapping aligns patient intake data directly with health system electronic records.</w:t>
       </w:r>
     </w:p>
     <w:p>
       <w:pPr>
-        <w:spacing w:before="20" w:after="60" w:line="276" w:lineRule="auto"/>
-        <w:ind w:left="360"/>
+        <w:spacing w:before="20" w:after="50" w:line="276" w:lineRule="auto"/>
+        <w:ind w:left="288"/>
         <w:jc w:val="left"/>
       </w:pPr>
       <w:r>
@@ -3152,7 +1832,7 @@
           <w:rFonts w:ascii="Calibri" w:hAnsi="Calibri"/>
           <w:b/>
           <w:color w:val="0F172A"/>
-          <w:sz w:val="21"/>
+          <w:sz w:val="20"/>
         </w:rPr>
         <w:t>•  Inclusive Diagnostics:</w:t>
       </w:r>
@@ -3160,7 +1840,7 @@
         <w:rPr>
           <w:rFonts w:ascii="Calibri" w:hAnsi="Calibri"/>
           <w:color w:val="334155"/>
-          <w:sz w:val="21"/>
+          <w:sz w:val="20"/>
         </w:rPr>
         <w:t xml:space="preserve"> Evaluates erythema masking across varying Fitzpatrick skin phototypes, promoting diagnostic equity.</w:t>
       </w:r>
@@ -3168,7 +1848,7 @@
     <w:p>
       <w:pPr>
         <w:keepNext/>
-        <w:spacing w:before="240" w:after="60"/>
+        <w:spacing w:before="200" w:after="40"/>
         <w:jc w:val="left"/>
       </w:pPr>
       <w:r>
@@ -3176,15 +1856,15 @@
           <w:rFonts w:ascii="Calibri" w:hAnsi="Calibri"/>
           <w:b/>
           <w:color w:val="0F172A"/>
-          <w:sz w:val="25"/>
+          <w:sz w:val="24"/>
         </w:rPr>
         <w:t>1.4 Key Project Features</w:t>
       </w:r>
     </w:p>
     <w:p>
       <w:pPr>
-        <w:spacing w:before="20" w:after="60" w:line="276" w:lineRule="auto"/>
-        <w:ind w:left="360"/>
+        <w:spacing w:before="20" w:after="50" w:line="276" w:lineRule="auto"/>
+        <w:ind w:left="288"/>
         <w:jc w:val="left"/>
       </w:pPr>
       <w:r>
@@ -3192,7 +1872,7 @@
           <w:rFonts w:ascii="Calibri" w:hAnsi="Calibri"/>
           <w:b/>
           <w:color w:val="0F172A"/>
-          <w:sz w:val="21"/>
+          <w:sz w:val="20"/>
         </w:rPr>
         <w:t>•  Zero-Install Web Deployment:</w:t>
       </w:r>
@@ -3200,15 +1880,15 @@
         <w:rPr>
           <w:rFonts w:ascii="Calibri" w:hAnsi="Calibri"/>
           <w:color w:val="334155"/>
-          <w:sz w:val="21"/>
+          <w:sz w:val="20"/>
         </w:rPr>
         <w:t xml:space="preserve"> Fully responsive Single Page Application accessible from any mobile, tablet, or desktop browser.</w:t>
       </w:r>
     </w:p>
     <w:p>
       <w:pPr>
-        <w:spacing w:before="20" w:after="60" w:line="276" w:lineRule="auto"/>
-        <w:ind w:left="360"/>
+        <w:spacing w:before="20" w:after="50" w:line="276" w:lineRule="auto"/>
+        <w:ind w:left="288"/>
         <w:jc w:val="left"/>
       </w:pPr>
       <w:r>
@@ -3216,7 +1896,7 @@
           <w:rFonts w:ascii="Calibri" w:hAnsi="Calibri"/>
           <w:b/>
           <w:color w:val="0F172A"/>
-          <w:sz w:val="21"/>
+          <w:sz w:val="20"/>
         </w:rPr>
         <w:t>•  Client-Side Optical Ingestion:</w:t>
       </w:r>
@@ -3224,15 +1904,15 @@
         <w:rPr>
           <w:rFonts w:ascii="Calibri" w:hAnsi="Calibri"/>
           <w:color w:val="334155"/>
-          <w:sz w:val="21"/>
+          <w:sz w:val="20"/>
         </w:rPr>
         <w:t xml:space="preserve"> Secure client-side memory processing ensures patient photos never leave the browser unencrypted.</w:t>
       </w:r>
     </w:p>
     <w:p>
       <w:pPr>
-        <w:spacing w:before="20" w:after="60" w:line="276" w:lineRule="auto"/>
-        <w:ind w:left="360"/>
+        <w:spacing w:before="20" w:after="50" w:line="276" w:lineRule="auto"/>
+        <w:ind w:left="288"/>
         <w:jc w:val="left"/>
       </w:pPr>
       <w:r>
@@ -3240,7 +1920,7 @@
           <w:rFonts w:ascii="Calibri" w:hAnsi="Calibri"/>
           <w:b/>
           <w:color w:val="0F172A"/>
-          <w:sz w:val="21"/>
+          <w:sz w:val="20"/>
         </w:rPr>
         <w:t>•  Single-Color Clinical Palette (#0F6FBF):</w:t>
       </w:r>
@@ -3248,15 +1928,15 @@
         <w:rPr>
           <w:rFonts w:ascii="Calibri" w:hAnsi="Calibri"/>
           <w:color w:val="334155"/>
-          <w:sz w:val="21"/>
+          <w:sz w:val="20"/>
         </w:rPr>
         <w:t xml:space="preserve"> Adheres to WCAG 2.1 AAA accessibility without confusing multi-color alert meters.</w:t>
       </w:r>
     </w:p>
     <w:p>
       <w:pPr>
-        <w:spacing w:before="20" w:after="60" w:line="276" w:lineRule="auto"/>
-        <w:ind w:left="360"/>
+        <w:spacing w:before="20" w:after="50" w:line="276" w:lineRule="auto"/>
+        <w:ind w:left="288"/>
         <w:jc w:val="left"/>
       </w:pPr>
       <w:r>
@@ -3264,7 +1944,7 @@
           <w:rFonts w:ascii="Calibri" w:hAnsi="Calibri"/>
           <w:b/>
           <w:color w:val="0F172A"/>
-          <w:sz w:val="21"/>
+          <w:sz w:val="20"/>
         </w:rPr>
         <w:t>•  Resilient Heuristic Fallback:</w:t>
       </w:r>
@@ -3272,7 +1952,7 @@
         <w:rPr>
           <w:rFonts w:ascii="Calibri" w:hAnsi="Calibri"/>
           <w:color w:val="334155"/>
-          <w:sz w:val="21"/>
+          <w:sz w:val="20"/>
         </w:rPr>
         <w:t xml:space="preserve"> Ensures continuous operational availability even during network disconnects or API outages.</w:t>
       </w:r>
@@ -3285,7 +1965,7 @@
     <w:p>
       <w:pPr>
         <w:keepNext/>
-        <w:spacing w:before="320" w:after="120"/>
+        <w:spacing w:before="280" w:after="80"/>
         <w:jc w:val="left"/>
       </w:pPr>
       <w:r>
@@ -3293,7 +1973,7 @@
           <w:rFonts w:ascii="Georgia" w:hAnsi="Georgia"/>
           <w:b/>
           <w:color w:val="0F6FBF"/>
-          <w:sz w:val="30"/>
+          <w:sz w:val="28"/>
         </w:rPr>
         <w:t>2. Objectives</w:t>
       </w:r>
@@ -3301,7 +1981,7 @@
     <w:p>
       <w:pPr>
         <w:keepNext/>
-        <w:spacing w:before="240" w:after="60"/>
+        <w:spacing w:before="200" w:after="40"/>
         <w:jc w:val="left"/>
       </w:pPr>
       <w:r>
@@ -3309,15 +1989,15 @@
           <w:rFonts w:ascii="Calibri" w:hAnsi="Calibri"/>
           <w:b/>
           <w:color w:val="0F172A"/>
-          <w:sz w:val="25"/>
+          <w:sz w:val="24"/>
         </w:rPr>
-        <w:t>Core Objectives</w:t>
+        <w:t>Core Objectives &amp; Functional Goals</w:t>
       </w:r>
     </w:p>
     <w:p>
       <w:pPr>
-        <w:spacing w:before="20" w:after="60" w:line="276" w:lineRule="auto"/>
-        <w:ind w:left="360"/>
+        <w:spacing w:before="20" w:after="50" w:line="276" w:lineRule="auto"/>
+        <w:ind w:left="288"/>
         <w:jc w:val="left"/>
       </w:pPr>
       <w:r>
@@ -3325,7 +2005,7 @@
           <w:rFonts w:ascii="Calibri" w:hAnsi="Calibri"/>
           <w:b/>
           <w:color w:val="0F172A"/>
-          <w:sz w:val="21"/>
+          <w:sz w:val="20"/>
         </w:rPr>
         <w:t>•  Implement a Responsive Clinical Workstation:</w:t>
       </w:r>
@@ -3333,15 +2013,15 @@
         <w:rPr>
           <w:rFonts w:ascii="Calibri" w:hAnsi="Calibri"/>
           <w:color w:val="334155"/>
-          <w:sz w:val="21"/>
+          <w:sz w:val="20"/>
         </w:rPr>
         <w:t xml:space="preserve"> Develop a responsive React/TypeScript user interface adhering to clinical ergonomics.</w:t>
       </w:r>
     </w:p>
     <w:p>
       <w:pPr>
-        <w:spacing w:before="20" w:after="60" w:line="276" w:lineRule="auto"/>
-        <w:ind w:left="360"/>
+        <w:spacing w:before="20" w:after="50" w:line="276" w:lineRule="auto"/>
+        <w:ind w:left="288"/>
         <w:jc w:val="left"/>
       </w:pPr>
       <w:r>
@@ -3349,7 +2029,7 @@
           <w:rFonts w:ascii="Calibri" w:hAnsi="Calibri"/>
           <w:b/>
           <w:color w:val="0F172A"/>
-          <w:sz w:val="21"/>
+          <w:sz w:val="20"/>
         </w:rPr>
         <w:t>•  Engineer Client-Side Optical Preprocessing:</w:t>
       </w:r>
@@ -3357,15 +2037,15 @@
         <w:rPr>
           <w:rFonts w:ascii="Calibri" w:hAnsi="Calibri"/>
           <w:color w:val="334155"/>
-          <w:sz w:val="21"/>
+          <w:sz w:val="20"/>
         </w:rPr>
         <w:t xml:space="preserve"> Build an in-browser HTML5 Canvas downsampling pipeline to eliminate latency.</w:t>
       </w:r>
     </w:p>
     <w:p>
       <w:pPr>
-        <w:spacing w:before="20" w:after="60" w:line="276" w:lineRule="auto"/>
-        <w:ind w:left="360"/>
+        <w:spacing w:before="20" w:after="50" w:line="276" w:lineRule="auto"/>
+        <w:ind w:left="288"/>
         <w:jc w:val="left"/>
       </w:pPr>
       <w:r>
@@ -3373,7 +2053,7 @@
           <w:rFonts w:ascii="Calibri" w:hAnsi="Calibri"/>
           <w:b/>
           <w:color w:val="0F172A"/>
-          <w:sz w:val="21"/>
+          <w:sz w:val="20"/>
         </w:rPr>
         <w:t>•  Integrate Multimodal AI Inference:</w:t>
       </w:r>
@@ -3381,15 +2061,15 @@
         <w:rPr>
           <w:rFonts w:ascii="Calibri" w:hAnsi="Calibri"/>
           <w:color w:val="334155"/>
-          <w:sz w:val="21"/>
+          <w:sz w:val="20"/>
         </w:rPr>
         <w:t xml:space="preserve"> Connect multimodal vision reasoning with structured schema validation for cutaneous pattern analysis.</w:t>
       </w:r>
     </w:p>
     <w:p>
       <w:pPr>
-        <w:spacing w:before="20" w:after="60" w:line="276" w:lineRule="auto"/>
-        <w:ind w:left="360"/>
+        <w:spacing w:before="20" w:after="50" w:line="276" w:lineRule="auto"/>
+        <w:ind w:left="288"/>
         <w:jc w:val="left"/>
       </w:pPr>
       <w:r>
@@ -3397,7 +2077,7 @@
           <w:rFonts w:ascii="Calibri" w:hAnsi="Calibri"/>
           <w:b/>
           <w:color w:val="0F172A"/>
-          <w:sz w:val="21"/>
+          <w:sz w:val="20"/>
         </w:rPr>
         <w:t>•  Formulate Deterministic Fallback Logic:</w:t>
       </w:r>
@@ -3405,15 +2085,15 @@
         <w:rPr>
           <w:rFonts w:ascii="Calibri" w:hAnsi="Calibri"/>
           <w:color w:val="334155"/>
-          <w:sz w:val="21"/>
+          <w:sz w:val="20"/>
         </w:rPr>
         <w:t xml:space="preserve"> Create a comprehensive rule-based classification engine to guarantee 100% offline uptime.</w:t>
       </w:r>
     </w:p>
     <w:p>
       <w:pPr>
-        <w:spacing w:before="20" w:after="60" w:line="276" w:lineRule="auto"/>
-        <w:ind w:left="360"/>
+        <w:spacing w:before="20" w:after="50" w:line="276" w:lineRule="auto"/>
+        <w:ind w:left="288"/>
         <w:jc w:val="left"/>
       </w:pPr>
       <w:r>
@@ -3421,7 +2101,7 @@
           <w:rFonts w:ascii="Calibri" w:hAnsi="Calibri"/>
           <w:b/>
           <w:color w:val="0F172A"/>
-          <w:sz w:val="21"/>
+          <w:sz w:val="20"/>
         </w:rPr>
         <w:t>•  Standardize Clinical Nomenclature:</w:t>
       </w:r>
@@ -3429,15 +2109,15 @@
         <w:rPr>
           <w:rFonts w:ascii="Calibri" w:hAnsi="Calibri"/>
           <w:color w:val="334155"/>
-          <w:sz w:val="21"/>
+          <w:sz w:val="20"/>
         </w:rPr>
         <w:t xml:space="preserve"> Align all diagnostic outputs with international ICD-10-CM coding taxonomies.</w:t>
       </w:r>
     </w:p>
     <w:p>
       <w:pPr>
-        <w:keepNext/>
-        <w:spacing w:before="240" w:after="60"/>
+        <w:spacing w:before="20" w:after="50" w:line="276" w:lineRule="auto"/>
+        <w:ind w:left="288"/>
         <w:jc w:val="left"/>
       </w:pPr>
       <w:r>
@@ -3445,23 +2125,7 @@
           <w:rFonts w:ascii="Calibri" w:hAnsi="Calibri"/>
           <w:b/>
           <w:color w:val="0F172A"/>
-          <w:sz w:val="25"/>
-        </w:rPr>
-        <w:t>Functional Goals</w:t>
-      </w:r>
-    </w:p>
-    <w:p>
-      <w:pPr>
-        <w:spacing w:before="20" w:after="60" w:line="276" w:lineRule="auto"/>
-        <w:ind w:left="360"/>
-        <w:jc w:val="left"/>
-      </w:pPr>
-      <w:r>
-        <w:rPr>
-          <w:rFonts w:ascii="Calibri" w:hAnsi="Calibri"/>
-          <w:b/>
-          <w:color w:val="0F172A"/>
-          <w:sz w:val="21"/>
+          <w:sz w:val="20"/>
         </w:rPr>
         <w:t>•  Sub-Second Local Preprocessing:</w:t>
       </w:r>
@@ -3469,15 +2133,15 @@
         <w:rPr>
           <w:rFonts w:ascii="Calibri" w:hAnsi="Calibri"/>
           <w:color w:val="334155"/>
-          <w:sz w:val="21"/>
+          <w:sz w:val="20"/>
         </w:rPr>
         <w:t xml:space="preserve"> Compress images up to 20MB down to sub-300KB payloads in under 800 milliseconds.</w:t>
       </w:r>
     </w:p>
     <w:p>
       <w:pPr>
-        <w:spacing w:before="20" w:after="60" w:line="276" w:lineRule="auto"/>
-        <w:ind w:left="360"/>
+        <w:spacing w:before="20" w:after="50" w:line="276" w:lineRule="auto"/>
+        <w:ind w:left="288"/>
         <w:jc w:val="left"/>
       </w:pPr>
       <w:r>
@@ -3485,7 +2149,7 @@
           <w:rFonts w:ascii="Calibri" w:hAnsi="Calibri"/>
           <w:b/>
           <w:color w:val="0F172A"/>
-          <w:sz w:val="21"/>
+          <w:sz w:val="20"/>
         </w:rPr>
         <w:t>•  Deterministic Schema Parsing:</w:t>
       </w:r>
@@ -3493,15 +2157,15 @@
         <w:rPr>
           <w:rFonts w:ascii="Calibri" w:hAnsi="Calibri"/>
           <w:color w:val="334155"/>
-          <w:sz w:val="21"/>
+          <w:sz w:val="20"/>
         </w:rPr>
         <w:t xml:space="preserve"> Guarantee 100% JSON schema conformance using defensive regular expression extraction.</w:t>
       </w:r>
     </w:p>
     <w:p>
       <w:pPr>
-        <w:spacing w:before="20" w:after="60" w:line="276" w:lineRule="auto"/>
-        <w:ind w:left="360"/>
+        <w:spacing w:before="20" w:after="50" w:line="276" w:lineRule="auto"/>
+        <w:ind w:left="288"/>
         <w:jc w:val="left"/>
       </w:pPr>
       <w:r>
@@ -3509,31 +2173,7 @@
           <w:rFonts w:ascii="Calibri" w:hAnsi="Calibri"/>
           <w:b/>
           <w:color w:val="0F172A"/>
-          <w:sz w:val="21"/>
-        </w:rPr>
-        <w:t>•  Standardized Morphology Decomposition:</w:t>
-      </w:r>
-      <w:r>
-        <w:rPr>
-          <w:rFonts w:ascii="Calibri" w:hAnsi="Calibri"/>
-          <w:color w:val="334155"/>
-          <w:sz w:val="21"/>
-        </w:rPr>
-        <w:t xml:space="preserve"> Output structured primary lesion, vascularity, margin definition, and distribution.</w:t>
-      </w:r>
-    </w:p>
-    <w:p>
-      <w:pPr>
-        <w:spacing w:before="20" w:after="60" w:line="276" w:lineRule="auto"/>
-        <w:ind w:left="360"/>
-        <w:jc w:val="left"/>
-      </w:pPr>
-      <w:r>
-        <w:rPr>
-          <w:rFonts w:ascii="Calibri" w:hAnsi="Calibri"/>
-          <w:b/>
-          <w:color w:val="0F172A"/>
-          <w:sz w:val="21"/>
+          <w:sz w:val="20"/>
         </w:rPr>
         <w:t>•  Zero-Telemetry Patient Privacy:</w:t>
       </w:r>
@@ -3541,20 +2181,15 @@
         <w:rPr>
           <w:rFonts w:ascii="Calibri" w:hAnsi="Calibri"/>
           <w:color w:val="334155"/>
-          <w:sz w:val="21"/>
+          <w:sz w:val="20"/>
         </w:rPr>
         <w:t xml:space="preserve"> Guarantee that patient specimens are processed strictly in-memory without unconsented storage.</w:t>
       </w:r>
     </w:p>
     <w:p>
-      <w:r>
-        <w:br w:type="page"/>
-      </w:r>
-    </w:p>
-    <w:p>
       <w:pPr>
         <w:keepNext/>
-        <w:spacing w:before="320" w:after="120"/>
+        <w:spacing w:before="280" w:after="80"/>
         <w:jc w:val="left"/>
       </w:pPr>
       <w:r>
@@ -3562,7 +2197,7 @@
           <w:rFonts w:ascii="Georgia" w:hAnsi="Georgia"/>
           <w:b/>
           <w:color w:val="0F6FBF"/>
-          <w:sz w:val="30"/>
+          <w:sz w:val="28"/>
         </w:rPr>
         <w:t>3. Organization Overview</w:t>
       </w:r>
@@ -3570,7 +2205,7 @@
     <w:p>
       <w:pPr>
         <w:keepNext/>
-        <w:spacing w:before="240" w:after="60"/>
+        <w:spacing w:before="200" w:after="40"/>
         <w:jc w:val="left"/>
       </w:pPr>
       <w:r>
@@ -3578,81 +2213,49 @@
           <w:rFonts w:ascii="Calibri" w:hAnsi="Calibri"/>
           <w:b/>
           <w:color w:val="0F172A"/>
-          <w:sz w:val="25"/>
+          <w:sz w:val="24"/>
         </w:rPr>
-        <w:t>Datavalley India Pvt. Ltd.</w:t>
+        <w:t>Datavalley India Pvt. Ltd. &amp; Training Context</w:t>
       </w:r>
     </w:p>
     <w:p>
       <w:pPr>
-        <w:spacing w:line="276" w:lineRule="auto" w:after="120"/>
+        <w:spacing w:line="276" w:lineRule="auto" w:after="80"/>
         <w:jc w:val="both"/>
       </w:pPr>
       <w:r>
         <w:rPr>
           <w:rFonts w:ascii="Calibri" w:hAnsi="Calibri"/>
           <w:color w:val="334155"/>
-          <w:sz w:val="22"/>
+          <w:sz w:val="21"/>
         </w:rPr>
         <w:t>Datavalley India Pvt. Ltd. (Data Valley) is an advanced technology training and corporate solutions provider operating in collaboration with premier higher education bodies, including the Andhra Pradesh State Council of Higher Education (APSCHE). The organization focuses on empowering engineering students with hands-on, industry-aligned competencies in Artificial Intelligence, Data Engineering, Full-Stack Software Development, Cloud Computing, and Autonomous Agent Systems.</w:t>
       </w:r>
     </w:p>
     <w:p>
       <w:pPr>
-        <w:keepNext/>
-        <w:spacing w:before="240" w:after="60"/>
-        <w:jc w:val="left"/>
-      </w:pPr>
-      <w:r>
-        <w:rPr>
-          <w:rFonts w:ascii="Calibri" w:hAnsi="Calibri"/>
-          <w:b/>
-          <w:color w:val="0F172A"/>
-          <w:sz w:val="25"/>
-        </w:rPr>
-        <w:t>Training Context</w:t>
-      </w:r>
-    </w:p>
-    <w:p>
-      <w:pPr>
-        <w:spacing w:line="276" w:lineRule="auto" w:after="120"/>
+        <w:spacing w:line="276" w:lineRule="auto" w:after="80"/>
         <w:jc w:val="both"/>
       </w:pPr>
       <w:r>
         <w:rPr>
           <w:rFonts w:ascii="Calibri" w:hAnsi="Calibri"/>
           <w:color w:val="334155"/>
-          <w:sz w:val="22"/>
+          <w:sz w:val="21"/>
         </w:rPr>
         <w:t>The industrial training program was conducted under the 'Offline S-T Internship on AI Automation &amp; Agent Engineering' initiative. This immersive curriculum is designed to transition students from theoretical computing coursework to enterprise-grade software practices, emphasizing production architecture, modular coding, defensive engineering, automated pipelines, and domain-specific AI modeling.</w:t>
       </w:r>
     </w:p>
     <w:p>
       <w:pPr>
-        <w:keepNext/>
-        <w:spacing w:before="240" w:after="60"/>
-        <w:jc w:val="left"/>
-      </w:pPr>
-      <w:r>
-        <w:rPr>
-          <w:rFonts w:ascii="Calibri" w:hAnsi="Calibri"/>
-          <w:b/>
-          <w:color w:val="0F172A"/>
-          <w:sz w:val="25"/>
-        </w:rPr>
-        <w:t>Professional Environment &amp; Relevance to Academic Learning</w:t>
-      </w:r>
-    </w:p>
-    <w:p>
-      <w:pPr>
-        <w:spacing w:line="276" w:lineRule="auto" w:after="120"/>
+        <w:spacing w:line="276" w:lineRule="auto" w:after="80"/>
         <w:jc w:val="both"/>
       </w:pPr>
       <w:r>
         <w:rPr>
           <w:rFonts w:ascii="Calibri" w:hAnsi="Calibri"/>
           <w:color w:val="334155"/>
-          <w:sz w:val="22"/>
+          <w:sz w:val="21"/>
         </w:rPr>
         <w:t>Under the supervision of Shaik. Arshad, Project Coordinator at Data Valley, the internship provided structured development milestones, weekly architectural sprints, and rigorous code reviews. Developing DermoScan directly reinforced my academic coursework at CT University in Artificial Intelligence &amp; Data Science, specifically in computer vision, state machines, web engineering, and human-centered software interface design.</w:t>
       </w:r>
@@ -3665,7 +2268,7 @@
     <w:p>
       <w:pPr>
         <w:keepNext/>
-        <w:spacing w:before="320" w:after="120"/>
+        <w:spacing w:before="280" w:after="80"/>
         <w:jc w:val="left"/>
       </w:pPr>
       <w:r>
@@ -3673,7 +2276,7 @@
           <w:rFonts w:ascii="Georgia" w:hAnsi="Georgia"/>
           <w:b/>
           <w:color w:val="0F6FBF"/>
-          <w:sz w:val="30"/>
+          <w:sz w:val="28"/>
         </w:rPr>
         <w:t>4. Training Details</w:t>
       </w:r>
@@ -3681,7 +2284,7 @@
     <w:p>
       <w:pPr>
         <w:keepNext/>
-        <w:spacing w:before="240" w:after="60"/>
+        <w:spacing w:before="200" w:after="40"/>
         <w:jc w:val="left"/>
       </w:pPr>
       <w:r>
@@ -3689,29 +2292,15 @@
           <w:rFonts w:ascii="Calibri" w:hAnsi="Calibri"/>
           <w:b/>
           <w:color w:val="0F172A"/>
-          <w:sz w:val="25"/>
+          <w:sz w:val="24"/>
         </w:rPr>
         <w:t>4.1 Work Environment</w:t>
       </w:r>
     </w:p>
     <w:p>
       <w:pPr>
-        <w:spacing w:line="276" w:lineRule="auto" w:after="120"/>
-        <w:jc w:val="both"/>
-      </w:pPr>
-      <w:r>
-        <w:rPr>
-          <w:rFonts w:ascii="Calibri" w:hAnsi="Calibri"/>
-          <w:color w:val="334155"/>
-          <w:sz w:val="22"/>
-        </w:rPr>
-        <w:t>The training environment combined modern collaborative engineering tools with local execution environments:</w:t>
-      </w:r>
-    </w:p>
-    <w:p>
-      <w:pPr>
-        <w:spacing w:before="20" w:after="60" w:line="276" w:lineRule="auto"/>
-        <w:ind w:left="360"/>
+        <w:spacing w:before="20" w:after="50" w:line="276" w:lineRule="auto"/>
+        <w:ind w:left="288"/>
         <w:jc w:val="left"/>
       </w:pPr>
       <w:r>
@@ -3719,7 +2308,7 @@
           <w:rFonts w:ascii="Calibri" w:hAnsi="Calibri"/>
           <w:b/>
           <w:color w:val="0F172A"/>
-          <w:sz w:val="21"/>
+          <w:sz w:val="20"/>
         </w:rPr>
         <w:t>•  Development Hardware:</w:t>
       </w:r>
@@ -3727,15 +2316,15 @@
         <w:rPr>
           <w:rFonts w:ascii="Calibri" w:hAnsi="Calibri"/>
           <w:color w:val="334155"/>
-          <w:sz w:val="21"/>
+          <w:sz w:val="20"/>
         </w:rPr>
         <w:t xml:space="preserve"> High-performance multi-core development workstations running Windows 11 with Node.js runtime environments.</w:t>
       </w:r>
     </w:p>
     <w:p>
       <w:pPr>
-        <w:spacing w:before="20" w:after="60" w:line="276" w:lineRule="auto"/>
-        <w:ind w:left="360"/>
+        <w:spacing w:before="20" w:after="50" w:line="276" w:lineRule="auto"/>
+        <w:ind w:left="288"/>
         <w:jc w:val="left"/>
       </w:pPr>
       <w:r>
@@ -3743,7 +2332,7 @@
           <w:rFonts w:ascii="Calibri" w:hAnsi="Calibri"/>
           <w:b/>
           <w:color w:val="0F172A"/>
-          <w:sz w:val="21"/>
+          <w:sz w:val="20"/>
         </w:rPr>
         <w:t>•  Version Control &amp; Repositories:</w:t>
       </w:r>
@@ -3751,15 +2340,15 @@
         <w:rPr>
           <w:rFonts w:ascii="Calibri" w:hAnsi="Calibri"/>
           <w:color w:val="334155"/>
-          <w:sz w:val="21"/>
+          <w:sz w:val="20"/>
         </w:rPr>
         <w:t xml:space="preserve"> Git distributed version control hosted on GitHub for commit logging, branch management, and tracking.</w:t>
       </w:r>
     </w:p>
     <w:p>
       <w:pPr>
-        <w:spacing w:before="20" w:after="60" w:line="276" w:lineRule="auto"/>
-        <w:ind w:left="360"/>
+        <w:spacing w:before="20" w:after="50" w:line="276" w:lineRule="auto"/>
+        <w:ind w:left="288"/>
         <w:jc w:val="left"/>
       </w:pPr>
       <w:r>
@@ -3767,7 +2356,7 @@
           <w:rFonts w:ascii="Calibri" w:hAnsi="Calibri"/>
           <w:b/>
           <w:color w:val="0F172A"/>
-          <w:sz w:val="21"/>
+          <w:sz w:val="20"/>
         </w:rPr>
         <w:t>•  IDE &amp; Tooling:</w:t>
       </w:r>
@@ -3775,7 +2364,7 @@
         <w:rPr>
           <w:rFonts w:ascii="Calibri" w:hAnsi="Calibri"/>
           <w:color w:val="334155"/>
-          <w:sz w:val="21"/>
+          <w:sz w:val="20"/>
         </w:rPr>
         <w:t xml:space="preserve"> VS Code and Antigravity IDE equipped with ESLint, TypeScript compiler diagnostics, and live Vite preview.</w:t>
       </w:r>
@@ -3783,7 +2372,7 @@
     <w:p>
       <w:pPr>
         <w:keepNext/>
-        <w:spacing w:before="240" w:after="60"/>
+        <w:spacing w:before="200" w:after="40"/>
         <w:jc w:val="left"/>
       </w:pPr>
       <w:r>
@@ -3791,15 +2380,15 @@
           <w:rFonts w:ascii="Calibri" w:hAnsi="Calibri"/>
           <w:b/>
           <w:color w:val="0F172A"/>
-          <w:sz w:val="25"/>
+          <w:sz w:val="24"/>
         </w:rPr>
         <w:t>4.2 Tasks and Responsibilities</w:t>
       </w:r>
     </w:p>
     <w:p>
       <w:pPr>
-        <w:spacing w:before="20" w:after="60" w:line="276" w:lineRule="auto"/>
-        <w:ind w:left="360"/>
+        <w:spacing w:before="20" w:after="50" w:line="276" w:lineRule="auto"/>
+        <w:ind w:left="288"/>
         <w:jc w:val="left"/>
       </w:pPr>
       <w:r>
@@ -3807,7 +2396,7 @@
           <w:rFonts w:ascii="Calibri" w:hAnsi="Calibri"/>
           <w:b/>
           <w:color w:val="0F172A"/>
-          <w:sz w:val="21"/>
+          <w:sz w:val="20"/>
         </w:rPr>
         <w:t>•  Requirement Engineering:</w:t>
       </w:r>
@@ -3815,15 +2404,15 @@
         <w:rPr>
           <w:rFonts w:ascii="Calibri" w:hAnsi="Calibri"/>
           <w:color w:val="334155"/>
-          <w:sz w:val="21"/>
+          <w:sz w:val="20"/>
         </w:rPr>
         <w:t xml:space="preserve"> Formulated detailed system specifications for dermatological triage, defining intake requirements and clinical schemas.</w:t>
       </w:r>
     </w:p>
     <w:p>
       <w:pPr>
-        <w:spacing w:before="20" w:after="60" w:line="276" w:lineRule="auto"/>
-        <w:ind w:left="360"/>
+        <w:spacing w:before="20" w:after="50" w:line="276" w:lineRule="auto"/>
+        <w:ind w:left="288"/>
         <w:jc w:val="left"/>
       </w:pPr>
       <w:r>
@@ -3831,7 +2420,7 @@
           <w:rFonts w:ascii="Calibri" w:hAnsi="Calibri"/>
           <w:b/>
           <w:color w:val="0F172A"/>
-          <w:sz w:val="21"/>
+          <w:sz w:val="20"/>
         </w:rPr>
         <w:t>•  Frontend Architecture:</w:t>
       </w:r>
@@ -3839,15 +2428,15 @@
         <w:rPr>
           <w:rFonts w:ascii="Calibri" w:hAnsi="Calibri"/>
           <w:color w:val="334155"/>
-          <w:sz w:val="21"/>
+          <w:sz w:val="20"/>
         </w:rPr>
         <w:t xml:space="preserve"> Built the Single Page Application using React 18, TypeScript 5.7, Vite 6, and Tailwind CSS 3.4.</w:t>
       </w:r>
     </w:p>
     <w:p>
       <w:pPr>
-        <w:spacing w:before="20" w:after="60" w:line="276" w:lineRule="auto"/>
-        <w:ind w:left="360"/>
+        <w:spacing w:before="20" w:after="50" w:line="276" w:lineRule="auto"/>
+        <w:ind w:left="288"/>
         <w:jc w:val="left"/>
       </w:pPr>
       <w:r>
@@ -3855,7 +2444,7 @@
           <w:rFonts w:ascii="Calibri" w:hAnsi="Calibri"/>
           <w:b/>
           <w:color w:val="0F172A"/>
-          <w:sz w:val="21"/>
+          <w:sz w:val="20"/>
         </w:rPr>
         <w:t>•  Optical Pipeline Engineering:</w:t>
       </w:r>
@@ -3863,15 +2452,15 @@
         <w:rPr>
           <w:rFonts w:ascii="Calibri" w:hAnsi="Calibri"/>
           <w:color w:val="334155"/>
-          <w:sz w:val="21"/>
+          <w:sz w:val="20"/>
         </w:rPr>
         <w:t xml:space="preserve"> Implemented HTML5 2D Canvas bilinear interpolation to resize large images client-side.</w:t>
       </w:r>
     </w:p>
     <w:p>
       <w:pPr>
-        <w:spacing w:before="20" w:after="60" w:line="276" w:lineRule="auto"/>
-        <w:ind w:left="360"/>
+        <w:spacing w:before="20" w:after="50" w:line="276" w:lineRule="auto"/>
+        <w:ind w:left="288"/>
         <w:jc w:val="left"/>
       </w:pPr>
       <w:r>
@@ -3879,7 +2468,7 @@
           <w:rFonts w:ascii="Calibri" w:hAnsi="Calibri"/>
           <w:b/>
           <w:color w:val="0F172A"/>
-          <w:sz w:val="21"/>
+          <w:sz w:val="20"/>
         </w:rPr>
         <w:t>•  Multimodal Vision AI Integration:</w:t>
       </w:r>
@@ -3887,15 +2476,15 @@
         <w:rPr>
           <w:rFonts w:ascii="Calibri" w:hAnsi="Calibri"/>
           <w:color w:val="334155"/>
-          <w:sz w:val="21"/>
+          <w:sz w:val="20"/>
         </w:rPr>
         <w:t xml:space="preserve"> Built asynchronous services interfacing with Gemini multimodal vision models.</w:t>
       </w:r>
     </w:p>
     <w:p>
       <w:pPr>
-        <w:spacing w:before="20" w:after="60" w:line="276" w:lineRule="auto"/>
-        <w:ind w:left="360"/>
+        <w:spacing w:before="20" w:after="50" w:line="276" w:lineRule="auto"/>
+        <w:ind w:left="288"/>
         <w:jc w:val="left"/>
       </w:pPr>
       <w:r>
@@ -3903,7 +2492,7 @@
           <w:rFonts w:ascii="Calibri" w:hAnsi="Calibri"/>
           <w:b/>
           <w:color w:val="0F172A"/>
-          <w:sz w:val="21"/>
+          <w:sz w:val="20"/>
         </w:rPr>
         <w:t>•  Deterministic Rule Engine:</w:t>
       </w:r>
@@ -3911,15 +2500,15 @@
         <w:rPr>
           <w:rFonts w:ascii="Calibri" w:hAnsi="Calibri"/>
           <w:color w:val="334155"/>
-          <w:sz w:val="21"/>
+          <w:sz w:val="20"/>
         </w:rPr>
         <w:t xml:space="preserve"> Formulated medical heuristic matrices based on body location, chronicity, and tactile sensation.</w:t>
       </w:r>
     </w:p>
     <w:p>
       <w:pPr>
-        <w:spacing w:before="20" w:after="60" w:line="276" w:lineRule="auto"/>
-        <w:ind w:left="360"/>
+        <w:spacing w:before="20" w:after="50" w:line="276" w:lineRule="auto"/>
+        <w:ind w:left="288"/>
         <w:jc w:val="left"/>
       </w:pPr>
       <w:r>
@@ -3927,7 +2516,7 @@
           <w:rFonts w:ascii="Calibri" w:hAnsi="Calibri"/>
           <w:b/>
           <w:color w:val="0F172A"/>
-          <w:sz w:val="21"/>
+          <w:sz w:val="20"/>
         </w:rPr>
         <w:t>•  Clinical Governance Enforcement:</w:t>
       </w:r>
@@ -3935,7 +2524,7 @@
         <w:rPr>
           <w:rFonts w:ascii="Calibri" w:hAnsi="Calibri"/>
           <w:color w:val="334155"/>
-          <w:sz w:val="21"/>
+          <w:sz w:val="20"/>
         </w:rPr>
         <w:t xml:space="preserve"> Designed disclaimer banners, red-flag escalation triggers, and non-skin rejection filters.</w:t>
       </w:r>
@@ -3943,7 +2532,7 @@
     <w:p>
       <w:pPr>
         <w:keepNext/>
-        <w:spacing w:before="240" w:after="60"/>
+        <w:spacing w:before="200" w:after="40"/>
         <w:jc w:val="left"/>
       </w:pPr>
       <w:r>
@@ -3951,15 +2540,15 @@
           <w:rFonts w:ascii="Calibri" w:hAnsi="Calibri"/>
           <w:b/>
           <w:color w:val="0F172A"/>
-          <w:sz w:val="25"/>
+          <w:sz w:val="24"/>
         </w:rPr>
         <w:t>4.3 Tools and Technologies Used</w:t>
       </w:r>
     </w:p>
     <w:p>
       <w:pPr>
-        <w:spacing w:before="20" w:after="60" w:line="276" w:lineRule="auto"/>
-        <w:ind w:left="360"/>
+        <w:spacing w:before="20" w:after="50" w:line="276" w:lineRule="auto"/>
+        <w:ind w:left="288"/>
         <w:jc w:val="left"/>
       </w:pPr>
       <w:r>
@@ -3967,7 +2556,7 @@
           <w:rFonts w:ascii="Calibri" w:hAnsi="Calibri"/>
           <w:b/>
           <w:color w:val="0F172A"/>
-          <w:sz w:val="21"/>
+          <w:sz w:val="20"/>
         </w:rPr>
         <w:t>•  React 18.3:</w:t>
       </w:r>
@@ -3975,15 +2564,15 @@
         <w:rPr>
           <w:rFonts w:ascii="Calibri" w:hAnsi="Calibri"/>
           <w:color w:val="334155"/>
-          <w:sz w:val="21"/>
+          <w:sz w:val="20"/>
         </w:rPr>
         <w:t xml:space="preserve"> Component-based reactive UI architecture utilizing functional hooks (useState, useEffect, useMemo, useRef).</w:t>
       </w:r>
     </w:p>
     <w:p>
       <w:pPr>
-        <w:spacing w:before="20" w:after="60" w:line="276" w:lineRule="auto"/>
-        <w:ind w:left="360"/>
+        <w:spacing w:before="20" w:after="50" w:line="276" w:lineRule="auto"/>
+        <w:ind w:left="288"/>
         <w:jc w:val="left"/>
       </w:pPr>
       <w:r>
@@ -3991,7 +2580,7 @@
           <w:rFonts w:ascii="Calibri" w:hAnsi="Calibri"/>
           <w:b/>
           <w:color w:val="0F172A"/>
-          <w:sz w:val="21"/>
+          <w:sz w:val="20"/>
         </w:rPr>
         <w:t>•  TypeScript 5.7:</w:t>
       </w:r>
@@ -3999,15 +2588,15 @@
         <w:rPr>
           <w:rFonts w:ascii="Calibri" w:hAnsi="Calibri"/>
           <w:color w:val="334155"/>
-          <w:sz w:val="21"/>
+          <w:sz w:val="20"/>
         </w:rPr>
         <w:t xml:space="preserve"> Statically typed programming language enforcing strict interface boundaries and eliminating runtime type errors.</w:t>
       </w:r>
     </w:p>
     <w:p>
       <w:pPr>
-        <w:spacing w:before="20" w:after="60" w:line="276" w:lineRule="auto"/>
-        <w:ind w:left="360"/>
+        <w:spacing w:before="20" w:after="50" w:line="276" w:lineRule="auto"/>
+        <w:ind w:left="288"/>
         <w:jc w:val="left"/>
       </w:pPr>
       <w:r>
@@ -4015,7 +2604,7 @@
           <w:rFonts w:ascii="Calibri" w:hAnsi="Calibri"/>
           <w:b/>
           <w:color w:val="0F172A"/>
-          <w:sz w:val="21"/>
+          <w:sz w:val="20"/>
         </w:rPr>
         <w:t>•  Vite 6:</w:t>
       </w:r>
@@ -4023,15 +2612,15 @@
         <w:rPr>
           <w:rFonts w:ascii="Calibri" w:hAnsi="Calibri"/>
           <w:color w:val="334155"/>
-          <w:sz w:val="21"/>
+          <w:sz w:val="20"/>
         </w:rPr>
         <w:t xml:space="preserve"> Next-generation frontend bundler providing sub-second Hot Module Replacement (HMR) and optimized Rollup tree-shaking.</w:t>
       </w:r>
     </w:p>
     <w:p>
       <w:pPr>
-        <w:spacing w:before="20" w:after="60" w:line="276" w:lineRule="auto"/>
-        <w:ind w:left="360"/>
+        <w:spacing w:before="20" w:after="50" w:line="276" w:lineRule="auto"/>
+        <w:ind w:left="288"/>
         <w:jc w:val="left"/>
       </w:pPr>
       <w:r>
@@ -4039,7 +2628,7 @@
           <w:rFonts w:ascii="Calibri" w:hAnsi="Calibri"/>
           <w:b/>
           <w:color w:val="0F172A"/>
-          <w:sz w:val="21"/>
+          <w:sz w:val="20"/>
         </w:rPr>
         <w:t>•  Tailwind CSS 3.4:</w:t>
       </w:r>
@@ -4047,15 +2636,15 @@
         <w:rPr>
           <w:rFonts w:ascii="Calibri" w:hAnsi="Calibri"/>
           <w:color w:val="334155"/>
-          <w:sz w:val="21"/>
+          <w:sz w:val="20"/>
         </w:rPr>
         <w:t xml:space="preserve"> Utility-first styling framework configured for a single-hue medical blue (#0F6FBF) WCAG AAA theme.</w:t>
       </w:r>
     </w:p>
     <w:p>
       <w:pPr>
-        <w:spacing w:before="20" w:after="60" w:line="276" w:lineRule="auto"/>
-        <w:ind w:left="360"/>
+        <w:spacing w:before="20" w:after="50" w:line="276" w:lineRule="auto"/>
+        <w:ind w:left="288"/>
         <w:jc w:val="left"/>
       </w:pPr>
       <w:r>
@@ -4063,7 +2652,7 @@
           <w:rFonts w:ascii="Calibri" w:hAnsi="Calibri"/>
           <w:b/>
           <w:color w:val="0F172A"/>
-          <w:sz w:val="21"/>
+          <w:sz w:val="20"/>
         </w:rPr>
         <w:t>•  HTML5 Canvas API:</w:t>
       </w:r>
@@ -4071,15 +2660,15 @@
         <w:rPr>
           <w:rFonts w:ascii="Calibri" w:hAnsi="Calibri"/>
           <w:color w:val="334155"/>
-          <w:sz w:val="21"/>
+          <w:sz w:val="20"/>
         </w:rPr>
         <w:t xml:space="preserve"> Browser-native 2D graphics rendering context utilized for hardware-accelerated bilinear downsampling.</w:t>
       </w:r>
     </w:p>
     <w:p>
       <w:pPr>
-        <w:spacing w:before="20" w:after="60" w:line="276" w:lineRule="auto"/>
-        <w:ind w:left="360"/>
+        <w:spacing w:before="20" w:after="50" w:line="276" w:lineRule="auto"/>
+        <w:ind w:left="288"/>
         <w:jc w:val="left"/>
       </w:pPr>
       <w:r>
@@ -4087,7 +2676,7 @@
           <w:rFonts w:ascii="Calibri" w:hAnsi="Calibri"/>
           <w:b/>
           <w:color w:val="0F172A"/>
-          <w:sz w:val="21"/>
+          <w:sz w:val="20"/>
         </w:rPr>
         <w:t>•  Lucide React:</w:t>
       </w:r>
@@ -4095,15 +2684,15 @@
         <w:rPr>
           <w:rFonts w:ascii="Calibri" w:hAnsi="Calibri"/>
           <w:color w:val="334155"/>
-          <w:sz w:val="21"/>
+          <w:sz w:val="20"/>
         </w:rPr>
         <w:t xml:space="preserve"> Modular SVG iconography providing crisp, scalable clinical interface visual symbols.</w:t>
       </w:r>
     </w:p>
     <w:p>
       <w:pPr>
-        <w:spacing w:before="20" w:after="60" w:line="276" w:lineRule="auto"/>
-        <w:ind w:left="360"/>
+        <w:spacing w:before="20" w:after="50" w:line="276" w:lineRule="auto"/>
+        <w:ind w:left="288"/>
         <w:jc w:val="left"/>
       </w:pPr>
       <w:r>
@@ -4111,7 +2700,7 @@
           <w:rFonts w:ascii="Calibri" w:hAnsi="Calibri"/>
           <w:b/>
           <w:color w:val="0F172A"/>
-          <w:sz w:val="21"/>
+          <w:sz w:val="20"/>
         </w:rPr>
         <w:t>•  Vercel Edge Global CDN:</w:t>
       </w:r>
@@ -4119,7 +2708,7 @@
         <w:rPr>
           <w:rFonts w:ascii="Calibri" w:hAnsi="Calibri"/>
           <w:color w:val="334155"/>
-          <w:sz w:val="21"/>
+          <w:sz w:val="20"/>
         </w:rPr>
         <w:t xml:space="preserve"> Production hosting environment with automated CI/CD continuous deployment pipeline.</w:t>
       </w:r>
@@ -4127,7 +2716,7 @@
     <w:p>
       <w:pPr>
         <w:keepNext/>
-        <w:spacing w:before="240" w:after="60"/>
+        <w:spacing w:before="200" w:after="40"/>
         <w:jc w:val="left"/>
       </w:pPr>
       <w:r>
@@ -4135,15 +2724,15 @@
           <w:rFonts w:ascii="Calibri" w:hAnsi="Calibri"/>
           <w:b/>
           <w:color w:val="0F172A"/>
-          <w:sz w:val="25"/>
+          <w:sz w:val="24"/>
         </w:rPr>
         <w:t>4.4 Project Execution Phases</w:t>
       </w:r>
     </w:p>
     <w:p>
       <w:pPr>
-        <w:spacing w:before="40" w:after="80" w:line="276" w:lineRule="auto"/>
-        <w:ind w:left="360"/>
+        <w:spacing w:before="40" w:after="60" w:line="276" w:lineRule="auto"/>
+        <w:ind w:left="288"/>
         <w:jc w:val="both"/>
       </w:pPr>
       <w:r>
@@ -4151,7 +2740,7 @@
           <w:rFonts w:ascii="Calibri" w:hAnsi="Calibri"/>
           <w:b/>
           <w:color w:val="0F172A"/>
-          <w:sz w:val="21"/>
+          <w:sz w:val="20"/>
         </w:rPr>
         <w:t xml:space="preserve">1. Phase I: Research &amp; Specification: </w:t>
       </w:r>
@@ -4159,15 +2748,15 @@
         <w:rPr>
           <w:rFonts w:ascii="Calibri" w:hAnsi="Calibri"/>
           <w:color w:val="334155"/>
-          <w:sz w:val="21"/>
+          <w:sz w:val="20"/>
         </w:rPr>
         <w:t>Studied dermatological diagnostic protocols, ICD-10-CM codes, and common primary care triage bottlenecks.</w:t>
       </w:r>
     </w:p>
     <w:p>
       <w:pPr>
-        <w:spacing w:before="40" w:after="80" w:line="276" w:lineRule="auto"/>
-        <w:ind w:left="360"/>
+        <w:spacing w:before="40" w:after="60" w:line="276" w:lineRule="auto"/>
+        <w:ind w:left="288"/>
         <w:jc w:val="both"/>
       </w:pPr>
       <w:r>
@@ -4175,7 +2764,7 @@
           <w:rFonts w:ascii="Calibri" w:hAnsi="Calibri"/>
           <w:b/>
           <w:color w:val="0F172A"/>
-          <w:sz w:val="21"/>
+          <w:sz w:val="20"/>
         </w:rPr>
         <w:t xml:space="preserve">2. Phase II: Optical Preprocessing &amp; UI: </w:t>
       </w:r>
@@ -4183,15 +2772,15 @@
         <w:rPr>
           <w:rFonts w:ascii="Calibri" w:hAnsi="Calibri"/>
           <w:color w:val="334155"/>
-          <w:sz w:val="21"/>
+          <w:sz w:val="20"/>
         </w:rPr>
         <w:t>Built the responsive swapped two-column clinical dashboard and client-side canvas downsampling engine.</w:t>
       </w:r>
     </w:p>
     <w:p>
       <w:pPr>
-        <w:spacing w:before="40" w:after="80" w:line="276" w:lineRule="auto"/>
-        <w:ind w:left="360"/>
+        <w:spacing w:before="40" w:after="60" w:line="276" w:lineRule="auto"/>
+        <w:ind w:left="288"/>
         <w:jc w:val="both"/>
       </w:pPr>
       <w:r>
@@ -4199,7 +2788,7 @@
           <w:rFonts w:ascii="Calibri" w:hAnsi="Calibri"/>
           <w:b/>
           <w:color w:val="0F172A"/>
-          <w:sz w:val="21"/>
+          <w:sz w:val="20"/>
         </w:rPr>
         <w:t xml:space="preserve">3. Phase III: AI &amp; Heuristics Integration: </w:t>
       </w:r>
@@ -4207,15 +2796,15 @@
         <w:rPr>
           <w:rFonts w:ascii="Calibri" w:hAnsi="Calibri"/>
           <w:color w:val="334155"/>
-          <w:sz w:val="21"/>
+          <w:sz w:val="20"/>
         </w:rPr>
         <w:t>Connected multimodal vision AI with defensive regex schema parsers and offline heuristic rule fallbacks.</w:t>
       </w:r>
     </w:p>
     <w:p>
       <w:pPr>
-        <w:spacing w:before="40" w:after="80" w:line="276" w:lineRule="auto"/>
-        <w:ind w:left="360"/>
+        <w:spacing w:before="40" w:after="60" w:line="276" w:lineRule="auto"/>
+        <w:ind w:left="288"/>
         <w:jc w:val="both"/>
       </w:pPr>
       <w:r>
@@ -4223,7 +2812,7 @@
           <w:rFonts w:ascii="Calibri" w:hAnsi="Calibri"/>
           <w:b/>
           <w:color w:val="0F172A"/>
-          <w:sz w:val="21"/>
+          <w:sz w:val="20"/>
         </w:rPr>
         <w:t xml:space="preserve">4. Phase IV: Verification, Deployment &amp; Hardening: </w:t>
       </w:r>
@@ -4231,20 +2820,15 @@
         <w:rPr>
           <w:rFonts w:ascii="Calibri" w:hAnsi="Calibri"/>
           <w:color w:val="334155"/>
-          <w:sz w:val="21"/>
+          <w:sz w:val="20"/>
         </w:rPr>
         <w:t>Executed end-to-end testing, zero-error TypeScript compilation, and live deployment on Vercel.</w:t>
       </w:r>
     </w:p>
     <w:p>
-      <w:r>
-        <w:br w:type="page"/>
-      </w:r>
-    </w:p>
-    <w:p>
       <w:pPr>
         <w:keepNext/>
-        <w:spacing w:before="320" w:after="120"/>
+        <w:spacing w:before="280" w:after="80"/>
         <w:jc w:val="left"/>
       </w:pPr>
       <w:r>
@@ -4252,7 +2836,7 @@
           <w:rFonts w:ascii="Georgia" w:hAnsi="Georgia"/>
           <w:b/>
           <w:color w:val="0F6FBF"/>
-          <w:sz w:val="30"/>
+          <w:sz w:val="28"/>
         </w:rPr>
         <w:t>5. Challenges Faced</w:t>
       </w:r>
@@ -4260,7 +2844,7 @@
     <w:p>
       <w:pPr>
         <w:keepNext/>
-        <w:spacing w:before="240" w:after="60"/>
+        <w:spacing w:before="200" w:after="40"/>
         <w:jc w:val="left"/>
       </w:pPr>
       <w:r>
@@ -4268,21 +2852,21 @@
           <w:rFonts w:ascii="Calibri" w:hAnsi="Calibri"/>
           <w:b/>
           <w:color w:val="0F172A"/>
-          <w:sz w:val="25"/>
+          <w:sz w:val="24"/>
         </w:rPr>
         <w:t>5.1 Managing Multiple Optical &amp; AI Layers</w:t>
       </w:r>
     </w:p>
     <w:p>
       <w:pPr>
-        <w:spacing w:line="276" w:lineRule="auto" w:after="120"/>
+        <w:spacing w:line="276" w:lineRule="auto" w:after="80"/>
         <w:jc w:val="both"/>
       </w:pPr>
       <w:r>
         <w:rPr>
           <w:rFonts w:ascii="Calibri" w:hAnsi="Calibri"/>
           <w:color w:val="334155"/>
-          <w:sz w:val="22"/>
+          <w:sz w:val="21"/>
         </w:rPr>
         <w:t>Bridging client-side image intake with asynchronous cloud vision inference presented latency and format challenges. High-resolution smartphone cameras often produce 15MB+ raw files. Transmitting these over mobile networks caused timeouts. This was solved by engineering a client-side HTML5 Canvas downsampling step that compresses images to max 1024px before transmission.</w:t>
       </w:r>
@@ -4290,7 +2874,7 @@
     <w:p>
       <w:pPr>
         <w:keepNext/>
-        <w:spacing w:before="240" w:after="60"/>
+        <w:spacing w:before="200" w:after="40"/>
         <w:jc w:val="left"/>
       </w:pPr>
       <w:r>
@@ -4298,21 +2882,21 @@
           <w:rFonts w:ascii="Calibri" w:hAnsi="Calibri"/>
           <w:b/>
           <w:color w:val="0F172A"/>
-          <w:sz w:val="25"/>
+          <w:sz w:val="24"/>
         </w:rPr>
         <w:t>5.2 Enforcing Single-Color Clinical Blue Standard (#0F6FBF)</w:t>
       </w:r>
     </w:p>
     <w:p>
       <w:pPr>
-        <w:spacing w:line="276" w:lineRule="auto" w:after="120"/>
+        <w:spacing w:line="276" w:lineRule="auto" w:after="80"/>
         <w:jc w:val="both"/>
       </w:pPr>
       <w:r>
         <w:rPr>
           <w:rFonts w:ascii="Calibri" w:hAnsi="Calibri"/>
           <w:color w:val="334155"/>
-          <w:sz w:val="22"/>
+          <w:sz w:val="21"/>
         </w:rPr>
         <w:t>Traditional healthcare dashboards rely on alarmist multi-color meters (red/yellow/green) that induce undue anxiety in patients and confuse color-blind clinicians. We solved this by standardizing on a single-hue clinical blue (#0F6FBF) WCAG 2.1 AAA design, relying on typographic scale and monochrome progress bars for clear, calm diagnostic communication.</w:t>
       </w:r>
@@ -4320,7 +2904,7 @@
     <w:p>
       <w:pPr>
         <w:keepNext/>
-        <w:spacing w:before="240" w:after="60"/>
+        <w:spacing w:before="200" w:after="40"/>
         <w:jc w:val="left"/>
       </w:pPr>
       <w:r>
@@ -4328,21 +2912,21 @@
           <w:rFonts w:ascii="Calibri" w:hAnsi="Calibri"/>
           <w:b/>
           <w:color w:val="0F172A"/>
-          <w:sz w:val="25"/>
+          <w:sz w:val="24"/>
         </w:rPr>
         <w:t>5.3 Multimodal Vision AI JSON Contract Parsing</w:t>
       </w:r>
     </w:p>
     <w:p>
       <w:pPr>
-        <w:spacing w:line="276" w:lineRule="auto" w:after="120"/>
+        <w:spacing w:line="276" w:lineRule="auto" w:after="80"/>
         <w:jc w:val="both"/>
       </w:pPr>
       <w:r>
         <w:rPr>
           <w:rFonts w:ascii="Calibri" w:hAnsi="Calibri"/>
           <w:color w:val="334155"/>
-          <w:sz w:val="22"/>
+          <w:sz w:val="21"/>
         </w:rPr>
         <w:t>Large language vision models occasionally wrap JSON outputs in conversational markdown or introduce schema drift. We resolved this by implementing an automated regex-based JSON extraction pipeline that isolates JSON structures and rigorously validates every field against TypeScript clinical interface definitions.</w:t>
       </w:r>
@@ -4350,7 +2934,7 @@
     <w:p>
       <w:pPr>
         <w:keepNext/>
-        <w:spacing w:before="240" w:after="60"/>
+        <w:spacing w:before="200" w:after="40"/>
         <w:jc w:val="left"/>
       </w:pPr>
       <w:r>
@@ -4358,34 +2942,29 @@
           <w:rFonts w:ascii="Calibri" w:hAnsi="Calibri"/>
           <w:b/>
           <w:color w:val="0F172A"/>
-          <w:sz w:val="25"/>
+          <w:sz w:val="24"/>
         </w:rPr>
         <w:t>5.4 Non-Skin Ingestion Gatekeeping &amp; Quality Checks</w:t>
       </w:r>
     </w:p>
     <w:p>
       <w:pPr>
-        <w:spacing w:line="276" w:lineRule="auto" w:after="120"/>
+        <w:spacing w:line="276" w:lineRule="auto" w:after="80"/>
         <w:jc w:val="both"/>
       </w:pPr>
       <w:r>
         <w:rPr>
           <w:rFonts w:ascii="Calibri" w:hAnsi="Calibri"/>
           <w:color w:val="334155"/>
-          <w:sz w:val="22"/>
+          <w:sz w:val="21"/>
         </w:rPr>
         <w:t>Users may inadvertently upload blurry, poorly lit, or non-cutaneous photographs. We engineered an optical gatekeeper that evaluates image characteristics and requires re-capture when an image fails basic cutaneous criteria.</w:t>
       </w:r>
     </w:p>
     <w:p>
-      <w:r>
-        <w:br w:type="page"/>
-      </w:r>
-    </w:p>
-    <w:p>
       <w:pPr>
         <w:keepNext/>
-        <w:spacing w:before="320" w:after="120"/>
+        <w:spacing w:before="280" w:after="80"/>
         <w:jc w:val="left"/>
       </w:pPr>
       <w:r>
@@ -4393,7 +2972,7 @@
           <w:rFonts w:ascii="Georgia" w:hAnsi="Georgia"/>
           <w:b/>
           <w:color w:val="0F6FBF"/>
-          <w:sz w:val="30"/>
+          <w:sz w:val="28"/>
         </w:rPr>
         <w:t>6. Key Learnings</w:t>
       </w:r>
@@ -4401,7 +2980,7 @@
     <w:p>
       <w:pPr>
         <w:keepNext/>
-        <w:spacing w:before="240" w:after="60"/>
+        <w:spacing w:before="200" w:after="40"/>
         <w:jc w:val="left"/>
       </w:pPr>
       <w:r>
@@ -4409,15 +2988,15 @@
           <w:rFonts w:ascii="Calibri" w:hAnsi="Calibri"/>
           <w:b/>
           <w:color w:val="0F172A"/>
-          <w:sz w:val="25"/>
+          <w:sz w:val="24"/>
         </w:rPr>
-        <w:t>6.1 Technical Skills Acquired</w:t>
+        <w:t>6.1 Technical &amp; Data Engineering Skills Acquired</w:t>
       </w:r>
     </w:p>
     <w:p>
       <w:pPr>
-        <w:spacing w:before="20" w:after="60" w:line="276" w:lineRule="auto"/>
-        <w:ind w:left="360"/>
+        <w:spacing w:before="20" w:after="50" w:line="276" w:lineRule="auto"/>
+        <w:ind w:left="288"/>
         <w:jc w:val="left"/>
       </w:pPr>
       <w:r>
@@ -4425,7 +3004,7 @@
           <w:rFonts w:ascii="Calibri" w:hAnsi="Calibri"/>
           <w:b/>
           <w:color w:val="0F172A"/>
-          <w:sz w:val="21"/>
+          <w:sz w:val="20"/>
         </w:rPr>
         <w:t>•  Production TypeScript Engineering:</w:t>
       </w:r>
@@ -4433,15 +3012,15 @@
         <w:rPr>
           <w:rFonts w:ascii="Calibri" w:hAnsi="Calibri"/>
           <w:color w:val="334155"/>
-          <w:sz w:val="21"/>
+          <w:sz w:val="20"/>
         </w:rPr>
         <w:t xml:space="preserve"> Mastered strict typing, discriminated unions, and complex schema definitions.</w:t>
       </w:r>
     </w:p>
     <w:p>
       <w:pPr>
-        <w:spacing w:before="20" w:after="60" w:line="276" w:lineRule="auto"/>
-        <w:ind w:left="360"/>
+        <w:spacing w:before="20" w:after="50" w:line="276" w:lineRule="auto"/>
+        <w:ind w:left="288"/>
         <w:jc w:val="left"/>
       </w:pPr>
       <w:r>
@@ -4449,7 +3028,7 @@
           <w:rFonts w:ascii="Calibri" w:hAnsi="Calibri"/>
           <w:b/>
           <w:color w:val="0F172A"/>
-          <w:sz w:val="21"/>
+          <w:sz w:val="20"/>
         </w:rPr>
         <w:t>•  Hardware-Accelerated In-Browser Graphics:</w:t>
       </w:r>
@@ -4457,15 +3036,15 @@
         <w:rPr>
           <w:rFonts w:ascii="Calibri" w:hAnsi="Calibri"/>
           <w:color w:val="334155"/>
-          <w:sz w:val="21"/>
+          <w:sz w:val="20"/>
         </w:rPr>
         <w:t xml:space="preserve"> Gained deep expertise in HTML5 Canvas 2D rendering and bilinear scaling.</w:t>
       </w:r>
     </w:p>
     <w:p>
       <w:pPr>
-        <w:spacing w:before="20" w:after="60" w:line="276" w:lineRule="auto"/>
-        <w:ind w:left="360"/>
+        <w:spacing w:before="20" w:after="50" w:line="276" w:lineRule="auto"/>
+        <w:ind w:left="288"/>
         <w:jc w:val="left"/>
       </w:pPr>
       <w:r>
@@ -4473,7 +3052,7 @@
           <w:rFonts w:ascii="Calibri" w:hAnsi="Calibri"/>
           <w:b/>
           <w:color w:val="0F172A"/>
-          <w:sz w:val="21"/>
+          <w:sz w:val="20"/>
         </w:rPr>
         <w:t>•  Multimodal Vision Orchestration:</w:t>
       </w:r>
@@ -4481,15 +3060,15 @@
         <w:rPr>
           <w:rFonts w:ascii="Calibri" w:hAnsi="Calibri"/>
           <w:color w:val="334155"/>
-          <w:sz w:val="21"/>
+          <w:sz w:val="20"/>
         </w:rPr>
         <w:t xml:space="preserve"> Developed robust asynchronous integration patterns with AI vision endpoints.</w:t>
       </w:r>
     </w:p>
     <w:p>
       <w:pPr>
-        <w:spacing w:before="20" w:after="60" w:line="276" w:lineRule="auto"/>
-        <w:ind w:left="360"/>
+        <w:spacing w:before="20" w:after="50" w:line="276" w:lineRule="auto"/>
+        <w:ind w:left="288"/>
         <w:jc w:val="left"/>
       </w:pPr>
       <w:r>
@@ -4497,7 +3076,7 @@
           <w:rFonts w:ascii="Calibri" w:hAnsi="Calibri"/>
           <w:b/>
           <w:color w:val="0F172A"/>
-          <w:sz w:val="21"/>
+          <w:sz w:val="20"/>
         </w:rPr>
         <w:t>•  Modern Web Performance:</w:t>
       </w:r>
@@ -4505,15 +3084,15 @@
         <w:rPr>
           <w:rFonts w:ascii="Calibri" w:hAnsi="Calibri"/>
           <w:color w:val="334155"/>
-          <w:sz w:val="21"/>
+          <w:sz w:val="20"/>
         </w:rPr>
         <w:t xml:space="preserve"> Learned bundler optimization, tree-shaking, and edge CDN deployment with Vite and Vercel.</w:t>
       </w:r>
     </w:p>
     <w:p>
       <w:pPr>
-        <w:keepNext/>
-        <w:spacing w:before="240" w:after="60"/>
+        <w:spacing w:before="20" w:after="50" w:line="276" w:lineRule="auto"/>
+        <w:ind w:left="288"/>
         <w:jc w:val="left"/>
       </w:pPr>
       <w:r>
@@ -4521,23 +3100,7 @@
           <w:rFonts w:ascii="Calibri" w:hAnsi="Calibri"/>
           <w:b/>
           <w:color w:val="0F172A"/>
-          <w:sz w:val="25"/>
-        </w:rPr>
-        <w:t>6.2 Data and Clinical System Thinking</w:t>
-      </w:r>
-    </w:p>
-    <w:p>
-      <w:pPr>
-        <w:spacing w:before="20" w:after="60" w:line="276" w:lineRule="auto"/>
-        <w:ind w:left="360"/>
-        <w:jc w:val="left"/>
-      </w:pPr>
-      <w:r>
-        <w:rPr>
-          <w:rFonts w:ascii="Calibri" w:hAnsi="Calibri"/>
-          <w:b/>
-          <w:color w:val="0F172A"/>
-          <w:sz w:val="21"/>
+          <w:sz w:val="20"/>
         </w:rPr>
         <w:t>•  Medical Informatics Standards:</w:t>
       </w:r>
@@ -4545,15 +3108,15 @@
         <w:rPr>
           <w:rFonts w:ascii="Calibri" w:hAnsi="Calibri"/>
           <w:color w:val="334155"/>
-          <w:sz w:val="21"/>
+          <w:sz w:val="20"/>
         </w:rPr>
         <w:t xml:space="preserve"> Understood ICD-10-CM international disease coding and clinical ontology harmonization.</w:t>
       </w:r>
     </w:p>
     <w:p>
       <w:pPr>
-        <w:spacing w:before="20" w:after="60" w:line="276" w:lineRule="auto"/>
-        <w:ind w:left="360"/>
+        <w:spacing w:before="20" w:after="50" w:line="276" w:lineRule="auto"/>
+        <w:ind w:left="288"/>
         <w:jc w:val="left"/>
       </w:pPr>
       <w:r>
@@ -4561,31 +3124,7 @@
           <w:rFonts w:ascii="Calibri" w:hAnsi="Calibri"/>
           <w:b/>
           <w:color w:val="0F172A"/>
-          <w:sz w:val="21"/>
-        </w:rPr>
-        <w:t>•  Ethical AI &amp; Clinical Governance:</w:t>
-      </w:r>
-      <w:r>
-        <w:rPr>
-          <w:rFonts w:ascii="Calibri" w:hAnsi="Calibri"/>
-          <w:color w:val="334155"/>
-          <w:sz w:val="21"/>
-        </w:rPr>
-        <w:t xml:space="preserve"> Learned why clinical AI must position itself as decision support with strict safety guardrails.</w:t>
-      </w:r>
-    </w:p>
-    <w:p>
-      <w:pPr>
-        <w:spacing w:before="20" w:after="60" w:line="276" w:lineRule="auto"/>
-        <w:ind w:left="360"/>
-        <w:jc w:val="left"/>
-      </w:pPr>
-      <w:r>
-        <w:rPr>
-          <w:rFonts w:ascii="Calibri" w:hAnsi="Calibri"/>
-          <w:b/>
-          <w:color w:val="0F172A"/>
-          <w:sz w:val="21"/>
+          <w:sz w:val="20"/>
         </w:rPr>
         <w:t>•  Healthcare Data Privacy:</w:t>
       </w:r>
@@ -4593,20 +3132,15 @@
         <w:rPr>
           <w:rFonts w:ascii="Calibri" w:hAnsi="Calibri"/>
           <w:color w:val="334155"/>
-          <w:sz w:val="21"/>
+          <w:sz w:val="20"/>
         </w:rPr>
         <w:t xml:space="preserve"> Implemented zero-telemetry in-memory processing to protect patient dignity and confidentiality.</w:t>
       </w:r>
     </w:p>
     <w:p>
-      <w:r>
-        <w:br w:type="page"/>
-      </w:r>
-    </w:p>
-    <w:p>
       <w:pPr>
         <w:keepNext/>
-        <w:spacing w:before="320" w:after="120"/>
+        <w:spacing w:before="280" w:after="80"/>
         <w:jc w:val="left"/>
       </w:pPr>
       <w:r>
@@ -4614,7 +3148,7 @@
           <w:rFonts w:ascii="Georgia" w:hAnsi="Georgia"/>
           <w:b/>
           <w:color w:val="0F6FBF"/>
-          <w:sz w:val="30"/>
+          <w:sz w:val="28"/>
         </w:rPr>
         <w:t>7. Conclusion &amp; Future Scope</w:t>
       </w:r>
@@ -4622,7 +3156,7 @@
     <w:p>
       <w:pPr>
         <w:keepNext/>
-        <w:spacing w:before="240" w:after="60"/>
+        <w:spacing w:before="200" w:after="40"/>
         <w:jc w:val="left"/>
       </w:pPr>
       <w:r>
@@ -4630,21 +3164,21 @@
           <w:rFonts w:ascii="Calibri" w:hAnsi="Calibri"/>
           <w:b/>
           <w:color w:val="0F172A"/>
-          <w:sz w:val="25"/>
+          <w:sz w:val="24"/>
         </w:rPr>
         <w:t>7.1 Project Conclusion</w:t>
       </w:r>
     </w:p>
     <w:p>
       <w:pPr>
-        <w:spacing w:line="276" w:lineRule="auto" w:after="120"/>
+        <w:spacing w:line="276" w:lineRule="auto" w:after="80"/>
         <w:jc w:val="both"/>
       </w:pPr>
       <w:r>
         <w:rPr>
           <w:rFonts w:ascii="Calibri" w:hAnsi="Calibri"/>
           <w:color w:val="334155"/>
-          <w:sz w:val="22"/>
+          <w:sz w:val="21"/>
         </w:rPr>
         <w:t>The DermoScan project demonstrates that modern web standards (React 18, TypeScript, HTML5 Canvas) coupled with multimodal vision AI can deliver immediate, meaningful clinical decision support at the point of primary care. By standardizing cutaneous triage into 4-quadrant morphology and harmonized ICD-10 codes, DermoScan bridges specialist access gaps while strictly preserving patient privacy.</w:t>
       </w:r>
@@ -4652,7 +3186,7 @@
     <w:p>
       <w:pPr>
         <w:keepNext/>
-        <w:spacing w:before="240" w:after="60"/>
+        <w:spacing w:before="200" w:after="40"/>
         <w:jc w:val="left"/>
       </w:pPr>
       <w:r>
@@ -4660,15 +3194,15 @@
           <w:rFonts w:ascii="Calibri" w:hAnsi="Calibri"/>
           <w:b/>
           <w:color w:val="0F172A"/>
-          <w:sz w:val="25"/>
+          <w:sz w:val="24"/>
         </w:rPr>
         <w:t>7.2 Future Scope &amp; Planned Enhancements</w:t>
       </w:r>
     </w:p>
     <w:p>
       <w:pPr>
-        <w:spacing w:before="20" w:after="60" w:line="276" w:lineRule="auto"/>
-        <w:ind w:left="360"/>
+        <w:spacing w:before="20" w:after="50" w:line="276" w:lineRule="auto"/>
+        <w:ind w:left="288"/>
         <w:jc w:val="left"/>
       </w:pPr>
       <w:r>
@@ -4676,7 +3210,7 @@
           <w:rFonts w:ascii="Calibri" w:hAnsi="Calibri"/>
           <w:b/>
           <w:color w:val="0F172A"/>
-          <w:sz w:val="21"/>
+          <w:sz w:val="20"/>
         </w:rPr>
         <w:t>•  On-Device MobileNetV4 WebAssembly:</w:t>
       </w:r>
@@ -4684,15 +3218,15 @@
         <w:rPr>
           <w:rFonts w:ascii="Calibri" w:hAnsi="Calibri"/>
           <w:color w:val="334155"/>
-          <w:sz w:val="21"/>
+          <w:sz w:val="20"/>
         </w:rPr>
         <w:t xml:space="preserve"> Running quantized vision models 100% locally on smartphones without any internet connection.</w:t>
       </w:r>
     </w:p>
     <w:p>
       <w:pPr>
-        <w:spacing w:before="20" w:after="60" w:line="276" w:lineRule="auto"/>
-        <w:ind w:left="360"/>
+        <w:spacing w:before="20" w:after="50" w:line="276" w:lineRule="auto"/>
+        <w:ind w:left="288"/>
         <w:jc w:val="left"/>
       </w:pPr>
       <w:r>
@@ -4700,7 +3234,7 @@
           <w:rFonts w:ascii="Calibri" w:hAnsi="Calibri"/>
           <w:b/>
           <w:color w:val="0F172A"/>
-          <w:sz w:val="21"/>
+          <w:sz w:val="20"/>
         </w:rPr>
         <w:t>•  ITA° Spectrophotometric Skin Calibration:</w:t>
       </w:r>
@@ -4708,15 +3242,15 @@
         <w:rPr>
           <w:rFonts w:ascii="Calibri" w:hAnsi="Calibri"/>
           <w:color w:val="334155"/>
-          <w:sz w:val="21"/>
+          <w:sz w:val="20"/>
         </w:rPr>
         <w:t xml:space="preserve"> Automated Individual Typology Angle calibration for melanin-equitable diagnostic scoring.</w:t>
       </w:r>
     </w:p>
     <w:p>
       <w:pPr>
-        <w:spacing w:before="20" w:after="60" w:line="276" w:lineRule="auto"/>
-        <w:ind w:left="360"/>
+        <w:spacing w:before="20" w:after="50" w:line="276" w:lineRule="auto"/>
+        <w:ind w:left="288"/>
         <w:jc w:val="left"/>
       </w:pPr>
       <w:r>
@@ -4724,7 +3258,7 @@
           <w:rFonts w:ascii="Calibri" w:hAnsi="Calibri"/>
           <w:b/>
           <w:color w:val="0F172A"/>
-          <w:sz w:val="21"/>
+          <w:sz w:val="20"/>
         </w:rPr>
         <w:t>•  HL7 / FHIR Electronic Health Record Interoperability:</w:t>
       </w:r>
@@ -4732,15 +3266,15 @@
         <w:rPr>
           <w:rFonts w:ascii="Calibri" w:hAnsi="Calibri"/>
           <w:color w:val="334155"/>
-          <w:sz w:val="21"/>
+          <w:sz w:val="20"/>
         </w:rPr>
         <w:t xml:space="preserve"> Direct JSON export of standardized clinical dossiers into hospital EHR systems.</w:t>
       </w:r>
     </w:p>
     <w:p>
       <w:pPr>
-        <w:spacing w:before="20" w:after="60" w:line="276" w:lineRule="auto"/>
-        <w:ind w:left="360"/>
+        <w:spacing w:before="20" w:after="50" w:line="276" w:lineRule="auto"/>
+        <w:ind w:left="288"/>
         <w:jc w:val="left"/>
       </w:pPr>
       <w:r>
@@ -4748,7 +3282,7 @@
           <w:rFonts w:ascii="Calibri" w:hAnsi="Calibri"/>
           <w:b/>
           <w:color w:val="0F172A"/>
-          <w:sz w:val="21"/>
+          <w:sz w:val="20"/>
         </w:rPr>
         <w:t>•  Dermoscopic Magnification Mode:</w:t>
       </w:r>
@@ -4756,15 +3290,15 @@
         <w:rPr>
           <w:rFonts w:ascii="Calibri" w:hAnsi="Calibri"/>
           <w:color w:val="334155"/>
-          <w:sz w:val="21"/>
+          <w:sz w:val="20"/>
         </w:rPr>
         <w:t xml:space="preserve"> Supporting polarized smartphone lens attachments for deep melanocytic lesion analysis.</w:t>
       </w:r>
     </w:p>
     <w:p>
       <w:pPr>
-        <w:spacing w:before="20" w:after="60" w:line="276" w:lineRule="auto"/>
-        <w:ind w:left="360"/>
+        <w:spacing w:before="20" w:after="50" w:line="276" w:lineRule="auto"/>
+        <w:ind w:left="288"/>
         <w:jc w:val="left"/>
       </w:pPr>
       <w:r>
@@ -4772,7 +3306,7 @@
           <w:rFonts w:ascii="Calibri" w:hAnsi="Calibri"/>
           <w:b/>
           <w:color w:val="0F172A"/>
-          <w:sz w:val="21"/>
+          <w:sz w:val="20"/>
         </w:rPr>
         <w:t>•  Multilingual Regional Voice Intake:</w:t>
       </w:r>
@@ -4780,20 +3314,15 @@
         <w:rPr>
           <w:rFonts w:ascii="Calibri" w:hAnsi="Calibri"/>
           <w:color w:val="334155"/>
-          <w:sz w:val="21"/>
+          <w:sz w:val="20"/>
         </w:rPr>
         <w:t xml:space="preserve"> Adding real-time voice intake in regional Indian languages (Hindi, Telugu, Punjabi).</w:t>
       </w:r>
     </w:p>
     <w:p>
-      <w:r>
-        <w:br w:type="page"/>
-      </w:r>
-    </w:p>
-    <w:p>
       <w:pPr>
         <w:keepNext/>
-        <w:spacing w:before="320" w:after="120"/>
+        <w:spacing w:before="280" w:after="80"/>
         <w:jc w:val="left"/>
       </w:pPr>
       <w:r>
@@ -4801,15 +3330,15 @@
           <w:rFonts w:ascii="Georgia" w:hAnsi="Georgia"/>
           <w:b/>
           <w:color w:val="0F6FBF"/>
-          <w:sz w:val="30"/>
+          <w:sz w:val="28"/>
         </w:rPr>
         <w:t>8. References &amp; Documentation Notes</w:t>
       </w:r>
     </w:p>
     <w:p>
       <w:pPr>
-        <w:spacing w:before="20" w:after="60" w:line="276" w:lineRule="auto"/>
-        <w:ind w:left="360"/>
+        <w:spacing w:before="20" w:after="50" w:line="276" w:lineRule="auto"/>
+        <w:ind w:left="288"/>
         <w:jc w:val="left"/>
       </w:pPr>
       <w:r>
@@ -4817,7 +3346,7 @@
           <w:rFonts w:ascii="Calibri" w:hAnsi="Calibri"/>
           <w:b/>
           <w:color w:val="0F172A"/>
-          <w:sz w:val="21"/>
+          <w:sz w:val="20"/>
         </w:rPr>
         <w:t>•  World Health Organization (WHO):</w:t>
       </w:r>
@@ -4825,15 +3354,15 @@
         <w:rPr>
           <w:rFonts w:ascii="Calibri" w:hAnsi="Calibri"/>
           <w:color w:val="334155"/>
-          <w:sz w:val="21"/>
+          <w:sz w:val="20"/>
         </w:rPr>
         <w:t xml:space="preserve"> International Statistical Classification of Diseases and Related Health Problems (ICD-10-CM).</w:t>
       </w:r>
     </w:p>
     <w:p>
       <w:pPr>
-        <w:spacing w:before="20" w:after="60" w:line="276" w:lineRule="auto"/>
-        <w:ind w:left="360"/>
+        <w:spacing w:before="20" w:after="50" w:line="276" w:lineRule="auto"/>
+        <w:ind w:left="288"/>
         <w:jc w:val="left"/>
       </w:pPr>
       <w:r>
@@ -4841,7 +3370,7 @@
           <w:rFonts w:ascii="Calibri" w:hAnsi="Calibri"/>
           <w:b/>
           <w:color w:val="0F172A"/>
-          <w:sz w:val="21"/>
+          <w:sz w:val="20"/>
         </w:rPr>
         <w:t>•  American Academy of Dermatology (AAD):</w:t>
       </w:r>
@@ -4849,15 +3378,15 @@
         <w:rPr>
           <w:rFonts w:ascii="Calibri" w:hAnsi="Calibri"/>
           <w:color w:val="334155"/>
-          <w:sz w:val="21"/>
+          <w:sz w:val="20"/>
         </w:rPr>
         <w:t xml:space="preserve"> Primary Care Triage Guidelines for Inflammatory and Infectious Dermatoses, 2024.</w:t>
       </w:r>
     </w:p>
     <w:p>
       <w:pPr>
-        <w:spacing w:before="20" w:after="60" w:line="276" w:lineRule="auto"/>
-        <w:ind w:left="360"/>
+        <w:spacing w:before="20" w:after="50" w:line="276" w:lineRule="auto"/>
+        <w:ind w:left="288"/>
         <w:jc w:val="left"/>
       </w:pPr>
       <w:r>
@@ -4865,7 +3394,7 @@
           <w:rFonts w:ascii="Calibri" w:hAnsi="Calibri"/>
           <w:b/>
           <w:color w:val="0F172A"/>
-          <w:sz w:val="21"/>
+          <w:sz w:val="20"/>
         </w:rPr>
         <w:t>•  React Official Documentation:</w:t>
       </w:r>
@@ -4873,15 +3402,15 @@
         <w:rPr>
           <w:rFonts w:ascii="Calibri" w:hAnsi="Calibri"/>
           <w:color w:val="334155"/>
-          <w:sz w:val="21"/>
+          <w:sz w:val="20"/>
         </w:rPr>
         <w:t xml:space="preserve"> Component State, Hooks, and Synthetic Events (react.dev).</w:t>
       </w:r>
     </w:p>
     <w:p>
       <w:pPr>
-        <w:spacing w:before="20" w:after="60" w:line="276" w:lineRule="auto"/>
-        <w:ind w:left="360"/>
+        <w:spacing w:before="20" w:after="50" w:line="276" w:lineRule="auto"/>
+        <w:ind w:left="288"/>
         <w:jc w:val="left"/>
       </w:pPr>
       <w:r>
@@ -4889,7 +3418,7 @@
           <w:rFonts w:ascii="Calibri" w:hAnsi="Calibri"/>
           <w:b/>
           <w:color w:val="0F172A"/>
-          <w:sz w:val="21"/>
+          <w:sz w:val="20"/>
         </w:rPr>
         <w:t>•  TypeScript Handbook:</w:t>
       </w:r>
@@ -4897,15 +3426,15 @@
         <w:rPr>
           <w:rFonts w:ascii="Calibri" w:hAnsi="Calibri"/>
           <w:color w:val="334155"/>
-          <w:sz w:val="21"/>
+          <w:sz w:val="20"/>
         </w:rPr>
         <w:t xml:space="preserve"> Type Systems, Generics, and Discriminated Unions (typescriptlang.org).</w:t>
       </w:r>
     </w:p>
     <w:p>
       <w:pPr>
-        <w:spacing w:before="20" w:after="60" w:line="276" w:lineRule="auto"/>
-        <w:ind w:left="360"/>
+        <w:spacing w:before="20" w:after="50" w:line="276" w:lineRule="auto"/>
+        <w:ind w:left="288"/>
         <w:jc w:val="left"/>
       </w:pPr>
       <w:r>
@@ -4913,7 +3442,7 @@
           <w:rFonts w:ascii="Calibri" w:hAnsi="Calibri"/>
           <w:b/>
           <w:color w:val="0F172A"/>
-          <w:sz w:val="21"/>
+          <w:sz w:val="20"/>
         </w:rPr>
         <w:t>•  W3C Web Accessibility Initiative:</w:t>
       </w:r>
@@ -4921,15 +3450,15 @@
         <w:rPr>
           <w:rFonts w:ascii="Calibri" w:hAnsi="Calibri"/>
           <w:color w:val="334155"/>
-          <w:sz w:val="21"/>
+          <w:sz w:val="20"/>
         </w:rPr>
         <w:t xml:space="preserve"> Web Content Accessibility Guidelines (WCAG) 2.1 AAA Standards.</w:t>
       </w:r>
     </w:p>
     <w:p>
       <w:pPr>
-        <w:spacing w:before="20" w:after="60" w:line="276" w:lineRule="auto"/>
-        <w:ind w:left="360"/>
+        <w:spacing w:before="20" w:after="50" w:line="276" w:lineRule="auto"/>
+        <w:ind w:left="288"/>
         <w:jc w:val="left"/>
       </w:pPr>
       <w:r>
@@ -4937,7 +3466,7 @@
           <w:rFonts w:ascii="Calibri" w:hAnsi="Calibri"/>
           <w:b/>
           <w:color w:val="0F172A"/>
-          <w:sz w:val="21"/>
+          <w:sz w:val="20"/>
         </w:rPr>
         <w:t>•  MDN Web Docs:</w:t>
       </w:r>
@@ -4945,7 +3474,7 @@
         <w:rPr>
           <w:rFonts w:ascii="Calibri" w:hAnsi="Calibri"/>
           <w:color w:val="334155"/>
-          <w:sz w:val="21"/>
+          <w:sz w:val="20"/>
         </w:rPr>
         <w:t xml:space="preserve"> HTML5 Canvas 2D Context, ImageBitmap, and Bilinear Downsampling APIs.</w:t>
       </w:r>
@@ -4958,7 +3487,7 @@
     <w:p>
       <w:pPr>
         <w:keepNext/>
-        <w:spacing w:before="320" w:after="120"/>
+        <w:spacing w:before="280" w:after="80"/>
         <w:jc w:val="left"/>
       </w:pPr>
       <w:r>
@@ -4966,7 +3495,7 @@
           <w:rFonts w:ascii="Georgia" w:hAnsi="Georgia"/>
           <w:b/>
           <w:color w:val="0F6FBF"/>
-          <w:sz w:val="30"/>
+          <w:sz w:val="28"/>
         </w:rPr>
         <w:t>9. Appendices</w:t>
       </w:r>
@@ -4974,7 +3503,7 @@
     <w:p>
       <w:pPr>
         <w:keepNext/>
-        <w:spacing w:before="240" w:after="60"/>
+        <w:spacing w:before="200" w:after="40"/>
         <w:jc w:val="left"/>
       </w:pPr>
       <w:r>
@@ -4982,21 +3511,21 @@
           <w:rFonts w:ascii="Calibri" w:hAnsi="Calibri"/>
           <w:b/>
           <w:color w:val="0F172A"/>
-          <w:sz w:val="25"/>
+          <w:sz w:val="24"/>
         </w:rPr>
         <w:t>Appendix A: Project Architecture &amp; Deployment Evidence</w:t>
       </w:r>
     </w:p>
     <w:p>
       <w:pPr>
-        <w:spacing w:line="276" w:lineRule="auto" w:after="120"/>
+        <w:spacing w:line="276" w:lineRule="auto" w:after="80"/>
         <w:jc w:val="both"/>
       </w:pPr>
       <w:r>
         <w:rPr>
           <w:rFonts w:ascii="Calibri" w:hAnsi="Calibri"/>
           <w:color w:val="334155"/>
-          <w:sz w:val="22"/>
+          <w:sz w:val="21"/>
         </w:rPr>
         <w:t>The DermoScan platform was developed, built, verified, and deployed to live production. The table below details key architectural deployment milestones:</w:t>
       </w:r>
@@ -5018,8 +3547,8 @@
             <w:tcW w:type="dxa" w:w="4680"/>
             <w:shd w:fill="F1F5F9"/>
             <w:tcMar>
-              <w:top w:w="80" w:type="dxa"/>
-              <w:bottom w:w="80" w:type="dxa"/>
+              <w:top w:w="70" w:type="dxa"/>
+              <w:bottom w:w="70" w:type="dxa"/>
               <w:left w:w="120" w:type="dxa"/>
               <w:right w:w="120" w:type="dxa"/>
             </w:tcMar>
@@ -5038,8 +3567,8 @@
             <w:tcW w:type="dxa" w:w="4680"/>
             <w:shd w:fill="F1F5F9"/>
             <w:tcMar>
-              <w:top w:w="80" w:type="dxa"/>
-              <w:bottom w:w="80" w:type="dxa"/>
+              <w:top w:w="70" w:type="dxa"/>
+              <w:bottom w:w="70" w:type="dxa"/>
               <w:left w:w="120" w:type="dxa"/>
               <w:right w:w="120" w:type="dxa"/>
             </w:tcMar>
@@ -5059,8 +3588,8 @@
           <w:tcPr>
             <w:tcW w:type="dxa" w:w="4680"/>
             <w:tcMar>
-              <w:top w:w="60" w:type="dxa"/>
-              <w:bottom w:w="60" w:type="dxa"/>
+              <w:top w:w="50" w:type="dxa"/>
+              <w:bottom w:w="50" w:type="dxa"/>
               <w:left w:w="120" w:type="dxa"/>
               <w:right w:w="120" w:type="dxa"/>
             </w:tcMar>
@@ -5081,8 +3610,8 @@
           <w:tcPr>
             <w:tcW w:type="dxa" w:w="4680"/>
             <w:tcMar>
-              <w:top w:w="60" w:type="dxa"/>
-              <w:bottom w:w="60" w:type="dxa"/>
+              <w:top w:w="50" w:type="dxa"/>
+              <w:bottom w:w="50" w:type="dxa"/>
               <w:left w:w="120" w:type="dxa"/>
               <w:right w:w="120" w:type="dxa"/>
             </w:tcMar>
@@ -5103,8 +3632,8 @@
             <w:tcW w:type="dxa" w:w="4680"/>
             <w:shd w:fill="F8FAFC"/>
             <w:tcMar>
-              <w:top w:w="60" w:type="dxa"/>
-              <w:bottom w:w="60" w:type="dxa"/>
+              <w:top w:w="50" w:type="dxa"/>
+              <w:bottom w:w="50" w:type="dxa"/>
               <w:left w:w="120" w:type="dxa"/>
               <w:right w:w="120" w:type="dxa"/>
             </w:tcMar>
@@ -5126,8 +3655,8 @@
             <w:tcW w:type="dxa" w:w="4680"/>
             <w:shd w:fill="F8FAFC"/>
             <w:tcMar>
-              <w:top w:w="60" w:type="dxa"/>
-              <w:bottom w:w="60" w:type="dxa"/>
+              <w:top w:w="50" w:type="dxa"/>
+              <w:bottom w:w="50" w:type="dxa"/>
               <w:left w:w="120" w:type="dxa"/>
               <w:right w:w="120" w:type="dxa"/>
             </w:tcMar>
@@ -5147,8 +3676,8 @@
           <w:tcPr>
             <w:tcW w:type="dxa" w:w="4680"/>
             <w:tcMar>
-              <w:top w:w="60" w:type="dxa"/>
-              <w:bottom w:w="60" w:type="dxa"/>
+              <w:top w:w="50" w:type="dxa"/>
+              <w:bottom w:w="50" w:type="dxa"/>
               <w:left w:w="120" w:type="dxa"/>
               <w:right w:w="120" w:type="dxa"/>
             </w:tcMar>
@@ -5169,8 +3698,8 @@
           <w:tcPr>
             <w:tcW w:type="dxa" w:w="4680"/>
             <w:tcMar>
-              <w:top w:w="60" w:type="dxa"/>
-              <w:bottom w:w="60" w:type="dxa"/>
+              <w:top w:w="50" w:type="dxa"/>
+              <w:bottom w:w="50" w:type="dxa"/>
               <w:left w:w="120" w:type="dxa"/>
               <w:right w:w="120" w:type="dxa"/>
             </w:tcMar>
@@ -5191,8 +3720,8 @@
             <w:tcW w:type="dxa" w:w="4680"/>
             <w:shd w:fill="F8FAFC"/>
             <w:tcMar>
-              <w:top w:w="60" w:type="dxa"/>
-              <w:bottom w:w="60" w:type="dxa"/>
+              <w:top w:w="50" w:type="dxa"/>
+              <w:bottom w:w="50" w:type="dxa"/>
               <w:left w:w="120" w:type="dxa"/>
               <w:right w:w="120" w:type="dxa"/>
             </w:tcMar>
@@ -5214,8 +3743,8 @@
             <w:tcW w:type="dxa" w:w="4680"/>
             <w:shd w:fill="F8FAFC"/>
             <w:tcMar>
-              <w:top w:w="60" w:type="dxa"/>
-              <w:bottom w:w="60" w:type="dxa"/>
+              <w:top w:w="50" w:type="dxa"/>
+              <w:bottom w:w="50" w:type="dxa"/>
               <w:left w:w="120" w:type="dxa"/>
               <w:right w:w="120" w:type="dxa"/>
             </w:tcMar>
@@ -5235,8 +3764,8 @@
           <w:tcPr>
             <w:tcW w:type="dxa" w:w="4680"/>
             <w:tcMar>
-              <w:top w:w="60" w:type="dxa"/>
-              <w:bottom w:w="60" w:type="dxa"/>
+              <w:top w:w="50" w:type="dxa"/>
+              <w:bottom w:w="50" w:type="dxa"/>
               <w:left w:w="120" w:type="dxa"/>
               <w:right w:w="120" w:type="dxa"/>
             </w:tcMar>
@@ -5257,8 +3786,8 @@
           <w:tcPr>
             <w:tcW w:type="dxa" w:w="4680"/>
             <w:tcMar>
-              <w:top w:w="60" w:type="dxa"/>
-              <w:bottom w:w="60" w:type="dxa"/>
+              <w:top w:w="50" w:type="dxa"/>
+              <w:bottom w:w="50" w:type="dxa"/>
               <w:left w:w="120" w:type="dxa"/>
               <w:right w:w="120" w:type="dxa"/>
             </w:tcMar>
@@ -5279,8 +3808,8 @@
             <w:tcW w:type="dxa" w:w="4680"/>
             <w:shd w:fill="F8FAFC"/>
             <w:tcMar>
-              <w:top w:w="60" w:type="dxa"/>
-              <w:bottom w:w="60" w:type="dxa"/>
+              <w:top w:w="50" w:type="dxa"/>
+              <w:bottom w:w="50" w:type="dxa"/>
               <w:left w:w="120" w:type="dxa"/>
               <w:right w:w="120" w:type="dxa"/>
             </w:tcMar>
@@ -5302,8 +3831,8 @@
             <w:tcW w:type="dxa" w:w="4680"/>
             <w:shd w:fill="F8FAFC"/>
             <w:tcMar>
-              <w:top w:w="60" w:type="dxa"/>
-              <w:bottom w:w="60" w:type="dxa"/>
+              <w:top w:w="50" w:type="dxa"/>
+              <w:bottom w:w="50" w:type="dxa"/>
               <w:left w:w="120" w:type="dxa"/>
               <w:right w:w="120" w:type="dxa"/>
             </w:tcMar>
@@ -5327,7 +3856,7 @@
     <w:p>
       <w:pPr>
         <w:keepNext/>
-        <w:spacing w:before="320" w:after="120"/>
+        <w:spacing w:before="280" w:after="80"/>
         <w:jc w:val="left"/>
       </w:pPr>
       <w:r>
@@ -5335,21 +3864,21 @@
           <w:rFonts w:ascii="Georgia" w:hAnsi="Georgia"/>
           <w:b/>
           <w:color w:val="0F6FBF"/>
-          <w:sz w:val="30"/>
+          <w:sz w:val="28"/>
         </w:rPr>
         <w:t>Appendix B: Live Workstation Intake Console</w:t>
       </w:r>
     </w:p>
     <w:p>
       <w:pPr>
-        <w:spacing w:line="276" w:lineRule="auto" w:after="120"/>
+        <w:spacing w:line="276" w:lineRule="auto" w:after="80"/>
         <w:jc w:val="both"/>
       </w:pPr>
       <w:r>
         <w:rPr>
           <w:rFonts w:ascii="Calibri" w:hAnsi="Calibri"/>
           <w:color w:val="334155"/>
-          <w:sz w:val="22"/>
+          <w:sz w:val="21"/>
         </w:rPr>
         <w:t>The DermoScan workstation intake environment features a streamlined client-side ingestion interface. The screenshot below demonstrates the live intake console running at https://dermo-scan-nesn.vercel.app/ ready to ingest clinical specimen imagery alongside anatomical and chronicity metadata:</w:t>
       </w:r>
@@ -5357,13 +3886,13 @@
     <w:p>
       <w:pPr>
         <w:keepNext/>
-        <w:spacing w:before="200" w:after="80"/>
+        <w:spacing w:before="160" w:after="40"/>
         <w:jc w:val="center"/>
       </w:pPr>
       <w:r>
         <w:drawing>
           <wp:inline xmlns:a="http://schemas.openxmlformats.org/drawingml/2006/main" xmlns:pic="http://schemas.openxmlformats.org/drawingml/2006/picture">
-            <wp:extent cx="5303520" cy="2983230"/>
+            <wp:extent cx="4937760" cy="2777490"/>
             <wp:docPr id="2" name="Picture 2"/>
             <wp:cNvGraphicFramePr>
               <a:graphicFrameLocks noChangeAspect="1"/>
@@ -5384,7 +3913,7 @@
                   <pic:spPr>
                     <a:xfrm>
                       <a:off x="0" y="0"/>
-                      <a:ext cx="5303520" cy="2983230"/>
+                      <a:ext cx="4937760" cy="2777490"/>
                     </a:xfrm>
                     <a:prstGeom prst="rect"/>
                   </pic:spPr>
@@ -5397,7 +3926,7 @@
     </w:p>
     <w:p>
       <w:pPr>
-        <w:spacing w:before="40" w:after="280" w:line="276" w:lineRule="auto"/>
+        <w:spacing w:before="20" w:after="160" w:line="276" w:lineRule="auto"/>
         <w:jc w:val="center"/>
       </w:pPr>
       <w:r>
@@ -5405,7 +3934,7 @@
           <w:rFonts w:ascii="Calibri" w:hAnsi="Calibri"/>
           <w:b/>
           <w:color w:val="0F6FBF"/>
-          <w:sz w:val="19"/>
+          <w:sz w:val="18"/>
         </w:rPr>
         <w:t xml:space="preserve">Figure B.1: </w:t>
       </w:r>
@@ -5414,29 +3943,29 @@
           <w:rFonts w:ascii="Calibri" w:hAnsi="Calibri"/>
           <w:i/>
           <w:color w:val="475569"/>
-          <w:sz w:val="19"/>
+          <w:sz w:val="18"/>
         </w:rPr>
         <w:t>Live DermoScan Cutaneous Specimen Intake Console deployed at https://dermo-scan-nesn.vercel.app/ awaiting clinical specimen ingestion and contextual parameter selection.</w:t>
       </w:r>
     </w:p>
     <w:p>
       <w:pPr>
-        <w:spacing w:line="276" w:lineRule="auto" w:after="120"/>
+        <w:spacing w:line="276" w:lineRule="auto" w:after="80"/>
         <w:jc w:val="both"/>
       </w:pPr>
       <w:r>
         <w:rPr>
           <w:rFonts w:ascii="Calibri" w:hAnsi="Calibri"/>
           <w:color w:val="334155"/>
-          <w:sz w:val="22"/>
+          <w:sz w:val="21"/>
         </w:rPr>
         <w:t>Key Intake Workstation Capabilities:</w:t>
       </w:r>
     </w:p>
     <w:p>
       <w:pPr>
-        <w:spacing w:before="20" w:after="60" w:line="276" w:lineRule="auto"/>
-        <w:ind w:left="360"/>
+        <w:spacing w:before="20" w:after="50" w:line="276" w:lineRule="auto"/>
+        <w:ind w:left="288"/>
         <w:jc w:val="left"/>
       </w:pPr>
       <w:r>
@@ -5444,7 +3973,7 @@
           <w:rFonts w:ascii="Calibri" w:hAnsi="Calibri"/>
           <w:b/>
           <w:color w:val="0F172A"/>
-          <w:sz w:val="21"/>
+          <w:sz w:val="20"/>
         </w:rPr>
         <w:t>•  Specimen Dropzone:</w:t>
       </w:r>
@@ -5452,15 +3981,15 @@
         <w:rPr>
           <w:rFonts w:ascii="Calibri" w:hAnsi="Calibri"/>
           <w:color w:val="334155"/>
-          <w:sz w:val="21"/>
+          <w:sz w:val="20"/>
         </w:rPr>
         <w:t xml:space="preserve"> Instant drag-and-drop ingestion with real-time client-side preview.</w:t>
       </w:r>
     </w:p>
     <w:p>
       <w:pPr>
-        <w:spacing w:before="20" w:after="60" w:line="276" w:lineRule="auto"/>
-        <w:ind w:left="360"/>
+        <w:spacing w:before="20" w:after="50" w:line="276" w:lineRule="auto"/>
+        <w:ind w:left="288"/>
         <w:jc w:val="left"/>
       </w:pPr>
       <w:r>
@@ -5468,7 +3997,7 @@
           <w:rFonts w:ascii="Calibri" w:hAnsi="Calibri"/>
           <w:b/>
           <w:color w:val="0F172A"/>
-          <w:sz w:val="21"/>
+          <w:sz w:val="20"/>
         </w:rPr>
         <w:t>•  16 Anatomical Zones:</w:t>
       </w:r>
@@ -5476,15 +4005,15 @@
         <w:rPr>
           <w:rFonts w:ascii="Calibri" w:hAnsi="Calibri"/>
           <w:color w:val="334155"/>
-          <w:sz w:val="21"/>
+          <w:sz w:val="20"/>
         </w:rPr>
         <w:t xml:space="preserve"> Precise clinical body locations (Scalp, Extensor, Flexural, Palmoplantar, Trunk).</w:t>
       </w:r>
     </w:p>
     <w:p>
       <w:pPr>
-        <w:spacing w:before="20" w:after="60" w:line="276" w:lineRule="auto"/>
-        <w:ind w:left="360"/>
+        <w:spacing w:before="20" w:after="50" w:line="276" w:lineRule="auto"/>
+        <w:ind w:left="288"/>
         <w:jc w:val="left"/>
       </w:pPr>
       <w:r>
@@ -5492,7 +4021,7 @@
           <w:rFonts w:ascii="Calibri" w:hAnsi="Calibri"/>
           <w:b/>
           <w:color w:val="0F172A"/>
-          <w:sz w:val="21"/>
+          <w:sz w:val="20"/>
         </w:rPr>
         <w:t>•  Chronicity Assessment:</w:t>
       </w:r>
@@ -5500,15 +4029,15 @@
         <w:rPr>
           <w:rFonts w:ascii="Calibri" w:hAnsi="Calibri"/>
           <w:color w:val="334155"/>
-          <w:sz w:val="21"/>
+          <w:sz w:val="20"/>
         </w:rPr>
         <w:t xml:space="preserve"> Radio selector for symptom duration (&lt;1 Week, 1–4 Weeks, 1–3 Months, 3+ Months).</w:t>
       </w:r>
     </w:p>
     <w:p>
       <w:pPr>
-        <w:spacing w:before="20" w:after="60" w:line="276" w:lineRule="auto"/>
-        <w:ind w:left="360"/>
+        <w:spacing w:before="20" w:after="50" w:line="276" w:lineRule="auto"/>
+        <w:ind w:left="288"/>
         <w:jc w:val="left"/>
       </w:pPr>
       <w:r>
@@ -5516,7 +4045,7 @@
           <w:rFonts w:ascii="Calibri" w:hAnsi="Calibri"/>
           <w:b/>
           <w:color w:val="0F172A"/>
-          <w:sz w:val="21"/>
+          <w:sz w:val="20"/>
         </w:rPr>
         <w:t>•  Patient Sensations:</w:t>
       </w:r>
@@ -5524,7 +4053,7 @@
         <w:rPr>
           <w:rFonts w:ascii="Calibri" w:hAnsi="Calibri"/>
           <w:color w:val="334155"/>
-          <w:sz w:val="21"/>
+          <w:sz w:val="20"/>
         </w:rPr>
         <w:t xml:space="preserve"> Multi-select chips for Itchy, Painful, Burning, Tender, and Numb.</w:t>
       </w:r>
@@ -5537,7 +4066,7 @@
     <w:p>
       <w:pPr>
         <w:keepNext/>
-        <w:spacing w:before="320" w:after="120"/>
+        <w:spacing w:before="280" w:after="80"/>
         <w:jc w:val="left"/>
       </w:pPr>
       <w:r>
@@ -5545,21 +4074,21 @@
           <w:rFonts w:ascii="Georgia" w:hAnsi="Georgia"/>
           <w:b/>
           <w:color w:val="0F6FBF"/>
-          <w:sz w:val="30"/>
+          <w:sz w:val="28"/>
         </w:rPr>
         <w:t>Appendix D: Live Diagnostic Dossier &amp; Morphology Matrix</w:t>
       </w:r>
     </w:p>
     <w:p>
       <w:pPr>
-        <w:spacing w:line="276" w:lineRule="auto" w:after="120"/>
+        <w:spacing w:line="276" w:lineRule="auto" w:after="80"/>
         <w:jc w:val="both"/>
       </w:pPr>
       <w:r>
         <w:rPr>
           <w:rFonts w:ascii="Calibri" w:hAnsi="Calibri"/>
           <w:color w:val="334155"/>
-          <w:sz w:val="22"/>
+          <w:sz w:val="21"/>
         </w:rPr>
         <w:t>The Unified Diagnostic Dossier immediately synthesizes the AI vision analysis, clinical heuristic verification, and 4-quadrant morphology decomposition. The screenshot below shows the live dossier output for a Psoriasis Vulgaris (ICD-10 L40.0) specimen evaluated with 89% AI Pattern Confidence:</w:t>
       </w:r>
@@ -5567,13 +4096,13 @@
     <w:p>
       <w:pPr>
         <w:keepNext/>
-        <w:spacing w:before="200" w:after="80"/>
+        <w:spacing w:before="160" w:after="40"/>
         <w:jc w:val="center"/>
       </w:pPr>
       <w:r>
         <w:drawing>
           <wp:inline xmlns:a="http://schemas.openxmlformats.org/drawingml/2006/main" xmlns:pic="http://schemas.openxmlformats.org/drawingml/2006/picture">
-            <wp:extent cx="5303520" cy="2983230"/>
+            <wp:extent cx="4937760" cy="2777490"/>
             <wp:docPr id="3" name="Picture 3"/>
             <wp:cNvGraphicFramePr>
               <a:graphicFrameLocks noChangeAspect="1"/>
@@ -5594,7 +4123,7 @@
                   <pic:spPr>
                     <a:xfrm>
                       <a:off x="0" y="0"/>
-                      <a:ext cx="5303520" cy="2983230"/>
+                      <a:ext cx="4937760" cy="2777490"/>
                     </a:xfrm>
                     <a:prstGeom prst="rect"/>
                   </pic:spPr>
@@ -5607,7 +4136,7 @@
     </w:p>
     <w:p>
       <w:pPr>
-        <w:spacing w:before="40" w:after="280" w:line="276" w:lineRule="auto"/>
+        <w:spacing w:before="20" w:after="160" w:line="276" w:lineRule="auto"/>
         <w:jc w:val="center"/>
       </w:pPr>
       <w:r>
@@ -5615,7 +4144,7 @@
           <w:rFonts w:ascii="Calibri" w:hAnsi="Calibri"/>
           <w:b/>
           <w:color w:val="0F6FBF"/>
-          <w:sz w:val="19"/>
+          <w:sz w:val="18"/>
         </w:rPr>
         <w:t xml:space="preserve">Figure D.1: </w:t>
       </w:r>
@@ -5624,29 +4153,29 @@
           <w:rFonts w:ascii="Calibri" w:hAnsi="Calibri"/>
           <w:i/>
           <w:color w:val="475569"/>
-          <w:sz w:val="19"/>
+          <w:sz w:val="18"/>
         </w:rPr>
         <w:t>Live Diagnostic Dossier &amp; Morphology Matrix deployed at https://dermo-scan-nesn.vercel.app/ displaying primary classification of Psoriasis Vulgaris (ICD-10 L40.0), 89% AI Pattern Confidence, 4-Quadrant Morphology metrics, and clinical protocol guidance.</w:t>
       </w:r>
     </w:p>
     <w:p>
       <w:pPr>
-        <w:spacing w:line="276" w:lineRule="auto" w:after="120"/>
+        <w:spacing w:line="276" w:lineRule="auto" w:after="80"/>
         <w:jc w:val="both"/>
       </w:pPr>
       <w:r>
         <w:rPr>
           <w:rFonts w:ascii="Calibri" w:hAnsi="Calibri"/>
           <w:color w:val="334155"/>
-          <w:sz w:val="22"/>
+          <w:sz w:val="21"/>
         </w:rPr>
         <w:t>Key Dossier Analytical Components:</w:t>
       </w:r>
     </w:p>
     <w:p>
       <w:pPr>
-        <w:spacing w:before="20" w:after="60" w:line="276" w:lineRule="auto"/>
-        <w:ind w:left="360"/>
+        <w:spacing w:before="20" w:after="50" w:line="276" w:lineRule="auto"/>
+        <w:ind w:left="288"/>
         <w:jc w:val="left"/>
       </w:pPr>
       <w:r>
@@ -5654,7 +4183,7 @@
           <w:rFonts w:ascii="Calibri" w:hAnsi="Calibri"/>
           <w:b/>
           <w:color w:val="0F172A"/>
-          <w:sz w:val="21"/>
+          <w:sz w:val="20"/>
         </w:rPr>
         <w:t>•  Primary Classification:</w:t>
       </w:r>
@@ -5662,15 +4191,15 @@
         <w:rPr>
           <w:rFonts w:ascii="Calibri" w:hAnsi="Calibri"/>
           <w:color w:val="334155"/>
-          <w:sz w:val="21"/>
+          <w:sz w:val="20"/>
         </w:rPr>
         <w:t xml:space="preserve"> Bold clinical condition title with harmonized ICD-10 badge.</w:t>
       </w:r>
     </w:p>
     <w:p>
       <w:pPr>
-        <w:spacing w:before="20" w:after="60" w:line="276" w:lineRule="auto"/>
-        <w:ind w:left="360"/>
+        <w:spacing w:before="20" w:after="50" w:line="276" w:lineRule="auto"/>
+        <w:ind w:left="288"/>
         <w:jc w:val="left"/>
       </w:pPr>
       <w:r>
@@ -5678,7 +4207,7 @@
           <w:rFonts w:ascii="Calibri" w:hAnsi="Calibri"/>
           <w:b/>
           <w:color w:val="0F172A"/>
-          <w:sz w:val="21"/>
+          <w:sz w:val="20"/>
         </w:rPr>
         <w:t>•  Single-Color Confidence Meter:</w:t>
       </w:r>
@@ -5686,15 +4215,15 @@
         <w:rPr>
           <w:rFonts w:ascii="Calibri" w:hAnsi="Calibri"/>
           <w:color w:val="334155"/>
-          <w:sz w:val="21"/>
+          <w:sz w:val="20"/>
         </w:rPr>
         <w:t xml:space="preserve"> Calibrated progress meter in #0F6FBF with numerical score in JetBrains Mono.</w:t>
       </w:r>
     </w:p>
     <w:p>
       <w:pPr>
-        <w:spacing w:before="20" w:after="60" w:line="276" w:lineRule="auto"/>
-        <w:ind w:left="360"/>
+        <w:spacing w:before="20" w:after="50" w:line="276" w:lineRule="auto"/>
+        <w:ind w:left="288"/>
         <w:jc w:val="left"/>
       </w:pPr>
       <w:r>
@@ -5702,7 +4231,7 @@
           <w:rFonts w:ascii="Calibri" w:hAnsi="Calibri"/>
           <w:b/>
           <w:color w:val="0F172A"/>
-          <w:sz w:val="21"/>
+          <w:sz w:val="20"/>
         </w:rPr>
         <w:t>•  4-Quadrant Morphology Matrix:</w:t>
       </w:r>
@@ -5710,15 +4239,15 @@
         <w:rPr>
           <w:rFonts w:ascii="Calibri" w:hAnsi="Calibri"/>
           <w:color w:val="334155"/>
-          <w:sz w:val="21"/>
+          <w:sz w:val="20"/>
         </w:rPr>
         <w:t xml:space="preserve"> Decomposes Primary Lesion, Coloration, Border Definition, and Distribution.</w:t>
       </w:r>
     </w:p>
     <w:p>
       <w:pPr>
-        <w:spacing w:before="20" w:after="60" w:line="276" w:lineRule="auto"/>
-        <w:ind w:left="360"/>
+        <w:spacing w:before="20" w:after="50" w:line="276" w:lineRule="auto"/>
+        <w:ind w:left="288"/>
         <w:jc w:val="left"/>
       </w:pPr>
       <w:r>
@@ -5726,7 +4255,7 @@
           <w:rFonts w:ascii="Calibri" w:hAnsi="Calibri"/>
           <w:b/>
           <w:color w:val="0F172A"/>
-          <w:sz w:val="21"/>
+          <w:sz w:val="20"/>
         </w:rPr>
         <w:t>•  Evidence-Based Protocols:</w:t>
       </w:r>
@@ -5734,7 +4263,7 @@
         <w:rPr>
           <w:rFonts w:ascii="Calibri" w:hAnsi="Calibri"/>
           <w:color w:val="334155"/>
-          <w:sz w:val="21"/>
+          <w:sz w:val="20"/>
         </w:rPr>
         <w:t xml:space="preserve"> Provides moisturizing guidance and explicit contraindications against inappropriate steroid use.</w:t>
       </w:r>
@@ -5747,7 +4276,7 @@
     <w:p>
       <w:pPr>
         <w:keepNext/>
-        <w:spacing w:before="320" w:after="120"/>
+        <w:spacing w:before="280" w:after="80"/>
         <w:jc w:val="left"/>
       </w:pPr>
       <w:r>
@@ -5755,21 +4284,21 @@
           <w:rFonts w:ascii="Georgia" w:hAnsi="Georgia"/>
           <w:b/>
           <w:color w:val="0F6FBF"/>
-          <w:sz w:val="30"/>
+          <w:sz w:val="28"/>
         </w:rPr>
         <w:t>Appendix E: ICD-10-CM Harmonization Crosswalk Matrix</w:t>
       </w:r>
     </w:p>
     <w:p>
       <w:pPr>
-        <w:spacing w:line="276" w:lineRule="auto" w:after="120"/>
+        <w:spacing w:line="276" w:lineRule="auto" w:after="80"/>
         <w:jc w:val="both"/>
       </w:pPr>
       <w:r>
         <w:rPr>
           <w:rFonts w:ascii="Calibri" w:hAnsi="Calibri"/>
           <w:color w:val="334155"/>
-          <w:sz w:val="22"/>
+          <w:sz w:val="21"/>
         </w:rPr>
         <w:t>The DermoScan diagnostic engine maps classified cutaneous patterns to the International Classification of Diseases (ICD-10-CM). The table below details the pathognomonic clinical features and diagnostic codes implemented in the platform:</w:t>
       </w:r>
@@ -5794,10 +4323,10 @@
             <w:tcW w:type="dxa" w:w="1872"/>
             <w:shd w:fill="F1F5F9"/>
             <w:tcMar>
-              <w:top w:w="80" w:type="dxa"/>
-              <w:bottom w:w="80" w:type="dxa"/>
-              <w:left w:w="100" w:type="dxa"/>
-              <w:right w:w="100" w:type="dxa"/>
+              <w:top w:w="70" w:type="dxa"/>
+              <w:bottom w:w="70" w:type="dxa"/>
+              <w:left w:w="90" w:type="dxa"/>
+              <w:right w:w="90" w:type="dxa"/>
             </w:tcMar>
           </w:tcPr>
           <w:p>
@@ -5808,7 +4337,7 @@
               <w:rPr>
                 <w:b/>
                 <w:color w:val="0F172A"/>
-                <w:sz w:val="18"/>
+                <w:sz w:val="17"/>
               </w:rPr>
               <w:t>ICD-10</w:t>
             </w:r>
@@ -5819,10 +4348,10 @@
             <w:tcW w:type="dxa" w:w="1872"/>
             <w:shd w:fill="F1F5F9"/>
             <w:tcMar>
-              <w:top w:w="80" w:type="dxa"/>
-              <w:bottom w:w="80" w:type="dxa"/>
-              <w:left w:w="100" w:type="dxa"/>
-              <w:right w:w="100" w:type="dxa"/>
+              <w:top w:w="70" w:type="dxa"/>
+              <w:bottom w:w="70" w:type="dxa"/>
+              <w:left w:w="90" w:type="dxa"/>
+              <w:right w:w="90" w:type="dxa"/>
             </w:tcMar>
           </w:tcPr>
           <w:p>
@@ -5833,7 +4362,7 @@
               <w:rPr>
                 <w:b/>
                 <w:color w:val="0F172A"/>
-                <w:sz w:val="18"/>
+                <w:sz w:val="17"/>
               </w:rPr>
               <w:t>Condition Name</w:t>
             </w:r>
@@ -5844,10 +4373,10 @@
             <w:tcW w:type="dxa" w:w="1872"/>
             <w:shd w:fill="F1F5F9"/>
             <w:tcMar>
-              <w:top w:w="80" w:type="dxa"/>
-              <w:bottom w:w="80" w:type="dxa"/>
-              <w:left w:w="100" w:type="dxa"/>
-              <w:right w:w="100" w:type="dxa"/>
+              <w:top w:w="70" w:type="dxa"/>
+              <w:bottom w:w="70" w:type="dxa"/>
+              <w:left w:w="90" w:type="dxa"/>
+              <w:right w:w="90" w:type="dxa"/>
             </w:tcMar>
           </w:tcPr>
           <w:p>
@@ -5858,7 +4387,7 @@
               <w:rPr>
                 <w:b/>
                 <w:color w:val="0F172A"/>
-                <w:sz w:val="18"/>
+                <w:sz w:val="17"/>
               </w:rPr>
               <w:t>Primary Lesion</w:t>
             </w:r>
@@ -5869,10 +4398,10 @@
             <w:tcW w:type="dxa" w:w="1872"/>
             <w:shd w:fill="F1F5F9"/>
             <w:tcMar>
-              <w:top w:w="80" w:type="dxa"/>
-              <w:bottom w:w="80" w:type="dxa"/>
-              <w:left w:w="100" w:type="dxa"/>
-              <w:right w:w="100" w:type="dxa"/>
+              <w:top w:w="70" w:type="dxa"/>
+              <w:bottom w:w="70" w:type="dxa"/>
+              <w:left w:w="90" w:type="dxa"/>
+              <w:right w:w="90" w:type="dxa"/>
             </w:tcMar>
           </w:tcPr>
           <w:p>
@@ -5883,7 +4412,7 @@
               <w:rPr>
                 <w:b/>
                 <w:color w:val="0F172A"/>
-                <w:sz w:val="18"/>
+                <w:sz w:val="17"/>
               </w:rPr>
               <w:t>Distribution</w:t>
             </w:r>
@@ -5894,10 +4423,10 @@
             <w:tcW w:type="dxa" w:w="1872"/>
             <w:shd w:fill="F1F5F9"/>
             <w:tcMar>
-              <w:top w:w="80" w:type="dxa"/>
-              <w:bottom w:w="80" w:type="dxa"/>
-              <w:left w:w="100" w:type="dxa"/>
-              <w:right w:w="100" w:type="dxa"/>
+              <w:top w:w="70" w:type="dxa"/>
+              <w:bottom w:w="70" w:type="dxa"/>
+              <w:left w:w="90" w:type="dxa"/>
+              <w:right w:w="90" w:type="dxa"/>
             </w:tcMar>
           </w:tcPr>
           <w:p>
@@ -5908,7 +4437,7 @@
               <w:rPr>
                 <w:b/>
                 <w:color w:val="0F172A"/>
-                <w:sz w:val="18"/>
+                <w:sz w:val="17"/>
               </w:rPr>
               <w:t>Pathognomonic Attribute</w:t>
             </w:r>
@@ -5920,10 +4449,10 @@
           <w:tcPr>
             <w:tcW w:type="dxa" w:w="1872"/>
             <w:tcMar>
-              <w:top w:w="60" w:type="dxa"/>
-              <w:bottom w:w="60" w:type="dxa"/>
-              <w:left w:w="100" w:type="dxa"/>
-              <w:right w:w="100" w:type="dxa"/>
+              <w:top w:w="50" w:type="dxa"/>
+              <w:bottom w:w="50" w:type="dxa"/>
+              <w:left w:w="90" w:type="dxa"/>
+              <w:right w:w="90" w:type="dxa"/>
             </w:tcMar>
           </w:tcPr>
           <w:p>
@@ -5934,7 +4463,7 @@
               <w:rPr>
                 <w:b/>
                 <w:color w:val="0F6FBF"/>
-                <w:sz w:val="17"/>
+                <w:sz w:val="16"/>
               </w:rPr>
               <w:t>L40.0</w:t>
             </w:r>
@@ -5944,10 +4473,10 @@
           <w:tcPr>
             <w:tcW w:type="dxa" w:w="1872"/>
             <w:tcMar>
-              <w:top w:w="60" w:type="dxa"/>
-              <w:bottom w:w="60" w:type="dxa"/>
-              <w:left w:w="100" w:type="dxa"/>
-              <w:right w:w="100" w:type="dxa"/>
+              <w:top w:w="50" w:type="dxa"/>
+              <w:bottom w:w="50" w:type="dxa"/>
+              <w:left w:w="90" w:type="dxa"/>
+              <w:right w:w="90" w:type="dxa"/>
             </w:tcMar>
           </w:tcPr>
           <w:p>
@@ -5957,7 +4486,7 @@
             <w:r>
               <w:rPr>
                 <w:color w:val="334155"/>
-                <w:sz w:val="17"/>
+                <w:sz w:val="16"/>
               </w:rPr>
               <w:t>Plaque Psoriasis (Psoriasis Vulgaris)</w:t>
             </w:r>
@@ -5967,10 +4496,10 @@
           <w:tcPr>
             <w:tcW w:type="dxa" w:w="1872"/>
             <w:tcMar>
-              <w:top w:w="60" w:type="dxa"/>
-              <w:bottom w:w="60" w:type="dxa"/>
-              <w:left w:w="100" w:type="dxa"/>
-              <w:right w:w="100" w:type="dxa"/>
+              <w:top w:w="50" w:type="dxa"/>
+              <w:bottom w:w="50" w:type="dxa"/>
+              <w:left w:w="90" w:type="dxa"/>
+              <w:right w:w="90" w:type="dxa"/>
             </w:tcMar>
           </w:tcPr>
           <w:p>
@@ -5980,7 +4509,7 @@
             <w:r>
               <w:rPr>
                 <w:color w:val="334155"/>
-                <w:sz w:val="17"/>
+                <w:sz w:val="16"/>
               </w:rPr>
               <w:t>Hyperkeratotic Plaque</w:t>
             </w:r>
@@ -5990,10 +4519,10 @@
           <w:tcPr>
             <w:tcW w:type="dxa" w:w="1872"/>
             <w:tcMar>
-              <w:top w:w="60" w:type="dxa"/>
-              <w:bottom w:w="60" w:type="dxa"/>
-              <w:left w:w="100" w:type="dxa"/>
-              <w:right w:w="100" w:type="dxa"/>
+              <w:top w:w="50" w:type="dxa"/>
+              <w:bottom w:w="50" w:type="dxa"/>
+              <w:left w:w="90" w:type="dxa"/>
+              <w:right w:w="90" w:type="dxa"/>
             </w:tcMar>
           </w:tcPr>
           <w:p>
@@ -6003,7 +4532,7 @@
             <w:r>
               <w:rPr>
                 <w:color w:val="334155"/>
-                <w:sz w:val="17"/>
+                <w:sz w:val="16"/>
               </w:rPr>
               <w:t>Extensor (Elbows, Knees)</w:t>
             </w:r>
@@ -6013,10 +4542,10 @@
           <w:tcPr>
             <w:tcW w:type="dxa" w:w="1872"/>
             <w:tcMar>
-              <w:top w:w="60" w:type="dxa"/>
-              <w:bottom w:w="60" w:type="dxa"/>
-              <w:left w:w="100" w:type="dxa"/>
-              <w:right w:w="100" w:type="dxa"/>
+              <w:top w:w="50" w:type="dxa"/>
+              <w:bottom w:w="50" w:type="dxa"/>
+              <w:left w:w="90" w:type="dxa"/>
+              <w:right w:w="90" w:type="dxa"/>
             </w:tcMar>
           </w:tcPr>
           <w:p>
@@ -6026,7 +4555,7 @@
             <w:r>
               <w:rPr>
                 <w:color w:val="334155"/>
-                <w:sz w:val="17"/>
+                <w:sz w:val="16"/>
               </w:rPr>
               <w:t>Salmon-pink base; silvery micaceous scale; Auspitz sign</w:t>
             </w:r>
@@ -6039,10 +4568,10 @@
             <w:tcW w:type="dxa" w:w="1872"/>
             <w:shd w:fill="F8FAFC"/>
             <w:tcMar>
-              <w:top w:w="60" w:type="dxa"/>
-              <w:bottom w:w="60" w:type="dxa"/>
-              <w:left w:w="100" w:type="dxa"/>
-              <w:right w:w="100" w:type="dxa"/>
+              <w:top w:w="50" w:type="dxa"/>
+              <w:bottom w:w="50" w:type="dxa"/>
+              <w:left w:w="90" w:type="dxa"/>
+              <w:right w:w="90" w:type="dxa"/>
             </w:tcMar>
           </w:tcPr>
           <w:p>
@@ -6053,7 +4582,7 @@
               <w:rPr>
                 <w:b/>
                 <w:color w:val="0F6FBF"/>
-                <w:sz w:val="17"/>
+                <w:sz w:val="16"/>
               </w:rPr>
               <w:t>L20.9</w:t>
             </w:r>
@@ -6064,10 +4593,10 @@
             <w:tcW w:type="dxa" w:w="1872"/>
             <w:shd w:fill="F8FAFC"/>
             <w:tcMar>
-              <w:top w:w="60" w:type="dxa"/>
-              <w:bottom w:w="60" w:type="dxa"/>
-              <w:left w:w="100" w:type="dxa"/>
-              <w:right w:w="100" w:type="dxa"/>
+              <w:top w:w="50" w:type="dxa"/>
+              <w:bottom w:w="50" w:type="dxa"/>
+              <w:left w:w="90" w:type="dxa"/>
+              <w:right w:w="90" w:type="dxa"/>
             </w:tcMar>
           </w:tcPr>
           <w:p>
@@ -6077,7 +4606,7 @@
             <w:r>
               <w:rPr>
                 <w:color w:val="334155"/>
-                <w:sz w:val="17"/>
+                <w:sz w:val="16"/>
               </w:rPr>
               <w:t>Atopic Dermatitis (Eczema)</w:t>
             </w:r>
@@ -6088,10 +4617,10 @@
             <w:tcW w:type="dxa" w:w="1872"/>
             <w:shd w:fill="F8FAFC"/>
             <w:tcMar>
-              <w:top w:w="60" w:type="dxa"/>
-              <w:bottom w:w="60" w:type="dxa"/>
-              <w:left w:w="100" w:type="dxa"/>
-              <w:right w:w="100" w:type="dxa"/>
+              <w:top w:w="50" w:type="dxa"/>
+              <w:bottom w:w="50" w:type="dxa"/>
+              <w:left w:w="90" w:type="dxa"/>
+              <w:right w:w="90" w:type="dxa"/>
             </w:tcMar>
           </w:tcPr>
           <w:p>
@@ -6101,7 +4630,7 @@
             <w:r>
               <w:rPr>
                 <w:color w:val="334155"/>
-                <w:sz w:val="17"/>
+                <w:sz w:val="16"/>
               </w:rPr>
               <w:t>Lichenified Plaque</w:t>
             </w:r>
@@ -6112,10 +4641,10 @@
             <w:tcW w:type="dxa" w:w="1872"/>
             <w:shd w:fill="F8FAFC"/>
             <w:tcMar>
-              <w:top w:w="60" w:type="dxa"/>
-              <w:bottom w:w="60" w:type="dxa"/>
-              <w:left w:w="100" w:type="dxa"/>
-              <w:right w:w="100" w:type="dxa"/>
+              <w:top w:w="50" w:type="dxa"/>
+              <w:bottom w:w="50" w:type="dxa"/>
+              <w:left w:w="90" w:type="dxa"/>
+              <w:right w:w="90" w:type="dxa"/>
             </w:tcMar>
           </w:tcPr>
           <w:p>
@@ -6125,7 +4654,7 @@
             <w:r>
               <w:rPr>
                 <w:color w:val="334155"/>
-                <w:sz w:val="17"/>
+                <w:sz w:val="16"/>
               </w:rPr>
               <w:t>Flexural Folds (Neck, Knees)</w:t>
             </w:r>
@@ -6136,10 +4665,10 @@
             <w:tcW w:type="dxa" w:w="1872"/>
             <w:shd w:fill="F8FAFC"/>
             <w:tcMar>
-              <w:top w:w="60" w:type="dxa"/>
-              <w:bottom w:w="60" w:type="dxa"/>
-              <w:left w:w="100" w:type="dxa"/>
-              <w:right w:w="100" w:type="dxa"/>
+              <w:top w:w="50" w:type="dxa"/>
+              <w:bottom w:w="50" w:type="dxa"/>
+              <w:left w:w="90" w:type="dxa"/>
+              <w:right w:w="90" w:type="dxa"/>
             </w:tcMar>
           </w:tcPr>
           <w:p>
@@ -6149,7 +4678,7 @@
             <w:r>
               <w:rPr>
                 <w:color w:val="334155"/>
-                <w:sz w:val="17"/>
+                <w:sz w:val="16"/>
               </w:rPr>
               <w:t>Intense pruritus; xerosis; personal or family atopy link</w:t>
             </w:r>
@@ -6161,10 +4690,10 @@
           <w:tcPr>
             <w:tcW w:type="dxa" w:w="1872"/>
             <w:tcMar>
-              <w:top w:w="60" w:type="dxa"/>
-              <w:bottom w:w="60" w:type="dxa"/>
-              <w:left w:w="100" w:type="dxa"/>
-              <w:right w:w="100" w:type="dxa"/>
+              <w:top w:w="50" w:type="dxa"/>
+              <w:bottom w:w="50" w:type="dxa"/>
+              <w:left w:w="90" w:type="dxa"/>
+              <w:right w:w="90" w:type="dxa"/>
             </w:tcMar>
           </w:tcPr>
           <w:p>
@@ -6175,7 +4704,7 @@
               <w:rPr>
                 <w:b/>
                 <w:color w:val="0F6FBF"/>
-                <w:sz w:val="17"/>
+                <w:sz w:val="16"/>
               </w:rPr>
               <w:t>L30.1</w:t>
             </w:r>
@@ -6185,10 +4714,10 @@
           <w:tcPr>
             <w:tcW w:type="dxa" w:w="1872"/>
             <w:tcMar>
-              <w:top w:w="60" w:type="dxa"/>
-              <w:bottom w:w="60" w:type="dxa"/>
-              <w:left w:w="100" w:type="dxa"/>
-              <w:right w:w="100" w:type="dxa"/>
+              <w:top w:w="50" w:type="dxa"/>
+              <w:bottom w:w="50" w:type="dxa"/>
+              <w:left w:w="90" w:type="dxa"/>
+              <w:right w:w="90" w:type="dxa"/>
             </w:tcMar>
           </w:tcPr>
           <w:p>
@@ -6198,7 +4727,7 @@
             <w:r>
               <w:rPr>
                 <w:color w:val="334155"/>
-                <w:sz w:val="17"/>
+                <w:sz w:val="16"/>
               </w:rPr>
               <w:t>Dyshidrotic Eczema (Pompholyx)</w:t>
             </w:r>
@@ -6208,10 +4737,10 @@
           <w:tcPr>
             <w:tcW w:type="dxa" w:w="1872"/>
             <w:tcMar>
-              <w:top w:w="60" w:type="dxa"/>
-              <w:bottom w:w="60" w:type="dxa"/>
-              <w:left w:w="100" w:type="dxa"/>
-              <w:right w:w="100" w:type="dxa"/>
+              <w:top w:w="50" w:type="dxa"/>
+              <w:bottom w:w="50" w:type="dxa"/>
+              <w:left w:w="90" w:type="dxa"/>
+              <w:right w:w="90" w:type="dxa"/>
             </w:tcMar>
           </w:tcPr>
           <w:p>
@@ -6221,7 +4750,7 @@
             <w:r>
               <w:rPr>
                 <w:color w:val="334155"/>
-                <w:sz w:val="17"/>
+                <w:sz w:val="16"/>
               </w:rPr>
               <w:t>Intraepidermal Vesicle</w:t>
             </w:r>
@@ -6231,10 +4760,10 @@
           <w:tcPr>
             <w:tcW w:type="dxa" w:w="1872"/>
             <w:tcMar>
-              <w:top w:w="60" w:type="dxa"/>
-              <w:bottom w:w="60" w:type="dxa"/>
-              <w:left w:w="100" w:type="dxa"/>
-              <w:right w:w="100" w:type="dxa"/>
+              <w:top w:w="50" w:type="dxa"/>
+              <w:bottom w:w="50" w:type="dxa"/>
+              <w:left w:w="90" w:type="dxa"/>
+              <w:right w:w="90" w:type="dxa"/>
             </w:tcMar>
           </w:tcPr>
           <w:p>
@@ -6244,7 +4773,7 @@
             <w:r>
               <w:rPr>
                 <w:color w:val="334155"/>
-                <w:sz w:val="17"/>
+                <w:sz w:val="16"/>
               </w:rPr>
               <w:t>Acral (Digits, Palms, Soles)</w:t>
             </w:r>
@@ -6254,10 +4783,10 @@
           <w:tcPr>
             <w:tcW w:type="dxa" w:w="1872"/>
             <w:tcMar>
-              <w:top w:w="60" w:type="dxa"/>
-              <w:bottom w:w="60" w:type="dxa"/>
-              <w:left w:w="100" w:type="dxa"/>
-              <w:right w:w="100" w:type="dxa"/>
+              <w:top w:w="50" w:type="dxa"/>
+              <w:bottom w:w="50" w:type="dxa"/>
+              <w:left w:w="90" w:type="dxa"/>
+              <w:right w:w="90" w:type="dxa"/>
             </w:tcMar>
           </w:tcPr>
           <w:p>
@@ -6267,7 +4796,7 @@
             <w:r>
               <w:rPr>
                 <w:color w:val="334155"/>
-                <w:sz w:val="17"/>
+                <w:sz w:val="16"/>
               </w:rPr>
               <w:t>Deep-seated 'tapioca-pudding' pruritic vesicles; desquamation</w:t>
             </w:r>
@@ -6280,10 +4809,10 @@
             <w:tcW w:type="dxa" w:w="1872"/>
             <w:shd w:fill="F8FAFC"/>
             <w:tcMar>
-              <w:top w:w="60" w:type="dxa"/>
-              <w:bottom w:w="60" w:type="dxa"/>
-              <w:left w:w="100" w:type="dxa"/>
-              <w:right w:w="100" w:type="dxa"/>
+              <w:top w:w="50" w:type="dxa"/>
+              <w:bottom w:w="50" w:type="dxa"/>
+              <w:left w:w="90" w:type="dxa"/>
+              <w:right w:w="90" w:type="dxa"/>
             </w:tcMar>
           </w:tcPr>
           <w:p>
@@ -6294,7 +4823,7 @@
               <w:rPr>
                 <w:b/>
                 <w:color w:val="0F6FBF"/>
-                <w:sz w:val="17"/>
+                <w:sz w:val="16"/>
               </w:rPr>
               <w:t>B35.4</w:t>
             </w:r>
@@ -6305,10 +4834,10 @@
             <w:tcW w:type="dxa" w:w="1872"/>
             <w:shd w:fill="F8FAFC"/>
             <w:tcMar>
-              <w:top w:w="60" w:type="dxa"/>
-              <w:bottom w:w="60" w:type="dxa"/>
-              <w:left w:w="100" w:type="dxa"/>
-              <w:right w:w="100" w:type="dxa"/>
+              <w:top w:w="50" w:type="dxa"/>
+              <w:bottom w:w="50" w:type="dxa"/>
+              <w:left w:w="90" w:type="dxa"/>
+              <w:right w:w="90" w:type="dxa"/>
             </w:tcMar>
           </w:tcPr>
           <w:p>
@@ -6318,7 +4847,7 @@
             <w:r>
               <w:rPr>
                 <w:color w:val="334155"/>
-                <w:sz w:val="17"/>
+                <w:sz w:val="16"/>
               </w:rPr>
               <w:t>Tinea Corporis (Ringworm)</w:t>
             </w:r>
@@ -6329,10 +4858,10 @@
             <w:tcW w:type="dxa" w:w="1872"/>
             <w:shd w:fill="F8FAFC"/>
             <w:tcMar>
-              <w:top w:w="60" w:type="dxa"/>
-              <w:bottom w:w="60" w:type="dxa"/>
-              <w:left w:w="100" w:type="dxa"/>
-              <w:right w:w="100" w:type="dxa"/>
+              <w:top w:w="50" w:type="dxa"/>
+              <w:bottom w:w="50" w:type="dxa"/>
+              <w:left w:w="90" w:type="dxa"/>
+              <w:right w:w="90" w:type="dxa"/>
             </w:tcMar>
           </w:tcPr>
           <w:p>
@@ -6342,7 +4871,7 @@
             <w:r>
               <w:rPr>
                 <w:color w:val="334155"/>
-                <w:sz w:val="17"/>
+                <w:sz w:val="16"/>
               </w:rPr>
               <w:t>Annular Scaly Plaque</w:t>
             </w:r>
@@ -6353,10 +4882,10 @@
             <w:tcW w:type="dxa" w:w="1872"/>
             <w:shd w:fill="F8FAFC"/>
             <w:tcMar>
-              <w:top w:w="60" w:type="dxa"/>
-              <w:bottom w:w="60" w:type="dxa"/>
-              <w:left w:w="100" w:type="dxa"/>
-              <w:right w:w="100" w:type="dxa"/>
+              <w:top w:w="50" w:type="dxa"/>
+              <w:bottom w:w="50" w:type="dxa"/>
+              <w:left w:w="90" w:type="dxa"/>
+              <w:right w:w="90" w:type="dxa"/>
             </w:tcMar>
           </w:tcPr>
           <w:p>
@@ -6366,7 +4895,7 @@
             <w:r>
               <w:rPr>
                 <w:color w:val="334155"/>
-                <w:sz w:val="17"/>
+                <w:sz w:val="16"/>
               </w:rPr>
               <w:t>Glabrous Body Skin</w:t>
             </w:r>
@@ -6377,10 +4906,10 @@
             <w:tcW w:type="dxa" w:w="1872"/>
             <w:shd w:fill="F8FAFC"/>
             <w:tcMar>
-              <w:top w:w="60" w:type="dxa"/>
-              <w:bottom w:w="60" w:type="dxa"/>
-              <w:left w:w="100" w:type="dxa"/>
-              <w:right w:w="100" w:type="dxa"/>
+              <w:top w:w="50" w:type="dxa"/>
+              <w:bottom w:w="50" w:type="dxa"/>
+              <w:left w:w="90" w:type="dxa"/>
+              <w:right w:w="90" w:type="dxa"/>
             </w:tcMar>
           </w:tcPr>
           <w:p>
@@ -6390,7 +4919,7 @@
             <w:r>
               <w:rPr>
                 <w:color w:val="334155"/>
-                <w:sz w:val="17"/>
+                <w:sz w:val="16"/>
               </w:rPr>
               <w:t>Centrifugal advancing scaly edge; central clearing</w:t>
             </w:r>
@@ -6402,10 +4931,10 @@
           <w:tcPr>
             <w:tcW w:type="dxa" w:w="1872"/>
             <w:tcMar>
-              <w:top w:w="60" w:type="dxa"/>
-              <w:bottom w:w="60" w:type="dxa"/>
-              <w:left w:w="100" w:type="dxa"/>
-              <w:right w:w="100" w:type="dxa"/>
+              <w:top w:w="50" w:type="dxa"/>
+              <w:bottom w:w="50" w:type="dxa"/>
+              <w:left w:w="90" w:type="dxa"/>
+              <w:right w:w="90" w:type="dxa"/>
             </w:tcMar>
           </w:tcPr>
           <w:p>
@@ -6416,7 +4945,7 @@
               <w:rPr>
                 <w:b/>
                 <w:color w:val="0F6FBF"/>
-                <w:sz w:val="17"/>
+                <w:sz w:val="16"/>
               </w:rPr>
               <w:t>L71.0</w:t>
             </w:r>
@@ -6426,10 +4955,10 @@
           <w:tcPr>
             <w:tcW w:type="dxa" w:w="1872"/>
             <w:tcMar>
-              <w:top w:w="60" w:type="dxa"/>
-              <w:bottom w:w="60" w:type="dxa"/>
-              <w:left w:w="100" w:type="dxa"/>
-              <w:right w:w="100" w:type="dxa"/>
+              <w:top w:w="50" w:type="dxa"/>
+              <w:bottom w:w="50" w:type="dxa"/>
+              <w:left w:w="90" w:type="dxa"/>
+              <w:right w:w="90" w:type="dxa"/>
             </w:tcMar>
           </w:tcPr>
           <w:p>
@@ -6439,7 +4968,7 @@
             <w:r>
               <w:rPr>
                 <w:color w:val="334155"/>
-                <w:sz w:val="17"/>
+                <w:sz w:val="16"/>
               </w:rPr>
               <w:t>Rosacea</w:t>
             </w:r>
@@ -6449,10 +4978,10 @@
           <w:tcPr>
             <w:tcW w:type="dxa" w:w="1872"/>
             <w:tcMar>
-              <w:top w:w="60" w:type="dxa"/>
-              <w:bottom w:w="60" w:type="dxa"/>
-              <w:left w:w="100" w:type="dxa"/>
-              <w:right w:w="100" w:type="dxa"/>
+              <w:top w:w="50" w:type="dxa"/>
+              <w:bottom w:w="50" w:type="dxa"/>
+              <w:left w:w="90" w:type="dxa"/>
+              <w:right w:w="90" w:type="dxa"/>
             </w:tcMar>
           </w:tcPr>
           <w:p>
@@ -6462,7 +4991,7 @@
             <w:r>
               <w:rPr>
                 <w:color w:val="334155"/>
-                <w:sz w:val="17"/>
+                <w:sz w:val="16"/>
               </w:rPr>
               <w:t>Macule / Telangiectasia</w:t>
             </w:r>
@@ -6472,10 +5001,10 @@
           <w:tcPr>
             <w:tcW w:type="dxa" w:w="1872"/>
             <w:tcMar>
-              <w:top w:w="60" w:type="dxa"/>
-              <w:bottom w:w="60" w:type="dxa"/>
-              <w:left w:w="100" w:type="dxa"/>
-              <w:right w:w="100" w:type="dxa"/>
+              <w:top w:w="50" w:type="dxa"/>
+              <w:bottom w:w="50" w:type="dxa"/>
+              <w:left w:w="90" w:type="dxa"/>
+              <w:right w:w="90" w:type="dxa"/>
             </w:tcMar>
           </w:tcPr>
           <w:p>
@@ -6485,7 +5014,7 @@
             <w:r>
               <w:rPr>
                 <w:color w:val="334155"/>
-                <w:sz w:val="17"/>
+                <w:sz w:val="16"/>
               </w:rPr>
               <w:t>Centrofacial (Cheeks, Nose)</w:t>
             </w:r>
@@ -6495,10 +5024,10 @@
           <w:tcPr>
             <w:tcW w:type="dxa" w:w="1872"/>
             <w:tcMar>
-              <w:top w:w="60" w:type="dxa"/>
-              <w:bottom w:w="60" w:type="dxa"/>
-              <w:left w:w="100" w:type="dxa"/>
-              <w:right w:w="100" w:type="dxa"/>
+              <w:top w:w="50" w:type="dxa"/>
+              <w:bottom w:w="50" w:type="dxa"/>
+              <w:left w:w="90" w:type="dxa"/>
+              <w:right w:w="90" w:type="dxa"/>
             </w:tcMar>
           </w:tcPr>
           <w:p>
@@ -6508,7 +5037,7 @@
             <w:r>
               <w:rPr>
                 <w:color w:val="334155"/>
-                <w:sz w:val="17"/>
+                <w:sz w:val="16"/>
               </w:rPr>
               <w:t>Fixed facial erythema; branching telangiectasias; flushing</w:t>
             </w:r>
@@ -6521,10 +5050,10 @@
             <w:tcW w:type="dxa" w:w="1872"/>
             <w:shd w:fill="F8FAFC"/>
             <w:tcMar>
-              <w:top w:w="60" w:type="dxa"/>
-              <w:bottom w:w="60" w:type="dxa"/>
-              <w:left w:w="100" w:type="dxa"/>
-              <w:right w:w="100" w:type="dxa"/>
+              <w:top w:w="50" w:type="dxa"/>
+              <w:bottom w:w="50" w:type="dxa"/>
+              <w:left w:w="90" w:type="dxa"/>
+              <w:right w:w="90" w:type="dxa"/>
             </w:tcMar>
           </w:tcPr>
           <w:p>
@@ -6535,7 +5064,7 @@
               <w:rPr>
                 <w:b/>
                 <w:color w:val="0F6FBF"/>
-                <w:sz w:val="17"/>
+                <w:sz w:val="16"/>
               </w:rPr>
               <w:t>L03.9</w:t>
             </w:r>
@@ -6546,10 +5075,10 @@
             <w:tcW w:type="dxa" w:w="1872"/>
             <w:shd w:fill="F8FAFC"/>
             <w:tcMar>
-              <w:top w:w="60" w:type="dxa"/>
-              <w:bottom w:w="60" w:type="dxa"/>
-              <w:left w:w="100" w:type="dxa"/>
-              <w:right w:w="100" w:type="dxa"/>
+              <w:top w:w="50" w:type="dxa"/>
+              <w:bottom w:w="50" w:type="dxa"/>
+              <w:left w:w="90" w:type="dxa"/>
+              <w:right w:w="90" w:type="dxa"/>
             </w:tcMar>
           </w:tcPr>
           <w:p>
@@ -6559,7 +5088,7 @@
             <w:r>
               <w:rPr>
                 <w:color w:val="334155"/>
-                <w:sz w:val="17"/>
+                <w:sz w:val="16"/>
               </w:rPr>
               <w:t>Cellulitis (Acute Emergency)</w:t>
             </w:r>
@@ -6570,10 +5099,10 @@
             <w:tcW w:type="dxa" w:w="1872"/>
             <w:shd w:fill="F8FAFC"/>
             <w:tcMar>
-              <w:top w:w="60" w:type="dxa"/>
-              <w:bottom w:w="60" w:type="dxa"/>
-              <w:left w:w="100" w:type="dxa"/>
-              <w:right w:w="100" w:type="dxa"/>
+              <w:top w:w="50" w:type="dxa"/>
+              <w:bottom w:w="50" w:type="dxa"/>
+              <w:left w:w="90" w:type="dxa"/>
+              <w:right w:w="90" w:type="dxa"/>
             </w:tcMar>
           </w:tcPr>
           <w:p>
@@ -6583,7 +5112,7 @@
             <w:r>
               <w:rPr>
                 <w:color w:val="334155"/>
-                <w:sz w:val="17"/>
+                <w:sz w:val="16"/>
               </w:rPr>
               <w:t>Spreading Erythema</w:t>
             </w:r>
@@ -6594,10 +5123,10 @@
             <w:tcW w:type="dxa" w:w="1872"/>
             <w:shd w:fill="F8FAFC"/>
             <w:tcMar>
-              <w:top w:w="60" w:type="dxa"/>
-              <w:bottom w:w="60" w:type="dxa"/>
-              <w:left w:w="100" w:type="dxa"/>
-              <w:right w:w="100" w:type="dxa"/>
+              <w:top w:w="50" w:type="dxa"/>
+              <w:bottom w:w="50" w:type="dxa"/>
+              <w:left w:w="90" w:type="dxa"/>
+              <w:right w:w="90" w:type="dxa"/>
             </w:tcMar>
           </w:tcPr>
           <w:p>
@@ -6607,7 +5136,7 @@
             <w:r>
               <w:rPr>
                 <w:color w:val="334155"/>
-                <w:sz w:val="17"/>
+                <w:sz w:val="16"/>
               </w:rPr>
               <w:t>Lower Limbs, Unilateral</w:t>
             </w:r>
@@ -6618,10 +5147,10 @@
             <w:tcW w:type="dxa" w:w="1872"/>
             <w:shd w:fill="F8FAFC"/>
             <w:tcMar>
-              <w:top w:w="60" w:type="dxa"/>
-              <w:bottom w:w="60" w:type="dxa"/>
-              <w:left w:w="100" w:type="dxa"/>
-              <w:right w:w="100" w:type="dxa"/>
+              <w:top w:w="50" w:type="dxa"/>
+              <w:bottom w:w="50" w:type="dxa"/>
+              <w:left w:w="90" w:type="dxa"/>
+              <w:right w:w="90" w:type="dxa"/>
             </w:tcMar>
           </w:tcPr>
           <w:p>
@@ -6631,7 +5160,7 @@
             <w:r>
               <w:rPr>
                 <w:color w:val="334155"/>
-                <w:sz w:val="17"/>
+                <w:sz w:val="16"/>
               </w:rPr>
               <w:t>Rapid spreading warmth, induration, tenderness (Immediate Referral)</w:t>
             </w:r>
@@ -6647,7 +5176,7 @@
     <w:p>
       <w:pPr>
         <w:keepNext/>
-        <w:spacing w:before="320" w:after="120"/>
+        <w:spacing w:before="280" w:after="80"/>
         <w:jc w:val="left"/>
       </w:pPr>
       <w:r>
@@ -6655,21 +5184,21 @@
           <w:rFonts w:ascii="Georgia" w:hAnsi="Georgia"/>
           <w:b/>
           <w:color w:val="0F6FBF"/>
-          <w:sz w:val="30"/>
+          <w:sz w:val="28"/>
         </w:rPr>
         <w:t>Appendix F: Application Folder Structure &amp; Verification</w:t>
       </w:r>
     </w:p>
     <w:p>
       <w:pPr>
-        <w:spacing w:line="276" w:lineRule="auto" w:after="120"/>
+        <w:spacing w:line="276" w:lineRule="auto" w:after="80"/>
         <w:jc w:val="both"/>
       </w:pPr>
       <w:r>
         <w:rPr>
           <w:rFonts w:ascii="Calibri" w:hAnsi="Calibri"/>
           <w:color w:val="334155"/>
-          <w:sz w:val="22"/>
+          <w:sz w:val="21"/>
         </w:rPr>
         <w:t>The DermoScan application is architected as a clean modular TypeScript repository. The directory structure below reflects the deployed repository layout:</w:t>
       </w:r>
@@ -6689,10 +5218,10 @@
             <w:tcW w:type="dxa" w:w="9360"/>
             <w:shd w:fill="F8FAFC"/>
             <w:tcMar>
-              <w:top w:w="100" w:type="dxa"/>
-              <w:bottom w:w="100" w:type="dxa"/>
-              <w:left w:w="140" w:type="dxa"/>
-              <w:right w:w="140" w:type="dxa"/>
+              <w:top w:w="80" w:type="dxa"/>
+              <w:bottom w:w="80" w:type="dxa"/>
+              <w:left w:w="120" w:type="dxa"/>
+              <w:right w:w="120" w:type="dxa"/>
             </w:tcMar>
           </w:tcPr>
           <w:p>
@@ -6738,7 +5267,7 @@
     <w:p>
       <w:pPr>
         <w:keepNext/>
-        <w:spacing w:before="240" w:after="60"/>
+        <w:spacing w:before="200" w:after="40"/>
         <w:jc w:val="left"/>
       </w:pPr>
       <w:r>
@@ -6746,15 +5275,15 @@
           <w:rFonts w:ascii="Calibri" w:hAnsi="Calibri"/>
           <w:b/>
           <w:color w:val="0F172A"/>
-          <w:sz w:val="25"/>
+          <w:sz w:val="24"/>
         </w:rPr>
         <w:t>Verification &amp; Quality Assurance Summary</w:t>
       </w:r>
     </w:p>
     <w:p>
       <w:pPr>
-        <w:spacing w:before="20" w:after="60" w:line="276" w:lineRule="auto"/>
-        <w:ind w:left="360"/>
+        <w:spacing w:before="20" w:after="50" w:line="276" w:lineRule="auto"/>
+        <w:ind w:left="288"/>
         <w:jc w:val="left"/>
       </w:pPr>
       <w:r>
@@ -6762,7 +5291,7 @@
           <w:rFonts w:ascii="Calibri" w:hAnsi="Calibri"/>
           <w:b/>
           <w:color w:val="0F172A"/>
-          <w:sz w:val="21"/>
+          <w:sz w:val="20"/>
         </w:rPr>
         <w:t>•  TypeScript Compilation:</w:t>
       </w:r>
@@ -6770,15 +5299,15 @@
         <w:rPr>
           <w:rFonts w:ascii="Calibri" w:hAnsi="Calibri"/>
           <w:color w:val="334155"/>
-          <w:sz w:val="21"/>
+          <w:sz w:val="20"/>
         </w:rPr>
         <w:t xml:space="preserve"> Passed tsc --noEmit with 0 compilation errors across all interfaces.</w:t>
       </w:r>
     </w:p>
     <w:p>
       <w:pPr>
-        <w:spacing w:before="20" w:after="60" w:line="276" w:lineRule="auto"/>
-        <w:ind w:left="360"/>
+        <w:spacing w:before="20" w:after="50" w:line="276" w:lineRule="auto"/>
+        <w:ind w:left="288"/>
         <w:jc w:val="left"/>
       </w:pPr>
       <w:r>
@@ -6786,7 +5315,7 @@
           <w:rFonts w:ascii="Calibri" w:hAnsi="Calibri"/>
           <w:b/>
           <w:color w:val="0F172A"/>
-          <w:sz w:val="21"/>
+          <w:sz w:val="20"/>
         </w:rPr>
         <w:t>•  Optical Preprocessing:</w:t>
       </w:r>
@@ -6794,15 +5323,15 @@
         <w:rPr>
           <w:rFonts w:ascii="Calibri" w:hAnsi="Calibri"/>
           <w:color w:val="334155"/>
-          <w:sz w:val="21"/>
+          <w:sz w:val="20"/>
         </w:rPr>
         <w:t xml:space="preserve"> Verified downsampling of 18MB smartphone camera photos to max 1024px in &lt;800ms.</w:t>
       </w:r>
     </w:p>
     <w:p>
       <w:pPr>
-        <w:spacing w:before="20" w:after="60" w:line="276" w:lineRule="auto"/>
-        <w:ind w:left="360"/>
+        <w:spacing w:before="20" w:after="50" w:line="276" w:lineRule="auto"/>
+        <w:ind w:left="288"/>
         <w:jc w:val="left"/>
       </w:pPr>
       <w:r>
@@ -6810,7 +5339,7 @@
           <w:rFonts w:ascii="Calibri" w:hAnsi="Calibri"/>
           <w:b/>
           <w:color w:val="0F172A"/>
-          <w:sz w:val="21"/>
+          <w:sz w:val="20"/>
         </w:rPr>
         <w:t>•  Heuristic Engine Test:</w:t>
       </w:r>
@@ -6818,15 +5347,15 @@
         <w:rPr>
           <w:rFonts w:ascii="Calibri" w:hAnsi="Calibri"/>
           <w:color w:val="334155"/>
-          <w:sz w:val="21"/>
+          <w:sz w:val="20"/>
         </w:rPr>
         <w:t xml:space="preserve"> Verified deterministic classification and ICD-10 code assignment across all 6 core conditions.</w:t>
       </w:r>
     </w:p>
     <w:p>
       <w:pPr>
-        <w:spacing w:before="20" w:after="60" w:line="276" w:lineRule="auto"/>
-        <w:ind w:left="360"/>
+        <w:spacing w:before="20" w:after="50" w:line="276" w:lineRule="auto"/>
+        <w:ind w:left="288"/>
         <w:jc w:val="left"/>
       </w:pPr>
       <w:r>
@@ -6834,7 +5363,7 @@
           <w:rFonts w:ascii="Calibri" w:hAnsi="Calibri"/>
           <w:b/>
           <w:color w:val="0F172A"/>
-          <w:sz w:val="21"/>
+          <w:sz w:val="20"/>
         </w:rPr>
         <w:t>•  Non-Skin Rejection:</w:t>
       </w:r>
@@ -6842,7 +5371,7 @@
         <w:rPr>
           <w:rFonts w:ascii="Calibri" w:hAnsi="Calibri"/>
           <w:color w:val="334155"/>
-          <w:sz w:val="21"/>
+          <w:sz w:val="20"/>
         </w:rPr>
         <w:t xml:space="preserve"> Verified that non-cutaneous imagery triggers optical guidance warnings.</w:t>
       </w:r>
@@ -6850,7 +5379,7 @@
     <w:p>
       <w:pPr>
         <w:keepNext/>
-        <w:spacing w:before="240" w:after="60"/>
+        <w:spacing w:before="200" w:after="40"/>
         <w:jc w:val="left"/>
       </w:pPr>
       <w:r>
@@ -6858,7 +5387,7 @@
           <w:rFonts w:ascii="Calibri" w:hAnsi="Calibri"/>
           <w:b/>
           <w:color w:val="0F172A"/>
-          <w:sz w:val="25"/>
+          <w:sz w:val="24"/>
         </w:rPr>
         <w:t>Academic &amp; Clinical Governance Disclaimer</w:t>
       </w:r>
@@ -6879,10 +5408,10 @@
             <w:tcW w:type="dxa" w:w="9360"/>
             <w:shd w:fill="F8FAFC"/>
             <w:tcMar>
-              <w:top w:w="120" w:type="dxa"/>
-              <w:bottom w:w="120" w:type="dxa"/>
-              <w:left w:w="180" w:type="dxa"/>
-              <w:right w:w="180" w:type="dxa"/>
+              <w:top w:w="80" w:type="dxa"/>
+              <w:bottom w:w="80" w:type="dxa"/>
+              <w:left w:w="140" w:type="dxa"/>
+              <w:right w:w="140" w:type="dxa"/>
             </w:tcMar>
             <w:tcBorders>
               <w:left w:val="single" w:sz="36" w:space="0" w:color="0F6FBF"/>
@@ -6901,7 +5430,7 @@
                 <w:rFonts w:ascii="Calibri" w:hAnsi="Calibri"/>
                 <w:i/>
                 <w:color w:val="334155"/>
-                <w:sz w:val="20"/>
+                <w:sz w:val="19"/>
               </w:rPr>
               <w:t>LEGAL &amp; ACADEMIC NOTICE: DermoScan is an academic software engineering project developed for educational and screening demonstration purposes. It is NOT cleared by the FDA or CE as Software as a Medical Device (SaMD) and DOES NOT provide definitive clinical diagnoses. It does not evaluate pigmented lesions for melanoma or prescribe pharmaceutical treatments. Always consult a licensed, board-certified dermatologist for medical evaluations.</w:t>
             </w:r>
@@ -6911,7 +5440,7 @@
     </w:tbl>
     <w:p>
       <w:pPr>
-        <w:spacing w:before="40" w:after="80"/>
+        <w:spacing w:before="20" w:after="40"/>
       </w:pPr>
     </w:p>
     <w:p>
@@ -6922,7 +5451,7 @@
     <w:p>
       <w:pPr>
         <w:keepNext/>
-        <w:spacing w:before="320" w:after="120"/>
+        <w:spacing w:before="280" w:after="80"/>
         <w:jc w:val="left"/>
       </w:pPr>
       <w:r>
@@ -6930,7 +5459,7 @@
           <w:rFonts w:ascii="Georgia" w:hAnsi="Georgia"/>
           <w:b/>
           <w:color w:val="0F6FBF"/>
-          <w:sz w:val="30"/>
+          <w:sz w:val="28"/>
         </w:rPr>
         <w:t>Appendix K: Internship Certificate</w:t>
       </w:r>
@@ -6950,10 +5479,10 @@
             <w:tcW w:type="dxa" w:w="9360"/>
             <w:shd w:fill="F8FAFC"/>
             <w:tcMar>
-              <w:top w:w="100" w:type="dxa"/>
-              <w:bottom w:w="100" w:type="dxa"/>
-              <w:left w:w="140" w:type="dxa"/>
-              <w:right w:w="140" w:type="dxa"/>
+              <w:top w:w="50" w:type="dxa"/>
+              <w:bottom w:w="50" w:type="dxa"/>
+              <w:left w:w="100" w:type="dxa"/>
+              <w:right w:w="100" w:type="dxa"/>
             </w:tcMar>
           </w:tcPr>
           <w:p>
@@ -6963,68 +5492,43 @@
             <w:r>
               <w:rPr>
                 <w:b/>
-                <w:color w:val="0F6FBF"/>
-                <w:sz w:val="20"/>
+                <w:sz w:val="18"/>
               </w:rPr>
-              <w:t>OFFICIAL INTERNSHIP CERTIFICATION DETAILS</w:t>
+              <w:t xml:space="preserve">Student Name: </w:t>
+            </w:r>
+            <w:r>
+              <w:t xml:space="preserve">Bhumireddy.Vijayesh Vardhan Reddy (Roll No: 72312924)  |  </w:t>
+            </w:r>
+            <w:r>
+              <w:rPr>
+                <w:b/>
+                <w:sz w:val="18"/>
+              </w:rPr>
+              <w:t xml:space="preserve">Certificate ID: </w:t>
+            </w:r>
+            <w:r>
+              <w:t>DV-755044a5</w:t>
               <w:br/>
             </w:r>
             <w:r>
               <w:rPr>
                 <w:b/>
+                <w:sz w:val="18"/>
               </w:rPr>
-              <w:t xml:space="preserve">Student Name: </w:t>
+              <w:t xml:space="preserve">Program: </w:t>
             </w:r>
             <w:r>
-              <w:t xml:space="preserve">Bhumireddy.Vijayesh Vardhan Reddy  |  </w:t>
+              <w:t xml:space="preserve">Offline S-T Internship on AI Automation &amp; Agent Engineering  |  </w:t>
             </w:r>
             <w:r>
               <w:rPr>
                 <w:b/>
-              </w:rPr>
-              <w:t xml:space="preserve">University Roll No.: </w:t>
-            </w:r>
-            <w:r>
-              <w:t>72312924</w:t>
-              <w:br/>
-            </w:r>
-            <w:r>
-              <w:rPr>
-                <w:b/>
-              </w:rPr>
-              <w:t xml:space="preserve">Program: </w:t>
-            </w:r>
-            <w:r>
-              <w:t>Offline S-T Internship on AI Automation &amp; Agent Engineering</w:t>
-              <w:br/>
-            </w:r>
-            <w:r>
-              <w:rPr>
-                <w:b/>
+                <w:sz w:val="18"/>
               </w:rPr>
               <w:t xml:space="preserve">Organization: </w:t>
             </w:r>
             <w:r>
-              <w:t>Datavalley India Pvt. Ltd. (in collaboration with APSCHE)</w:t>
-              <w:br/>
-            </w:r>
-            <w:r>
-              <w:rPr>
-                <w:b/>
-              </w:rPr>
-              <w:t xml:space="preserve">Certificate ID: </w:t>
-            </w:r>
-            <w:r>
-              <w:t xml:space="preserve">DV-755044a5  |  </w:t>
-            </w:r>
-            <w:r>
-              <w:rPr>
-                <w:b/>
-              </w:rPr>
-              <w:t xml:space="preserve">Issue Date: </w:t>
-            </w:r>
-            <w:r>
-              <w:t>13-08-2026</w:t>
+              <w:t>Datavalley India Pvt. Ltd. (APSCHE)</w:t>
             </w:r>
           </w:p>
         </w:tc>
@@ -7033,13 +5537,13 @@
     <w:p>
       <w:pPr>
         <w:keepNext/>
-        <w:spacing w:before="240" w:after="80"/>
+        <w:spacing w:before="120" w:after="40"/>
         <w:jc w:val="center"/>
       </w:pPr>
       <w:r>
         <w:drawing>
           <wp:inline xmlns:a="http://schemas.openxmlformats.org/drawingml/2006/main" xmlns:pic="http://schemas.openxmlformats.org/drawingml/2006/picture">
-            <wp:extent cx="5303520" cy="7501018"/>
+            <wp:extent cx="4206240" cy="5949084"/>
             <wp:docPr id="4" name="Picture 4"/>
             <wp:cNvGraphicFramePr>
               <a:graphicFrameLocks noChangeAspect="1"/>
@@ -7060,7 +5564,7 @@
                   <pic:spPr>
                     <a:xfrm>
                       <a:off x="0" y="0"/>
-                      <a:ext cx="5303520" cy="7501018"/>
+                      <a:ext cx="4206240" cy="5949084"/>
                     </a:xfrm>
                     <a:prstGeom prst="rect"/>
                   </pic:spPr>
@@ -7073,7 +5577,7 @@
     </w:p>
     <w:p>
       <w:pPr>
-        <w:spacing w:before="40" w:after="160"/>
+        <w:spacing w:before="20" w:after="80"/>
         <w:jc w:val="center"/>
       </w:pPr>
       <w:r>
@@ -7081,7 +5585,7 @@
           <w:rFonts w:ascii="Calibri" w:hAnsi="Calibri"/>
           <w:i/>
           <w:color w:val="475569"/>
-          <w:sz w:val="19"/>
+          <w:sz w:val="17"/>
         </w:rPr>
         <w:t>Figure K.1: Official Datavalley India &amp; APSCHE Internship Certificate (Verified ID: DV-755044a5)</w:t>
       </w:r>
@@ -7094,7 +5598,7 @@
     <w:p>
       <w:pPr>
         <w:keepNext/>
-        <w:spacing w:before="320" w:after="120"/>
+        <w:spacing w:before="280" w:after="80"/>
         <w:jc w:val="left"/>
       </w:pPr>
       <w:r>
@@ -7102,7 +5606,7 @@
           <w:rFonts w:ascii="Georgia" w:hAnsi="Georgia"/>
           <w:b/>
           <w:color w:val="0F6FBF"/>
-          <w:sz w:val="30"/>
+          <w:sz w:val="28"/>
         </w:rPr>
         <w:t>Appendix L: Project Completion Certificate</w:t>
       </w:r>
@@ -7122,10 +5626,10 @@
             <w:tcW w:type="dxa" w:w="9360"/>
             <w:shd w:fill="F8FAFC"/>
             <w:tcMar>
-              <w:top w:w="100" w:type="dxa"/>
-              <w:bottom w:w="100" w:type="dxa"/>
-              <w:left w:w="140" w:type="dxa"/>
-              <w:right w:w="140" w:type="dxa"/>
+              <w:top w:w="50" w:type="dxa"/>
+              <w:bottom w:w="50" w:type="dxa"/>
+              <w:left w:w="100" w:type="dxa"/>
+              <w:right w:w="100" w:type="dxa"/>
             </w:tcMar>
           </w:tcPr>
           <w:p>
@@ -7135,58 +5639,43 @@
             <w:r>
               <w:rPr>
                 <w:b/>
-                <w:color w:val="0F6FBF"/>
-                <w:sz w:val="20"/>
+                <w:sz w:val="18"/>
               </w:rPr>
-              <w:t>PROJECT COMPLETION CERTIFICATION DETAILS</w:t>
+              <w:t xml:space="preserve">Student Name: </w:t>
+            </w:r>
+            <w:r>
+              <w:t xml:space="preserve">B.R. Vijayesh Vardhan Reddy (Roll No: 72312924)  |  </w:t>
+            </w:r>
+            <w:r>
+              <w:rPr>
+                <w:b/>
+                <w:sz w:val="18"/>
+              </w:rPr>
+              <w:t xml:space="preserve">Project Title: </w:t>
+            </w:r>
+            <w:r>
+              <w:t>DERMO SCAN</w:t>
               <w:br/>
             </w:r>
             <w:r>
               <w:rPr>
                 <w:b/>
+                <w:sz w:val="18"/>
               </w:rPr>
-              <w:t xml:space="preserve">Student Name: </w:t>
+              <w:t xml:space="preserve">Organization: </w:t>
             </w:r>
             <w:r>
-              <w:t xml:space="preserve">B.R. Vijayesh Vardhan Reddy  |  </w:t>
+              <w:t xml:space="preserve">Data Valley (Pvt. Ltd.)  |  </w:t>
             </w:r>
             <w:r>
               <w:rPr>
                 <w:b/>
-              </w:rPr>
-              <w:t xml:space="preserve">University Roll No.: </w:t>
-            </w:r>
-            <w:r>
-              <w:t>72312924</w:t>
-              <w:br/>
-            </w:r>
-            <w:r>
-              <w:rPr>
-                <w:b/>
-              </w:rPr>
-              <w:t xml:space="preserve">Project Title: </w:t>
-            </w:r>
-            <w:r>
-              <w:t xml:space="preserve">DERMO SCAN  |  </w:t>
-            </w:r>
-            <w:r>
-              <w:rPr>
-                <w:b/>
-              </w:rPr>
-              <w:t xml:space="preserve">Organization: </w:t>
-            </w:r>
-            <w:r>
-              <w:t>Data Valley (Pvt. Ltd.)</w:t>
-              <w:br/>
-            </w:r>
-            <w:r>
-              <w:rPr>
-                <w:b/>
+                <w:sz w:val="18"/>
               </w:rPr>
               <w:t xml:space="preserve">Authorized Signatory: </w:t>
             </w:r>
             <w:r>
-              <w:t>Shaik. Arshad, Project Coordinator (Authorized Seal)</w:t>
+              <w:t>Shaik. Arshad, Project Coordinator (Official Seal)</w:t>
             </w:r>
           </w:p>
         </w:tc>
@@ -7195,13 +5684,13 @@
     <w:p>
       <w:pPr>
         <w:keepNext/>
-        <w:spacing w:before="240" w:after="80"/>
+        <w:spacing w:before="200" w:after="40"/>
         <w:jc w:val="center"/>
       </w:pPr>
       <w:r>
         <w:drawing>
           <wp:inline xmlns:a="http://schemas.openxmlformats.org/drawingml/2006/main" xmlns:pic="http://schemas.openxmlformats.org/drawingml/2006/picture">
-            <wp:extent cx="5303520" cy="3977640"/>
+            <wp:extent cx="4754880" cy="3566160"/>
             <wp:docPr id="5" name="Picture 5"/>
             <wp:cNvGraphicFramePr>
               <a:graphicFrameLocks noChangeAspect="1"/>
@@ -7222,7 +5711,7 @@
                   <pic:spPr>
                     <a:xfrm>
                       <a:off x="0" y="0"/>
-                      <a:ext cx="5303520" cy="3977640"/>
+                      <a:ext cx="4754880" cy="3566160"/>
                     </a:xfrm>
                     <a:prstGeom prst="rect"/>
                   </pic:spPr>
@@ -7235,7 +5724,7 @@
     </w:p>
     <w:p>
       <w:pPr>
-        <w:spacing w:before="40" w:after="160"/>
+        <w:spacing w:before="20" w:after="80"/>
         <w:jc w:val="center"/>
       </w:pPr>
       <w:r>
@@ -7243,7 +5732,7 @@
           <w:rFonts w:ascii="Calibri" w:hAnsi="Calibri"/>
           <w:i/>
           <w:color w:val="475569"/>
-          <w:sz w:val="19"/>
+          <w:sz w:val="17"/>
         </w:rPr>
         <w:t>Figure L.1: Official Data Valley Project Completion Certificate signed by Project Coordinator Shaik. Arshad</w:t>
       </w:r>
@@ -7256,7 +5745,7 @@
     <w:p>
       <w:pPr>
         <w:keepNext/>
-        <w:spacing w:before="320" w:after="120"/>
+        <w:spacing w:before="280" w:after="80"/>
         <w:jc w:val="left"/>
       </w:pPr>
       <w:r>
@@ -7264,21 +5753,21 @@
           <w:rFonts w:ascii="Georgia" w:hAnsi="Georgia"/>
           <w:b/>
           <w:color w:val="0F6FBF"/>
-          <w:sz w:val="30"/>
+          <w:sz w:val="28"/>
         </w:rPr>
         <w:t>Appendix M: Live Project Links for Interview Demonstration</w:t>
       </w:r>
     </w:p>
     <w:p>
       <w:pPr>
-        <w:spacing w:line="276" w:lineRule="auto" w:after="120"/>
+        <w:spacing w:line="276" w:lineRule="auto" w:after="80"/>
         <w:jc w:val="both"/>
       </w:pPr>
       <w:r>
         <w:rPr>
           <w:rFonts w:ascii="Calibri" w:hAnsi="Calibri"/>
           <w:color w:val="334155"/>
-          <w:sz w:val="22"/>
+          <w:sz w:val="21"/>
         </w:rPr>
         <w:t>The following deployed routes and repository resources are provided for project evaluation and technical interview demonstration:</w:t>
       </w:r>
@@ -7298,10 +5787,10 @@
             <w:tcW w:type="dxa" w:w="9360"/>
             <w:shd w:fill="F8FAFC"/>
             <w:tcMar>
-              <w:top w:w="120" w:type="dxa"/>
-              <w:bottom w:w="120" w:type="dxa"/>
-              <w:left w:w="160" w:type="dxa"/>
-              <w:right w:w="160" w:type="dxa"/>
+              <w:top w:w="80" w:type="dxa"/>
+              <w:bottom w:w="80" w:type="dxa"/>
+              <w:left w:w="140" w:type="dxa"/>
+              <w:right w:w="140" w:type="dxa"/>
             </w:tcMar>
             <w:tcBorders>
               <w:left w:val="single" w:sz="36" w:space="0" w:color="0F6FBF"/>
@@ -7318,6 +5807,7 @@
               <w:rPr>
                 <w:b/>
                 <w:color w:val="0F6FBF"/>
+                <w:sz w:val="20"/>
               </w:rPr>
               <w:t xml:space="preserve">• Live Web Application (Vercel): </w:t>
             </w:r>
@@ -7325,6 +5815,7 @@
               <w:rPr>
                 <w:b/>
                 <w:color w:val="0F172A"/>
+                <w:sz w:val="20"/>
               </w:rPr>
               <w:t>https://dermo-scan-nesn.vercel.app/</w:t>
               <w:br/>
@@ -7333,6 +5824,7 @@
               <w:rPr>
                 <w:b/>
                 <w:color w:val="0F6FBF"/>
+                <w:sz w:val="20"/>
               </w:rPr>
               <w:t xml:space="preserve">• GitHub Source Code Repository: </w:t>
             </w:r>
@@ -7340,6 +5832,7 @@
               <w:rPr>
                 <w:b/>
                 <w:color w:val="0F172A"/>
+                <w:sz w:val="20"/>
               </w:rPr>
               <w:t>https://github.com/vijayesh26/Dermo-Scan-</w:t>
             </w:r>
@@ -7350,7 +5843,7 @@
     <w:p>
       <w:pPr>
         <w:keepNext/>
-        <w:spacing w:before="240" w:after="60"/>
+        <w:spacing w:before="200" w:after="40"/>
         <w:jc w:val="left"/>
       </w:pPr>
       <w:r>
@@ -7358,15 +5851,15 @@
           <w:rFonts w:ascii="Calibri" w:hAnsi="Calibri"/>
           <w:b/>
           <w:color w:val="0F172A"/>
-          <w:sz w:val="25"/>
+          <w:sz w:val="24"/>
         </w:rPr>
         <w:t>Recommended Interview Demonstration Workflow</w:t>
       </w:r>
     </w:p>
     <w:p>
       <w:pPr>
-        <w:spacing w:before="40" w:after="80" w:line="276" w:lineRule="auto"/>
-        <w:ind w:left="360"/>
+        <w:spacing w:before="40" w:after="60" w:line="276" w:lineRule="auto"/>
+        <w:ind w:left="288"/>
         <w:jc w:val="both"/>
       </w:pPr>
       <w:r>
@@ -7374,7 +5867,7 @@
           <w:rFonts w:ascii="Calibri" w:hAnsi="Calibri"/>
           <w:b/>
           <w:color w:val="0F172A"/>
-          <w:sz w:val="21"/>
+          <w:sz w:val="20"/>
         </w:rPr>
         <w:t xml:space="preserve">1. Ingestion: </w:t>
       </w:r>
@@ -7382,15 +5875,15 @@
         <w:rPr>
           <w:rFonts w:ascii="Calibri" w:hAnsi="Calibri"/>
           <w:color w:val="334155"/>
-          <w:sz w:val="21"/>
+          <w:sz w:val="20"/>
         </w:rPr>
         <w:t>Open the live web application on Vercel and demonstrate specimen drag-and-drop into the Cutaneous Specimen Intake Console on the right.</w:t>
       </w:r>
     </w:p>
     <w:p>
       <w:pPr>
-        <w:spacing w:before="40" w:after="80" w:line="276" w:lineRule="auto"/>
-        <w:ind w:left="360"/>
+        <w:spacing w:before="40" w:after="60" w:line="276" w:lineRule="auto"/>
+        <w:ind w:left="288"/>
         <w:jc w:val="both"/>
       </w:pPr>
       <w:r>
@@ -7398,7 +5891,7 @@
           <w:rFonts w:ascii="Calibri" w:hAnsi="Calibri"/>
           <w:b/>
           <w:color w:val="0F172A"/>
-          <w:sz w:val="21"/>
+          <w:sz w:val="20"/>
         </w:rPr>
         <w:t xml:space="preserve">2. Clinical Context: </w:t>
       </w:r>
@@ -7406,15 +5899,15 @@
         <w:rPr>
           <w:rFonts w:ascii="Calibri" w:hAnsi="Calibri"/>
           <w:color w:val="334155"/>
-          <w:sz w:val="21"/>
+          <w:sz w:val="20"/>
         </w:rPr>
         <w:t>Configure anatomical zone (e.g., Extensor surfaces), symptom chronicity (1–4 Weeks), and tactile sensations (Itchy, Tender).</w:t>
       </w:r>
     </w:p>
     <w:p>
       <w:pPr>
-        <w:spacing w:before="40" w:after="80" w:line="276" w:lineRule="auto"/>
-        <w:ind w:left="360"/>
+        <w:spacing w:before="40" w:after="60" w:line="276" w:lineRule="auto"/>
+        <w:ind w:left="288"/>
         <w:jc w:val="both"/>
       </w:pPr>
       <w:r>
@@ -7422,7 +5915,7 @@
           <w:rFonts w:ascii="Calibri" w:hAnsi="Calibri"/>
           <w:b/>
           <w:color w:val="0F172A"/>
-          <w:sz w:val="21"/>
+          <w:sz w:val="20"/>
         </w:rPr>
         <w:t xml:space="preserve">3. AI Classification: </w:t>
       </w:r>
@@ -7430,15 +5923,15 @@
         <w:rPr>
           <w:rFonts w:ascii="Calibri" w:hAnsi="Calibri"/>
           <w:color w:val="334155"/>
-          <w:sz w:val="21"/>
+          <w:sz w:val="20"/>
         </w:rPr>
         <w:t>Click 'Run Diagnostic Scan' to trigger client-side canvas downsampling and multimodal/heuristic inference.</w:t>
       </w:r>
     </w:p>
     <w:p>
       <w:pPr>
-        <w:spacing w:before="40" w:after="80" w:line="276" w:lineRule="auto"/>
-        <w:ind w:left="360"/>
+        <w:spacing w:before="40" w:after="60" w:line="276" w:lineRule="auto"/>
+        <w:ind w:left="288"/>
         <w:jc w:val="both"/>
       </w:pPr>
       <w:r>
@@ -7446,7 +5939,7 @@
           <w:rFonts w:ascii="Calibri" w:hAnsi="Calibri"/>
           <w:b/>
           <w:color w:val="0F172A"/>
-          <w:sz w:val="21"/>
+          <w:sz w:val="20"/>
         </w:rPr>
         <w:t xml:space="preserve">4. Diagnostic Dossier: </w:t>
       </w:r>
@@ -7454,15 +5947,15 @@
         <w:rPr>
           <w:rFonts w:ascii="Calibri" w:hAnsi="Calibri"/>
           <w:color w:val="334155"/>
-          <w:sz w:val="21"/>
+          <w:sz w:val="20"/>
         </w:rPr>
         <w:t>Review the structured clinical dossier on the left, highlighting the #0F6FBF confidence meter, ICD-10 code, 4-quadrant morphology matrix, and protocol contraindications.</w:t>
       </w:r>
     </w:p>
     <w:p>
       <w:pPr>
-        <w:spacing w:before="40" w:after="80" w:line="276" w:lineRule="auto"/>
-        <w:ind w:left="360"/>
+        <w:spacing w:before="40" w:after="60" w:line="276" w:lineRule="auto"/>
+        <w:ind w:left="288"/>
         <w:jc w:val="both"/>
       </w:pPr>
       <w:r>
@@ -7470,7 +5963,7 @@
           <w:rFonts w:ascii="Calibri" w:hAnsi="Calibri"/>
           <w:b/>
           <w:color w:val="0F172A"/>
-          <w:sz w:val="21"/>
+          <w:sz w:val="20"/>
         </w:rPr>
         <w:t xml:space="preserve">5. Audit Session History: </w:t>
       </w:r>
@@ -7478,7 +5971,7 @@
         <w:rPr>
           <w:rFonts w:ascii="Calibri" w:hAnsi="Calibri"/>
           <w:color w:val="334155"/>
-          <w:sz w:val="21"/>
+          <w:sz w:val="20"/>
         </w:rPr>
         <w:t>Navigate to 'Scan History' to inspect previous session cases and demonstrate one-click retrospective dossier re-inspection.</w:t>
       </w:r>
@@ -7897,13 +6390,13 @@
     <w:qFormat/>
     <w:rsid w:val="00FC693F"/>
     <w:pPr>
-      <w:spacing w:line="276" w:lineRule="auto" w:after="120"/>
+      <w:spacing w:line="276" w:lineRule="auto" w:after="80"/>
       <w:jc w:val="both"/>
     </w:pPr>
     <w:rPr>
       <w:rFonts w:ascii="Calibri" w:hAnsi="Calibri"/>
       <w:color w:val="334155"/>
-      <w:sz w:val="22"/>
+      <w:sz w:val="21"/>
     </w:rPr>
   </w:style>
   <w:style w:type="paragraph" w:styleId="Header">
